--- a/mode_docx_gen/pmi_mtzt/template.docx
+++ b/mode_docx_gen/pmi_mtzt/template.docx
@@ -451,7 +451,7 @@
       <w:r>
         <w:fldChar w:fldCharType="separate"/>
       </w:r>
-      <w:hyperlink w:anchor="_Toc192675546" w:history="1">
+      <w:hyperlink w:anchor="_Toc193978209" w:history="1">
         <w:r>
           <w:rPr>
             <w:rStyle w:val="af4"/>
@@ -495,7 +495,7 @@
             <w:noProof/>
             <w:webHidden/>
           </w:rPr>
-          <w:instrText xml:space="preserve"> PAGEREF _Toc192675546 \h </w:instrText>
+          <w:instrText xml:space="preserve"> PAGEREF _Toc193978209 \h </w:instrText>
         </w:r>
         <w:r>
           <w:rPr>
@@ -529,9 +529,6 @@
     <w:p>
       <w:pPr>
         <w:pStyle w:val="22"/>
-        <w:tabs>
-          <w:tab w:val="left" w:pos="1100"/>
-        </w:tabs>
         <w:rPr>
           <w:rFonts w:asciiTheme="minorHAnsi" w:eastAsiaTheme="minorEastAsia" w:hAnsiTheme="minorHAnsi"/>
           <w:noProof/>
@@ -540,30 +537,13 @@
           <w:lang w:val="en-US"/>
         </w:rPr>
       </w:pPr>
-      <w:hyperlink w:anchor="_Toc192675547" w:history="1">
+      <w:hyperlink w:anchor="_Toc193978210" w:history="1">
         <w:r>
           <w:rPr>
             <w:rStyle w:val="af4"/>
             <w:noProof/>
           </w:rPr>
-          <w:t>1.1</w:t>
-        </w:r>
-        <w:r>
-          <w:rPr>
-            <w:rFonts w:asciiTheme="minorHAnsi" w:eastAsiaTheme="minorEastAsia" w:hAnsiTheme="minorHAnsi"/>
-            <w:noProof/>
-            <w:color w:val="auto"/>
-            <w:sz w:val="22"/>
-            <w:lang w:val="en-US"/>
-          </w:rPr>
-          <w:tab/>
-        </w:r>
-        <w:r>
-          <w:rPr>
-            <w:rStyle w:val="af4"/>
-            <w:noProof/>
-          </w:rPr>
-          <w:t>Цель проведения испытаний</w:t>
+          <w:t>1.1 Цель проведения испытаний</w:t>
         </w:r>
         <w:r>
           <w:rPr>
@@ -584,7 +564,7 @@
             <w:noProof/>
             <w:webHidden/>
           </w:rPr>
-          <w:instrText xml:space="preserve"> PAGEREF _Toc192675547 \h </w:instrText>
+          <w:instrText xml:space="preserve"> PAGEREF _Toc193978210 \h </w:instrText>
         </w:r>
         <w:r>
           <w:rPr>
@@ -618,9 +598,6 @@
     <w:p>
       <w:pPr>
         <w:pStyle w:val="22"/>
-        <w:tabs>
-          <w:tab w:val="left" w:pos="1100"/>
-        </w:tabs>
         <w:rPr>
           <w:rFonts w:asciiTheme="minorHAnsi" w:eastAsiaTheme="minorEastAsia" w:hAnsiTheme="minorHAnsi"/>
           <w:noProof/>
@@ -629,30 +606,13 @@
           <w:lang w:val="en-US"/>
         </w:rPr>
       </w:pPr>
-      <w:hyperlink w:anchor="_Toc192675548" w:history="1">
+      <w:hyperlink w:anchor="_Toc193978211" w:history="1">
         <w:r>
           <w:rPr>
             <w:rStyle w:val="af4"/>
             <w:noProof/>
           </w:rPr>
-          <w:t>1.2</w:t>
-        </w:r>
-        <w:r>
-          <w:rPr>
-            <w:rFonts w:asciiTheme="minorHAnsi" w:eastAsiaTheme="minorEastAsia" w:hAnsiTheme="minorHAnsi"/>
-            <w:noProof/>
-            <w:color w:val="auto"/>
-            <w:sz w:val="22"/>
-            <w:lang w:val="en-US"/>
-          </w:rPr>
-          <w:tab/>
-        </w:r>
-        <w:r>
-          <w:rPr>
-            <w:rStyle w:val="af4"/>
-            <w:noProof/>
-          </w:rPr>
-          <w:t>Место проведения испытаний</w:t>
+          <w:t>1.2 Место проведения испытаний</w:t>
         </w:r>
         <w:r>
           <w:rPr>
@@ -673,7 +633,7 @@
             <w:noProof/>
             <w:webHidden/>
           </w:rPr>
-          <w:instrText xml:space="preserve"> PAGEREF _Toc192675548 \h </w:instrText>
+          <w:instrText xml:space="preserve"> PAGEREF _Toc193978211 \h </w:instrText>
         </w:r>
         <w:r>
           <w:rPr>
@@ -707,9 +667,6 @@
     <w:p>
       <w:pPr>
         <w:pStyle w:val="22"/>
-        <w:tabs>
-          <w:tab w:val="left" w:pos="1100"/>
-        </w:tabs>
         <w:rPr>
           <w:rFonts w:asciiTheme="minorHAnsi" w:eastAsiaTheme="minorEastAsia" w:hAnsiTheme="minorHAnsi"/>
           <w:noProof/>
@@ -718,30 +675,13 @@
           <w:lang w:val="en-US"/>
         </w:rPr>
       </w:pPr>
-      <w:hyperlink w:anchor="_Toc192675549" w:history="1">
+      <w:hyperlink w:anchor="_Toc193978212" w:history="1">
         <w:r>
           <w:rPr>
             <w:rStyle w:val="af4"/>
             <w:noProof/>
           </w:rPr>
-          <w:t>1.3</w:t>
-        </w:r>
-        <w:r>
-          <w:rPr>
-            <w:rFonts w:asciiTheme="minorHAnsi" w:eastAsiaTheme="minorEastAsia" w:hAnsiTheme="minorHAnsi"/>
-            <w:noProof/>
-            <w:color w:val="auto"/>
-            <w:sz w:val="22"/>
-            <w:lang w:val="en-US"/>
-          </w:rPr>
-          <w:tab/>
-        </w:r>
-        <w:r>
-          <w:rPr>
-            <w:rStyle w:val="af4"/>
-            <w:noProof/>
-          </w:rPr>
-          <w:t>Информация об объекте испытаний</w:t>
+          <w:t>1.3 Информация об объекте испытаний</w:t>
         </w:r>
         <w:r>
           <w:rPr>
@@ -762,7 +702,7 @@
             <w:noProof/>
             <w:webHidden/>
           </w:rPr>
-          <w:instrText xml:space="preserve"> PAGEREF _Toc192675549 \h </w:instrText>
+          <w:instrText xml:space="preserve"> PAGEREF _Toc193978212 \h </w:instrText>
         </w:r>
         <w:r>
           <w:rPr>
@@ -796,9 +736,6 @@
     <w:p>
       <w:pPr>
         <w:pStyle w:val="22"/>
-        <w:tabs>
-          <w:tab w:val="left" w:pos="1100"/>
-        </w:tabs>
         <w:rPr>
           <w:rFonts w:asciiTheme="minorHAnsi" w:eastAsiaTheme="minorEastAsia" w:hAnsiTheme="minorHAnsi"/>
           <w:noProof/>
@@ -807,30 +744,13 @@
           <w:lang w:val="en-US"/>
         </w:rPr>
       </w:pPr>
-      <w:hyperlink w:anchor="_Toc192675550" w:history="1">
+      <w:hyperlink w:anchor="_Toc193978213" w:history="1">
         <w:r>
           <w:rPr>
             <w:rStyle w:val="af4"/>
             <w:noProof/>
           </w:rPr>
-          <w:t>1.4</w:t>
-        </w:r>
-        <w:r>
-          <w:rPr>
-            <w:rFonts w:asciiTheme="minorHAnsi" w:eastAsiaTheme="minorEastAsia" w:hAnsiTheme="minorHAnsi"/>
-            <w:noProof/>
-            <w:color w:val="auto"/>
-            <w:sz w:val="22"/>
-            <w:lang w:val="en-US"/>
-          </w:rPr>
-          <w:tab/>
-        </w:r>
-        <w:r>
-          <w:rPr>
-            <w:rStyle w:val="af4"/>
-            <w:noProof/>
-          </w:rPr>
-          <w:t>Период проведения испытаний</w:t>
+          <w:t>1.4 Период проведения испытаний</w:t>
         </w:r>
         <w:r>
           <w:rPr>
@@ -851,7 +771,7 @@
             <w:noProof/>
             <w:webHidden/>
           </w:rPr>
-          <w:instrText xml:space="preserve"> PAGEREF _Toc192675550 \h </w:instrText>
+          <w:instrText xml:space="preserve"> PAGEREF _Toc193978213 \h </w:instrText>
         </w:r>
         <w:r>
           <w:rPr>
@@ -885,9 +805,6 @@
     <w:p>
       <w:pPr>
         <w:pStyle w:val="22"/>
-        <w:tabs>
-          <w:tab w:val="left" w:pos="1100"/>
-        </w:tabs>
         <w:rPr>
           <w:rFonts w:asciiTheme="minorHAnsi" w:eastAsiaTheme="minorEastAsia" w:hAnsiTheme="minorHAnsi"/>
           <w:noProof/>
@@ -896,30 +813,13 @@
           <w:lang w:val="en-US"/>
         </w:rPr>
       </w:pPr>
-      <w:hyperlink w:anchor="_Toc192675551" w:history="1">
+      <w:hyperlink w:anchor="_Toc193978214" w:history="1">
         <w:r>
           <w:rPr>
             <w:rStyle w:val="af4"/>
             <w:noProof/>
           </w:rPr>
-          <w:t>1.5</w:t>
-        </w:r>
-        <w:r>
-          <w:rPr>
-            <w:rFonts w:asciiTheme="minorHAnsi" w:eastAsiaTheme="minorEastAsia" w:hAnsiTheme="minorHAnsi"/>
-            <w:noProof/>
-            <w:color w:val="auto"/>
-            <w:sz w:val="22"/>
-            <w:lang w:val="en-US"/>
-          </w:rPr>
-          <w:tab/>
-        </w:r>
-        <w:r>
-          <w:rPr>
-            <w:rStyle w:val="af4"/>
-            <w:noProof/>
-          </w:rPr>
-          <w:t>Условия проведения испытаний и измерений</w:t>
+          <w:t>1.5 Условия проведения испытаний и измерений</w:t>
         </w:r>
         <w:r>
           <w:rPr>
@@ -940,7 +840,7 @@
             <w:noProof/>
             <w:webHidden/>
           </w:rPr>
-          <w:instrText xml:space="preserve"> PAGEREF _Toc192675551 \h </w:instrText>
+          <w:instrText xml:space="preserve"> PAGEREF _Toc193978214 \h </w:instrText>
         </w:r>
         <w:r>
           <w:rPr>
@@ -974,9 +874,6 @@
     <w:p>
       <w:pPr>
         <w:pStyle w:val="22"/>
-        <w:tabs>
-          <w:tab w:val="left" w:pos="1100"/>
-        </w:tabs>
         <w:rPr>
           <w:rFonts w:asciiTheme="minorHAnsi" w:eastAsiaTheme="minorEastAsia" w:hAnsiTheme="minorHAnsi"/>
           <w:noProof/>
@@ -985,30 +882,13 @@
           <w:lang w:val="en-US"/>
         </w:rPr>
       </w:pPr>
-      <w:hyperlink w:anchor="_Toc192675552" w:history="1">
+      <w:hyperlink w:anchor="_Toc193978215" w:history="1">
         <w:r>
           <w:rPr>
             <w:rStyle w:val="af4"/>
             <w:noProof/>
           </w:rPr>
-          <w:t>1.6</w:t>
-        </w:r>
-        <w:r>
-          <w:rPr>
-            <w:rFonts w:asciiTheme="minorHAnsi" w:eastAsiaTheme="minorEastAsia" w:hAnsiTheme="minorHAnsi"/>
-            <w:noProof/>
-            <w:color w:val="auto"/>
-            <w:sz w:val="22"/>
-            <w:lang w:val="en-US"/>
-          </w:rPr>
-          <w:tab/>
-        </w:r>
-        <w:r>
-          <w:rPr>
-            <w:rStyle w:val="af4"/>
-            <w:noProof/>
-          </w:rPr>
-          <w:t>Нормативная документация</w:t>
+          <w:t>1.6 Нормативная документация</w:t>
         </w:r>
         <w:r>
           <w:rPr>
@@ -1029,7 +909,7 @@
             <w:noProof/>
             <w:webHidden/>
           </w:rPr>
-          <w:instrText xml:space="preserve"> PAGEREF _Toc192675552 \h </w:instrText>
+          <w:instrText xml:space="preserve"> PAGEREF _Toc193978215 \h </w:instrText>
         </w:r>
         <w:r>
           <w:rPr>
@@ -1063,9 +943,6 @@
     <w:p>
       <w:pPr>
         <w:pStyle w:val="22"/>
-        <w:tabs>
-          <w:tab w:val="left" w:pos="1100"/>
-        </w:tabs>
         <w:rPr>
           <w:rFonts w:asciiTheme="minorHAnsi" w:eastAsiaTheme="minorEastAsia" w:hAnsiTheme="minorHAnsi"/>
           <w:noProof/>
@@ -1074,30 +951,13 @@
           <w:lang w:val="en-US"/>
         </w:rPr>
       </w:pPr>
-      <w:hyperlink w:anchor="_Toc192675553" w:history="1">
+      <w:hyperlink w:anchor="_Toc193978216" w:history="1">
         <w:r>
           <w:rPr>
             <w:rStyle w:val="af4"/>
             <w:noProof/>
           </w:rPr>
-          <w:t>1.7</w:t>
-        </w:r>
-        <w:r>
-          <w:rPr>
-            <w:rFonts w:asciiTheme="minorHAnsi" w:eastAsiaTheme="minorEastAsia" w:hAnsiTheme="minorHAnsi"/>
-            <w:noProof/>
-            <w:color w:val="auto"/>
-            <w:sz w:val="22"/>
-            <w:lang w:val="en-US"/>
-          </w:rPr>
-          <w:tab/>
-        </w:r>
-        <w:r>
-          <w:rPr>
-            <w:rStyle w:val="af4"/>
-            <w:noProof/>
-          </w:rPr>
-          <w:t>Перечень используемых средств измерений (СИ), испытательного оборудования (ИО) и вспомогательного оборудования (ВО)</w:t>
+          <w:t>1.7 Перечень используемых средств измерений (СИ), испытательного оборудования (ИО) и вспомогательного оборудования (ВО)</w:t>
         </w:r>
         <w:r>
           <w:rPr>
@@ -1118,7 +978,7 @@
             <w:noProof/>
             <w:webHidden/>
           </w:rPr>
-          <w:instrText xml:space="preserve"> PAGEREF _Toc192675553 \h </w:instrText>
+          <w:instrText xml:space="preserve"> PAGEREF _Toc193978216 \h </w:instrText>
         </w:r>
         <w:r>
           <w:rPr>
@@ -1164,7 +1024,7 @@
           <w:lang w:val="en-US"/>
         </w:rPr>
       </w:pPr>
-      <w:hyperlink w:anchor="_Toc192675554" w:history="1">
+      <w:hyperlink w:anchor="_Toc193978217" w:history="1">
         <w:r>
           <w:rPr>
             <w:rStyle w:val="af4"/>
@@ -1208,7 +1068,7 @@
             <w:noProof/>
             <w:webHidden/>
           </w:rPr>
-          <w:instrText xml:space="preserve"> PAGEREF _Toc192675554 \h </w:instrText>
+          <w:instrText xml:space="preserve"> PAGEREF _Toc193978217 \h </w:instrText>
         </w:r>
         <w:r>
           <w:rPr>
@@ -1242,9 +1102,6 @@
     <w:p>
       <w:pPr>
         <w:pStyle w:val="22"/>
-        <w:tabs>
-          <w:tab w:val="left" w:pos="1100"/>
-        </w:tabs>
         <w:rPr>
           <w:rFonts w:asciiTheme="minorHAnsi" w:eastAsiaTheme="minorEastAsia" w:hAnsiTheme="minorHAnsi"/>
           <w:noProof/>
@@ -1253,30 +1110,27 @@
           <w:lang w:val="en-US"/>
         </w:rPr>
       </w:pPr>
-      <w:hyperlink w:anchor="_Toc192675555" w:history="1">
+      <w:hyperlink w:anchor="_Toc193978218" w:history="1">
         <w:r>
           <w:rPr>
             <w:rStyle w:val="af4"/>
             <w:noProof/>
           </w:rPr>
-          <w:t>2.1</w:t>
-        </w:r>
-        <w:r>
-          <w:rPr>
-            <w:rFonts w:asciiTheme="minorHAnsi" w:eastAsiaTheme="minorEastAsia" w:hAnsiTheme="minorHAnsi"/>
-            <w:noProof/>
-            <w:color w:val="auto"/>
-            <w:sz w:val="22"/>
-            <w:lang w:val="en-US"/>
-          </w:rPr>
-          <w:tab/>
+          <w:t>2.1 Подкл</w:t>
         </w:r>
         <w:r>
           <w:rPr>
             <w:rStyle w:val="af4"/>
             <w:noProof/>
           </w:rPr>
-          <w:t>Подключение аналоговых цепей к устройству</w:t>
+          <w:t>ю</w:t>
+        </w:r>
+        <w:r>
+          <w:rPr>
+            <w:rStyle w:val="af4"/>
+            <w:noProof/>
+          </w:rPr>
+          <w:t>чение аналоговых цепей к устройству</w:t>
         </w:r>
         <w:r>
           <w:rPr>
@@ -1297,7 +1151,7 @@
             <w:noProof/>
             <w:webHidden/>
           </w:rPr>
-          <w:instrText xml:space="preserve"> PAGEREF _Toc192675555 \h </w:instrText>
+          <w:instrText xml:space="preserve"> PAGEREF _Toc193978218 \h </w:instrText>
         </w:r>
         <w:r>
           <w:rPr>
@@ -1331,9 +1185,6 @@
     <w:p>
       <w:pPr>
         <w:pStyle w:val="22"/>
-        <w:tabs>
-          <w:tab w:val="left" w:pos="1100"/>
-        </w:tabs>
         <w:rPr>
           <w:rFonts w:asciiTheme="minorHAnsi" w:eastAsiaTheme="minorEastAsia" w:hAnsiTheme="minorHAnsi"/>
           <w:noProof/>
@@ -1342,30 +1193,13 @@
           <w:lang w:val="en-US"/>
         </w:rPr>
       </w:pPr>
-      <w:hyperlink w:anchor="_Toc192675556" w:history="1">
+      <w:hyperlink w:anchor="_Toc193978219" w:history="1">
         <w:r>
           <w:rPr>
             <w:rStyle w:val="af4"/>
             <w:noProof/>
           </w:rPr>
-          <w:t>2.2</w:t>
-        </w:r>
-        <w:r>
-          <w:rPr>
-            <w:rFonts w:asciiTheme="minorHAnsi" w:eastAsiaTheme="minorEastAsia" w:hAnsiTheme="minorHAnsi"/>
-            <w:noProof/>
-            <w:color w:val="auto"/>
-            <w:sz w:val="22"/>
-            <w:lang w:val="en-US"/>
-          </w:rPr>
-          <w:tab/>
-        </w:r>
-        <w:r>
-          <w:rPr>
-            <w:rStyle w:val="af4"/>
-            <w:noProof/>
-          </w:rPr>
-          <w:t>Подключение дискретных входных и выходных цепей устройства</w:t>
+          <w:t>2.2 Подключение дискретных входных и выходных цепей устройства</w:t>
         </w:r>
         <w:r>
           <w:rPr>
@@ -1386,7 +1220,7 @@
             <w:noProof/>
             <w:webHidden/>
           </w:rPr>
-          <w:instrText xml:space="preserve"> PAGEREF _Toc192675556 \h </w:instrText>
+          <w:instrText xml:space="preserve"> PAGEREF _Toc193978219 \h </w:instrText>
         </w:r>
         <w:r>
           <w:rPr>
@@ -1420,9 +1254,6 @@
     <w:p>
       <w:pPr>
         <w:pStyle w:val="22"/>
-        <w:tabs>
-          <w:tab w:val="left" w:pos="1100"/>
-        </w:tabs>
         <w:rPr>
           <w:rFonts w:asciiTheme="minorHAnsi" w:eastAsiaTheme="minorEastAsia" w:hAnsiTheme="minorHAnsi"/>
           <w:noProof/>
@@ -1431,30 +1262,13 @@
           <w:lang w:val="en-US"/>
         </w:rPr>
       </w:pPr>
-      <w:hyperlink w:anchor="_Toc192675557" w:history="1">
+      <w:hyperlink w:anchor="_Toc193978220" w:history="1">
         <w:r>
           <w:rPr>
             <w:rStyle w:val="af4"/>
             <w:noProof/>
           </w:rPr>
-          <w:t>2.3</w:t>
-        </w:r>
-        <w:r>
-          <w:rPr>
-            <w:rFonts w:asciiTheme="minorHAnsi" w:eastAsiaTheme="minorEastAsia" w:hAnsiTheme="minorHAnsi"/>
-            <w:noProof/>
-            <w:color w:val="auto"/>
-            <w:sz w:val="22"/>
-            <w:lang w:val="en-US"/>
-          </w:rPr>
-          <w:tab/>
-        </w:r>
-        <w:r>
-          <w:rPr>
-            <w:rStyle w:val="af4"/>
-            <w:noProof/>
-          </w:rPr>
-          <w:t>Проверка функциональных клавиш и светодиодов</w:t>
+          <w:t>2.3 Проверка функциональных клавиш и светодиодов</w:t>
         </w:r>
         <w:r>
           <w:rPr>
@@ -1475,7 +1289,7 @@
             <w:noProof/>
             <w:webHidden/>
           </w:rPr>
-          <w:instrText xml:space="preserve"> PAGEREF _Toc192675557 \h </w:instrText>
+          <w:instrText xml:space="preserve"> PAGEREF _Toc193978220 \h </w:instrText>
         </w:r>
         <w:r>
           <w:rPr>
@@ -1509,9 +1323,6 @@
     <w:p>
       <w:pPr>
         <w:pStyle w:val="22"/>
-        <w:tabs>
-          <w:tab w:val="left" w:pos="1100"/>
-        </w:tabs>
         <w:rPr>
           <w:rFonts w:asciiTheme="minorHAnsi" w:eastAsiaTheme="minorEastAsia" w:hAnsiTheme="minorHAnsi"/>
           <w:noProof/>
@@ -1520,30 +1331,13 @@
           <w:lang w:val="en-US"/>
         </w:rPr>
       </w:pPr>
-      <w:hyperlink w:anchor="_Toc192675558" w:history="1">
+      <w:hyperlink w:anchor="_Toc193978221" w:history="1">
         <w:r>
           <w:rPr>
             <w:rStyle w:val="af4"/>
             <w:noProof/>
           </w:rPr>
-          <w:t>2.4</w:t>
-        </w:r>
-        <w:r>
-          <w:rPr>
-            <w:rFonts w:asciiTheme="minorHAnsi" w:eastAsiaTheme="minorEastAsia" w:hAnsiTheme="minorHAnsi"/>
-            <w:noProof/>
-            <w:color w:val="auto"/>
-            <w:sz w:val="22"/>
-            <w:lang w:val="en-US"/>
-          </w:rPr>
-          <w:tab/>
-        </w:r>
-        <w:r>
-          <w:rPr>
-            <w:rStyle w:val="af4"/>
-            <w:noProof/>
-          </w:rPr>
-          <w:t>Проверка взаимодействия функций блоков МТЗ, КЦН НН1, КЦН НН2,</w:t>
+          <w:t>2.4 Проверка взаимодействия функций блоков МТЗ, КЦН НН1, КЦН НН2,</w:t>
         </w:r>
         <w:r>
           <w:rPr>
@@ -1564,7 +1358,7 @@
             <w:noProof/>
             <w:webHidden/>
           </w:rPr>
-          <w:instrText xml:space="preserve"> PAGEREF _Toc192675558 \h </w:instrText>
+          <w:instrText xml:space="preserve"> PAGEREF _Toc193978221 \h </w:instrText>
         </w:r>
         <w:r>
           <w:rPr>
@@ -1645,7 +1439,7 @@
         <w:lastRenderedPageBreak/>
         <w:tab/>
       </w:r>
-      <w:bookmarkStart w:id="0" w:name="_Toc192675546"/>
+      <w:bookmarkStart w:id="0" w:name="_Toc193978209"/>
       <w:r>
         <w:t>ОБЩИЕ СВЕДЕНИЯ</w:t>
       </w:r>
@@ -1655,7 +1449,7 @@
       <w:pPr>
         <w:pStyle w:val="2"/>
       </w:pPr>
-      <w:bookmarkStart w:id="1" w:name="_Toc192675547"/>
+      <w:bookmarkStart w:id="1" w:name="_Toc193978210"/>
       <w:r>
         <w:t>Цель проведения испытаний</w:t>
       </w:r>
@@ -1673,7 +1467,7 @@
       <w:pPr>
         <w:pStyle w:val="2"/>
       </w:pPr>
-      <w:bookmarkStart w:id="2" w:name="_Toc192675548"/>
+      <w:bookmarkStart w:id="2" w:name="_Toc193978211"/>
       <w:r>
         <w:t>Место</w:t>
       </w:r>
@@ -1820,7 +1614,7 @@
       <w:pPr>
         <w:pStyle w:val="2"/>
       </w:pPr>
-      <w:bookmarkStart w:id="3" w:name="_Toc192675549"/>
+      <w:bookmarkStart w:id="3" w:name="_Toc193978212"/>
       <w:r>
         <w:t>Информация об объекте испытаний</w:t>
       </w:r>
@@ -2158,7 +1952,7 @@
       <w:pPr>
         <w:pStyle w:val="2"/>
       </w:pPr>
-      <w:bookmarkStart w:id="4" w:name="_Toc192675550"/>
+      <w:bookmarkStart w:id="4" w:name="_Toc193978213"/>
       <w:r>
         <w:t>Период проведения испытаний</w:t>
       </w:r>
@@ -2185,7 +1979,7 @@
       <w:pPr>
         <w:pStyle w:val="2"/>
       </w:pPr>
-      <w:bookmarkStart w:id="5" w:name="_Toc192675551"/>
+      <w:bookmarkStart w:id="5" w:name="_Toc193978214"/>
       <w:r>
         <w:t>Условия проведения испытаний и измерений</w:t>
       </w:r>
@@ -2203,7 +1997,7 @@
       <w:pPr>
         <w:pStyle w:val="2"/>
       </w:pPr>
-      <w:bookmarkStart w:id="6" w:name="_Toc192675552"/>
+      <w:bookmarkStart w:id="6" w:name="_Toc193978215"/>
       <w:r>
         <w:t>Нормативная документация</w:t>
       </w:r>
@@ -2224,7 +2018,7 @@
       <w:pPr>
         <w:pStyle w:val="2"/>
       </w:pPr>
-      <w:bookmarkStart w:id="7" w:name="_Toc192675553"/>
+      <w:bookmarkStart w:id="7" w:name="_Toc193978216"/>
       <w:r>
         <w:lastRenderedPageBreak/>
         <w:t>Перечень используемых средств измерений (СИ), испытательного оборудования (ИО) и вспомогательного оборудования (ВО)</w:t>
@@ -3735,7 +3529,7 @@
       <w:pPr>
         <w:pStyle w:val="1"/>
       </w:pPr>
-      <w:bookmarkStart w:id="8" w:name="_Toc192675554"/>
+      <w:bookmarkStart w:id="8" w:name="_Toc193978217"/>
       <w:r>
         <w:lastRenderedPageBreak/>
         <w:t>ПРОГРАММА И МЕТОДИКИ ПРОВЕДЕНИЯ ИСПЫТАНИЙ</w:t>
@@ -3746,7 +3540,7 @@
       <w:pPr>
         <w:pStyle w:val="2"/>
       </w:pPr>
-      <w:bookmarkStart w:id="9" w:name="_Toc192675555"/>
+      <w:bookmarkStart w:id="9" w:name="_Toc193978218"/>
       <w:r>
         <w:t>Подключение аналоговых цепей к устройству</w:t>
       </w:r>
@@ -3831,7 +3625,7 @@
           <v:shape id="_x0000_i1025" type="#_x0000_t75" style="width:199.85pt;height:200.45pt" o:ole="">
             <v:imagedata r:id="rId10" o:title=""/>
           </v:shape>
-          <o:OLEObject Type="Embed" ProgID="Acrobat.Document.DC" ShapeID="_x0000_i1025" DrawAspect="Content" ObjectID="_1803382577" r:id="rId11"/>
+          <o:OLEObject Type="Embed" ProgID="Acrobat.Document.DC" ShapeID="_x0000_i1025" DrawAspect="Content" ObjectID="_1804594825" r:id="rId11"/>
         </w:object>
       </w:r>
     </w:p>
@@ -3847,7 +3641,7 @@
       <w:pPr>
         <w:pStyle w:val="2"/>
       </w:pPr>
-      <w:bookmarkStart w:id="10" w:name="_Toc192675556"/>
+      <w:bookmarkStart w:id="10" w:name="_Toc193978219"/>
       <w:r>
         <w:t>Подключение дискретных входных и выходных цепей устройства</w:t>
       </w:r>
@@ -3873,7 +3667,7 @@
           <v:shape id="_x0000_i1026" type="#_x0000_t75" style="width:411.85pt;height:283.4pt" o:ole="">
             <v:imagedata r:id="rId12" o:title=""/>
           </v:shape>
-          <o:OLEObject Type="Embed" ProgID="Acrobat.Document.DC" ShapeID="_x0000_i1026" DrawAspect="Content" ObjectID="_1803382578" r:id="rId13"/>
+          <o:OLEObject Type="Embed" ProgID="Acrobat.Document.DC" ShapeID="_x0000_i1026" DrawAspect="Content" ObjectID="_1804594826" r:id="rId13"/>
         </w:object>
       </w:r>
     </w:p>
@@ -3889,7 +3683,7 @@
       <w:pPr>
         <w:pStyle w:val="2"/>
       </w:pPr>
-      <w:bookmarkStart w:id="11" w:name="_Toc192675557"/>
+      <w:bookmarkStart w:id="11" w:name="_Toc193978220"/>
       <w:r>
         <w:lastRenderedPageBreak/>
         <w:t>Проверка функциональных клавиш и светодиодов</w:t>
@@ -7368,7 +7162,7 @@
       <w:pPr>
         <w:pStyle w:val="2"/>
       </w:pPr>
-      <w:bookmarkStart w:id="13" w:name="_Toc192675558"/>
+      <w:bookmarkStart w:id="13" w:name="_Toc193978221"/>
       <w:r>
         <w:t>Проверка взаимодействия функций блоков МТЗ, КЦН НН1, КЦН НН2,</w:t>
       </w:r>
@@ -8353,8 +8147,887 @@
       <w:r>
         <w:t>ЮНИТ-М300 для проверки КЦН НН</w:t>
       </w:r>
+    </w:p>
+    <w:tbl>
+      <w:tblPr>
+        <w:tblStyle w:val="21"/>
+        <w:tblW w:w="0" w:type="auto"/>
+        <w:tblLook w:val="04A0" w:firstRow="1" w:lastRow="0" w:firstColumn="1" w:lastColumn="0" w:noHBand="0" w:noVBand="1"/>
+      </w:tblPr>
+      <w:tblGrid>
+        <w:gridCol w:w="2482"/>
+        <w:gridCol w:w="2062"/>
+        <w:gridCol w:w="5061"/>
+      </w:tblGrid>
+      <w:tr>
+        <w:trPr>
+          <w:cnfStyle w:val="100000000000" w:firstRow="1" w:lastRow="0" w:firstColumn="0" w:lastColumn="0" w:oddVBand="0" w:evenVBand="0" w:oddHBand="0" w:evenHBand="0" w:firstRowFirstColumn="0" w:firstRowLastColumn="0" w:lastRowFirstColumn="0" w:lastRowLastColumn="0"/>
+        </w:trPr>
+        <w:tc>
+          <w:tcPr>
+            <w:tcW w:w="2482" w:type="dxa"/>
+          </w:tcPr>
+          <w:p>
+            <w:pPr>
+              <w:rPr>
+                <w:b w:val="0"/>
+                <w:sz w:val="22"/>
+              </w:rPr>
+            </w:pPr>
+            <w:r>
+              <w:rPr>
+                <w:b w:val="0"/>
+                <w:sz w:val="22"/>
+              </w:rPr>
+              <w:t>Клемма на устройстве ЮНИТ-М300</w:t>
+            </w:r>
+          </w:p>
+        </w:tc>
+        <w:tc>
+          <w:tcPr>
+            <w:tcW w:w="2062" w:type="dxa"/>
+          </w:tcPr>
+          <w:p>
+            <w:pPr>
+              <w:rPr>
+                <w:b w:val="0"/>
+                <w:sz w:val="22"/>
+              </w:rPr>
+            </w:pPr>
+            <w:r>
+              <w:rPr>
+                <w:b w:val="0"/>
+                <w:sz w:val="22"/>
+              </w:rPr>
+              <w:t xml:space="preserve">Номер ДВ </w:t>
+            </w:r>
+          </w:p>
+        </w:tc>
+        <w:tc>
+          <w:tcPr>
+            <w:tcW w:w="5061" w:type="dxa"/>
+          </w:tcPr>
+          <w:p>
+            <w:pPr>
+              <w:rPr>
+                <w:b w:val="0"/>
+                <w:sz w:val="22"/>
+              </w:rPr>
+            </w:pPr>
+            <w:r>
+              <w:rPr>
+                <w:b w:val="0"/>
+                <w:sz w:val="22"/>
+              </w:rPr>
+              <w:t>Наименование сигнала на ФСУ</w:t>
+            </w:r>
+          </w:p>
+        </w:tc>
+      </w:tr>
+      <w:tr>
+        <w:tc>
+          <w:tcPr>
+            <w:tcW w:w="2482" w:type="dxa"/>
+          </w:tcPr>
+          <w:p>
+            <w:pPr>
+              <w:pStyle w:val="af0"/>
+            </w:pPr>
+            <w:r>
+              <w:t>М3.</w:t>
+            </w:r>
+            <w:r>
+              <w:rPr>
+                <w:lang w:val="en-US"/>
+              </w:rPr>
+              <w:t>XB</w:t>
+            </w:r>
+            <w:r>
+              <w:t>:1</w:t>
+            </w:r>
+          </w:p>
+        </w:tc>
+        <w:tc>
+          <w:tcPr>
+            <w:tcW w:w="2062" w:type="dxa"/>
+          </w:tcPr>
+          <w:p>
+            <w:pPr>
+              <w:pStyle w:val="af0"/>
+            </w:pPr>
+            <w:r>
+              <w:t>М3.</w:t>
+            </w:r>
+            <w:r>
+              <w:t>1</w:t>
+            </w:r>
+          </w:p>
+        </w:tc>
+        <w:tc>
+          <w:tcPr>
+            <w:tcW w:w="5061" w:type="dxa"/>
+          </w:tcPr>
+          <w:p>
+            <w:pPr>
+              <w:pStyle w:val="af0"/>
+              <w:jc w:val="left"/>
+            </w:pPr>
+            <w:r>
+              <w:t>Вывод терминала</w:t>
+            </w:r>
+          </w:p>
+        </w:tc>
+      </w:tr>
+      <w:tr>
+        <w:tc>
+          <w:tcPr>
+            <w:tcW w:w="2482" w:type="dxa"/>
+          </w:tcPr>
+          <w:p>
+            <w:pPr>
+              <w:pStyle w:val="af0"/>
+            </w:pPr>
+            <w:r>
+              <w:t>М3.</w:t>
+            </w:r>
+            <w:r>
+              <w:rPr>
+                <w:lang w:val="en-US"/>
+              </w:rPr>
+              <w:t>XB</w:t>
+            </w:r>
+            <w:r>
+              <w:t>:</w:t>
+            </w:r>
+            <w:r>
+              <w:t>2</w:t>
+            </w:r>
+          </w:p>
+        </w:tc>
+        <w:tc>
+          <w:tcPr>
+            <w:tcW w:w="2062" w:type="dxa"/>
+          </w:tcPr>
+          <w:p>
+            <w:pPr>
+              <w:pStyle w:val="af0"/>
+            </w:pPr>
+            <w:r>
+              <w:t>М3.</w:t>
+            </w:r>
+            <w:r>
+              <w:t>2</w:t>
+            </w:r>
+          </w:p>
+        </w:tc>
+        <w:tc>
+          <w:tcPr>
+            <w:tcW w:w="5061" w:type="dxa"/>
+          </w:tcPr>
+          <w:p>
+            <w:pPr>
+              <w:pStyle w:val="af0"/>
+              <w:jc w:val="left"/>
+            </w:pPr>
+            <w:r>
+              <w:t>ОВ КЦН</w:t>
+            </w:r>
+          </w:p>
+        </w:tc>
+      </w:tr>
+      <w:tr>
+        <w:tc>
+          <w:tcPr>
+            <w:tcW w:w="2482" w:type="dxa"/>
+          </w:tcPr>
+          <w:p>
+            <w:pPr>
+              <w:pStyle w:val="af0"/>
+            </w:pPr>
+            <w:r>
+              <w:t>М3.</w:t>
+            </w:r>
+            <w:r>
+              <w:rPr>
+                <w:lang w:val="en-US"/>
+              </w:rPr>
+              <w:t>XB:</w:t>
+            </w:r>
+            <w:r>
+              <w:t>3</w:t>
+            </w:r>
+          </w:p>
+        </w:tc>
+        <w:tc>
+          <w:tcPr>
+            <w:tcW w:w="2062" w:type="dxa"/>
+          </w:tcPr>
+          <w:p>
+            <w:pPr>
+              <w:pStyle w:val="af0"/>
+              <w:rPr>
+                <w:lang w:val="en-US"/>
+              </w:rPr>
+            </w:pPr>
+            <w:r>
+              <w:t>М3.</w:t>
+            </w:r>
+            <w:r>
+              <w:rPr>
+                <w:lang w:val="en-US"/>
+              </w:rPr>
+              <w:t>3</w:t>
+            </w:r>
+          </w:p>
+        </w:tc>
+        <w:tc>
+          <w:tcPr>
+            <w:tcW w:w="5061" w:type="dxa"/>
+          </w:tcPr>
+          <w:p>
+            <w:pPr>
+              <w:pStyle w:val="af0"/>
+              <w:jc w:val="left"/>
+            </w:pPr>
+            <w:r>
+              <w:t>Срабатывание внешнего БНН</w:t>
+            </w:r>
+          </w:p>
+        </w:tc>
+      </w:tr>
+      <w:tr>
+        <w:tc>
+          <w:tcPr>
+            <w:tcW w:w="2482" w:type="dxa"/>
+          </w:tcPr>
+          <w:p>
+            <w:pPr>
+              <w:pStyle w:val="af0"/>
+            </w:pPr>
+            <w:r>
+              <w:t>М3</w:t>
+            </w:r>
+            <w:r>
+              <w:rPr>
+                <w:lang w:val="en-US"/>
+              </w:rPr>
+              <w:t>.XB:</w:t>
+            </w:r>
+            <w:r>
+              <w:t>4</w:t>
+            </w:r>
+          </w:p>
+        </w:tc>
+        <w:tc>
+          <w:tcPr>
+            <w:tcW w:w="2062" w:type="dxa"/>
+          </w:tcPr>
+          <w:p>
+            <w:pPr>
+              <w:pStyle w:val="af0"/>
+              <w:rPr>
+                <w:lang w:val="en-US"/>
+              </w:rPr>
+            </w:pPr>
+            <w:r>
+              <w:t>М3</w:t>
+            </w:r>
+            <w:r>
+              <w:rPr>
+                <w:lang w:val="en-US"/>
+              </w:rPr>
+              <w:t>.4</w:t>
+            </w:r>
+          </w:p>
+        </w:tc>
+        <w:tc>
+          <w:tcPr>
+            <w:tcW w:w="5061" w:type="dxa"/>
+          </w:tcPr>
+          <w:p>
+            <w:pPr>
+              <w:pStyle w:val="af0"/>
+              <w:jc w:val="left"/>
+            </w:pPr>
+            <w:r>
+              <w:t>Резерв</w:t>
+            </w:r>
+          </w:p>
+        </w:tc>
+      </w:tr>
+      <w:tr>
+        <w:tc>
+          <w:tcPr>
+            <w:tcW w:w="2482" w:type="dxa"/>
+          </w:tcPr>
+          <w:p>
+            <w:pPr>
+              <w:pStyle w:val="af0"/>
+            </w:pPr>
+            <w:r>
+              <w:t>М3</w:t>
+            </w:r>
+            <w:r>
+              <w:rPr>
+                <w:lang w:val="en-US"/>
+              </w:rPr>
+              <w:t>.XB:</w:t>
+            </w:r>
+            <w:r>
+              <w:t>5</w:t>
+            </w:r>
+          </w:p>
+        </w:tc>
+        <w:tc>
+          <w:tcPr>
+            <w:tcW w:w="2062" w:type="dxa"/>
+          </w:tcPr>
+          <w:p>
+            <w:pPr>
+              <w:pStyle w:val="af0"/>
+              <w:rPr>
+                <w:lang w:val="en-US"/>
+              </w:rPr>
+            </w:pPr>
+            <w:r>
+              <w:t>М3</w:t>
+            </w:r>
+            <w:r>
+              <w:rPr>
+                <w:lang w:val="en-US"/>
+              </w:rPr>
+              <w:t>.5</w:t>
+            </w:r>
+          </w:p>
+        </w:tc>
+        <w:tc>
+          <w:tcPr>
+            <w:tcW w:w="5061" w:type="dxa"/>
+          </w:tcPr>
+          <w:p>
+            <w:pPr>
+              <w:pStyle w:val="af0"/>
+              <w:jc w:val="left"/>
+            </w:pPr>
+            <w:r>
+              <w:t>Резерв</w:t>
+            </w:r>
+          </w:p>
+        </w:tc>
+      </w:tr>
+      <w:tr>
+        <w:tc>
+          <w:tcPr>
+            <w:tcW w:w="2482" w:type="dxa"/>
+          </w:tcPr>
+          <w:p>
+            <w:pPr>
+              <w:pStyle w:val="af0"/>
+              <w:rPr>
+                <w:lang w:val="en-US"/>
+              </w:rPr>
+            </w:pPr>
+            <w:r>
+              <w:t>М</w:t>
+            </w:r>
+            <w:r>
+              <w:rPr>
+                <w:lang w:val="en-US"/>
+              </w:rPr>
+              <w:t>3.XB:6</w:t>
+            </w:r>
+          </w:p>
+        </w:tc>
+        <w:tc>
+          <w:tcPr>
+            <w:tcW w:w="2062" w:type="dxa"/>
+          </w:tcPr>
+          <w:p>
+            <w:pPr>
+              <w:pStyle w:val="af0"/>
+              <w:rPr>
+                <w:lang w:val="en-US"/>
+              </w:rPr>
+            </w:pPr>
+            <w:r>
+              <w:t>М</w:t>
+            </w:r>
+            <w:r>
+              <w:rPr>
+                <w:lang w:val="en-US"/>
+              </w:rPr>
+              <w:t>3.6</w:t>
+            </w:r>
+          </w:p>
+        </w:tc>
+        <w:tc>
+          <w:tcPr>
+            <w:tcW w:w="5061" w:type="dxa"/>
+          </w:tcPr>
+          <w:p>
+            <w:pPr>
+              <w:pStyle w:val="af0"/>
+              <w:jc w:val="left"/>
+            </w:pPr>
+            <w:r>
+              <w:t>Резерв</w:t>
+            </w:r>
+          </w:p>
+        </w:tc>
+      </w:tr>
+      <w:tr>
+        <w:tc>
+          <w:tcPr>
+            <w:tcW w:w="2482" w:type="dxa"/>
+          </w:tcPr>
+          <w:p>
+            <w:pPr>
+              <w:pStyle w:val="af0"/>
+              <w:rPr>
+                <w:lang w:val="en-US"/>
+              </w:rPr>
+            </w:pPr>
+            <w:r>
+              <w:t>М</w:t>
+            </w:r>
+            <w:r>
+              <w:rPr>
+                <w:lang w:val="en-US"/>
+              </w:rPr>
+              <w:t>3.XB:7</w:t>
+            </w:r>
+          </w:p>
+        </w:tc>
+        <w:tc>
+          <w:tcPr>
+            <w:tcW w:w="2062" w:type="dxa"/>
+          </w:tcPr>
+          <w:p>
+            <w:pPr>
+              <w:pStyle w:val="af0"/>
+              <w:rPr>
+                <w:lang w:val="en-US"/>
+              </w:rPr>
+            </w:pPr>
+            <w:r>
+              <w:t>М</w:t>
+            </w:r>
+            <w:r>
+              <w:rPr>
+                <w:lang w:val="en-US"/>
+              </w:rPr>
+              <w:t>3.7</w:t>
+            </w:r>
+          </w:p>
+        </w:tc>
+        <w:tc>
+          <w:tcPr>
+            <w:tcW w:w="5061" w:type="dxa"/>
+          </w:tcPr>
+          <w:p>
+            <w:pPr>
+              <w:pStyle w:val="af0"/>
+              <w:jc w:val="left"/>
+            </w:pPr>
+            <w:r>
+              <w:t>Резерв</w:t>
+            </w:r>
+          </w:p>
+        </w:tc>
+      </w:tr>
+      <w:tr>
+        <w:tc>
+          <w:tcPr>
+            <w:tcW w:w="2482" w:type="dxa"/>
+          </w:tcPr>
+          <w:p>
+            <w:pPr>
+              <w:pStyle w:val="af0"/>
+              <w:rPr>
+                <w:lang w:val="en-US"/>
+              </w:rPr>
+            </w:pPr>
+            <w:r>
+              <w:t>М</w:t>
+            </w:r>
+            <w:r>
+              <w:rPr>
+                <w:lang w:val="en-US"/>
+              </w:rPr>
+              <w:t>3.XB:9</w:t>
+            </w:r>
+          </w:p>
+        </w:tc>
+        <w:tc>
+          <w:tcPr>
+            <w:tcW w:w="2062" w:type="dxa"/>
+          </w:tcPr>
+          <w:p>
+            <w:pPr>
+              <w:pStyle w:val="af0"/>
+              <w:rPr>
+                <w:lang w:val="en-US"/>
+              </w:rPr>
+            </w:pPr>
+            <w:r>
+              <w:t>М</w:t>
+            </w:r>
+            <w:r>
+              <w:rPr>
+                <w:lang w:val="en-US"/>
+              </w:rPr>
+              <w:t>3.8</w:t>
+            </w:r>
+          </w:p>
+        </w:tc>
+        <w:tc>
+          <w:tcPr>
+            <w:tcW w:w="5061" w:type="dxa"/>
+          </w:tcPr>
+          <w:p>
+            <w:pPr>
+              <w:pStyle w:val="af0"/>
+              <w:jc w:val="left"/>
+            </w:pPr>
+            <w:r>
+              <w:t>Резерв</w:t>
+            </w:r>
+          </w:p>
+        </w:tc>
+      </w:tr>
+      <w:tr>
+        <w:tc>
+          <w:tcPr>
+            <w:tcW w:w="2482" w:type="dxa"/>
+          </w:tcPr>
+          <w:p>
+            <w:pPr>
+              <w:pStyle w:val="af0"/>
+              <w:rPr>
+                <w:lang w:val="en-US"/>
+              </w:rPr>
+            </w:pPr>
+            <w:r>
+              <w:t>М</w:t>
+            </w:r>
+            <w:r>
+              <w:rPr>
+                <w:lang w:val="en-US"/>
+              </w:rPr>
+              <w:t>3.XB:10</w:t>
+            </w:r>
+          </w:p>
+        </w:tc>
+        <w:tc>
+          <w:tcPr>
+            <w:tcW w:w="2062" w:type="dxa"/>
+          </w:tcPr>
+          <w:p>
+            <w:pPr>
+              <w:pStyle w:val="af0"/>
+              <w:rPr>
+                <w:lang w:val="en-US"/>
+              </w:rPr>
+            </w:pPr>
+            <w:r>
+              <w:t>М</w:t>
+            </w:r>
+            <w:r>
+              <w:rPr>
+                <w:lang w:val="en-US"/>
+              </w:rPr>
+              <w:t>3.9</w:t>
+            </w:r>
+          </w:p>
+        </w:tc>
+        <w:tc>
+          <w:tcPr>
+            <w:tcW w:w="5061" w:type="dxa"/>
+          </w:tcPr>
+          <w:p>
+            <w:pPr>
+              <w:pStyle w:val="af0"/>
+              <w:jc w:val="left"/>
+            </w:pPr>
+            <w:r>
+              <w:t>Резерв</w:t>
+            </w:r>
+          </w:p>
+        </w:tc>
+      </w:tr>
+      <w:tr>
+        <w:tc>
+          <w:tcPr>
+            <w:tcW w:w="2482" w:type="dxa"/>
+          </w:tcPr>
+          <w:p>
+            <w:pPr>
+              <w:pStyle w:val="af0"/>
+            </w:pPr>
+            <w:r>
+              <w:t>М</w:t>
+            </w:r>
+            <w:r>
+              <w:rPr>
+                <w:lang w:val="en-US"/>
+              </w:rPr>
+              <w:t>3.XB:</w:t>
+            </w:r>
+            <w:r>
+              <w:t>11</w:t>
+            </w:r>
+          </w:p>
+        </w:tc>
+        <w:tc>
+          <w:tcPr>
+            <w:tcW w:w="2062" w:type="dxa"/>
+          </w:tcPr>
+          <w:p>
+            <w:pPr>
+              <w:pStyle w:val="af0"/>
+            </w:pPr>
+            <w:r>
+              <w:t>М3.10</w:t>
+            </w:r>
+          </w:p>
+        </w:tc>
+        <w:tc>
+          <w:tcPr>
+            <w:tcW w:w="5061" w:type="dxa"/>
+          </w:tcPr>
+          <w:p>
+            <w:pPr>
+              <w:pStyle w:val="af0"/>
+              <w:jc w:val="left"/>
+            </w:pPr>
+            <w:r>
+              <w:t>Резерв</w:t>
+            </w:r>
+          </w:p>
+        </w:tc>
+      </w:tr>
+      <w:tr>
+        <w:tc>
+          <w:tcPr>
+            <w:tcW w:w="2482" w:type="dxa"/>
+          </w:tcPr>
+          <w:p>
+            <w:pPr>
+              <w:pStyle w:val="af0"/>
+            </w:pPr>
+            <w:r>
+              <w:t>М3.</w:t>
+            </w:r>
+            <w:r>
+              <w:rPr>
+                <w:lang w:val="en-US"/>
+              </w:rPr>
+              <w:t>XB:</w:t>
+            </w:r>
+            <w:r>
+              <w:t>12</w:t>
+            </w:r>
+          </w:p>
+        </w:tc>
+        <w:tc>
+          <w:tcPr>
+            <w:tcW w:w="2062" w:type="dxa"/>
+          </w:tcPr>
+          <w:p>
+            <w:pPr>
+              <w:pStyle w:val="af0"/>
+            </w:pPr>
+            <w:r>
+              <w:t>М3.11</w:t>
+            </w:r>
+          </w:p>
+        </w:tc>
+        <w:tc>
+          <w:tcPr>
+            <w:tcW w:w="5061" w:type="dxa"/>
+          </w:tcPr>
+          <w:p>
+            <w:pPr>
+              <w:pStyle w:val="af0"/>
+              <w:jc w:val="left"/>
+            </w:pPr>
+            <w:r>
+              <w:t>Резерв</w:t>
+            </w:r>
+          </w:p>
+        </w:tc>
+      </w:tr>
+      <w:tr>
+        <w:tc>
+          <w:tcPr>
+            <w:tcW w:w="2482" w:type="dxa"/>
+          </w:tcPr>
+          <w:p>
+            <w:pPr>
+              <w:pStyle w:val="af0"/>
+            </w:pPr>
+            <w:r>
+              <w:t>М3.</w:t>
+            </w:r>
+            <w:r>
+              <w:rPr>
+                <w:lang w:val="en-US"/>
+              </w:rPr>
+              <w:t>XB:</w:t>
+            </w:r>
+            <w:r>
+              <w:t>13</w:t>
+            </w:r>
+          </w:p>
+        </w:tc>
+        <w:tc>
+          <w:tcPr>
+            <w:tcW w:w="2062" w:type="dxa"/>
+          </w:tcPr>
+          <w:p>
+            <w:pPr>
+              <w:pStyle w:val="af0"/>
+            </w:pPr>
+            <w:r>
+              <w:t>М3.12</w:t>
+            </w:r>
+          </w:p>
+        </w:tc>
+        <w:tc>
+          <w:tcPr>
+            <w:tcW w:w="5061" w:type="dxa"/>
+          </w:tcPr>
+          <w:p>
+            <w:pPr>
+              <w:pStyle w:val="af0"/>
+              <w:jc w:val="left"/>
+            </w:pPr>
+            <w:r>
+              <w:t>Резерв</w:t>
+            </w:r>
+          </w:p>
+        </w:tc>
+      </w:tr>
+      <w:tr>
+        <w:tc>
+          <w:tcPr>
+            <w:tcW w:w="2482" w:type="dxa"/>
+          </w:tcPr>
+          <w:p>
+            <w:pPr>
+              <w:pStyle w:val="af0"/>
+            </w:pPr>
+            <w:r>
+              <w:t>М3.</w:t>
+            </w:r>
+            <w:r>
+              <w:rPr>
+                <w:lang w:val="en-US"/>
+              </w:rPr>
+              <w:t>XB</w:t>
+            </w:r>
+            <w:r>
+              <w:t>:14</w:t>
+            </w:r>
+          </w:p>
+        </w:tc>
+        <w:tc>
+          <w:tcPr>
+            <w:tcW w:w="2062" w:type="dxa"/>
+          </w:tcPr>
+          <w:p>
+            <w:pPr>
+              <w:pStyle w:val="af0"/>
+            </w:pPr>
+            <w:r>
+              <w:t>М3.13</w:t>
+            </w:r>
+          </w:p>
+        </w:tc>
+        <w:tc>
+          <w:tcPr>
+            <w:tcW w:w="5061" w:type="dxa"/>
+          </w:tcPr>
+          <w:p>
+            <w:pPr>
+              <w:pStyle w:val="af0"/>
+              <w:jc w:val="left"/>
+            </w:pPr>
+            <w:r>
+              <w:t>Резерв</w:t>
+            </w:r>
+          </w:p>
+        </w:tc>
+      </w:tr>
+      <w:tr>
+        <w:tc>
+          <w:tcPr>
+            <w:tcW w:w="2482" w:type="dxa"/>
+          </w:tcPr>
+          <w:p>
+            <w:pPr>
+              <w:pStyle w:val="af0"/>
+            </w:pPr>
+            <w:r>
+              <w:t>М3.</w:t>
+            </w:r>
+            <w:r>
+              <w:rPr>
+                <w:lang w:val="en-US"/>
+              </w:rPr>
+              <w:t>XB</w:t>
+            </w:r>
+            <w:r>
+              <w:t>:15</w:t>
+            </w:r>
+          </w:p>
+        </w:tc>
+        <w:tc>
+          <w:tcPr>
+            <w:tcW w:w="2062" w:type="dxa"/>
+          </w:tcPr>
+          <w:p>
+            <w:pPr>
+              <w:pStyle w:val="af0"/>
+            </w:pPr>
+            <w:r>
+              <w:t>М3.14</w:t>
+            </w:r>
+          </w:p>
+        </w:tc>
+        <w:tc>
+          <w:tcPr>
+            <w:tcW w:w="5061" w:type="dxa"/>
+          </w:tcPr>
+          <w:p>
+            <w:pPr>
+              <w:pStyle w:val="af0"/>
+              <w:jc w:val="left"/>
+            </w:pPr>
+            <w:r>
+              <w:t>Резерв</w:t>
+            </w:r>
+          </w:p>
+        </w:tc>
+      </w:tr>
+    </w:tbl>
+    <w:p>
+      <w:pPr>
+        <w:pStyle w:val="a"/>
+      </w:pPr>
+      <w:bookmarkStart w:id="14" w:name="_Ref191625992"/>
       <w:r>
-        <w:t>1, КЦН НН2</w:t>
+        <w:lastRenderedPageBreak/>
+        <w:t>Назначение дискретных входов</w:t>
+      </w:r>
+      <w:r>
+        <w:t xml:space="preserve"> </w:t>
+      </w:r>
+      <w:r>
+        <w:t xml:space="preserve">ЮНИТ-М300 для проверки </w:t>
+      </w:r>
+      <w:r>
+        <w:t>КПОН</w:t>
       </w:r>
     </w:p>
     <w:tbl>
@@ -8482,7 +9155,10 @@
               <w:jc w:val="left"/>
             </w:pPr>
             <w:r>
-              <w:t>Вывод терминала</w:t>
+              <w:t>КПОН</w:t>
+            </w:r>
+            <w:r>
+              <w:t xml:space="preserve"> внеш</w:t>
             </w:r>
           </w:p>
         </w:tc>
@@ -8539,7 +9215,7 @@
               <w:jc w:val="left"/>
             </w:pPr>
             <w:r>
-              <w:t>ОВ КЦН1</w:t>
+              <w:t>Резерв</w:t>
             </w:r>
           </w:p>
         </w:tc>
@@ -8599,7 +9275,7 @@
               <w:jc w:val="left"/>
             </w:pPr>
             <w:r>
-              <w:t>Срабатывание внешнего БНН1</w:t>
+              <w:t>Резерв</w:t>
             </w:r>
           </w:p>
         </w:tc>
@@ -8659,13 +9335,8 @@
               <w:jc w:val="left"/>
             </w:pPr>
             <w:r>
-              <w:t>ОВ КЦН</w:t>
-            </w:r>
-            <w:r>
-              <w:t>2</w:t>
-            </w:r>
-            <w:bookmarkStart w:id="14" w:name="_GoBack"/>
-            <w:bookmarkEnd w:id="14"/>
+              <w:t>Резерв</w:t>
+            </w:r>
           </w:p>
         </w:tc>
       </w:tr>
@@ -8724,10 +9395,7 @@
               <w:jc w:val="left"/>
             </w:pPr>
             <w:r>
-              <w:t>Срабатывание внешнего БНН</w:t>
-            </w:r>
-            <w:r>
-              <w:t>2</w:t>
+              <w:t>Резерв</w:t>
             </w:r>
           </w:p>
         </w:tc>
@@ -9232,16 +9900,17 @@
       <w:pPr>
         <w:pStyle w:val="a"/>
       </w:pPr>
-      <w:bookmarkStart w:id="15" w:name="_Ref191625992"/>
       <w:r>
-        <w:lastRenderedPageBreak/>
         <w:t>Назначение дискретных входов</w:t>
       </w:r>
       <w:r>
         <w:t xml:space="preserve"> </w:t>
       </w:r>
       <w:r>
-        <w:t>ЮНИТ-М300 для проверки КПОН1, КПОН2</w:t>
+        <w:t xml:space="preserve">ЮНИТ-М300 для проверки </w:t>
+      </w:r>
+      <w:r>
+        <w:t>общих цепей МТЗ</w:t>
       </w:r>
     </w:p>
     <w:tbl>
@@ -9336,10 +10005,7 @@
               <w:rPr>
                 <w:lang w:val="en-US"/>
               </w:rPr>
-              <w:t>XB</w:t>
-            </w:r>
-            <w:r>
-              <w:t>:1</w:t>
+              <w:t>XB:1</w:t>
             </w:r>
           </w:p>
         </w:tc>
@@ -9350,11 +10016,17 @@
           <w:p>
             <w:pPr>
               <w:pStyle w:val="af0"/>
+              <w:rPr>
+                <w:lang w:val="en-US"/>
+              </w:rPr>
             </w:pPr>
             <w:r>
               <w:t>М3.</w:t>
             </w:r>
             <w:r>
+              <w:rPr>
+                <w:lang w:val="en-US"/>
+              </w:rPr>
               <w:t>1</w:t>
             </w:r>
           </w:p>
@@ -9369,7 +10041,7 @@
               <w:jc w:val="left"/>
             </w:pPr>
             <w:r>
-              <w:t>КПОН1 внеш.</w:t>
+              <w:t>Вывод терминала</w:t>
             </w:r>
           </w:p>
         </w:tc>
@@ -9390,10 +10062,7 @@
               <w:rPr>
                 <w:lang w:val="en-US"/>
               </w:rPr>
-              <w:t>XB</w:t>
-            </w:r>
-            <w:r>
-              <w:t>:</w:t>
+              <w:t>XB:</w:t>
             </w:r>
             <w:r>
               <w:t>2</w:t>
@@ -9407,11 +10076,17 @@
           <w:p>
             <w:pPr>
               <w:pStyle w:val="af0"/>
+              <w:rPr>
+                <w:lang w:val="en-US"/>
+              </w:rPr>
             </w:pPr>
             <w:r>
               <w:t>М3.</w:t>
             </w:r>
             <w:r>
+              <w:rPr>
+                <w:lang w:val="en-US"/>
+              </w:rPr>
               <w:t>2</w:t>
             </w:r>
           </w:p>
@@ -9426,13 +10101,141 @@
               <w:jc w:val="left"/>
             </w:pPr>
             <w:r>
-              <w:t>КПОН</w:t>
+              <w:t>ОВ МТЗ</w:t>
+            </w:r>
+          </w:p>
+        </w:tc>
+      </w:tr>
+      <w:tr>
+        <w:tc>
+          <w:tcPr>
+            <w:tcW w:w="2482" w:type="dxa"/>
+          </w:tcPr>
+          <w:p>
+            <w:pPr>
+              <w:pStyle w:val="af0"/>
+            </w:pPr>
+            <w:r>
+              <w:t>М3.</w:t>
+            </w:r>
+            <w:r>
+              <w:rPr>
+                <w:lang w:val="en-US"/>
+              </w:rPr>
+              <w:t>XB:</w:t>
+            </w:r>
+            <w:r>
+              <w:t>3</w:t>
+            </w:r>
+          </w:p>
+        </w:tc>
+        <w:tc>
+          <w:tcPr>
+            <w:tcW w:w="2062" w:type="dxa"/>
+          </w:tcPr>
+          <w:p>
+            <w:pPr>
+              <w:pStyle w:val="af0"/>
+              <w:rPr>
+                <w:lang w:val="en-US"/>
+              </w:rPr>
+            </w:pPr>
+            <w:r>
+              <w:t>М3.</w:t>
+            </w:r>
+            <w:r>
+              <w:rPr>
+                <w:lang w:val="en-US"/>
+              </w:rPr>
+              <w:t>3</w:t>
+            </w:r>
+          </w:p>
+        </w:tc>
+        <w:tc>
+          <w:tcPr>
+            <w:tcW w:w="5061" w:type="dxa"/>
+          </w:tcPr>
+          <w:p>
+            <w:pPr>
+              <w:pStyle w:val="af0"/>
+              <w:jc w:val="left"/>
+            </w:pPr>
+            <w:r>
+              <w:t xml:space="preserve">ОВ МТЗ 1 </w:t>
+            </w:r>
+            <w:r>
+              <w:t>ст</w:t>
+            </w:r>
+          </w:p>
+        </w:tc>
+      </w:tr>
+      <w:tr>
+        <w:tc>
+          <w:tcPr>
+            <w:tcW w:w="2482" w:type="dxa"/>
+          </w:tcPr>
+          <w:p>
+            <w:pPr>
+              <w:pStyle w:val="af0"/>
+            </w:pPr>
+            <w:r>
+              <w:t>М3</w:t>
+            </w:r>
+            <w:r>
+              <w:rPr>
+                <w:lang w:val="en-US"/>
+              </w:rPr>
+              <w:t>.XB:</w:t>
+            </w:r>
+            <w:r>
+              <w:t>4</w:t>
+            </w:r>
+          </w:p>
+        </w:tc>
+        <w:tc>
+          <w:tcPr>
+            <w:tcW w:w="2062" w:type="dxa"/>
+          </w:tcPr>
+          <w:p>
+            <w:pPr>
+              <w:pStyle w:val="af0"/>
+              <w:rPr>
+                <w:lang w:val="en-US"/>
+              </w:rPr>
+            </w:pPr>
+            <w:bookmarkStart w:id="15" w:name="_GoBack"/>
+            <w:bookmarkEnd w:id="15"/>
+            <w:r>
+              <w:t>М3</w:t>
+            </w:r>
+            <w:r>
+              <w:rPr>
+                <w:lang w:val="en-US"/>
+              </w:rPr>
+              <w:t>.4</w:t>
+            </w:r>
+          </w:p>
+        </w:tc>
+        <w:tc>
+          <w:tcPr>
+            <w:tcW w:w="5061" w:type="dxa"/>
+          </w:tcPr>
+          <w:p>
+            <w:pPr>
+              <w:pStyle w:val="af0"/>
+              <w:jc w:val="left"/>
+            </w:pPr>
+            <w:r>
+              <w:t xml:space="preserve">ОВ МТЗ </w:t>
             </w:r>
             <w:r>
               <w:t>2</w:t>
             </w:r>
             <w:r>
-              <w:t xml:space="preserve"> внеш.</w:t>
+              <w:t xml:space="preserve"> </w:t>
+            </w:r>
+            <w:r>
+              <w:t>ст</w:t>
             </w:r>
           </w:p>
         </w:tc>
@@ -9447,16 +10250,16 @@
               <w:pStyle w:val="af0"/>
             </w:pPr>
             <w:r>
-              <w:t>М3.</w:t>
-            </w:r>
-            <w:r>
-              <w:rPr>
-                <w:lang w:val="en-US"/>
-              </w:rPr>
-              <w:t>XB:</w:t>
-            </w:r>
-            <w:r>
-              <w:t>3</w:t>
+              <w:t>М3</w:t>
+            </w:r>
+            <w:r>
+              <w:rPr>
+                <w:lang w:val="en-US"/>
+              </w:rPr>
+              <w:t>.XB:</w:t>
+            </w:r>
+            <w:r>
+              <w:t>5</w:t>
             </w:r>
           </w:p>
         </w:tc>
@@ -9472,13 +10275,13 @@
               </w:rPr>
             </w:pPr>
             <w:r>
-              <w:t>М3.</w:t>
-            </w:r>
-            <w:r>
-              <w:rPr>
-                <w:lang w:val="en-US"/>
-              </w:rPr>
-              <w:t>3</w:t>
+              <w:t>М3</w:t>
+            </w:r>
+            <w:r>
+              <w:rPr>
+                <w:lang w:val="en-US"/>
+              </w:rPr>
+              <w:t>.5</w:t>
             </w:r>
           </w:p>
         </w:tc>
@@ -9492,7 +10295,13 @@
               <w:jc w:val="left"/>
             </w:pPr>
             <w:r>
-              <w:t>Резерв</w:t>
+              <w:t>ОВ МТЗ 3</w:t>
+            </w:r>
+            <w:r>
+              <w:t xml:space="preserve"> </w:t>
+            </w:r>
+            <w:r>
+              <w:t>ст</w:t>
             </w:r>
           </w:p>
         </w:tc>
@@ -9505,18 +10314,18 @@
           <w:p>
             <w:pPr>
               <w:pStyle w:val="af0"/>
-            </w:pPr>
-            <w:r>
-              <w:t>М3</w:t>
-            </w:r>
-            <w:r>
-              <w:rPr>
-                <w:lang w:val="en-US"/>
-              </w:rPr>
-              <w:t>.XB:</w:t>
-            </w:r>
-            <w:r>
-              <w:t>4</w:t>
+              <w:rPr>
+                <w:lang w:val="en-US"/>
+              </w:rPr>
+            </w:pPr>
+            <w:r>
+              <w:t>М</w:t>
+            </w:r>
+            <w:r>
+              <w:rPr>
+                <w:lang w:val="en-US"/>
+              </w:rPr>
+              <w:t>3.XB:6</w:t>
             </w:r>
           </w:p>
         </w:tc>
@@ -9532,13 +10341,13 @@
               </w:rPr>
             </w:pPr>
             <w:r>
-              <w:t>М3</w:t>
-            </w:r>
-            <w:r>
-              <w:rPr>
-                <w:lang w:val="en-US"/>
-              </w:rPr>
-              <w:t>.4</w:t>
+              <w:t>М</w:t>
+            </w:r>
+            <w:r>
+              <w:rPr>
+                <w:lang w:val="en-US"/>
+              </w:rPr>
+              <w:t>3.6</w:t>
             </w:r>
           </w:p>
         </w:tc>
@@ -9552,127 +10361,10 @@
               <w:jc w:val="left"/>
             </w:pPr>
             <w:r>
-              <w:t>Резерв</w:t>
-            </w:r>
-          </w:p>
-        </w:tc>
-      </w:tr>
-      <w:tr>
-        <w:tc>
-          <w:tcPr>
-            <w:tcW w:w="2482" w:type="dxa"/>
-          </w:tcPr>
-          <w:p>
-            <w:pPr>
-              <w:pStyle w:val="af0"/>
-            </w:pPr>
-            <w:r>
-              <w:t>М3</w:t>
-            </w:r>
-            <w:r>
-              <w:rPr>
-                <w:lang w:val="en-US"/>
-              </w:rPr>
-              <w:t>.XB:</w:t>
-            </w:r>
-            <w:r>
-              <w:t>5</w:t>
-            </w:r>
-          </w:p>
-        </w:tc>
-        <w:tc>
-          <w:tcPr>
-            <w:tcW w:w="2062" w:type="dxa"/>
-          </w:tcPr>
-          <w:p>
-            <w:pPr>
-              <w:pStyle w:val="af0"/>
-              <w:rPr>
-                <w:lang w:val="en-US"/>
-              </w:rPr>
-            </w:pPr>
-            <w:r>
-              <w:t>М3</w:t>
-            </w:r>
-            <w:r>
-              <w:rPr>
-                <w:lang w:val="en-US"/>
-              </w:rPr>
-              <w:t>.5</w:t>
-            </w:r>
-          </w:p>
-        </w:tc>
-        <w:tc>
-          <w:tcPr>
-            <w:tcW w:w="5061" w:type="dxa"/>
-          </w:tcPr>
-          <w:p>
-            <w:pPr>
-              <w:pStyle w:val="af0"/>
-              <w:jc w:val="left"/>
-            </w:pPr>
-            <w:r>
-              <w:t>Резерв</w:t>
-            </w:r>
-          </w:p>
-        </w:tc>
-      </w:tr>
-      <w:tr>
-        <w:tc>
-          <w:tcPr>
-            <w:tcW w:w="2482" w:type="dxa"/>
-          </w:tcPr>
-          <w:p>
-            <w:pPr>
-              <w:pStyle w:val="af0"/>
-              <w:rPr>
-                <w:lang w:val="en-US"/>
-              </w:rPr>
-            </w:pPr>
-            <w:r>
-              <w:t>М</w:t>
-            </w:r>
-            <w:r>
-              <w:rPr>
-                <w:lang w:val="en-US"/>
-              </w:rPr>
-              <w:t>3.XB:6</w:t>
-            </w:r>
-          </w:p>
-        </w:tc>
-        <w:tc>
-          <w:tcPr>
-            <w:tcW w:w="2062" w:type="dxa"/>
-          </w:tcPr>
-          <w:p>
-            <w:pPr>
-              <w:pStyle w:val="af0"/>
-              <w:rPr>
-                <w:lang w:val="en-US"/>
-              </w:rPr>
-            </w:pPr>
-            <w:r>
-              <w:t>М</w:t>
-            </w:r>
-            <w:r>
-              <w:rPr>
-                <w:lang w:val="en-US"/>
-              </w:rPr>
-              <w:t>3.6</w:t>
-            </w:r>
-          </w:p>
-        </w:tc>
-        <w:tc>
-          <w:tcPr>
-            <w:tcW w:w="5061" w:type="dxa"/>
-          </w:tcPr>
-          <w:p>
-            <w:pPr>
-              <w:pStyle w:val="af0"/>
-              <w:jc w:val="left"/>
-            </w:pPr>
-            <w:r>
-              <w:t>Резерв</w:t>
+              <w:t>В НН</w:t>
+            </w:r>
+            <w:r>
+              <w:t xml:space="preserve"> включен</w:t>
             </w:r>
           </w:p>
         </w:tc>
@@ -10129,12 +10821,9 @@
       <w:r>
         <w:t xml:space="preserve"> ступен</w:t>
       </w:r>
-      <w:bookmarkEnd w:id="15"/>
+      <w:bookmarkEnd w:id="14"/>
       <w:r>
         <w:t>и</w:t>
-      </w:r>
-      <w:r>
-        <w:t xml:space="preserve"> и общих цепей</w:t>
       </w:r>
     </w:p>
     <w:tbl>
@@ -10331,7 +11020,10 @@
               <w:jc w:val="left"/>
             </w:pPr>
             <w:r>
-              <w:t>СВ НН1 включен</w:t>
+              <w:t>СВ НН</w:t>
+            </w:r>
+            <w:r>
+              <w:t xml:space="preserve"> включен</w:t>
             </w:r>
           </w:p>
         </w:tc>
@@ -10391,7 +11083,10 @@
               <w:jc w:val="left"/>
             </w:pPr>
             <w:r>
-              <w:t>СВ НН2 включен</w:t>
+              <w:t>В НН</w:t>
+            </w:r>
+            <w:r>
+              <w:t xml:space="preserve"> включен</w:t>
             </w:r>
           </w:p>
         </w:tc>
@@ -10451,7 +11146,7 @@
               <w:jc w:val="left"/>
             </w:pPr>
             <w:r>
-              <w:t>В НН1 включен</w:t>
+              <w:t>Срабатывание внешнего БНН</w:t>
             </w:r>
           </w:p>
         </w:tc>
@@ -10511,7 +11206,7 @@
               <w:jc w:val="left"/>
             </w:pPr>
             <w:r>
-              <w:t>В НН2 включен</w:t>
+              <w:t>Резерв</w:t>
             </w:r>
           </w:p>
         </w:tc>
@@ -10571,7 +11266,7 @@
               <w:jc w:val="left"/>
             </w:pPr>
             <w:r>
-              <w:t>Срабатывание внешнего БНН1</w:t>
+              <w:t>Резерв</w:t>
             </w:r>
           </w:p>
         </w:tc>
@@ -10629,12 +11324,9 @@
             <w:pPr>
               <w:pStyle w:val="af0"/>
               <w:jc w:val="left"/>
-              <w:rPr>
-                <w:lang w:val="en-US"/>
-              </w:rPr>
-            </w:pPr>
-            <w:r>
-              <w:t>Срабатывание внешнего БНН2</w:t>
+            </w:pPr>
+            <w:r>
+              <w:t>Резерв</w:t>
             </w:r>
           </w:p>
         </w:tc>
@@ -11020,6 +11712,7 @@
         <w:pStyle w:val="a"/>
       </w:pPr>
       <w:r>
+        <w:lastRenderedPageBreak/>
         <w:t>Назначение дискретных входов</w:t>
       </w:r>
       <w:r>
@@ -11156,7 +11849,7 @@
         <w:tc>
           <w:tcPr>
             <w:tcW w:w="5061" w:type="dxa"/>
-            <w:shd w:val="clear" w:color="auto" w:fill="FFC000"/>
+            <w:shd w:val="clear" w:color="auto" w:fill="auto"/>
           </w:tcPr>
           <w:p>
             <w:pPr>
@@ -11230,7 +11923,10 @@
               <w:jc w:val="left"/>
             </w:pPr>
             <w:r>
-              <w:t>СВ НН1 включен</w:t>
+              <w:t>СВ НН</w:t>
+            </w:r>
+            <w:r>
+              <w:t xml:space="preserve"> включен</w:t>
             </w:r>
           </w:p>
         </w:tc>
@@ -11290,7 +11986,10 @@
               <w:jc w:val="left"/>
             </w:pPr>
             <w:r>
-              <w:t>СВ НН2 включен</w:t>
+              <w:t>В НН</w:t>
+            </w:r>
+            <w:r>
+              <w:t xml:space="preserve"> включен</w:t>
             </w:r>
           </w:p>
         </w:tc>
@@ -11350,7 +12049,7 @@
               <w:jc w:val="left"/>
             </w:pPr>
             <w:r>
-              <w:t>В НН1 включен</w:t>
+              <w:t>Срабатывание внешнего БНН</w:t>
             </w:r>
           </w:p>
         </w:tc>
@@ -11410,7 +12109,7 @@
               <w:jc w:val="left"/>
             </w:pPr>
             <w:r>
-              <w:t>В НН2 включен</w:t>
+              <w:t>Резерв</w:t>
             </w:r>
           </w:p>
         </w:tc>
@@ -11470,7 +12169,7 @@
               <w:jc w:val="left"/>
             </w:pPr>
             <w:r>
-              <w:t>Срабатывание внешнего БНН1</w:t>
+              <w:t>Резерв</w:t>
             </w:r>
           </w:p>
         </w:tc>
@@ -11528,12 +12227,9 @@
             <w:pPr>
               <w:pStyle w:val="af0"/>
               <w:jc w:val="left"/>
-              <w:rPr>
-                <w:lang w:val="en-US"/>
-              </w:rPr>
-            </w:pPr>
-            <w:r>
-              <w:t>Срабатывание внешнего БНН2</w:t>
+            </w:pPr>
+            <w:r>
+              <w:t>Резерв</w:t>
             </w:r>
           </w:p>
         </w:tc>
@@ -11872,7 +12568,6 @@
               <w:pStyle w:val="af0"/>
             </w:pPr>
             <w:r>
-              <w:lastRenderedPageBreak/>
               <w:t>М3.</w:t>
             </w:r>
             <w:r>
@@ -12059,7 +12754,7 @@
         <w:tc>
           <w:tcPr>
             <w:tcW w:w="5061" w:type="dxa"/>
-            <w:shd w:val="clear" w:color="auto" w:fill="FFC000"/>
+            <w:shd w:val="clear" w:color="auto" w:fill="auto"/>
           </w:tcPr>
           <w:p>
             <w:pPr>
@@ -12134,7 +12829,10 @@
               <w:jc w:val="left"/>
             </w:pPr>
             <w:r>
-              <w:t>СВ НН1 включен</w:t>
+              <w:t>СВ НН</w:t>
+            </w:r>
+            <w:r>
+              <w:t xml:space="preserve"> включен</w:t>
             </w:r>
           </w:p>
         </w:tc>
@@ -12195,7 +12893,10 @@
               <w:jc w:val="left"/>
             </w:pPr>
             <w:r>
-              <w:t>СВ НН2 включен</w:t>
+              <w:t>В НН</w:t>
+            </w:r>
+            <w:r>
+              <w:t xml:space="preserve"> включен</w:t>
             </w:r>
           </w:p>
         </w:tc>
@@ -12256,7 +12957,7 @@
               <w:jc w:val="left"/>
             </w:pPr>
             <w:r>
-              <w:t>В НН1 включен</w:t>
+              <w:t>Срабатывание внешнего БНН</w:t>
             </w:r>
           </w:p>
         </w:tc>
@@ -12317,7 +13018,7 @@
               <w:jc w:val="left"/>
             </w:pPr>
             <w:r>
-              <w:t>В НН2 включен</w:t>
+              <w:t>Резерв</w:t>
             </w:r>
           </w:p>
         </w:tc>
@@ -12377,7 +13078,7 @@
               <w:jc w:val="left"/>
             </w:pPr>
             <w:r>
-              <w:t>Срабатывание внешнего БНН1</w:t>
+              <w:t>Резерв</w:t>
             </w:r>
           </w:p>
         </w:tc>
@@ -12435,12 +13136,9 @@
             <w:pPr>
               <w:pStyle w:val="af0"/>
               <w:jc w:val="left"/>
-              <w:rPr>
-                <w:lang w:val="en-US"/>
-              </w:rPr>
-            </w:pPr>
-            <w:r>
-              <w:t>Срабатывание внешнего БНН2</w:t>
+            </w:pPr>
+            <w:r>
+              <w:t>Резерв</w:t>
             </w:r>
           </w:p>
         </w:tc>
@@ -12893,1312 +13591,6 @@
       <w:pPr>
         <w:pStyle w:val="a"/>
       </w:pPr>
-      <w:r>
-        <w:t>Выходные реле устройства ЮНИТ-М300 для проверки КЦН НН1, КЦН НН2</w:t>
-      </w:r>
-      <w:r>
-        <w:t>, КПОН НН1, КПОН НН2</w:t>
-      </w:r>
-    </w:p>
-    <w:tbl>
-      <w:tblPr>
-        <w:tblStyle w:val="21"/>
-        <w:tblW w:w="0" w:type="auto"/>
-        <w:tblLook w:val="04A0" w:firstRow="1" w:lastRow="0" w:firstColumn="1" w:lastColumn="0" w:noHBand="0" w:noVBand="1"/>
-      </w:tblPr>
-      <w:tblGrid>
-        <w:gridCol w:w="2479"/>
-        <w:gridCol w:w="2212"/>
-        <w:gridCol w:w="4914"/>
-      </w:tblGrid>
-      <w:tr>
-        <w:trPr>
-          <w:cnfStyle w:val="100000000000" w:firstRow="1" w:lastRow="0" w:firstColumn="0" w:lastColumn="0" w:oddVBand="0" w:evenVBand="0" w:oddHBand="0" w:evenHBand="0" w:firstRowFirstColumn="0" w:firstRowLastColumn="0" w:lastRowFirstColumn="0" w:lastRowLastColumn="0"/>
-          <w:tblHeader/>
-        </w:trPr>
-        <w:tc>
-          <w:tcPr>
-            <w:tcW w:w="2479" w:type="dxa"/>
-          </w:tcPr>
-          <w:p>
-            <w:pPr>
-              <w:rPr>
-                <w:b w:val="0"/>
-              </w:rPr>
-            </w:pPr>
-            <w:r>
-              <w:rPr>
-                <w:b w:val="0"/>
-              </w:rPr>
-              <w:t>Клеммы на устройстве</w:t>
-            </w:r>
-          </w:p>
-        </w:tc>
-        <w:tc>
-          <w:tcPr>
-            <w:tcW w:w="2212" w:type="dxa"/>
-          </w:tcPr>
-          <w:p>
-            <w:pPr>
-              <w:rPr>
-                <w:b w:val="0"/>
-              </w:rPr>
-            </w:pPr>
-            <w:r>
-              <w:rPr>
-                <w:b w:val="0"/>
-              </w:rPr>
-              <w:t>Номер выходного реле</w:t>
-            </w:r>
-          </w:p>
-        </w:tc>
-        <w:tc>
-          <w:tcPr>
-            <w:tcW w:w="4914" w:type="dxa"/>
-          </w:tcPr>
-          <w:p>
-            <w:pPr>
-              <w:rPr>
-                <w:b w:val="0"/>
-              </w:rPr>
-            </w:pPr>
-            <w:r>
-              <w:rPr>
-                <w:b w:val="0"/>
-              </w:rPr>
-              <w:t>Наименование сигнала на ФСУ</w:t>
-            </w:r>
-          </w:p>
-        </w:tc>
-      </w:tr>
-      <w:tr>
-        <w:tc>
-          <w:tcPr>
-            <w:tcW w:w="2479" w:type="dxa"/>
-          </w:tcPr>
-          <w:p>
-            <w:pPr>
-              <w:pStyle w:val="af0"/>
-            </w:pPr>
-            <w:r>
-              <w:t>М9.</w:t>
-            </w:r>
-            <w:r>
-              <w:rPr>
-                <w:lang w:val="en-US"/>
-              </w:rPr>
-              <w:t>X</w:t>
-            </w:r>
-            <w:r>
-              <w:t>В</w:t>
-            </w:r>
-            <w:r>
-              <w:rPr>
-                <w:lang w:val="en-US"/>
-              </w:rPr>
-              <w:t>:1</w:t>
-            </w:r>
-            <w:r>
-              <w:t xml:space="preserve"> – М9.</w:t>
-            </w:r>
-            <w:r>
-              <w:rPr>
-                <w:lang w:val="en-US"/>
-              </w:rPr>
-              <w:t>XB:2</w:t>
-            </w:r>
-          </w:p>
-        </w:tc>
-        <w:tc>
-          <w:tcPr>
-            <w:tcW w:w="2212" w:type="dxa"/>
-          </w:tcPr>
-          <w:p>
-            <w:pPr>
-              <w:pStyle w:val="af0"/>
-            </w:pPr>
-            <w:r>
-              <w:t>М9.К1</w:t>
-            </w:r>
-          </w:p>
-        </w:tc>
-        <w:tc>
-          <w:tcPr>
-            <w:tcW w:w="4914" w:type="dxa"/>
-            <w:shd w:val="clear" w:color="auto" w:fill="auto"/>
-          </w:tcPr>
-          <w:p>
-            <w:pPr>
-              <w:pStyle w:val="af0"/>
-              <w:jc w:val="left"/>
-            </w:pPr>
-            <w:r>
-              <w:t>КПОН1: Пуск</w:t>
-            </w:r>
-          </w:p>
-        </w:tc>
-      </w:tr>
-      <w:tr>
-        <w:tc>
-          <w:tcPr>
-            <w:tcW w:w="2479" w:type="dxa"/>
-          </w:tcPr>
-          <w:p>
-            <w:pPr>
-              <w:pStyle w:val="af0"/>
-            </w:pPr>
-            <w:r>
-              <w:t>М9.</w:t>
-            </w:r>
-            <w:r>
-              <w:rPr>
-                <w:lang w:val="en-US"/>
-              </w:rPr>
-              <w:t>X</w:t>
-            </w:r>
-            <w:r>
-              <w:t>В:3 – М9.</w:t>
-            </w:r>
-            <w:r>
-              <w:rPr>
-                <w:lang w:val="en-US"/>
-              </w:rPr>
-              <w:t>XB</w:t>
-            </w:r>
-            <w:r>
-              <w:t>:4</w:t>
-            </w:r>
-          </w:p>
-        </w:tc>
-        <w:tc>
-          <w:tcPr>
-            <w:tcW w:w="2212" w:type="dxa"/>
-          </w:tcPr>
-          <w:p>
-            <w:pPr>
-              <w:pStyle w:val="af0"/>
-            </w:pPr>
-            <w:r>
-              <w:t>М9.К2</w:t>
-            </w:r>
-          </w:p>
-        </w:tc>
-        <w:tc>
-          <w:tcPr>
-            <w:tcW w:w="4914" w:type="dxa"/>
-            <w:shd w:val="clear" w:color="auto" w:fill="auto"/>
-          </w:tcPr>
-          <w:p>
-            <w:pPr>
-              <w:pStyle w:val="af0"/>
-              <w:jc w:val="left"/>
-            </w:pPr>
-            <w:r>
-              <w:t>КПОН2: Пуск</w:t>
-            </w:r>
-          </w:p>
-        </w:tc>
-      </w:tr>
-      <w:tr>
-        <w:tc>
-          <w:tcPr>
-            <w:tcW w:w="2479" w:type="dxa"/>
-          </w:tcPr>
-          <w:p>
-            <w:pPr>
-              <w:pStyle w:val="af0"/>
-              <w:rPr>
-                <w:lang w:val="en-US"/>
-              </w:rPr>
-            </w:pPr>
-            <w:r>
-              <w:t>М9.</w:t>
-            </w:r>
-            <w:r>
-              <w:rPr>
-                <w:lang w:val="en-US"/>
-              </w:rPr>
-              <w:t>X</w:t>
-            </w:r>
-            <w:r>
-              <w:t>В:</w:t>
-            </w:r>
-            <w:r>
-              <w:rPr>
-                <w:lang w:val="en-US"/>
-              </w:rPr>
-              <w:t>7</w:t>
-            </w:r>
-            <w:r>
-              <w:t xml:space="preserve"> – М9.</w:t>
-            </w:r>
-            <w:r>
-              <w:rPr>
-                <w:lang w:val="en-US"/>
-              </w:rPr>
-              <w:t>XB</w:t>
-            </w:r>
-            <w:r>
-              <w:t>:</w:t>
-            </w:r>
-            <w:r>
-              <w:rPr>
-                <w:lang w:val="en-US"/>
-              </w:rPr>
-              <w:t>5</w:t>
-            </w:r>
-          </w:p>
-        </w:tc>
-        <w:tc>
-          <w:tcPr>
-            <w:tcW w:w="2212" w:type="dxa"/>
-          </w:tcPr>
-          <w:p>
-            <w:pPr>
-              <w:pStyle w:val="af0"/>
-            </w:pPr>
-            <w:r>
-              <w:t>М9.К3</w:t>
-            </w:r>
-          </w:p>
-        </w:tc>
-        <w:tc>
-          <w:tcPr>
-            <w:tcW w:w="4914" w:type="dxa"/>
-            <w:shd w:val="clear" w:color="auto" w:fill="auto"/>
-          </w:tcPr>
-          <w:p>
-            <w:pPr>
-              <w:pStyle w:val="af0"/>
-              <w:jc w:val="left"/>
-            </w:pPr>
-            <w:r>
-              <w:t>КЦН1: Оперативный вывод</w:t>
-            </w:r>
-          </w:p>
-        </w:tc>
-      </w:tr>
-      <w:tr>
-        <w:tc>
-          <w:tcPr>
-            <w:tcW w:w="2479" w:type="dxa"/>
-          </w:tcPr>
-          <w:p>
-            <w:pPr>
-              <w:pStyle w:val="af0"/>
-              <w:rPr>
-                <w:lang w:val="en-US"/>
-              </w:rPr>
-            </w:pPr>
-            <w:r>
-              <w:t>М9.</w:t>
-            </w:r>
-            <w:r>
-              <w:rPr>
-                <w:lang w:val="en-US"/>
-              </w:rPr>
-              <w:t>X</w:t>
-            </w:r>
-            <w:r>
-              <w:t>В:</w:t>
-            </w:r>
-            <w:r>
-              <w:rPr>
-                <w:lang w:val="en-US"/>
-              </w:rPr>
-              <w:t>7</w:t>
-            </w:r>
-            <w:r>
-              <w:t xml:space="preserve"> – М9.</w:t>
-            </w:r>
-            <w:r>
-              <w:rPr>
-                <w:lang w:val="en-US"/>
-              </w:rPr>
-              <w:t>XB</w:t>
-            </w:r>
-            <w:r>
-              <w:t>:</w:t>
-            </w:r>
-            <w:r>
-              <w:rPr>
-                <w:lang w:val="en-US"/>
-              </w:rPr>
-              <w:t>6</w:t>
-            </w:r>
-          </w:p>
-        </w:tc>
-        <w:tc>
-          <w:tcPr>
-            <w:tcW w:w="2212" w:type="dxa"/>
-          </w:tcPr>
-          <w:p>
-            <w:pPr>
-              <w:pStyle w:val="af0"/>
-              <w:rPr>
-                <w:lang w:val="en-US"/>
-              </w:rPr>
-            </w:pPr>
-            <w:r>
-              <w:t>М9.К4</w:t>
-            </w:r>
-          </w:p>
-        </w:tc>
-        <w:tc>
-          <w:tcPr>
-            <w:tcW w:w="4914" w:type="dxa"/>
-            <w:shd w:val="clear" w:color="auto" w:fill="auto"/>
-          </w:tcPr>
-          <w:p>
-            <w:pPr>
-              <w:pStyle w:val="af0"/>
-              <w:jc w:val="left"/>
-            </w:pPr>
-            <w:r>
-              <w:t>КЦН</w:t>
-            </w:r>
-            <w:r>
-              <w:t>2</w:t>
-            </w:r>
-            <w:r>
-              <w:t>: Оперативный вывод</w:t>
-            </w:r>
-          </w:p>
-        </w:tc>
-      </w:tr>
-      <w:tr>
-        <w:tc>
-          <w:tcPr>
-            <w:tcW w:w="2479" w:type="dxa"/>
-          </w:tcPr>
-          <w:p>
-            <w:pPr>
-              <w:pStyle w:val="af0"/>
-              <w:rPr>
-                <w:lang w:val="en-US"/>
-              </w:rPr>
-            </w:pPr>
-            <w:r>
-              <w:t>М9.</w:t>
-            </w:r>
-            <w:r>
-              <w:rPr>
-                <w:lang w:val="en-US"/>
-              </w:rPr>
-              <w:t>X</w:t>
-            </w:r>
-            <w:r>
-              <w:t>В</w:t>
-            </w:r>
-            <w:r>
-              <w:rPr>
-                <w:lang w:val="en-US"/>
-              </w:rPr>
-              <w:t>:10</w:t>
-            </w:r>
-            <w:r>
-              <w:t xml:space="preserve"> – М9.</w:t>
-            </w:r>
-            <w:r>
-              <w:rPr>
-                <w:lang w:val="en-US"/>
-              </w:rPr>
-              <w:t>XB:8</w:t>
-            </w:r>
-          </w:p>
-        </w:tc>
-        <w:tc>
-          <w:tcPr>
-            <w:tcW w:w="2212" w:type="dxa"/>
-          </w:tcPr>
-          <w:p>
-            <w:pPr>
-              <w:pStyle w:val="af0"/>
-              <w:rPr>
-                <w:lang w:val="en-US"/>
-              </w:rPr>
-            </w:pPr>
-            <w:r>
-              <w:t>М9.К5</w:t>
-            </w:r>
-          </w:p>
-        </w:tc>
-        <w:tc>
-          <w:tcPr>
-            <w:tcW w:w="4914" w:type="dxa"/>
-            <w:shd w:val="clear" w:color="auto" w:fill="auto"/>
-          </w:tcPr>
-          <w:p>
-            <w:pPr>
-              <w:pStyle w:val="af0"/>
-              <w:jc w:val="left"/>
-            </w:pPr>
-            <w:r>
-              <w:t>Резерв</w:t>
-            </w:r>
-          </w:p>
-        </w:tc>
-      </w:tr>
-      <w:tr>
-        <w:tc>
-          <w:tcPr>
-            <w:tcW w:w="2479" w:type="dxa"/>
-          </w:tcPr>
-          <w:p>
-            <w:pPr>
-              <w:pStyle w:val="af0"/>
-              <w:rPr>
-                <w:lang w:val="en-US"/>
-              </w:rPr>
-            </w:pPr>
-            <w:r>
-              <w:t>М9</w:t>
-            </w:r>
-            <w:r>
-              <w:rPr>
-                <w:lang w:val="en-US"/>
-              </w:rPr>
-              <w:t>.X</w:t>
-            </w:r>
-            <w:r>
-              <w:t>В</w:t>
-            </w:r>
-            <w:r>
-              <w:rPr>
-                <w:lang w:val="en-US"/>
-              </w:rPr>
-              <w:t xml:space="preserve">:10 – </w:t>
-            </w:r>
-            <w:r>
-              <w:t>М9</w:t>
-            </w:r>
-            <w:r>
-              <w:rPr>
-                <w:lang w:val="en-US"/>
-              </w:rPr>
-              <w:t>.XB:9</w:t>
-            </w:r>
-          </w:p>
-        </w:tc>
-        <w:tc>
-          <w:tcPr>
-            <w:tcW w:w="2212" w:type="dxa"/>
-          </w:tcPr>
-          <w:p>
-            <w:pPr>
-              <w:pStyle w:val="af0"/>
-              <w:rPr>
-                <w:lang w:val="en-US"/>
-              </w:rPr>
-            </w:pPr>
-            <w:r>
-              <w:t>М9.К</w:t>
-            </w:r>
-            <w:r>
-              <w:rPr>
-                <w:lang w:val="en-US"/>
-              </w:rPr>
-              <w:t>6</w:t>
-            </w:r>
-          </w:p>
-        </w:tc>
-        <w:tc>
-          <w:tcPr>
-            <w:tcW w:w="4914" w:type="dxa"/>
-          </w:tcPr>
-          <w:p>
-            <w:pPr>
-              <w:pStyle w:val="af0"/>
-              <w:jc w:val="left"/>
-            </w:pPr>
-            <w:r>
-              <w:t>Резерв</w:t>
-            </w:r>
-          </w:p>
-        </w:tc>
-      </w:tr>
-      <w:tr>
-        <w:tc>
-          <w:tcPr>
-            <w:tcW w:w="2479" w:type="dxa"/>
-          </w:tcPr>
-          <w:p>
-            <w:pPr>
-              <w:pStyle w:val="af0"/>
-              <w:rPr>
-                <w:lang w:val="en-US"/>
-              </w:rPr>
-            </w:pPr>
-            <w:r>
-              <w:t>М9</w:t>
-            </w:r>
-            <w:r>
-              <w:rPr>
-                <w:lang w:val="en-US"/>
-              </w:rPr>
-              <w:t>.X</w:t>
-            </w:r>
-            <w:r>
-              <w:t>В</w:t>
-            </w:r>
-            <w:r>
-              <w:rPr>
-                <w:lang w:val="en-US"/>
-              </w:rPr>
-              <w:t xml:space="preserve">:13 – </w:t>
-            </w:r>
-            <w:r>
-              <w:t>М9</w:t>
-            </w:r>
-            <w:r>
-              <w:rPr>
-                <w:lang w:val="en-US"/>
-              </w:rPr>
-              <w:t>.XB:12</w:t>
-            </w:r>
-          </w:p>
-        </w:tc>
-        <w:tc>
-          <w:tcPr>
-            <w:tcW w:w="2212" w:type="dxa"/>
-          </w:tcPr>
-          <w:p>
-            <w:pPr>
-              <w:pStyle w:val="af0"/>
-              <w:rPr>
-                <w:lang w:val="en-US"/>
-              </w:rPr>
-            </w:pPr>
-            <w:r>
-              <w:t>М9.К</w:t>
-            </w:r>
-            <w:r>
-              <w:rPr>
-                <w:lang w:val="en-US"/>
-              </w:rPr>
-              <w:t>7</w:t>
-            </w:r>
-          </w:p>
-        </w:tc>
-        <w:tc>
-          <w:tcPr>
-            <w:tcW w:w="4914" w:type="dxa"/>
-          </w:tcPr>
-          <w:p>
-            <w:pPr>
-              <w:pStyle w:val="af0"/>
-              <w:jc w:val="left"/>
-            </w:pPr>
-            <w:r>
-              <w:t>Резерв</w:t>
-            </w:r>
-          </w:p>
-        </w:tc>
-      </w:tr>
-      <w:tr>
-        <w:tc>
-          <w:tcPr>
-            <w:tcW w:w="2479" w:type="dxa"/>
-          </w:tcPr>
-          <w:p>
-            <w:pPr>
-              <w:pStyle w:val="af0"/>
-              <w:rPr>
-                <w:lang w:val="en-US"/>
-              </w:rPr>
-            </w:pPr>
-            <w:r>
-              <w:t>М9</w:t>
-            </w:r>
-            <w:r>
-              <w:rPr>
-                <w:lang w:val="en-US"/>
-              </w:rPr>
-              <w:t>.X</w:t>
-            </w:r>
-            <w:r>
-              <w:t>В</w:t>
-            </w:r>
-            <w:r>
-              <w:rPr>
-                <w:lang w:val="en-US"/>
-              </w:rPr>
-              <w:t xml:space="preserve">:16 – </w:t>
-            </w:r>
-            <w:r>
-              <w:t>М9</w:t>
-            </w:r>
-            <w:r>
-              <w:rPr>
-                <w:lang w:val="en-US"/>
-              </w:rPr>
-              <w:t>.XB:15</w:t>
-            </w:r>
-          </w:p>
-        </w:tc>
-        <w:tc>
-          <w:tcPr>
-            <w:tcW w:w="2212" w:type="dxa"/>
-          </w:tcPr>
-          <w:p>
-            <w:pPr>
-              <w:pStyle w:val="af0"/>
-              <w:rPr>
-                <w:lang w:val="en-US"/>
-              </w:rPr>
-            </w:pPr>
-            <w:r>
-              <w:t>М9.К8</w:t>
-            </w:r>
-          </w:p>
-        </w:tc>
-        <w:tc>
-          <w:tcPr>
-            <w:tcW w:w="4914" w:type="dxa"/>
-          </w:tcPr>
-          <w:p>
-            <w:pPr>
-              <w:pStyle w:val="af0"/>
-              <w:jc w:val="left"/>
-            </w:pPr>
-            <w:r>
-              <w:t>КЦН1: Пуск по Uлин</w:t>
-            </w:r>
-          </w:p>
-        </w:tc>
-      </w:tr>
-      <w:tr>
-        <w:tc>
-          <w:tcPr>
-            <w:tcW w:w="2479" w:type="dxa"/>
-          </w:tcPr>
-          <w:p>
-            <w:pPr>
-              <w:pStyle w:val="af0"/>
-            </w:pPr>
-            <w:r>
-              <w:t>М10.</w:t>
-            </w:r>
-            <w:r>
-              <w:rPr>
-                <w:lang w:val="en-US"/>
-              </w:rPr>
-              <w:t>X</w:t>
-            </w:r>
-            <w:r>
-              <w:t>В</w:t>
-            </w:r>
-            <w:r>
-              <w:rPr>
-                <w:lang w:val="en-US"/>
-              </w:rPr>
-              <w:t>:1</w:t>
-            </w:r>
-            <w:r>
-              <w:t xml:space="preserve"> – М10.</w:t>
-            </w:r>
-            <w:r>
-              <w:rPr>
-                <w:lang w:val="en-US"/>
-              </w:rPr>
-              <w:t>XB:2</w:t>
-            </w:r>
-          </w:p>
-        </w:tc>
-        <w:tc>
-          <w:tcPr>
-            <w:tcW w:w="2212" w:type="dxa"/>
-          </w:tcPr>
-          <w:p>
-            <w:pPr>
-              <w:pStyle w:val="af0"/>
-            </w:pPr>
-            <w:r>
-              <w:t>М10.К1</w:t>
-            </w:r>
-          </w:p>
-        </w:tc>
-        <w:tc>
-          <w:tcPr>
-            <w:tcW w:w="4914" w:type="dxa"/>
-          </w:tcPr>
-          <w:p>
-            <w:pPr>
-              <w:pStyle w:val="af0"/>
-              <w:jc w:val="left"/>
-            </w:pPr>
-            <w:r>
-              <w:t>КЦН1: Пуск по U2</w:t>
-            </w:r>
-          </w:p>
-        </w:tc>
-      </w:tr>
-      <w:tr>
-        <w:tc>
-          <w:tcPr>
-            <w:tcW w:w="2479" w:type="dxa"/>
-          </w:tcPr>
-          <w:p>
-            <w:pPr>
-              <w:pStyle w:val="af0"/>
-            </w:pPr>
-            <w:r>
-              <w:t>М10.</w:t>
-            </w:r>
-            <w:r>
-              <w:rPr>
-                <w:lang w:val="en-US"/>
-              </w:rPr>
-              <w:t>X</w:t>
-            </w:r>
-            <w:r>
-              <w:t>В:3 – М10.</w:t>
-            </w:r>
-            <w:r>
-              <w:rPr>
-                <w:lang w:val="en-US"/>
-              </w:rPr>
-              <w:t>XB</w:t>
-            </w:r>
-            <w:r>
-              <w:t>:4</w:t>
-            </w:r>
-          </w:p>
-        </w:tc>
-        <w:tc>
-          <w:tcPr>
-            <w:tcW w:w="2212" w:type="dxa"/>
-          </w:tcPr>
-          <w:p>
-            <w:pPr>
-              <w:pStyle w:val="af0"/>
-            </w:pPr>
-            <w:r>
-              <w:t>М10.К2</w:t>
-            </w:r>
-          </w:p>
-        </w:tc>
-        <w:tc>
-          <w:tcPr>
-            <w:tcW w:w="4914" w:type="dxa"/>
-          </w:tcPr>
-          <w:p>
-            <w:pPr>
-              <w:pStyle w:val="af0"/>
-              <w:jc w:val="left"/>
-            </w:pPr>
-            <w:r>
-              <w:t>КЦН1: Пуск</w:t>
-            </w:r>
-          </w:p>
-        </w:tc>
-      </w:tr>
-      <w:tr>
-        <w:tc>
-          <w:tcPr>
-            <w:tcW w:w="2479" w:type="dxa"/>
-          </w:tcPr>
-          <w:p>
-            <w:pPr>
-              <w:pStyle w:val="af0"/>
-            </w:pPr>
-            <w:r>
-              <w:t>М10.</w:t>
-            </w:r>
-            <w:r>
-              <w:rPr>
-                <w:lang w:val="en-US"/>
-              </w:rPr>
-              <w:t>X</w:t>
-            </w:r>
-            <w:r>
-              <w:t>В:</w:t>
-            </w:r>
-            <w:r>
-              <w:rPr>
-                <w:lang w:val="en-US"/>
-              </w:rPr>
-              <w:t>7</w:t>
-            </w:r>
-            <w:r>
-              <w:t xml:space="preserve"> – М10.</w:t>
-            </w:r>
-            <w:r>
-              <w:rPr>
-                <w:lang w:val="en-US"/>
-              </w:rPr>
-              <w:t>XB</w:t>
-            </w:r>
-            <w:r>
-              <w:t>:</w:t>
-            </w:r>
-            <w:r>
-              <w:rPr>
-                <w:lang w:val="en-US"/>
-              </w:rPr>
-              <w:t>5</w:t>
-            </w:r>
-          </w:p>
-        </w:tc>
-        <w:tc>
-          <w:tcPr>
-            <w:tcW w:w="2212" w:type="dxa"/>
-          </w:tcPr>
-          <w:p>
-            <w:pPr>
-              <w:pStyle w:val="af0"/>
-            </w:pPr>
-            <w:r>
-              <w:t>М10.К3</w:t>
-            </w:r>
-          </w:p>
-        </w:tc>
-        <w:tc>
-          <w:tcPr>
-            <w:tcW w:w="4914" w:type="dxa"/>
-          </w:tcPr>
-          <w:p>
-            <w:pPr>
-              <w:pStyle w:val="af0"/>
-              <w:jc w:val="left"/>
-            </w:pPr>
-            <w:r>
-              <w:t>КЦН1: Неисправность ЦН</w:t>
-            </w:r>
-          </w:p>
-        </w:tc>
-      </w:tr>
-      <w:tr>
-        <w:tc>
-          <w:tcPr>
-            <w:tcW w:w="2479" w:type="dxa"/>
-          </w:tcPr>
-          <w:p>
-            <w:pPr>
-              <w:pStyle w:val="af0"/>
-            </w:pPr>
-            <w:r>
-              <w:t>М10.</w:t>
-            </w:r>
-            <w:r>
-              <w:rPr>
-                <w:lang w:val="en-US"/>
-              </w:rPr>
-              <w:t>X</w:t>
-            </w:r>
-            <w:r>
-              <w:t>В:</w:t>
-            </w:r>
-            <w:r>
-              <w:rPr>
-                <w:lang w:val="en-US"/>
-              </w:rPr>
-              <w:t>7</w:t>
-            </w:r>
-            <w:r>
-              <w:t xml:space="preserve"> – М10.</w:t>
-            </w:r>
-            <w:r>
-              <w:rPr>
-                <w:lang w:val="en-US"/>
-              </w:rPr>
-              <w:t>XB</w:t>
-            </w:r>
-            <w:r>
-              <w:t>:</w:t>
-            </w:r>
-            <w:r>
-              <w:rPr>
-                <w:lang w:val="en-US"/>
-              </w:rPr>
-              <w:t>6</w:t>
-            </w:r>
-          </w:p>
-        </w:tc>
-        <w:tc>
-          <w:tcPr>
-            <w:tcW w:w="2212" w:type="dxa"/>
-          </w:tcPr>
-          <w:p>
-            <w:pPr>
-              <w:pStyle w:val="af0"/>
-            </w:pPr>
-            <w:r>
-              <w:t>М10.К4</w:t>
-            </w:r>
-          </w:p>
-        </w:tc>
-        <w:tc>
-          <w:tcPr>
-            <w:tcW w:w="4914" w:type="dxa"/>
-          </w:tcPr>
-          <w:p>
-            <w:pPr>
-              <w:pStyle w:val="af0"/>
-              <w:jc w:val="left"/>
-            </w:pPr>
-            <w:r>
-              <w:t>КЦН</w:t>
-            </w:r>
-            <w:r>
-              <w:t>2</w:t>
-            </w:r>
-            <w:r>
-              <w:t>: Пуск по Uлин</w:t>
-            </w:r>
-          </w:p>
-        </w:tc>
-      </w:tr>
-      <w:tr>
-        <w:tc>
-          <w:tcPr>
-            <w:tcW w:w="2479" w:type="dxa"/>
-          </w:tcPr>
-          <w:p>
-            <w:pPr>
-              <w:pStyle w:val="af0"/>
-            </w:pPr>
-            <w:r>
-              <w:t>М10.</w:t>
-            </w:r>
-            <w:r>
-              <w:rPr>
-                <w:lang w:val="en-US"/>
-              </w:rPr>
-              <w:t>X</w:t>
-            </w:r>
-            <w:r>
-              <w:t>В</w:t>
-            </w:r>
-            <w:r>
-              <w:rPr>
-                <w:lang w:val="en-US"/>
-              </w:rPr>
-              <w:t>:10</w:t>
-            </w:r>
-            <w:r>
-              <w:t xml:space="preserve"> – М10.</w:t>
-            </w:r>
-            <w:r>
-              <w:rPr>
-                <w:lang w:val="en-US"/>
-              </w:rPr>
-              <w:t>XB:8</w:t>
-            </w:r>
-          </w:p>
-        </w:tc>
-        <w:tc>
-          <w:tcPr>
-            <w:tcW w:w="2212" w:type="dxa"/>
-          </w:tcPr>
-          <w:p>
-            <w:pPr>
-              <w:pStyle w:val="af0"/>
-            </w:pPr>
-            <w:r>
-              <w:t>М10.К5</w:t>
-            </w:r>
-          </w:p>
-        </w:tc>
-        <w:tc>
-          <w:tcPr>
-            <w:tcW w:w="4914" w:type="dxa"/>
-          </w:tcPr>
-          <w:p>
-            <w:pPr>
-              <w:pStyle w:val="af0"/>
-              <w:jc w:val="left"/>
-            </w:pPr>
-            <w:r>
-              <w:t>КЦН</w:t>
-            </w:r>
-            <w:r>
-              <w:t>2</w:t>
-            </w:r>
-            <w:r>
-              <w:t>: Пуск по U2</w:t>
-            </w:r>
-          </w:p>
-        </w:tc>
-      </w:tr>
-      <w:tr>
-        <w:tc>
-          <w:tcPr>
-            <w:tcW w:w="2479" w:type="dxa"/>
-          </w:tcPr>
-          <w:p>
-            <w:pPr>
-              <w:pStyle w:val="af0"/>
-            </w:pPr>
-            <w:r>
-              <w:t>М10</w:t>
-            </w:r>
-            <w:r>
-              <w:rPr>
-                <w:lang w:val="en-US"/>
-              </w:rPr>
-              <w:t>.X</w:t>
-            </w:r>
-            <w:r>
-              <w:t>В</w:t>
-            </w:r>
-            <w:r>
-              <w:rPr>
-                <w:lang w:val="en-US"/>
-              </w:rPr>
-              <w:t xml:space="preserve">:10 – </w:t>
-            </w:r>
-            <w:r>
-              <w:t>М10</w:t>
-            </w:r>
-            <w:r>
-              <w:rPr>
-                <w:lang w:val="en-US"/>
-              </w:rPr>
-              <w:t>.XB:9</w:t>
-            </w:r>
-          </w:p>
-        </w:tc>
-        <w:tc>
-          <w:tcPr>
-            <w:tcW w:w="2212" w:type="dxa"/>
-          </w:tcPr>
-          <w:p>
-            <w:pPr>
-              <w:pStyle w:val="af0"/>
-            </w:pPr>
-            <w:r>
-              <w:t>М10.К</w:t>
-            </w:r>
-            <w:r>
-              <w:rPr>
-                <w:lang w:val="en-US"/>
-              </w:rPr>
-              <w:t>6</w:t>
-            </w:r>
-          </w:p>
-        </w:tc>
-        <w:tc>
-          <w:tcPr>
-            <w:tcW w:w="4914" w:type="dxa"/>
-          </w:tcPr>
-          <w:p>
-            <w:pPr>
-              <w:pStyle w:val="af0"/>
-              <w:jc w:val="left"/>
-            </w:pPr>
-            <w:r>
-              <w:t>КЦН</w:t>
-            </w:r>
-            <w:r>
-              <w:t>2</w:t>
-            </w:r>
-            <w:r>
-              <w:t>: Пуск</w:t>
-            </w:r>
-          </w:p>
-        </w:tc>
-      </w:tr>
-      <w:tr>
-        <w:tc>
-          <w:tcPr>
-            <w:tcW w:w="2479" w:type="dxa"/>
-          </w:tcPr>
-          <w:p>
-            <w:pPr>
-              <w:pStyle w:val="af0"/>
-            </w:pPr>
-            <w:r>
-              <w:t>М10</w:t>
-            </w:r>
-            <w:r>
-              <w:rPr>
-                <w:lang w:val="en-US"/>
-              </w:rPr>
-              <w:t>.X</w:t>
-            </w:r>
-            <w:r>
-              <w:t>В</w:t>
-            </w:r>
-            <w:r>
-              <w:rPr>
-                <w:lang w:val="en-US"/>
-              </w:rPr>
-              <w:t xml:space="preserve">:13 – </w:t>
-            </w:r>
-            <w:r>
-              <w:t>М10</w:t>
-            </w:r>
-            <w:r>
-              <w:rPr>
-                <w:lang w:val="en-US"/>
-              </w:rPr>
-              <w:t>.XB:12</w:t>
-            </w:r>
-          </w:p>
-        </w:tc>
-        <w:tc>
-          <w:tcPr>
-            <w:tcW w:w="2212" w:type="dxa"/>
-          </w:tcPr>
-          <w:p>
-            <w:pPr>
-              <w:pStyle w:val="af0"/>
-            </w:pPr>
-            <w:r>
-              <w:t>М10.К</w:t>
-            </w:r>
-            <w:r>
-              <w:rPr>
-                <w:lang w:val="en-US"/>
-              </w:rPr>
-              <w:t>7</w:t>
-            </w:r>
-          </w:p>
-        </w:tc>
-        <w:tc>
-          <w:tcPr>
-            <w:tcW w:w="4914" w:type="dxa"/>
-          </w:tcPr>
-          <w:p>
-            <w:pPr>
-              <w:pStyle w:val="af0"/>
-              <w:jc w:val="left"/>
-            </w:pPr>
-            <w:r>
-              <w:t>КЦН2: Неисправность ЦН</w:t>
-            </w:r>
-          </w:p>
-        </w:tc>
-      </w:tr>
-      <w:tr>
-        <w:tc>
-          <w:tcPr>
-            <w:tcW w:w="2479" w:type="dxa"/>
-          </w:tcPr>
-          <w:p>
-            <w:pPr>
-              <w:pStyle w:val="af0"/>
-            </w:pPr>
-            <w:r>
-              <w:t>М10</w:t>
-            </w:r>
-            <w:r>
-              <w:rPr>
-                <w:lang w:val="en-US"/>
-              </w:rPr>
-              <w:t>.X</w:t>
-            </w:r>
-            <w:r>
-              <w:t>В</w:t>
-            </w:r>
-            <w:r>
-              <w:rPr>
-                <w:lang w:val="en-US"/>
-              </w:rPr>
-              <w:t xml:space="preserve">:16 – </w:t>
-            </w:r>
-            <w:r>
-              <w:t>М10</w:t>
-            </w:r>
-            <w:r>
-              <w:rPr>
-                <w:lang w:val="en-US"/>
-              </w:rPr>
-              <w:t>.XB:15</w:t>
-            </w:r>
-          </w:p>
-        </w:tc>
-        <w:tc>
-          <w:tcPr>
-            <w:tcW w:w="2212" w:type="dxa"/>
-          </w:tcPr>
-          <w:p>
-            <w:pPr>
-              <w:pStyle w:val="af0"/>
-            </w:pPr>
-            <w:r>
-              <w:t>М10.К8</w:t>
-            </w:r>
-          </w:p>
-        </w:tc>
-        <w:tc>
-          <w:tcPr>
-            <w:tcW w:w="4914" w:type="dxa"/>
-          </w:tcPr>
-          <w:p>
-            <w:pPr>
-              <w:pStyle w:val="af0"/>
-              <w:jc w:val="left"/>
-            </w:pPr>
-            <w:r>
-              <w:t>Резерв</w:t>
-            </w:r>
-          </w:p>
-        </w:tc>
-      </w:tr>
-      <w:tr>
-        <w:tc>
-          <w:tcPr>
-            <w:tcW w:w="2479" w:type="dxa"/>
-          </w:tcPr>
-          <w:p>
-            <w:pPr>
-              <w:pStyle w:val="af0"/>
-            </w:pPr>
-            <w:r>
-              <w:t>М</w:t>
-            </w:r>
-            <w:r>
-              <w:rPr>
-                <w:lang w:val="en-US"/>
-              </w:rPr>
-              <w:t xml:space="preserve">1.XP:2 - </w:t>
-            </w:r>
-            <w:r>
-              <w:t>М</w:t>
-            </w:r>
-            <w:r>
-              <w:rPr>
-                <w:lang w:val="en-US"/>
-              </w:rPr>
-              <w:t>1.XP:1</w:t>
-            </w:r>
-          </w:p>
-        </w:tc>
-        <w:tc>
-          <w:tcPr>
-            <w:tcW w:w="2212" w:type="dxa"/>
-          </w:tcPr>
-          <w:p>
-            <w:pPr>
-              <w:pStyle w:val="af0"/>
-            </w:pPr>
-            <w:r>
-              <w:t>М1.К1</w:t>
-            </w:r>
-          </w:p>
-        </w:tc>
-        <w:tc>
-          <w:tcPr>
-            <w:tcW w:w="4914" w:type="dxa"/>
-          </w:tcPr>
-          <w:p>
-            <w:pPr>
-              <w:pStyle w:val="af0"/>
-              <w:jc w:val="left"/>
-            </w:pPr>
-            <w:r>
-              <w:t>ПС: Пуск</w:t>
-            </w:r>
-          </w:p>
-        </w:tc>
-      </w:tr>
-    </w:tbl>
-    <w:p>
-      <w:pPr>
-        <w:pStyle w:val="a"/>
-      </w:pPr>
       <w:bookmarkStart w:id="16" w:name="_Ref191631805"/>
       <w:r>
         <w:t>Выходные реле устройства ЮНИТ-М300 для проверки БНТ</w:t>
@@ -14353,7 +13745,6 @@
               <w:pStyle w:val="af0"/>
             </w:pPr>
             <w:r>
-              <w:lastRenderedPageBreak/>
               <w:t>М9.</w:t>
             </w:r>
             <w:r>
@@ -14810,6 +14201,7 @@
               </w:rPr>
             </w:pPr>
             <w:r>
+              <w:lastRenderedPageBreak/>
               <w:t>М9</w:t>
             </w:r>
             <w:r>
@@ -15487,10 +14879,13 @@
         <w:pStyle w:val="a"/>
       </w:pPr>
       <w:r>
-        <w:t xml:space="preserve">Выходные реле устройства ЮНИТ-М300 для проверки МТЗ </w:t>
+        <w:t>Выходные реле устройств</w:t>
       </w:r>
       <w:r>
-        <w:t>в части общих цепей</w:t>
+        <w:t>а ЮНИТ-М300 для проверки КЦН НН</w:t>
+      </w:r>
+      <w:r>
+        <w:t>, КПОН НН</w:t>
       </w:r>
     </w:p>
     <w:tbl>
@@ -15626,7 +15021,7 @@
               <w:jc w:val="left"/>
             </w:pPr>
             <w:r>
-              <w:t>МТЗ 1 ст: Пуск ф.А</w:t>
+              <w:t>КЦН: Ввод</w:t>
             </w:r>
           </w:p>
         </w:tc>
@@ -15687,7 +15082,7 @@
               <w:jc w:val="left"/>
             </w:pPr>
             <w:r>
-              <w:t>МТЗ 1 ст: Пуск ф.В</w:t>
+              <w:t>КЦН: Оперативный вывод</w:t>
             </w:r>
           </w:p>
         </w:tc>
@@ -15766,7 +15161,7 @@
               <w:jc w:val="left"/>
             </w:pPr>
             <w:r>
-              <w:t>МТЗ 1 ст: Пуск ф.С</w:t>
+              <w:t>КЦН: Пуск по Uлин</w:t>
             </w:r>
           </w:p>
         </w:tc>
@@ -15848,10 +15243,7 @@
               <w:jc w:val="left"/>
             </w:pPr>
             <w:r>
-              <w:t>МТЗ 2</w:t>
-            </w:r>
-            <w:r>
-              <w:t xml:space="preserve"> ст: Пуск ф.А</w:t>
+              <w:t>КЦН: Пуск по U2</w:t>
             </w:r>
           </w:p>
         </w:tc>
@@ -15924,13 +15316,7 @@
               <w:jc w:val="left"/>
             </w:pPr>
             <w:r>
-              <w:t xml:space="preserve">МТЗ </w:t>
-            </w:r>
-            <w:r>
-              <w:t>2</w:t>
-            </w:r>
-            <w:r>
-              <w:t xml:space="preserve"> ст: Пуск ф.В</w:t>
+              <w:t>КЦН: Пуск</w:t>
             </w:r>
           </w:p>
         </w:tc>
@@ -16008,13 +15394,7 @@
               <w:jc w:val="left"/>
             </w:pPr>
             <w:r>
-              <w:t xml:space="preserve">МТЗ </w:t>
-            </w:r>
-            <w:r>
-              <w:t>2</w:t>
-            </w:r>
-            <w:r>
-              <w:t xml:space="preserve"> ст: Пуск ф.С</w:t>
+              <w:t>КЦН: Неисправность ЦН</w:t>
             </w:r>
           </w:p>
         </w:tc>
@@ -16092,13 +15472,7 @@
               <w:jc w:val="left"/>
             </w:pPr>
             <w:r>
-              <w:t xml:space="preserve">МТЗ </w:t>
-            </w:r>
-            <w:r>
-              <w:t>3</w:t>
-            </w:r>
-            <w:r>
-              <w:t xml:space="preserve"> ст: Пуск ф.А</w:t>
+              <w:t>КПОН: Пуск</w:t>
             </w:r>
           </w:p>
         </w:tc>
@@ -16170,13 +15544,7 @@
               <w:jc w:val="left"/>
             </w:pPr>
             <w:r>
-              <w:t xml:space="preserve">МТЗ </w:t>
-            </w:r>
-            <w:r>
-              <w:t>3</w:t>
-            </w:r>
-            <w:r>
-              <w:t xml:space="preserve"> ст: Пуск ф.В</w:t>
+              <w:t>Резерв</w:t>
             </w:r>
           </w:p>
         </w:tc>
@@ -16242,13 +15610,7 @@
               <w:jc w:val="left"/>
             </w:pPr>
             <w:r>
-              <w:t xml:space="preserve">МТЗ </w:t>
-            </w:r>
-            <w:r>
-              <w:t>3</w:t>
-            </w:r>
-            <w:r>
-              <w:t xml:space="preserve"> ст: Пуск ф.С</w:t>
+              <w:t>Резерв</w:t>
             </w:r>
           </w:p>
         </w:tc>
@@ -16749,6 +16111,1286 @@
               <w:pStyle w:val="af0"/>
             </w:pPr>
             <w:r>
+              <w:t>М</w:t>
+            </w:r>
+            <w:r>
+              <w:rPr>
+                <w:lang w:val="en-US"/>
+              </w:rPr>
+              <w:t xml:space="preserve">1.XP:2 - </w:t>
+            </w:r>
+            <w:r>
+              <w:t>М</w:t>
+            </w:r>
+            <w:r>
+              <w:rPr>
+                <w:lang w:val="en-US"/>
+              </w:rPr>
+              <w:t>1.XP:1</w:t>
+            </w:r>
+          </w:p>
+        </w:tc>
+        <w:tc>
+          <w:tcPr>
+            <w:tcW w:w="2212" w:type="dxa"/>
+          </w:tcPr>
+          <w:p>
+            <w:pPr>
+              <w:pStyle w:val="af0"/>
+            </w:pPr>
+            <w:r>
+              <w:t>М1.К1</w:t>
+            </w:r>
+          </w:p>
+        </w:tc>
+        <w:tc>
+          <w:tcPr>
+            <w:tcW w:w="4914" w:type="dxa"/>
+          </w:tcPr>
+          <w:p>
+            <w:pPr>
+              <w:pStyle w:val="af0"/>
+              <w:jc w:val="left"/>
+            </w:pPr>
+            <w:r>
+              <w:t>ПС: Пуск</w:t>
+            </w:r>
+          </w:p>
+        </w:tc>
+      </w:tr>
+    </w:tbl>
+    <w:p>
+      <w:pPr>
+        <w:pStyle w:val="a"/>
+      </w:pPr>
+      <w:r>
+        <w:t>Выходные реле устройства ЮНИТ-М300 для проверки МТЗ в части общих цепей</w:t>
+      </w:r>
+    </w:p>
+    <w:tbl>
+      <w:tblPr>
+        <w:tblStyle w:val="21"/>
+        <w:tblW w:w="0" w:type="auto"/>
+        <w:tblLook w:val="04A0" w:firstRow="1" w:lastRow="0" w:firstColumn="1" w:lastColumn="0" w:noHBand="0" w:noVBand="1"/>
+      </w:tblPr>
+      <w:tblGrid>
+        <w:gridCol w:w="2479"/>
+        <w:gridCol w:w="2212"/>
+        <w:gridCol w:w="4914"/>
+      </w:tblGrid>
+      <w:tr>
+        <w:trPr>
+          <w:cnfStyle w:val="100000000000" w:firstRow="1" w:lastRow="0" w:firstColumn="0" w:lastColumn="0" w:oddVBand="0" w:evenVBand="0" w:oddHBand="0" w:evenHBand="0" w:firstRowFirstColumn="0" w:firstRowLastColumn="0" w:lastRowFirstColumn="0" w:lastRowLastColumn="0"/>
+          <w:tblHeader/>
+        </w:trPr>
+        <w:tc>
+          <w:tcPr>
+            <w:tcW w:w="2479" w:type="dxa"/>
+          </w:tcPr>
+          <w:p>
+            <w:pPr>
+              <w:rPr>
+                <w:b w:val="0"/>
+              </w:rPr>
+            </w:pPr>
+            <w:r>
+              <w:rPr>
+                <w:b w:val="0"/>
+              </w:rPr>
+              <w:t>Клеммы на устройстве</w:t>
+            </w:r>
+          </w:p>
+        </w:tc>
+        <w:tc>
+          <w:tcPr>
+            <w:tcW w:w="2212" w:type="dxa"/>
+          </w:tcPr>
+          <w:p>
+            <w:pPr>
+              <w:rPr>
+                <w:b w:val="0"/>
+              </w:rPr>
+            </w:pPr>
+            <w:r>
+              <w:rPr>
+                <w:b w:val="0"/>
+              </w:rPr>
+              <w:t>Номер выходного реле</w:t>
+            </w:r>
+          </w:p>
+        </w:tc>
+        <w:tc>
+          <w:tcPr>
+            <w:tcW w:w="4914" w:type="dxa"/>
+          </w:tcPr>
+          <w:p>
+            <w:pPr>
+              <w:rPr>
+                <w:b w:val="0"/>
+              </w:rPr>
+            </w:pPr>
+            <w:r>
+              <w:rPr>
+                <w:b w:val="0"/>
+              </w:rPr>
+              <w:t>Наименование сигнала на ФСУ</w:t>
+            </w:r>
+          </w:p>
+        </w:tc>
+      </w:tr>
+      <w:tr>
+        <w:tc>
+          <w:tcPr>
+            <w:tcW w:w="2479" w:type="dxa"/>
+          </w:tcPr>
+          <w:p>
+            <w:pPr>
+              <w:pStyle w:val="af0"/>
+            </w:pPr>
+            <w:r>
+              <w:t>М9.</w:t>
+            </w:r>
+            <w:r>
+              <w:rPr>
+                <w:lang w:val="en-US"/>
+              </w:rPr>
+              <w:t>X</w:t>
+            </w:r>
+            <w:r>
+              <w:t>В</w:t>
+            </w:r>
+            <w:r>
+              <w:rPr>
+                <w:lang w:val="en-US"/>
+              </w:rPr>
+              <w:t>:1</w:t>
+            </w:r>
+            <w:r>
+              <w:t xml:space="preserve"> – М9.</w:t>
+            </w:r>
+            <w:r>
+              <w:rPr>
+                <w:lang w:val="en-US"/>
+              </w:rPr>
+              <w:t>XB:2</w:t>
+            </w:r>
+          </w:p>
+        </w:tc>
+        <w:tc>
+          <w:tcPr>
+            <w:tcW w:w="2212" w:type="dxa"/>
+          </w:tcPr>
+          <w:p>
+            <w:pPr>
+              <w:pStyle w:val="af0"/>
+            </w:pPr>
+            <w:r>
+              <w:t>М9.К1</w:t>
+            </w:r>
+          </w:p>
+        </w:tc>
+        <w:tc>
+          <w:tcPr>
+            <w:tcW w:w="4914" w:type="dxa"/>
+            <w:shd w:val="clear" w:color="auto" w:fill="auto"/>
+          </w:tcPr>
+          <w:p>
+            <w:pPr>
+              <w:pStyle w:val="af0"/>
+              <w:jc w:val="left"/>
+            </w:pPr>
+            <w:r>
+              <w:t>МТЗ 1 ст: Ввод</w:t>
+            </w:r>
+          </w:p>
+        </w:tc>
+      </w:tr>
+      <w:tr>
+        <w:tc>
+          <w:tcPr>
+            <w:tcW w:w="2479" w:type="dxa"/>
+          </w:tcPr>
+          <w:p>
+            <w:pPr>
+              <w:pStyle w:val="af0"/>
+            </w:pPr>
+            <w:r>
+              <w:t>М9.</w:t>
+            </w:r>
+            <w:r>
+              <w:rPr>
+                <w:lang w:val="en-US"/>
+              </w:rPr>
+              <w:t>X</w:t>
+            </w:r>
+            <w:r>
+              <w:t>В:3 – М9.</w:t>
+            </w:r>
+            <w:r>
+              <w:rPr>
+                <w:lang w:val="en-US"/>
+              </w:rPr>
+              <w:t>XB</w:t>
+            </w:r>
+            <w:r>
+              <w:t>:4</w:t>
+            </w:r>
+          </w:p>
+        </w:tc>
+        <w:tc>
+          <w:tcPr>
+            <w:tcW w:w="2212" w:type="dxa"/>
+          </w:tcPr>
+          <w:p>
+            <w:pPr>
+              <w:pStyle w:val="af0"/>
+            </w:pPr>
+            <w:r>
+              <w:t>М9.К2</w:t>
+            </w:r>
+          </w:p>
+        </w:tc>
+        <w:tc>
+          <w:tcPr>
+            <w:tcW w:w="4914" w:type="dxa"/>
+            <w:shd w:val="clear" w:color="auto" w:fill="auto"/>
+          </w:tcPr>
+          <w:p>
+            <w:pPr>
+              <w:pStyle w:val="af0"/>
+              <w:jc w:val="left"/>
+            </w:pPr>
+            <w:r>
+              <w:t>МТЗ 1 ст: Оперативный вывод</w:t>
+            </w:r>
+          </w:p>
+        </w:tc>
+      </w:tr>
+      <w:tr>
+        <w:tc>
+          <w:tcPr>
+            <w:tcW w:w="2479" w:type="dxa"/>
+          </w:tcPr>
+          <w:p>
+            <w:pPr>
+              <w:pStyle w:val="af0"/>
+              <w:rPr>
+                <w:lang w:val="en-US"/>
+              </w:rPr>
+            </w:pPr>
+            <w:r>
+              <w:t>М9.</w:t>
+            </w:r>
+            <w:r>
+              <w:rPr>
+                <w:lang w:val="en-US"/>
+              </w:rPr>
+              <w:t>X</w:t>
+            </w:r>
+            <w:r>
+              <w:t>В:</w:t>
+            </w:r>
+            <w:r>
+              <w:rPr>
+                <w:lang w:val="en-US"/>
+              </w:rPr>
+              <w:t>7</w:t>
+            </w:r>
+            <w:r>
+              <w:t xml:space="preserve"> – М9.</w:t>
+            </w:r>
+            <w:r>
+              <w:rPr>
+                <w:lang w:val="en-US"/>
+              </w:rPr>
+              <w:t>XB</w:t>
+            </w:r>
+            <w:r>
+              <w:t>:</w:t>
+            </w:r>
+            <w:r>
+              <w:rPr>
+                <w:lang w:val="en-US"/>
+              </w:rPr>
+              <w:t>5</w:t>
+            </w:r>
+          </w:p>
+        </w:tc>
+        <w:tc>
+          <w:tcPr>
+            <w:tcW w:w="2212" w:type="dxa"/>
+          </w:tcPr>
+          <w:p>
+            <w:pPr>
+              <w:pStyle w:val="af0"/>
+            </w:pPr>
+            <w:r>
+              <w:t>М9.К3</w:t>
+            </w:r>
+          </w:p>
+        </w:tc>
+        <w:tc>
+          <w:tcPr>
+            <w:tcW w:w="4914" w:type="dxa"/>
+            <w:shd w:val="clear" w:color="auto" w:fill="auto"/>
+          </w:tcPr>
+          <w:p>
+            <w:pPr>
+              <w:pStyle w:val="af0"/>
+              <w:jc w:val="left"/>
+            </w:pPr>
+            <w:r>
+              <w:t>МТЗ 2 ст: Ввод</w:t>
+            </w:r>
+          </w:p>
+        </w:tc>
+      </w:tr>
+      <w:tr>
+        <w:tc>
+          <w:tcPr>
+            <w:tcW w:w="2479" w:type="dxa"/>
+          </w:tcPr>
+          <w:p>
+            <w:pPr>
+              <w:pStyle w:val="af0"/>
+              <w:rPr>
+                <w:lang w:val="en-US"/>
+              </w:rPr>
+            </w:pPr>
+            <w:r>
+              <w:t>М9.</w:t>
+            </w:r>
+            <w:r>
+              <w:rPr>
+                <w:lang w:val="en-US"/>
+              </w:rPr>
+              <w:t>X</w:t>
+            </w:r>
+            <w:r>
+              <w:t>В:</w:t>
+            </w:r>
+            <w:r>
+              <w:rPr>
+                <w:lang w:val="en-US"/>
+              </w:rPr>
+              <w:t>7</w:t>
+            </w:r>
+            <w:r>
+              <w:t xml:space="preserve"> – М9.</w:t>
+            </w:r>
+            <w:r>
+              <w:rPr>
+                <w:lang w:val="en-US"/>
+              </w:rPr>
+              <w:t>XB</w:t>
+            </w:r>
+            <w:r>
+              <w:t>:</w:t>
+            </w:r>
+            <w:r>
+              <w:rPr>
+                <w:lang w:val="en-US"/>
+              </w:rPr>
+              <w:t>6</w:t>
+            </w:r>
+          </w:p>
+        </w:tc>
+        <w:tc>
+          <w:tcPr>
+            <w:tcW w:w="2212" w:type="dxa"/>
+          </w:tcPr>
+          <w:p>
+            <w:pPr>
+              <w:pStyle w:val="af0"/>
+              <w:rPr>
+                <w:lang w:val="en-US"/>
+              </w:rPr>
+            </w:pPr>
+            <w:r>
+              <w:t>М9.К4</w:t>
+            </w:r>
+          </w:p>
+        </w:tc>
+        <w:tc>
+          <w:tcPr>
+            <w:tcW w:w="4914" w:type="dxa"/>
+            <w:shd w:val="clear" w:color="auto" w:fill="auto"/>
+          </w:tcPr>
+          <w:p>
+            <w:pPr>
+              <w:pStyle w:val="af0"/>
+              <w:jc w:val="left"/>
+            </w:pPr>
+            <w:r>
+              <w:t>МТЗ 2 ст: Оперативный вывод</w:t>
+            </w:r>
+          </w:p>
+        </w:tc>
+      </w:tr>
+      <w:tr>
+        <w:tc>
+          <w:tcPr>
+            <w:tcW w:w="2479" w:type="dxa"/>
+          </w:tcPr>
+          <w:p>
+            <w:pPr>
+              <w:pStyle w:val="af0"/>
+              <w:rPr>
+                <w:lang w:val="en-US"/>
+              </w:rPr>
+            </w:pPr>
+            <w:r>
+              <w:t>М9.</w:t>
+            </w:r>
+            <w:r>
+              <w:rPr>
+                <w:lang w:val="en-US"/>
+              </w:rPr>
+              <w:t>X</w:t>
+            </w:r>
+            <w:r>
+              <w:t>В</w:t>
+            </w:r>
+            <w:r>
+              <w:rPr>
+                <w:lang w:val="en-US"/>
+              </w:rPr>
+              <w:t>:10</w:t>
+            </w:r>
+            <w:r>
+              <w:t xml:space="preserve"> – М9.</w:t>
+            </w:r>
+            <w:r>
+              <w:rPr>
+                <w:lang w:val="en-US"/>
+              </w:rPr>
+              <w:t>XB:8</w:t>
+            </w:r>
+          </w:p>
+        </w:tc>
+        <w:tc>
+          <w:tcPr>
+            <w:tcW w:w="2212" w:type="dxa"/>
+          </w:tcPr>
+          <w:p>
+            <w:pPr>
+              <w:pStyle w:val="af0"/>
+              <w:rPr>
+                <w:lang w:val="en-US"/>
+              </w:rPr>
+            </w:pPr>
+            <w:r>
+              <w:t>М9.К5</w:t>
+            </w:r>
+          </w:p>
+        </w:tc>
+        <w:tc>
+          <w:tcPr>
+            <w:tcW w:w="4914" w:type="dxa"/>
+            <w:shd w:val="clear" w:color="auto" w:fill="auto"/>
+          </w:tcPr>
+          <w:p>
+            <w:pPr>
+              <w:pStyle w:val="af0"/>
+              <w:jc w:val="left"/>
+            </w:pPr>
+            <w:r>
+              <w:t>МТЗ 3 ст: Ввод</w:t>
+            </w:r>
+          </w:p>
+        </w:tc>
+      </w:tr>
+      <w:tr>
+        <w:tc>
+          <w:tcPr>
+            <w:tcW w:w="2479" w:type="dxa"/>
+          </w:tcPr>
+          <w:p>
+            <w:pPr>
+              <w:pStyle w:val="af0"/>
+              <w:rPr>
+                <w:lang w:val="en-US"/>
+              </w:rPr>
+            </w:pPr>
+            <w:r>
+              <w:t>М9</w:t>
+            </w:r>
+            <w:r>
+              <w:rPr>
+                <w:lang w:val="en-US"/>
+              </w:rPr>
+              <w:t>.X</w:t>
+            </w:r>
+            <w:r>
+              <w:t>В</w:t>
+            </w:r>
+            <w:r>
+              <w:rPr>
+                <w:lang w:val="en-US"/>
+              </w:rPr>
+              <w:t xml:space="preserve">:10 – </w:t>
+            </w:r>
+            <w:r>
+              <w:t>М9</w:t>
+            </w:r>
+            <w:r>
+              <w:rPr>
+                <w:lang w:val="en-US"/>
+              </w:rPr>
+              <w:t>.XB:9</w:t>
+            </w:r>
+          </w:p>
+        </w:tc>
+        <w:tc>
+          <w:tcPr>
+            <w:tcW w:w="2212" w:type="dxa"/>
+          </w:tcPr>
+          <w:p>
+            <w:pPr>
+              <w:pStyle w:val="af0"/>
+              <w:rPr>
+                <w:lang w:val="en-US"/>
+              </w:rPr>
+            </w:pPr>
+            <w:r>
+              <w:t>М9.К</w:t>
+            </w:r>
+            <w:r>
+              <w:rPr>
+                <w:lang w:val="en-US"/>
+              </w:rPr>
+              <w:t>6</w:t>
+            </w:r>
+          </w:p>
+        </w:tc>
+        <w:tc>
+          <w:tcPr>
+            <w:tcW w:w="4914" w:type="dxa"/>
+          </w:tcPr>
+          <w:p>
+            <w:pPr>
+              <w:pStyle w:val="af0"/>
+              <w:jc w:val="left"/>
+            </w:pPr>
+            <w:r>
+              <w:t>МТЗ 3 ст: Оперативный вывод</w:t>
+            </w:r>
+          </w:p>
+        </w:tc>
+      </w:tr>
+      <w:tr>
+        <w:tc>
+          <w:tcPr>
+            <w:tcW w:w="2479" w:type="dxa"/>
+          </w:tcPr>
+          <w:p>
+            <w:pPr>
+              <w:pStyle w:val="af0"/>
+              <w:rPr>
+                <w:lang w:val="en-US"/>
+              </w:rPr>
+            </w:pPr>
+            <w:r>
+              <w:t>М9</w:t>
+            </w:r>
+            <w:r>
+              <w:rPr>
+                <w:lang w:val="en-US"/>
+              </w:rPr>
+              <w:t>.X</w:t>
+            </w:r>
+            <w:r>
+              <w:t>В</w:t>
+            </w:r>
+            <w:r>
+              <w:rPr>
+                <w:lang w:val="en-US"/>
+              </w:rPr>
+              <w:t xml:space="preserve">:13 – </w:t>
+            </w:r>
+            <w:r>
+              <w:t>М9</w:t>
+            </w:r>
+            <w:r>
+              <w:rPr>
+                <w:lang w:val="en-US"/>
+              </w:rPr>
+              <w:t>.XB:12</w:t>
+            </w:r>
+          </w:p>
+        </w:tc>
+        <w:tc>
+          <w:tcPr>
+            <w:tcW w:w="2212" w:type="dxa"/>
+          </w:tcPr>
+          <w:p>
+            <w:pPr>
+              <w:pStyle w:val="af0"/>
+              <w:rPr>
+                <w:lang w:val="en-US"/>
+              </w:rPr>
+            </w:pPr>
+            <w:r>
+              <w:t>М9.К</w:t>
+            </w:r>
+            <w:r>
+              <w:rPr>
+                <w:lang w:val="en-US"/>
+              </w:rPr>
+              <w:t>7</w:t>
+            </w:r>
+          </w:p>
+        </w:tc>
+        <w:tc>
+          <w:tcPr>
+            <w:tcW w:w="4914" w:type="dxa"/>
+          </w:tcPr>
+          <w:p>
+            <w:pPr>
+              <w:pStyle w:val="af0"/>
+              <w:jc w:val="left"/>
+            </w:pPr>
+            <w:r>
+              <w:t>МТЗ 1 ст: Срабатывание</w:t>
+            </w:r>
+          </w:p>
+        </w:tc>
+      </w:tr>
+      <w:tr>
+        <w:tc>
+          <w:tcPr>
+            <w:tcW w:w="2479" w:type="dxa"/>
+          </w:tcPr>
+          <w:p>
+            <w:pPr>
+              <w:pStyle w:val="af0"/>
+              <w:rPr>
+                <w:lang w:val="en-US"/>
+              </w:rPr>
+            </w:pPr>
+            <w:r>
+              <w:t>М9</w:t>
+            </w:r>
+            <w:r>
+              <w:rPr>
+                <w:lang w:val="en-US"/>
+              </w:rPr>
+              <w:t>.X</w:t>
+            </w:r>
+            <w:r>
+              <w:t>В</w:t>
+            </w:r>
+            <w:r>
+              <w:rPr>
+                <w:lang w:val="en-US"/>
+              </w:rPr>
+              <w:t xml:space="preserve">:16 – </w:t>
+            </w:r>
+            <w:r>
+              <w:t>М9</w:t>
+            </w:r>
+            <w:r>
+              <w:rPr>
+                <w:lang w:val="en-US"/>
+              </w:rPr>
+              <w:t>.XB:15</w:t>
+            </w:r>
+          </w:p>
+        </w:tc>
+        <w:tc>
+          <w:tcPr>
+            <w:tcW w:w="2212" w:type="dxa"/>
+          </w:tcPr>
+          <w:p>
+            <w:pPr>
+              <w:pStyle w:val="af0"/>
+              <w:rPr>
+                <w:lang w:val="en-US"/>
+              </w:rPr>
+            </w:pPr>
+            <w:r>
+              <w:t>М9.К8</w:t>
+            </w:r>
+          </w:p>
+        </w:tc>
+        <w:tc>
+          <w:tcPr>
+            <w:tcW w:w="4914" w:type="dxa"/>
+          </w:tcPr>
+          <w:p>
+            <w:pPr>
+              <w:pStyle w:val="af0"/>
+              <w:jc w:val="left"/>
+            </w:pPr>
+            <w:r>
+              <w:t>МТЗ 2 ст: Срабатывание</w:t>
+            </w:r>
+          </w:p>
+        </w:tc>
+      </w:tr>
+      <w:tr>
+        <w:tc>
+          <w:tcPr>
+            <w:tcW w:w="2479" w:type="dxa"/>
+          </w:tcPr>
+          <w:p>
+            <w:pPr>
+              <w:pStyle w:val="af0"/>
+            </w:pPr>
+            <w:r>
+              <w:t>М10.</w:t>
+            </w:r>
+            <w:r>
+              <w:rPr>
+                <w:lang w:val="en-US"/>
+              </w:rPr>
+              <w:t>X</w:t>
+            </w:r>
+            <w:r>
+              <w:t>В</w:t>
+            </w:r>
+            <w:r>
+              <w:rPr>
+                <w:lang w:val="en-US"/>
+              </w:rPr>
+              <w:t>:1</w:t>
+            </w:r>
+            <w:r>
+              <w:t xml:space="preserve"> – М10.</w:t>
+            </w:r>
+            <w:r>
+              <w:rPr>
+                <w:lang w:val="en-US"/>
+              </w:rPr>
+              <w:t>XB:2</w:t>
+            </w:r>
+          </w:p>
+        </w:tc>
+        <w:tc>
+          <w:tcPr>
+            <w:tcW w:w="2212" w:type="dxa"/>
+          </w:tcPr>
+          <w:p>
+            <w:pPr>
+              <w:pStyle w:val="af0"/>
+            </w:pPr>
+            <w:r>
+              <w:t>М10.К1</w:t>
+            </w:r>
+          </w:p>
+        </w:tc>
+        <w:tc>
+          <w:tcPr>
+            <w:tcW w:w="4914" w:type="dxa"/>
+          </w:tcPr>
+          <w:p>
+            <w:pPr>
+              <w:pStyle w:val="af0"/>
+              <w:jc w:val="left"/>
+            </w:pPr>
+            <w:r>
+              <w:t>МТЗ 3 ст: Срабатывание</w:t>
+            </w:r>
+          </w:p>
+        </w:tc>
+      </w:tr>
+      <w:tr>
+        <w:tc>
+          <w:tcPr>
+            <w:tcW w:w="2479" w:type="dxa"/>
+          </w:tcPr>
+          <w:p>
+            <w:pPr>
+              <w:pStyle w:val="af0"/>
+            </w:pPr>
+            <w:r>
+              <w:t>М10.</w:t>
+            </w:r>
+            <w:r>
+              <w:rPr>
+                <w:lang w:val="en-US"/>
+              </w:rPr>
+              <w:t>X</w:t>
+            </w:r>
+            <w:r>
+              <w:t>В:3 – М10.</w:t>
+            </w:r>
+            <w:r>
+              <w:rPr>
+                <w:lang w:val="en-US"/>
+              </w:rPr>
+              <w:t>XB</w:t>
+            </w:r>
+            <w:r>
+              <w:t>:4</w:t>
+            </w:r>
+          </w:p>
+        </w:tc>
+        <w:tc>
+          <w:tcPr>
+            <w:tcW w:w="2212" w:type="dxa"/>
+          </w:tcPr>
+          <w:p>
+            <w:pPr>
+              <w:pStyle w:val="af0"/>
+            </w:pPr>
+            <w:r>
+              <w:t>М10.К2</w:t>
+            </w:r>
+          </w:p>
+        </w:tc>
+        <w:tc>
+          <w:tcPr>
+            <w:tcW w:w="4914" w:type="dxa"/>
+          </w:tcPr>
+          <w:p>
+            <w:pPr>
+              <w:pStyle w:val="af0"/>
+              <w:jc w:val="left"/>
+            </w:pPr>
+            <w:r>
+              <w:t>ТК ЗДЗ: Пуск</w:t>
+            </w:r>
+          </w:p>
+        </w:tc>
+      </w:tr>
+      <w:tr>
+        <w:tc>
+          <w:tcPr>
+            <w:tcW w:w="2479" w:type="dxa"/>
+          </w:tcPr>
+          <w:p>
+            <w:pPr>
+              <w:pStyle w:val="af0"/>
+            </w:pPr>
+            <w:r>
+              <w:t>М10.</w:t>
+            </w:r>
+            <w:r>
+              <w:rPr>
+                <w:lang w:val="en-US"/>
+              </w:rPr>
+              <w:t>X</w:t>
+            </w:r>
+            <w:r>
+              <w:t>В:</w:t>
+            </w:r>
+            <w:r>
+              <w:rPr>
+                <w:lang w:val="en-US"/>
+              </w:rPr>
+              <w:t>7</w:t>
+            </w:r>
+            <w:r>
+              <w:t xml:space="preserve"> – М10.</w:t>
+            </w:r>
+            <w:r>
+              <w:rPr>
+                <w:lang w:val="en-US"/>
+              </w:rPr>
+              <w:t>XB</w:t>
+            </w:r>
+            <w:r>
+              <w:t>:</w:t>
+            </w:r>
+            <w:r>
+              <w:rPr>
+                <w:lang w:val="en-US"/>
+              </w:rPr>
+              <w:t>5</w:t>
+            </w:r>
+          </w:p>
+        </w:tc>
+        <w:tc>
+          <w:tcPr>
+            <w:tcW w:w="2212" w:type="dxa"/>
+          </w:tcPr>
+          <w:p>
+            <w:pPr>
+              <w:pStyle w:val="af0"/>
+            </w:pPr>
+            <w:r>
+              <w:t>М10.К3</w:t>
+            </w:r>
+          </w:p>
+        </w:tc>
+        <w:tc>
+          <w:tcPr>
+            <w:tcW w:w="4914" w:type="dxa"/>
+          </w:tcPr>
+          <w:p>
+            <w:pPr>
+              <w:pStyle w:val="af0"/>
+              <w:jc w:val="left"/>
+            </w:pPr>
+            <w:r>
+              <w:t>ЛЗТ: Пуск</w:t>
+            </w:r>
+          </w:p>
+        </w:tc>
+      </w:tr>
+      <w:tr>
+        <w:tc>
+          <w:tcPr>
+            <w:tcW w:w="2479" w:type="dxa"/>
+          </w:tcPr>
+          <w:p>
+            <w:pPr>
+              <w:pStyle w:val="af0"/>
+            </w:pPr>
+            <w:r>
+              <w:t>М10.</w:t>
+            </w:r>
+            <w:r>
+              <w:rPr>
+                <w:lang w:val="en-US"/>
+              </w:rPr>
+              <w:t>X</w:t>
+            </w:r>
+            <w:r>
+              <w:t>В:</w:t>
+            </w:r>
+            <w:r>
+              <w:rPr>
+                <w:lang w:val="en-US"/>
+              </w:rPr>
+              <w:t>7</w:t>
+            </w:r>
+            <w:r>
+              <w:t xml:space="preserve"> – М10.</w:t>
+            </w:r>
+            <w:r>
+              <w:rPr>
+                <w:lang w:val="en-US"/>
+              </w:rPr>
+              <w:t>XB</w:t>
+            </w:r>
+            <w:r>
+              <w:t>:</w:t>
+            </w:r>
+            <w:r>
+              <w:rPr>
+                <w:lang w:val="en-US"/>
+              </w:rPr>
+              <w:t>6</w:t>
+            </w:r>
+          </w:p>
+        </w:tc>
+        <w:tc>
+          <w:tcPr>
+            <w:tcW w:w="2212" w:type="dxa"/>
+          </w:tcPr>
+          <w:p>
+            <w:pPr>
+              <w:pStyle w:val="af0"/>
+            </w:pPr>
+            <w:r>
+              <w:t>М10.К4</w:t>
+            </w:r>
+          </w:p>
+        </w:tc>
+        <w:tc>
+          <w:tcPr>
+            <w:tcW w:w="4914" w:type="dxa"/>
+          </w:tcPr>
+          <w:p>
+            <w:pPr>
+              <w:pStyle w:val="af0"/>
+              <w:jc w:val="left"/>
+            </w:pPr>
+            <w:r>
+              <w:t>Резерв</w:t>
+            </w:r>
+          </w:p>
+        </w:tc>
+      </w:tr>
+      <w:tr>
+        <w:tc>
+          <w:tcPr>
+            <w:tcW w:w="2479" w:type="dxa"/>
+          </w:tcPr>
+          <w:p>
+            <w:pPr>
+              <w:pStyle w:val="af0"/>
+            </w:pPr>
+            <w:r>
+              <w:t>М10.</w:t>
+            </w:r>
+            <w:r>
+              <w:rPr>
+                <w:lang w:val="en-US"/>
+              </w:rPr>
+              <w:t>X</w:t>
+            </w:r>
+            <w:r>
+              <w:t>В</w:t>
+            </w:r>
+            <w:r>
+              <w:rPr>
+                <w:lang w:val="en-US"/>
+              </w:rPr>
+              <w:t>:10</w:t>
+            </w:r>
+            <w:r>
+              <w:t xml:space="preserve"> – М10.</w:t>
+            </w:r>
+            <w:r>
+              <w:rPr>
+                <w:lang w:val="en-US"/>
+              </w:rPr>
+              <w:t>XB:8</w:t>
+            </w:r>
+          </w:p>
+        </w:tc>
+        <w:tc>
+          <w:tcPr>
+            <w:tcW w:w="2212" w:type="dxa"/>
+          </w:tcPr>
+          <w:p>
+            <w:pPr>
+              <w:pStyle w:val="af0"/>
+            </w:pPr>
+            <w:r>
+              <w:t>М10.К5</w:t>
+            </w:r>
+          </w:p>
+        </w:tc>
+        <w:tc>
+          <w:tcPr>
+            <w:tcW w:w="4914" w:type="dxa"/>
+          </w:tcPr>
+          <w:p>
+            <w:pPr>
+              <w:pStyle w:val="af0"/>
+              <w:jc w:val="left"/>
+            </w:pPr>
+            <w:r>
+              <w:t>Резерв</w:t>
+            </w:r>
+          </w:p>
+        </w:tc>
+      </w:tr>
+      <w:tr>
+        <w:tc>
+          <w:tcPr>
+            <w:tcW w:w="2479" w:type="dxa"/>
+          </w:tcPr>
+          <w:p>
+            <w:pPr>
+              <w:pStyle w:val="af0"/>
+            </w:pPr>
+            <w:r>
+              <w:t>М10</w:t>
+            </w:r>
+            <w:r>
+              <w:rPr>
+                <w:lang w:val="en-US"/>
+              </w:rPr>
+              <w:t>.X</w:t>
+            </w:r>
+            <w:r>
+              <w:t>В</w:t>
+            </w:r>
+            <w:r>
+              <w:rPr>
+                <w:lang w:val="en-US"/>
+              </w:rPr>
+              <w:t xml:space="preserve">:10 – </w:t>
+            </w:r>
+            <w:r>
+              <w:t>М10</w:t>
+            </w:r>
+            <w:r>
+              <w:rPr>
+                <w:lang w:val="en-US"/>
+              </w:rPr>
+              <w:t>.XB:9</w:t>
+            </w:r>
+          </w:p>
+        </w:tc>
+        <w:tc>
+          <w:tcPr>
+            <w:tcW w:w="2212" w:type="dxa"/>
+          </w:tcPr>
+          <w:p>
+            <w:pPr>
+              <w:pStyle w:val="af0"/>
+            </w:pPr>
+            <w:r>
+              <w:t>М10.К</w:t>
+            </w:r>
+            <w:r>
+              <w:rPr>
+                <w:lang w:val="en-US"/>
+              </w:rPr>
+              <w:t>6</w:t>
+            </w:r>
+          </w:p>
+        </w:tc>
+        <w:tc>
+          <w:tcPr>
+            <w:tcW w:w="4914" w:type="dxa"/>
+          </w:tcPr>
+          <w:p>
+            <w:pPr>
+              <w:pStyle w:val="af0"/>
+              <w:jc w:val="left"/>
+            </w:pPr>
+            <w:r>
+              <w:t>Резерв</w:t>
+            </w:r>
+          </w:p>
+        </w:tc>
+      </w:tr>
+      <w:tr>
+        <w:tc>
+          <w:tcPr>
+            <w:tcW w:w="2479" w:type="dxa"/>
+          </w:tcPr>
+          <w:p>
+            <w:pPr>
+              <w:pStyle w:val="af0"/>
+            </w:pPr>
+            <w:r>
+              <w:t>М10</w:t>
+            </w:r>
+            <w:r>
+              <w:rPr>
+                <w:lang w:val="en-US"/>
+              </w:rPr>
+              <w:t>.X</w:t>
+            </w:r>
+            <w:r>
+              <w:t>В</w:t>
+            </w:r>
+            <w:r>
+              <w:rPr>
+                <w:lang w:val="en-US"/>
+              </w:rPr>
+              <w:t xml:space="preserve">:13 – </w:t>
+            </w:r>
+            <w:r>
+              <w:t>М10</w:t>
+            </w:r>
+            <w:r>
+              <w:rPr>
+                <w:lang w:val="en-US"/>
+              </w:rPr>
+              <w:t>.XB:12</w:t>
+            </w:r>
+          </w:p>
+        </w:tc>
+        <w:tc>
+          <w:tcPr>
+            <w:tcW w:w="2212" w:type="dxa"/>
+          </w:tcPr>
+          <w:p>
+            <w:pPr>
+              <w:pStyle w:val="af0"/>
+            </w:pPr>
+            <w:r>
+              <w:t>М10.К</w:t>
+            </w:r>
+            <w:r>
+              <w:rPr>
+                <w:lang w:val="en-US"/>
+              </w:rPr>
+              <w:t>7</w:t>
+            </w:r>
+          </w:p>
+        </w:tc>
+        <w:tc>
+          <w:tcPr>
+            <w:tcW w:w="4914" w:type="dxa"/>
+          </w:tcPr>
+          <w:p>
+            <w:pPr>
+              <w:pStyle w:val="af0"/>
+              <w:jc w:val="left"/>
+            </w:pPr>
+            <w:r>
+              <w:t>Резерв</w:t>
+            </w:r>
+          </w:p>
+        </w:tc>
+      </w:tr>
+      <w:tr>
+        <w:tc>
+          <w:tcPr>
+            <w:tcW w:w="2479" w:type="dxa"/>
+          </w:tcPr>
+          <w:p>
+            <w:pPr>
+              <w:pStyle w:val="af0"/>
+            </w:pPr>
+            <w:r>
+              <w:t>М10</w:t>
+            </w:r>
+            <w:r>
+              <w:rPr>
+                <w:lang w:val="en-US"/>
+              </w:rPr>
+              <w:t>.X</w:t>
+            </w:r>
+            <w:r>
+              <w:t>В</w:t>
+            </w:r>
+            <w:r>
+              <w:rPr>
+                <w:lang w:val="en-US"/>
+              </w:rPr>
+              <w:t xml:space="preserve">:16 – </w:t>
+            </w:r>
+            <w:r>
+              <w:t>М10</w:t>
+            </w:r>
+            <w:r>
+              <w:rPr>
+                <w:lang w:val="en-US"/>
+              </w:rPr>
+              <w:t>.XB:15</w:t>
+            </w:r>
+          </w:p>
+        </w:tc>
+        <w:tc>
+          <w:tcPr>
+            <w:tcW w:w="2212" w:type="dxa"/>
+          </w:tcPr>
+          <w:p>
+            <w:pPr>
+              <w:pStyle w:val="af0"/>
+            </w:pPr>
+            <w:r>
+              <w:t>М10.К8</w:t>
+            </w:r>
+          </w:p>
+        </w:tc>
+        <w:tc>
+          <w:tcPr>
+            <w:tcW w:w="4914" w:type="dxa"/>
+          </w:tcPr>
+          <w:p>
+            <w:pPr>
+              <w:pStyle w:val="af0"/>
+              <w:jc w:val="left"/>
+            </w:pPr>
+            <w:r>
+              <w:t>Резерв</w:t>
+            </w:r>
+          </w:p>
+        </w:tc>
+      </w:tr>
+      <w:tr>
+        <w:tc>
+          <w:tcPr>
+            <w:tcW w:w="2479" w:type="dxa"/>
+          </w:tcPr>
+          <w:p>
+            <w:pPr>
+              <w:pStyle w:val="af0"/>
+            </w:pPr>
+            <w:r>
+              <w:lastRenderedPageBreak/>
               <w:t>М</w:t>
             </w:r>
             <w:r>
@@ -16938,7 +17580,7 @@
               <w:jc w:val="left"/>
             </w:pPr>
             <w:r>
-              <w:t>МТЗ 1 ст: Ввод</w:t>
+              <w:t>МТЗ 1 ст: Пуск ф.А</w:t>
             </w:r>
           </w:p>
         </w:tc>
@@ -16999,7 +17641,7 @@
               <w:jc w:val="left"/>
             </w:pPr>
             <w:r>
-              <w:t>МТЗ 1 ст: Оперативный вывод</w:t>
+              <w:t>МТЗ 1 ст: Пуск ф.В</w:t>
             </w:r>
           </w:p>
         </w:tc>
@@ -17078,7 +17720,7 @@
               <w:jc w:val="left"/>
             </w:pPr>
             <w:r>
-              <w:t>МТЗ 1 ст: Пуск ф.А</w:t>
+              <w:t>МТЗ 1 ст: Пуск ф.С</w:t>
             </w:r>
           </w:p>
         </w:tc>
@@ -17160,7 +17802,7 @@
               <w:jc w:val="left"/>
             </w:pPr>
             <w:r>
-              <w:t>МТЗ 1 ст: Пуск ф.В</w:t>
+              <w:t>МТЗ 1 ст: Пуск</w:t>
             </w:r>
           </w:p>
         </w:tc>
@@ -17233,7 +17875,7 @@
               <w:jc w:val="left"/>
             </w:pPr>
             <w:r>
-              <w:t>МТЗ 1 ст: Пуск ф.С</w:t>
+              <w:t>МТЗ 1 ст: Срабатывание сигн</w:t>
             </w:r>
           </w:p>
         </w:tc>
@@ -17311,7 +17953,10 @@
               <w:jc w:val="left"/>
             </w:pPr>
             <w:r>
-              <w:t>МТЗ 1 ст: Пуск</w:t>
+              <w:t>МТЗ 1 ст: Срабатыван</w:t>
+            </w:r>
+            <w:r>
+              <w:t>ие</w:t>
             </w:r>
           </w:p>
         </w:tc>
@@ -17389,7 +18034,7 @@
               <w:jc w:val="left"/>
             </w:pPr>
             <w:r>
-              <w:t xml:space="preserve">МТЗ 1 ст: Срабатывание </w:t>
+              <w:t>МТЗ 1 ст: ИО IА</w:t>
             </w:r>
           </w:p>
         </w:tc>
@@ -17461,7 +18106,7 @@
               <w:jc w:val="left"/>
             </w:pPr>
             <w:r>
-              <w:t>МТЗ 1 ст: Срабатывание сигн</w:t>
+              <w:t>МТЗ 1 ст: ИО IВ</w:t>
             </w:r>
           </w:p>
         </w:tc>
@@ -17527,7 +18172,7 @@
               <w:jc w:val="left"/>
             </w:pPr>
             <w:r>
-              <w:t>МТЗ 1 ст: ИО IА</w:t>
+              <w:t>МТЗ 1 ст: ИО IС</w:t>
             </w:r>
           </w:p>
         </w:tc>
@@ -17587,7 +18232,7 @@
               <w:jc w:val="left"/>
             </w:pPr>
             <w:r>
-              <w:t>МТЗ 1 ст: ИО IВ</w:t>
+              <w:t>ЛО Т / ЛО: Срабатывание</w:t>
             </w:r>
           </w:p>
         </w:tc>
@@ -17602,7 +18247,6 @@
               <w:pStyle w:val="af0"/>
             </w:pPr>
             <w:r>
-              <w:lastRenderedPageBreak/>
               <w:t>М10.</w:t>
             </w:r>
             <w:r>
@@ -17663,7 +18307,7 @@
               <w:jc w:val="left"/>
             </w:pPr>
             <w:r>
-              <w:t>МТЗ 1 ст: ИО IС</w:t>
+              <w:t>ЛО Т / ЗАПВ: Запрет АПВ</w:t>
             </w:r>
           </w:p>
         </w:tc>
@@ -17738,7 +18382,7 @@
               <w:jc w:val="left"/>
             </w:pPr>
             <w:r>
-              <w:t>ЛО Т / ЛО: Срабатывание</w:t>
+              <w:t>ЛО Т / ЗАВР: Запрет АВР</w:t>
             </w:r>
           </w:p>
         </w:tc>
@@ -17804,7 +18448,16 @@
               <w:jc w:val="left"/>
             </w:pPr>
             <w:r>
-              <w:t>ЛО Т / ЗАПВ: Запрет АПВ</w:t>
+              <w:t>БЛЗШ</w:t>
+            </w:r>
+            <w:r>
+              <w:rPr>
+                <w:lang w:val="en-US"/>
+              </w:rPr>
+              <w:t xml:space="preserve">: </w:t>
+            </w:r>
+            <w:r>
+              <w:t>Блокировка</w:t>
             </w:r>
           </w:p>
         </w:tc>
@@ -17875,9 +18528,6 @@
               <w:pStyle w:val="af0"/>
               <w:jc w:val="left"/>
             </w:pPr>
-            <w:r>
-              <w:t>ЛО Т / ЗАВР: Запрет АВР</w:t>
-            </w:r>
           </w:p>
         </w:tc>
       </w:tr>
@@ -17947,18 +18597,6 @@
               <w:pStyle w:val="af0"/>
               <w:jc w:val="left"/>
             </w:pPr>
-            <w:r>
-              <w:t>БЛЗШ</w:t>
-            </w:r>
-            <w:r>
-              <w:rPr>
-                <w:lang w:val="en-US"/>
-              </w:rPr>
-              <w:t xml:space="preserve">: </w:t>
-            </w:r>
-            <w:r>
-              <w:t>Блокировка</w:t>
-            </w:r>
           </w:p>
         </w:tc>
       </w:tr>
@@ -18233,7 +18871,7 @@
               <w:jc w:val="left"/>
             </w:pPr>
             <w:r>
-              <w:t>ЛО Т / ЛО: Срабатывание</w:t>
+              <w:t>МТЗ 2 ст: Пуск ф.А</w:t>
             </w:r>
           </w:p>
         </w:tc>
@@ -18294,7 +18932,7 @@
               <w:jc w:val="left"/>
             </w:pPr>
             <w:r>
-              <w:t>ЛО Т / ЗАПВ: Запрет АПВ</w:t>
+              <w:t>МТЗ 2 ст: Пуск ф.В</w:t>
             </w:r>
           </w:p>
         </w:tc>
@@ -18373,7 +19011,7 @@
               <w:jc w:val="left"/>
             </w:pPr>
             <w:r>
-              <w:t>ЛО Т / ЗАВР: Запрет АВР</w:t>
+              <w:t>МТЗ 2 ст: Пуск ф.С</w:t>
             </w:r>
           </w:p>
         </w:tc>
@@ -18455,7 +19093,7 @@
               <w:jc w:val="left"/>
             </w:pPr>
             <w:r>
-              <w:t>МТЗ 2 ст: Ввод</w:t>
+              <w:t>МТЗ 2 ст: Пуск</w:t>
             </w:r>
           </w:p>
         </w:tc>
@@ -18528,7 +19166,7 @@
               <w:jc w:val="left"/>
             </w:pPr>
             <w:r>
-              <w:t>МТЗ 2 ст: Оперативный вывод</w:t>
+              <w:t xml:space="preserve">МТЗ 2 ст: Срабатывание сигн </w:t>
             </w:r>
           </w:p>
         </w:tc>
@@ -18606,7 +19244,7 @@
               <w:jc w:val="left"/>
             </w:pPr>
             <w:r>
-              <w:t>МТЗ 2 ст: Пуск ф.А</w:t>
+              <w:t>МТЗ 2 ст: Срабатывание</w:t>
             </w:r>
           </w:p>
         </w:tc>
@@ -18684,7 +19322,7 @@
               <w:jc w:val="left"/>
             </w:pPr>
             <w:r>
-              <w:t>МТЗ 2 ст: Пуск ф.В</w:t>
+              <w:t>МТЗ 2 ст: ИО IА</w:t>
             </w:r>
           </w:p>
         </w:tc>
@@ -18756,7 +19394,7 @@
               <w:jc w:val="left"/>
             </w:pPr>
             <w:r>
-              <w:t>МТЗ 2 ст: Пуск ф.С</w:t>
+              <w:t>МТЗ 2 ст: ИО IВ</w:t>
             </w:r>
           </w:p>
         </w:tc>
@@ -18822,7 +19460,7 @@
               <w:jc w:val="left"/>
             </w:pPr>
             <w:r>
-              <w:t>МТЗ 2 ст: Пуск</w:t>
+              <w:t>МТЗ 2 ст: ИО IС</w:t>
             </w:r>
           </w:p>
         </w:tc>
@@ -18882,7 +19520,7 @@
               <w:jc w:val="left"/>
             </w:pPr>
             <w:r>
-              <w:t xml:space="preserve">МТЗ 2 ст: Срабатывание </w:t>
+              <w:t>ЛО Т / ЛО: Срабатывание</w:t>
             </w:r>
           </w:p>
         </w:tc>
@@ -18957,7 +19595,7 @@
               <w:jc w:val="left"/>
             </w:pPr>
             <w:r>
-              <w:t>МТЗ 2 ст: Срабатывание сигн</w:t>
+              <w:t>ЛО Т / ЗАПВ: Запрет АПВ</w:t>
             </w:r>
           </w:p>
         </w:tc>
@@ -19032,7 +19670,7 @@
               <w:jc w:val="left"/>
             </w:pPr>
             <w:r>
-              <w:t>МТЗ 2 ст: ИО IА</w:t>
+              <w:t>ЛО Т / ЗАВР: Запрет АВР</w:t>
             </w:r>
           </w:p>
         </w:tc>
@@ -19098,7 +19736,16 @@
               <w:jc w:val="left"/>
             </w:pPr>
             <w:r>
-              <w:t>МТЗ 2 ст: ИО IВ</w:t>
+              <w:t>БЛЗШ</w:t>
+            </w:r>
+            <w:r>
+              <w:rPr>
+                <w:lang w:val="en-US"/>
+              </w:rPr>
+              <w:t xml:space="preserve">: </w:t>
+            </w:r>
+            <w:r>
+              <w:t>Блокировка</w:t>
             </w:r>
           </w:p>
         </w:tc>
@@ -19169,9 +19816,6 @@
               <w:pStyle w:val="af0"/>
               <w:jc w:val="left"/>
             </w:pPr>
-            <w:r>
-              <w:t>МТЗ 2 ст: ИО IС</w:t>
-            </w:r>
           </w:p>
         </w:tc>
       </w:tr>
@@ -19241,18 +19885,6 @@
               <w:pStyle w:val="af0"/>
               <w:jc w:val="left"/>
             </w:pPr>
-            <w:r>
-              <w:t>БЛЗШ</w:t>
-            </w:r>
-            <w:r>
-              <w:rPr>
-                <w:lang w:val="en-US"/>
-              </w:rPr>
-              <w:t xml:space="preserve">: </w:t>
-            </w:r>
-            <w:r>
-              <w:t>Блокировка</w:t>
-            </w:r>
           </w:p>
         </w:tc>
       </w:tr>
@@ -19527,7 +20159,7 @@
               <w:jc w:val="left"/>
             </w:pPr>
             <w:r>
-              <w:t>ЛО Т / ЛО: Срабатывание</w:t>
+              <w:t>МТЗ 3 ст: Пуск ф.А</w:t>
             </w:r>
           </w:p>
         </w:tc>
@@ -19588,7 +20220,7 @@
               <w:jc w:val="left"/>
             </w:pPr>
             <w:r>
-              <w:t>ЛО Т / ЗАПВ: Запрет АПВ</w:t>
+              <w:t>МТЗ 3 ст: Пуск ф.В</w:t>
             </w:r>
           </w:p>
         </w:tc>
@@ -19667,7 +20299,7 @@
               <w:jc w:val="left"/>
             </w:pPr>
             <w:r>
-              <w:t>ЛО Т / ЗАВР: Запрет АВР</w:t>
+              <w:t>МТЗ 3 ст: Пуск ф.С</w:t>
             </w:r>
           </w:p>
         </w:tc>
@@ -19749,7 +20381,7 @@
               <w:jc w:val="left"/>
             </w:pPr>
             <w:r>
-              <w:t>МТЗ 3 ст: Ввод</w:t>
+              <w:t>МТЗ 3 ст: Пуск</w:t>
             </w:r>
           </w:p>
         </w:tc>
@@ -19767,6 +20399,7 @@
               </w:rPr>
             </w:pPr>
             <w:r>
+              <w:lastRenderedPageBreak/>
               <w:t>М9.</w:t>
             </w:r>
             <w:r>
@@ -19822,7 +20455,7 @@
               <w:jc w:val="left"/>
             </w:pPr>
             <w:r>
-              <w:t>МТЗ 3 ст: Оперативный вывод</w:t>
+              <w:t xml:space="preserve">МТЗ 3 ст: Срабатывание сигн </w:t>
             </w:r>
           </w:p>
         </w:tc>
@@ -19900,7 +20533,7 @@
               <w:jc w:val="left"/>
             </w:pPr>
             <w:r>
-              <w:t>МТЗ 3 ст: Пуск ф.А</w:t>
+              <w:t>МТЗ 3 ст: Срабатывание</w:t>
             </w:r>
           </w:p>
         </w:tc>
@@ -19978,7 +20611,7 @@
               <w:jc w:val="left"/>
             </w:pPr>
             <w:r>
-              <w:t>МТЗ 3 ст: Пуск ф.В</w:t>
+              <w:t>МТЗ 3 ст: ИО IА</w:t>
             </w:r>
           </w:p>
         </w:tc>
@@ -20050,7 +20683,7 @@
               <w:jc w:val="left"/>
             </w:pPr>
             <w:r>
-              <w:t>МТЗ 3 ст: Пуск ф.С</w:t>
+              <w:t>МТЗ 3 ст: ИО IВ</w:t>
             </w:r>
           </w:p>
         </w:tc>
@@ -20116,7 +20749,7 @@
               <w:jc w:val="left"/>
             </w:pPr>
             <w:r>
-              <w:t>МТЗ 3 ст: Пуск</w:t>
+              <w:t>МТЗ 3 ст: ИО IС</w:t>
             </w:r>
           </w:p>
         </w:tc>
@@ -20176,7 +20809,7 @@
               <w:jc w:val="left"/>
             </w:pPr>
             <w:r>
-              <w:t xml:space="preserve">МТЗ 3 ст: Срабатывание </w:t>
+              <w:t>ЛО Т / ЛО: Срабатывание</w:t>
             </w:r>
           </w:p>
         </w:tc>
@@ -20251,7 +20884,7 @@
               <w:jc w:val="left"/>
             </w:pPr>
             <w:r>
-              <w:t>МТЗ 3 ст: Срабатывание сигн</w:t>
+              <w:t>ЛО Т / ЗАПВ: Запрет АПВ</w:t>
             </w:r>
           </w:p>
         </w:tc>
@@ -20326,7 +20959,7 @@
               <w:jc w:val="left"/>
             </w:pPr>
             <w:r>
-              <w:t>МТЗ 3 ст: ИО IА</w:t>
+              <w:t>ЛО Т / ЗАВР: Запрет АВР</w:t>
             </w:r>
           </w:p>
         </w:tc>
@@ -20392,7 +21025,16 @@
               <w:jc w:val="left"/>
             </w:pPr>
             <w:r>
-              <w:t>МТЗ 3 ст: ИО IВ</w:t>
+              <w:t>БЛЗШ</w:t>
+            </w:r>
+            <w:r>
+              <w:rPr>
+                <w:lang w:val="en-US"/>
+              </w:rPr>
+              <w:t xml:space="preserve">: </w:t>
+            </w:r>
+            <w:r>
+              <w:t>Блокировка</w:t>
             </w:r>
           </w:p>
         </w:tc>
@@ -20463,9 +21105,6 @@
               <w:pStyle w:val="af0"/>
               <w:jc w:val="left"/>
             </w:pPr>
-            <w:r>
-              <w:t>МТЗ 3 ст: ИО IС</w:t>
-            </w:r>
           </w:p>
         </w:tc>
       </w:tr>
@@ -20535,18 +21174,6 @@
               <w:pStyle w:val="af0"/>
               <w:jc w:val="left"/>
             </w:pPr>
-            <w:r>
-              <w:t>БЛЗШ</w:t>
-            </w:r>
-            <w:r>
-              <w:rPr>
-                <w:lang w:val="en-US"/>
-              </w:rPr>
-              <w:t xml:space="preserve">: </w:t>
-            </w:r>
-            <w:r>
-              <w:t>Блокировка</w:t>
-            </w:r>
           </w:p>
         </w:tc>
       </w:tr>
@@ -21133,7 +21760,7 @@
               <w:rPr>
                 <w:noProof/>
               </w:rPr>
-              <w:t>12</w:t>
+              <w:t>13</w:t>
             </w:r>
           </w:fldSimple>
         </w:p>
@@ -21212,7 +21839,7 @@
             <w:rPr>
               <w:noProof/>
             </w:rPr>
-            <w:t>9</w:t>
+            <w:t>13</w:t>
           </w:r>
           <w:r>
             <w:fldChar w:fldCharType="end"/>
@@ -21233,7 +21860,7 @@
             <w:rPr>
               <w:noProof/>
             </w:rPr>
-            <w:t>12</w:t>
+            <w:t>13</w:t>
           </w:r>
           <w:r>
             <w:rPr>
@@ -23362,7 +23989,7 @@
 </file>
 
 <file path=customXml/itemProps1.xml><?xml version="1.0" encoding="utf-8"?>
-<ds:datastoreItem xmlns:ds="http://schemas.openxmlformats.org/officeDocument/2006/customXml" ds:itemID="{71910A2F-171A-4618-8A1C-B78140C42247}">
+<ds:datastoreItem xmlns:ds="http://schemas.openxmlformats.org/officeDocument/2006/customXml" ds:itemID="{D4049D01-8E66-4C98-8190-DD90133A7668}">
   <ds:schemaRefs>
     <ds:schemaRef ds:uri="http://schemas.openxmlformats.org/officeDocument/2006/bibliography"/>
   </ds:schemaRefs>

--- a/mode_docx_gen/pmi_mtzt/template.docx
+++ b/mode_docx_gen/pmi_mtzt/template.docx
@@ -221,7 +221,14 @@
                 <w:sz w:val="22"/>
                 <w:highlight w:val="yellow"/>
               </w:rPr>
-              <w:t>-Р02с-B021-В021-В001-К001-К003-M046-5400-x-C02.00</w:t>
+              <w:t>-Р02с-</w:t>
+            </w:r>
+            <w:r>
+              <w:rPr>
+                <w:sz w:val="22"/>
+                <w:highlight w:val="red"/>
+              </w:rPr>
+              <w:t>B021-В021-В001-К001-К003-M046-5400-x-C02.00</w:t>
             </w:r>
           </w:p>
         </w:tc>
@@ -451,7 +458,7 @@
       <w:r>
         <w:fldChar w:fldCharType="separate"/>
       </w:r>
-      <w:hyperlink w:anchor="_Toc193978209" w:history="1">
+      <w:hyperlink w:anchor="_Toc194041287" w:history="1">
         <w:r>
           <w:rPr>
             <w:rStyle w:val="af4"/>
@@ -495,7 +502,7 @@
             <w:noProof/>
             <w:webHidden/>
           </w:rPr>
-          <w:instrText xml:space="preserve"> PAGEREF _Toc193978209 \h </w:instrText>
+          <w:instrText xml:space="preserve"> PAGEREF _Toc194041287 \h </w:instrText>
         </w:r>
         <w:r>
           <w:rPr>
@@ -537,7 +544,7 @@
           <w:lang w:val="en-US"/>
         </w:rPr>
       </w:pPr>
-      <w:hyperlink w:anchor="_Toc193978210" w:history="1">
+      <w:hyperlink w:anchor="_Toc194041288" w:history="1">
         <w:r>
           <w:rPr>
             <w:rStyle w:val="af4"/>
@@ -564,7 +571,7 @@
             <w:noProof/>
             <w:webHidden/>
           </w:rPr>
-          <w:instrText xml:space="preserve"> PAGEREF _Toc193978210 \h </w:instrText>
+          <w:instrText xml:space="preserve"> PAGEREF _Toc194041288 \h </w:instrText>
         </w:r>
         <w:r>
           <w:rPr>
@@ -606,7 +613,7 @@
           <w:lang w:val="en-US"/>
         </w:rPr>
       </w:pPr>
-      <w:hyperlink w:anchor="_Toc193978211" w:history="1">
+      <w:hyperlink w:anchor="_Toc194041289" w:history="1">
         <w:r>
           <w:rPr>
             <w:rStyle w:val="af4"/>
@@ -633,7 +640,7 @@
             <w:noProof/>
             <w:webHidden/>
           </w:rPr>
-          <w:instrText xml:space="preserve"> PAGEREF _Toc193978211 \h </w:instrText>
+          <w:instrText xml:space="preserve"> PAGEREF _Toc194041289 \h </w:instrText>
         </w:r>
         <w:r>
           <w:rPr>
@@ -675,7 +682,7 @@
           <w:lang w:val="en-US"/>
         </w:rPr>
       </w:pPr>
-      <w:hyperlink w:anchor="_Toc193978212" w:history="1">
+      <w:hyperlink w:anchor="_Toc194041290" w:history="1">
         <w:r>
           <w:rPr>
             <w:rStyle w:val="af4"/>
@@ -702,7 +709,7 @@
             <w:noProof/>
             <w:webHidden/>
           </w:rPr>
-          <w:instrText xml:space="preserve"> PAGEREF _Toc193978212 \h </w:instrText>
+          <w:instrText xml:space="preserve"> PAGEREF _Toc194041290 \h </w:instrText>
         </w:r>
         <w:r>
           <w:rPr>
@@ -744,7 +751,7 @@
           <w:lang w:val="en-US"/>
         </w:rPr>
       </w:pPr>
-      <w:hyperlink w:anchor="_Toc193978213" w:history="1">
+      <w:hyperlink w:anchor="_Toc194041291" w:history="1">
         <w:r>
           <w:rPr>
             <w:rStyle w:val="af4"/>
@@ -771,7 +778,7 @@
             <w:noProof/>
             <w:webHidden/>
           </w:rPr>
-          <w:instrText xml:space="preserve"> PAGEREF _Toc193978213 \h </w:instrText>
+          <w:instrText xml:space="preserve"> PAGEREF _Toc194041291 \h </w:instrText>
         </w:r>
         <w:r>
           <w:rPr>
@@ -813,7 +820,7 @@
           <w:lang w:val="en-US"/>
         </w:rPr>
       </w:pPr>
-      <w:hyperlink w:anchor="_Toc193978214" w:history="1">
+      <w:hyperlink w:anchor="_Toc194041292" w:history="1">
         <w:r>
           <w:rPr>
             <w:rStyle w:val="af4"/>
@@ -840,7 +847,7 @@
             <w:noProof/>
             <w:webHidden/>
           </w:rPr>
-          <w:instrText xml:space="preserve"> PAGEREF _Toc193978214 \h </w:instrText>
+          <w:instrText xml:space="preserve"> PAGEREF _Toc194041292 \h </w:instrText>
         </w:r>
         <w:r>
           <w:rPr>
@@ -882,7 +889,7 @@
           <w:lang w:val="en-US"/>
         </w:rPr>
       </w:pPr>
-      <w:hyperlink w:anchor="_Toc193978215" w:history="1">
+      <w:hyperlink w:anchor="_Toc194041293" w:history="1">
         <w:r>
           <w:rPr>
             <w:rStyle w:val="af4"/>
@@ -909,7 +916,7 @@
             <w:noProof/>
             <w:webHidden/>
           </w:rPr>
-          <w:instrText xml:space="preserve"> PAGEREF _Toc193978215 \h </w:instrText>
+          <w:instrText xml:space="preserve"> PAGEREF _Toc194041293 \h </w:instrText>
         </w:r>
         <w:r>
           <w:rPr>
@@ -951,7 +958,7 @@
           <w:lang w:val="en-US"/>
         </w:rPr>
       </w:pPr>
-      <w:hyperlink w:anchor="_Toc193978216" w:history="1">
+      <w:hyperlink w:anchor="_Toc194041294" w:history="1">
         <w:r>
           <w:rPr>
             <w:rStyle w:val="af4"/>
@@ -978,7 +985,7 @@
             <w:noProof/>
             <w:webHidden/>
           </w:rPr>
-          <w:instrText xml:space="preserve"> PAGEREF _Toc193978216 \h </w:instrText>
+          <w:instrText xml:space="preserve"> PAGEREF _Toc194041294 \h </w:instrText>
         </w:r>
         <w:r>
           <w:rPr>
@@ -1024,7 +1031,7 @@
           <w:lang w:val="en-US"/>
         </w:rPr>
       </w:pPr>
-      <w:hyperlink w:anchor="_Toc193978217" w:history="1">
+      <w:hyperlink w:anchor="_Toc194041295" w:history="1">
         <w:r>
           <w:rPr>
             <w:rStyle w:val="af4"/>
@@ -1068,7 +1075,7 @@
             <w:noProof/>
             <w:webHidden/>
           </w:rPr>
-          <w:instrText xml:space="preserve"> PAGEREF _Toc193978217 \h </w:instrText>
+          <w:instrText xml:space="preserve"> PAGEREF _Toc194041295 \h </w:instrText>
         </w:r>
         <w:r>
           <w:rPr>
@@ -1110,27 +1117,13 @@
           <w:lang w:val="en-US"/>
         </w:rPr>
       </w:pPr>
-      <w:hyperlink w:anchor="_Toc193978218" w:history="1">
+      <w:hyperlink w:anchor="_Toc194041296" w:history="1">
         <w:r>
           <w:rPr>
             <w:rStyle w:val="af4"/>
             <w:noProof/>
           </w:rPr>
-          <w:t>2.1 Подкл</w:t>
-        </w:r>
-        <w:r>
-          <w:rPr>
-            <w:rStyle w:val="af4"/>
-            <w:noProof/>
-          </w:rPr>
-          <w:t>ю</w:t>
-        </w:r>
-        <w:r>
-          <w:rPr>
-            <w:rStyle w:val="af4"/>
-            <w:noProof/>
-          </w:rPr>
-          <w:t>чение аналоговых цепей к устройству</w:t>
+          <w:t>2.1 Подключение аналоговых цепей к устройству</w:t>
         </w:r>
         <w:r>
           <w:rPr>
@@ -1151,7 +1144,7 @@
             <w:noProof/>
             <w:webHidden/>
           </w:rPr>
-          <w:instrText xml:space="preserve"> PAGEREF _Toc193978218 \h </w:instrText>
+          <w:instrText xml:space="preserve"> PAGEREF _Toc194041296 \h </w:instrText>
         </w:r>
         <w:r>
           <w:rPr>
@@ -1193,7 +1186,7 @@
           <w:lang w:val="en-US"/>
         </w:rPr>
       </w:pPr>
-      <w:hyperlink w:anchor="_Toc193978219" w:history="1">
+      <w:hyperlink w:anchor="_Toc194041297" w:history="1">
         <w:r>
           <w:rPr>
             <w:rStyle w:val="af4"/>
@@ -1220,7 +1213,7 @@
             <w:noProof/>
             <w:webHidden/>
           </w:rPr>
-          <w:instrText xml:space="preserve"> PAGEREF _Toc193978219 \h </w:instrText>
+          <w:instrText xml:space="preserve"> PAGEREF _Toc194041297 \h </w:instrText>
         </w:r>
         <w:r>
           <w:rPr>
@@ -1262,7 +1255,7 @@
           <w:lang w:val="en-US"/>
         </w:rPr>
       </w:pPr>
-      <w:hyperlink w:anchor="_Toc193978220" w:history="1">
+      <w:hyperlink w:anchor="_Toc194041298" w:history="1">
         <w:r>
           <w:rPr>
             <w:rStyle w:val="af4"/>
@@ -1289,7 +1282,7 @@
             <w:noProof/>
             <w:webHidden/>
           </w:rPr>
-          <w:instrText xml:space="preserve"> PAGEREF _Toc193978220 \h </w:instrText>
+          <w:instrText xml:space="preserve"> PAGEREF _Toc194041298 \h </w:instrText>
         </w:r>
         <w:r>
           <w:rPr>
@@ -1331,13 +1324,27 @@
           <w:lang w:val="en-US"/>
         </w:rPr>
       </w:pPr>
-      <w:hyperlink w:anchor="_Toc193978221" w:history="1">
+      <w:hyperlink w:anchor="_Toc194041299" w:history="1">
         <w:r>
           <w:rPr>
             <w:rStyle w:val="af4"/>
             <w:noProof/>
           </w:rPr>
-          <w:t>2.4 Проверка взаимодействия функций блоков МТЗ, КЦН НН1, КЦН НН2,</w:t>
+          <w:t>2.4 Проверка взаимодейст</w:t>
+        </w:r>
+        <w:r>
+          <w:rPr>
+            <w:rStyle w:val="af4"/>
+            <w:noProof/>
+          </w:rPr>
+          <w:t>в</w:t>
+        </w:r>
+        <w:r>
+          <w:rPr>
+            <w:rStyle w:val="af4"/>
+            <w:noProof/>
+          </w:rPr>
+          <w:t>ия функций блоков МТЗ, КЦН НН1, КЦН НН2,</w:t>
         </w:r>
         <w:r>
           <w:rPr>
@@ -1358,7 +1365,7 @@
             <w:noProof/>
             <w:webHidden/>
           </w:rPr>
-          <w:instrText xml:space="preserve"> PAGEREF _Toc193978221 \h </w:instrText>
+          <w:instrText xml:space="preserve"> PAGEREF _Toc194041299 \h </w:instrText>
         </w:r>
         <w:r>
           <w:rPr>
@@ -1439,7 +1446,7 @@
         <w:lastRenderedPageBreak/>
         <w:tab/>
       </w:r>
-      <w:bookmarkStart w:id="0" w:name="_Toc193978209"/>
+      <w:bookmarkStart w:id="0" w:name="_Toc194041287"/>
       <w:r>
         <w:t>ОБЩИЕ СВЕДЕНИЯ</w:t>
       </w:r>
@@ -1449,7 +1456,7 @@
       <w:pPr>
         <w:pStyle w:val="2"/>
       </w:pPr>
-      <w:bookmarkStart w:id="1" w:name="_Toc193978210"/>
+      <w:bookmarkStart w:id="1" w:name="_Toc194041288"/>
       <w:r>
         <w:t>Цель проведения испытаний</w:t>
       </w:r>
@@ -1467,7 +1474,7 @@
       <w:pPr>
         <w:pStyle w:val="2"/>
       </w:pPr>
-      <w:bookmarkStart w:id="2" w:name="_Toc193978211"/>
+      <w:bookmarkStart w:id="2" w:name="_Toc194041289"/>
       <w:r>
         <w:t>Место</w:t>
       </w:r>
@@ -1614,7 +1621,7 @@
       <w:pPr>
         <w:pStyle w:val="2"/>
       </w:pPr>
-      <w:bookmarkStart w:id="3" w:name="_Toc193978212"/>
+      <w:bookmarkStart w:id="3" w:name="_Toc194041290"/>
       <w:r>
         <w:t>Информация об объекте испытаний</w:t>
       </w:r>
@@ -1952,7 +1959,7 @@
       <w:pPr>
         <w:pStyle w:val="2"/>
       </w:pPr>
-      <w:bookmarkStart w:id="4" w:name="_Toc193978213"/>
+      <w:bookmarkStart w:id="4" w:name="_Toc194041291"/>
       <w:r>
         <w:t>Период проведения испытаний</w:t>
       </w:r>
@@ -1979,7 +1986,7 @@
       <w:pPr>
         <w:pStyle w:val="2"/>
       </w:pPr>
-      <w:bookmarkStart w:id="5" w:name="_Toc193978214"/>
+      <w:bookmarkStart w:id="5" w:name="_Toc194041292"/>
       <w:r>
         <w:t>Условия проведения испытаний и измерений</w:t>
       </w:r>
@@ -1997,7 +2004,7 @@
       <w:pPr>
         <w:pStyle w:val="2"/>
       </w:pPr>
-      <w:bookmarkStart w:id="6" w:name="_Toc193978215"/>
+      <w:bookmarkStart w:id="6" w:name="_Toc194041293"/>
       <w:r>
         <w:t>Нормативная документация</w:t>
       </w:r>
@@ -2018,7 +2025,7 @@
       <w:pPr>
         <w:pStyle w:val="2"/>
       </w:pPr>
-      <w:bookmarkStart w:id="7" w:name="_Toc193978216"/>
+      <w:bookmarkStart w:id="7" w:name="_Toc194041294"/>
       <w:r>
         <w:lastRenderedPageBreak/>
         <w:t>Перечень используемых средств измерений (СИ), испытательного оборудования (ИО) и вспомогательного оборудования (ВО)</w:t>
@@ -3529,7 +3536,7 @@
       <w:pPr>
         <w:pStyle w:val="1"/>
       </w:pPr>
-      <w:bookmarkStart w:id="8" w:name="_Toc193978217"/>
+      <w:bookmarkStart w:id="8" w:name="_Toc194041295"/>
       <w:r>
         <w:lastRenderedPageBreak/>
         <w:t>ПРОГРАММА И МЕТОДИКИ ПРОВЕДЕНИЯ ИСПЫТАНИЙ</w:t>
@@ -3540,7 +3547,7 @@
       <w:pPr>
         <w:pStyle w:val="2"/>
       </w:pPr>
-      <w:bookmarkStart w:id="9" w:name="_Toc193978218"/>
+      <w:bookmarkStart w:id="9" w:name="_Toc194041296"/>
       <w:r>
         <w:t>Подключение аналоговых цепей к устройству</w:t>
       </w:r>
@@ -3625,7 +3632,7 @@
           <v:shape id="_x0000_i1025" type="#_x0000_t75" style="width:199.85pt;height:200.45pt" o:ole="">
             <v:imagedata r:id="rId10" o:title=""/>
           </v:shape>
-          <o:OLEObject Type="Embed" ProgID="Acrobat.Document.DC" ShapeID="_x0000_i1025" DrawAspect="Content" ObjectID="_1804594825" r:id="rId11"/>
+          <o:OLEObject Type="Embed" ProgID="Acrobat.Document.DC" ShapeID="_x0000_i1025" DrawAspect="Content" ObjectID="_1804657306" r:id="rId11"/>
         </w:object>
       </w:r>
     </w:p>
@@ -3641,7 +3648,7 @@
       <w:pPr>
         <w:pStyle w:val="2"/>
       </w:pPr>
-      <w:bookmarkStart w:id="10" w:name="_Toc193978219"/>
+      <w:bookmarkStart w:id="10" w:name="_Toc194041297"/>
       <w:r>
         <w:t>Подключение дискретных входных и выходных цепей устройства</w:t>
       </w:r>
@@ -3667,7 +3674,7 @@
           <v:shape id="_x0000_i1026" type="#_x0000_t75" style="width:411.85pt;height:283.4pt" o:ole="">
             <v:imagedata r:id="rId12" o:title=""/>
           </v:shape>
-          <o:OLEObject Type="Embed" ProgID="Acrobat.Document.DC" ShapeID="_x0000_i1026" DrawAspect="Content" ObjectID="_1804594826" r:id="rId13"/>
+          <o:OLEObject Type="Embed" ProgID="Acrobat.Document.DC" ShapeID="_x0000_i1026" DrawAspect="Content" ObjectID="_1804657307" r:id="rId13"/>
         </w:object>
       </w:r>
     </w:p>
@@ -3683,7 +3690,7 @@
       <w:pPr>
         <w:pStyle w:val="2"/>
       </w:pPr>
-      <w:bookmarkStart w:id="11" w:name="_Toc193978220"/>
+      <w:bookmarkStart w:id="11" w:name="_Toc194041298"/>
       <w:r>
         <w:lastRenderedPageBreak/>
         <w:t>Проверка функциональных клавиш и светодиодов</w:t>
@@ -7162,7 +7169,7 @@
       <w:pPr>
         <w:pStyle w:val="2"/>
       </w:pPr>
-      <w:bookmarkStart w:id="13" w:name="_Toc193978221"/>
+      <w:bookmarkStart w:id="13" w:name="_Toc194041299"/>
       <w:r>
         <w:t>Проверка взаимодействия функций блоков МТЗ, КЦН НН1, КЦН НН2,</w:t>
       </w:r>
@@ -8390,67 +8397,70 @@
               <w:jc w:val="left"/>
             </w:pPr>
             <w:r>
+              <w:t>В НН</w:t>
+            </w:r>
+            <w:r>
+              <w:t xml:space="preserve"> включен</w:t>
+            </w:r>
+          </w:p>
+        </w:tc>
+      </w:tr>
+      <w:tr>
+        <w:tc>
+          <w:tcPr>
+            <w:tcW w:w="2482" w:type="dxa"/>
+          </w:tcPr>
+          <w:p>
+            <w:pPr>
+              <w:pStyle w:val="af0"/>
+            </w:pPr>
+            <w:r>
+              <w:t>М3</w:t>
+            </w:r>
+            <w:r>
+              <w:rPr>
+                <w:lang w:val="en-US"/>
+              </w:rPr>
+              <w:t>.XB:</w:t>
+            </w:r>
+            <w:r>
+              <w:t>4</w:t>
+            </w:r>
+          </w:p>
+        </w:tc>
+        <w:tc>
+          <w:tcPr>
+            <w:tcW w:w="2062" w:type="dxa"/>
+          </w:tcPr>
+          <w:p>
+            <w:pPr>
+              <w:pStyle w:val="af0"/>
+              <w:rPr>
+                <w:lang w:val="en-US"/>
+              </w:rPr>
+            </w:pPr>
+            <w:r>
+              <w:t>М3</w:t>
+            </w:r>
+            <w:r>
+              <w:rPr>
+                <w:lang w:val="en-US"/>
+              </w:rPr>
+              <w:t>.4</w:t>
+            </w:r>
+          </w:p>
+        </w:tc>
+        <w:tc>
+          <w:tcPr>
+            <w:tcW w:w="5061" w:type="dxa"/>
+          </w:tcPr>
+          <w:p>
+            <w:pPr>
+              <w:pStyle w:val="af0"/>
+              <w:jc w:val="left"/>
+            </w:pPr>
+            <w:r>
               <w:t>Срабатывание внешнего БНН</w:t>
-            </w:r>
-          </w:p>
-        </w:tc>
-      </w:tr>
-      <w:tr>
-        <w:tc>
-          <w:tcPr>
-            <w:tcW w:w="2482" w:type="dxa"/>
-          </w:tcPr>
-          <w:p>
-            <w:pPr>
-              <w:pStyle w:val="af0"/>
-            </w:pPr>
-            <w:r>
-              <w:t>М3</w:t>
-            </w:r>
-            <w:r>
-              <w:rPr>
-                <w:lang w:val="en-US"/>
-              </w:rPr>
-              <w:t>.XB:</w:t>
-            </w:r>
-            <w:r>
-              <w:t>4</w:t>
-            </w:r>
-          </w:p>
-        </w:tc>
-        <w:tc>
-          <w:tcPr>
-            <w:tcW w:w="2062" w:type="dxa"/>
-          </w:tcPr>
-          <w:p>
-            <w:pPr>
-              <w:pStyle w:val="af0"/>
-              <w:rPr>
-                <w:lang w:val="en-US"/>
-              </w:rPr>
-            </w:pPr>
-            <w:r>
-              <w:t>М3</w:t>
-            </w:r>
-            <w:r>
-              <w:rPr>
-                <w:lang w:val="en-US"/>
-              </w:rPr>
-              <w:t>.4</w:t>
-            </w:r>
-          </w:p>
-        </w:tc>
-        <w:tc>
-          <w:tcPr>
-            <w:tcW w:w="5061" w:type="dxa"/>
-          </w:tcPr>
-          <w:p>
-            <w:pPr>
-              <w:pStyle w:val="af0"/>
-              <w:jc w:val="left"/>
-            </w:pPr>
-            <w:r>
-              <w:t>Резерв</w:t>
             </w:r>
           </w:p>
         </w:tc>
@@ -9907,10 +9917,7 @@
         <w:t xml:space="preserve"> </w:t>
       </w:r>
       <w:r>
-        <w:t xml:space="preserve">ЮНИТ-М300 для проверки </w:t>
-      </w:r>
-      <w:r>
-        <w:t>общих цепей МТЗ</w:t>
+        <w:t>ЮНИТ-М300 для проверки общих цепей МТЗ</w:t>
       </w:r>
     </w:p>
     <w:tbl>
@@ -10203,8 +10210,6 @@
                 <w:lang w:val="en-US"/>
               </w:rPr>
             </w:pPr>
-            <w:bookmarkStart w:id="15" w:name="_GoBack"/>
-            <w:bookmarkEnd w:id="15"/>
             <w:r>
               <w:t>М3</w:t>
             </w:r>
@@ -10226,13 +10231,7 @@
               <w:jc w:val="left"/>
             </w:pPr>
             <w:r>
-              <w:t xml:space="preserve">ОВ МТЗ </w:t>
-            </w:r>
-            <w:r>
-              <w:t>2</w:t>
-            </w:r>
-            <w:r>
-              <w:t xml:space="preserve"> </w:t>
+              <w:t xml:space="preserve">ОВ МТЗ 2 </w:t>
             </w:r>
             <w:r>
               <w:t>ст</w:t>
@@ -10295,10 +10294,7 @@
               <w:jc w:val="left"/>
             </w:pPr>
             <w:r>
-              <w:t>ОВ МТЗ 3</w:t>
-            </w:r>
-            <w:r>
-              <w:t xml:space="preserve"> </w:t>
+              <w:t xml:space="preserve">ОВ МТЗ 3 </w:t>
             </w:r>
             <w:r>
               <w:t>ст</w:t>
@@ -11206,7 +11202,10 @@
               <w:jc w:val="left"/>
             </w:pPr>
             <w:r>
-              <w:t>Резерв</w:t>
+              <w:rPr>
+                <w:color w:val="00B050"/>
+              </w:rPr>
+              <w:t>КПОН внеш</w:t>
             </w:r>
           </w:p>
         </w:tc>
@@ -12109,7 +12108,10 @@
               <w:jc w:val="left"/>
             </w:pPr>
             <w:r>
-              <w:t>Резерв</w:t>
+              <w:rPr>
+                <w:color w:val="00B050"/>
+              </w:rPr>
+              <w:t>КПОН внеш</w:t>
             </w:r>
           </w:p>
         </w:tc>
@@ -13018,7 +13020,10 @@
               <w:jc w:val="left"/>
             </w:pPr>
             <w:r>
-              <w:t>Резерв</w:t>
+              <w:rPr>
+                <w:color w:val="00B050"/>
+              </w:rPr>
+              <w:t>КПОН внеш</w:t>
             </w:r>
           </w:p>
         </w:tc>
@@ -13591,11 +13596,11 @@
       <w:pPr>
         <w:pStyle w:val="a"/>
       </w:pPr>
-      <w:bookmarkStart w:id="16" w:name="_Ref191631805"/>
+      <w:bookmarkStart w:id="15" w:name="_Ref191631805"/>
       <w:r>
         <w:t>Выходные реле устройства ЮНИТ-М300 для проверки БНТ</w:t>
       </w:r>
-      <w:bookmarkEnd w:id="16"/>
+      <w:bookmarkEnd w:id="15"/>
     </w:p>
     <w:tbl>
       <w:tblPr>
@@ -14868,7 +14873,7 @@
               <w:jc w:val="left"/>
             </w:pPr>
             <w:r>
-              <w:t>ПС: Пуск</w:t>
+              <w:t>-</w:t>
             </w:r>
           </w:p>
         </w:tc>
@@ -18528,6 +18533,9 @@
               <w:pStyle w:val="af0"/>
               <w:jc w:val="left"/>
             </w:pPr>
+            <w:r>
+              <w:t>Резерв</w:t>
+            </w:r>
           </w:p>
         </w:tc>
       </w:tr>
@@ -18597,6 +18605,9 @@
               <w:pStyle w:val="af0"/>
               <w:jc w:val="left"/>
             </w:pPr>
+            <w:r>
+              <w:t>Резерв</w:t>
+            </w:r>
           </w:p>
         </w:tc>
       </w:tr>
@@ -18661,7 +18672,7 @@
               <w:jc w:val="left"/>
             </w:pPr>
             <w:r>
-              <w:t>-</w:t>
+              <w:t>Резерв</w:t>
             </w:r>
           </w:p>
         </w:tc>
@@ -19816,6 +19827,9 @@
               <w:pStyle w:val="af0"/>
               <w:jc w:val="left"/>
             </w:pPr>
+            <w:r>
+              <w:t>Резерв</w:t>
+            </w:r>
           </w:p>
         </w:tc>
       </w:tr>
@@ -19885,6 +19899,9 @@
               <w:pStyle w:val="af0"/>
               <w:jc w:val="left"/>
             </w:pPr>
+            <w:r>
+              <w:t>Резерв</w:t>
+            </w:r>
           </w:p>
         </w:tc>
       </w:tr>
@@ -19949,7 +19966,7 @@
               <w:jc w:val="left"/>
             </w:pPr>
             <w:r>
-              <w:t>-</w:t>
+              <w:t>Резерв</w:t>
             </w:r>
           </w:p>
         </w:tc>
@@ -21048,6 +21065,7 @@
             <w:pPr>
               <w:pStyle w:val="af0"/>
             </w:pPr>
+            <w:bookmarkStart w:id="16" w:name="_GoBack" w:colFirst="2" w:colLast="2"/>
             <w:r>
               <w:t>М10</w:t>
             </w:r>
@@ -21105,9 +21123,13 @@
               <w:pStyle w:val="af0"/>
               <w:jc w:val="left"/>
             </w:pPr>
-          </w:p>
-        </w:tc>
-      </w:tr>
+            <w:r>
+              <w:t>Резерв</w:t>
+            </w:r>
+          </w:p>
+        </w:tc>
+      </w:tr>
+      <w:bookmarkEnd w:id="16"/>
       <w:tr>
         <w:tc>
           <w:tcPr>
@@ -21174,6 +21196,9 @@
               <w:pStyle w:val="af0"/>
               <w:jc w:val="left"/>
             </w:pPr>
+            <w:r>
+              <w:t>Резерв</w:t>
+            </w:r>
           </w:p>
         </w:tc>
       </w:tr>
@@ -21238,7 +21263,7 @@
               <w:jc w:val="left"/>
             </w:pPr>
             <w:r>
-              <w:t>-</w:t>
+              <w:t>Резерв</w:t>
             </w:r>
           </w:p>
         </w:tc>
@@ -21839,7 +21864,7 @@
             <w:rPr>
               <w:noProof/>
             </w:rPr>
-            <w:t>13</w:t>
+            <w:t>12</w:t>
           </w:r>
           <w:r>
             <w:fldChar w:fldCharType="end"/>
@@ -21847,27 +21872,14 @@
           <w:r>
             <w:t xml:space="preserve"> из </w:t>
           </w:r>
-          <w:r>
-            <w:fldChar w:fldCharType="begin"/>
-          </w:r>
-          <w:r>
-            <w:instrText xml:space="preserve"> NUMPAGES </w:instrText>
-          </w:r>
-          <w:r>
-            <w:fldChar w:fldCharType="separate"/>
-          </w:r>
-          <w:r>
-            <w:rPr>
-              <w:noProof/>
-            </w:rPr>
-            <w:t>13</w:t>
-          </w:r>
-          <w:r>
-            <w:rPr>
-              <w:noProof/>
-            </w:rPr>
-            <w:fldChar w:fldCharType="end"/>
-          </w:r>
+          <w:fldSimple w:instr=" NUMPAGES ">
+            <w:r>
+              <w:rPr>
+                <w:noProof/>
+              </w:rPr>
+              <w:t>13</w:t>
+            </w:r>
+          </w:fldSimple>
           <w:r>
             <w:t xml:space="preserve"> </w:t>
           </w:r>
@@ -23989,7 +24001,7 @@
 </file>
 
 <file path=customXml/itemProps1.xml><?xml version="1.0" encoding="utf-8"?>
-<ds:datastoreItem xmlns:ds="http://schemas.openxmlformats.org/officeDocument/2006/customXml" ds:itemID="{D4049D01-8E66-4C98-8190-DD90133A7668}">
+<ds:datastoreItem xmlns:ds="http://schemas.openxmlformats.org/officeDocument/2006/customXml" ds:itemID="{3D529A15-E68B-4497-BA80-E78F4DCC8546}">
   <ds:schemaRefs>
     <ds:schemaRef ds:uri="http://schemas.openxmlformats.org/officeDocument/2006/bibliography"/>
   </ds:schemaRefs>

--- a/mode_docx_gen/pmi_mtzt/template.docx
+++ b/mode_docx_gen/pmi_mtzt/template.docx
@@ -458,7 +458,7 @@
       <w:r>
         <w:fldChar w:fldCharType="separate"/>
       </w:r>
-      <w:hyperlink w:anchor="_Toc194041287" w:history="1">
+      <w:hyperlink w:anchor="_Toc194048083" w:history="1">
         <w:r>
           <w:rPr>
             <w:rStyle w:val="af4"/>
@@ -502,7 +502,7 @@
             <w:noProof/>
             <w:webHidden/>
           </w:rPr>
-          <w:instrText xml:space="preserve"> PAGEREF _Toc194041287 \h </w:instrText>
+          <w:instrText xml:space="preserve"> PAGEREF _Toc194048083 \h </w:instrText>
         </w:r>
         <w:r>
           <w:rPr>
@@ -544,7 +544,7 @@
           <w:lang w:val="en-US"/>
         </w:rPr>
       </w:pPr>
-      <w:hyperlink w:anchor="_Toc194041288" w:history="1">
+      <w:hyperlink w:anchor="_Toc194048084" w:history="1">
         <w:r>
           <w:rPr>
             <w:rStyle w:val="af4"/>
@@ -571,7 +571,7 @@
             <w:noProof/>
             <w:webHidden/>
           </w:rPr>
-          <w:instrText xml:space="preserve"> PAGEREF _Toc194041288 \h </w:instrText>
+          <w:instrText xml:space="preserve"> PAGEREF _Toc194048084 \h </w:instrText>
         </w:r>
         <w:r>
           <w:rPr>
@@ -613,7 +613,7 @@
           <w:lang w:val="en-US"/>
         </w:rPr>
       </w:pPr>
-      <w:hyperlink w:anchor="_Toc194041289" w:history="1">
+      <w:hyperlink w:anchor="_Toc194048085" w:history="1">
         <w:r>
           <w:rPr>
             <w:rStyle w:val="af4"/>
@@ -640,7 +640,7 @@
             <w:noProof/>
             <w:webHidden/>
           </w:rPr>
-          <w:instrText xml:space="preserve"> PAGEREF _Toc194041289 \h </w:instrText>
+          <w:instrText xml:space="preserve"> PAGEREF _Toc194048085 \h </w:instrText>
         </w:r>
         <w:r>
           <w:rPr>
@@ -682,7 +682,7 @@
           <w:lang w:val="en-US"/>
         </w:rPr>
       </w:pPr>
-      <w:hyperlink w:anchor="_Toc194041290" w:history="1">
+      <w:hyperlink w:anchor="_Toc194048086" w:history="1">
         <w:r>
           <w:rPr>
             <w:rStyle w:val="af4"/>
@@ -709,7 +709,7 @@
             <w:noProof/>
             <w:webHidden/>
           </w:rPr>
-          <w:instrText xml:space="preserve"> PAGEREF _Toc194041290 \h </w:instrText>
+          <w:instrText xml:space="preserve"> PAGEREF _Toc194048086 \h </w:instrText>
         </w:r>
         <w:r>
           <w:rPr>
@@ -751,7 +751,7 @@
           <w:lang w:val="en-US"/>
         </w:rPr>
       </w:pPr>
-      <w:hyperlink w:anchor="_Toc194041291" w:history="1">
+      <w:hyperlink w:anchor="_Toc194048087" w:history="1">
         <w:r>
           <w:rPr>
             <w:rStyle w:val="af4"/>
@@ -778,7 +778,7 @@
             <w:noProof/>
             <w:webHidden/>
           </w:rPr>
-          <w:instrText xml:space="preserve"> PAGEREF _Toc194041291 \h </w:instrText>
+          <w:instrText xml:space="preserve"> PAGEREF _Toc194048087 \h </w:instrText>
         </w:r>
         <w:r>
           <w:rPr>
@@ -820,7 +820,7 @@
           <w:lang w:val="en-US"/>
         </w:rPr>
       </w:pPr>
-      <w:hyperlink w:anchor="_Toc194041292" w:history="1">
+      <w:hyperlink w:anchor="_Toc194048088" w:history="1">
         <w:r>
           <w:rPr>
             <w:rStyle w:val="af4"/>
@@ -847,7 +847,7 @@
             <w:noProof/>
             <w:webHidden/>
           </w:rPr>
-          <w:instrText xml:space="preserve"> PAGEREF _Toc194041292 \h </w:instrText>
+          <w:instrText xml:space="preserve"> PAGEREF _Toc194048088 \h </w:instrText>
         </w:r>
         <w:r>
           <w:rPr>
@@ -889,7 +889,7 @@
           <w:lang w:val="en-US"/>
         </w:rPr>
       </w:pPr>
-      <w:hyperlink w:anchor="_Toc194041293" w:history="1">
+      <w:hyperlink w:anchor="_Toc194048089" w:history="1">
         <w:r>
           <w:rPr>
             <w:rStyle w:val="af4"/>
@@ -916,7 +916,7 @@
             <w:noProof/>
             <w:webHidden/>
           </w:rPr>
-          <w:instrText xml:space="preserve"> PAGEREF _Toc194041293 \h </w:instrText>
+          <w:instrText xml:space="preserve"> PAGEREF _Toc194048089 \h </w:instrText>
         </w:r>
         <w:r>
           <w:rPr>
@@ -958,7 +958,7 @@
           <w:lang w:val="en-US"/>
         </w:rPr>
       </w:pPr>
-      <w:hyperlink w:anchor="_Toc194041294" w:history="1">
+      <w:hyperlink w:anchor="_Toc194048090" w:history="1">
         <w:r>
           <w:rPr>
             <w:rStyle w:val="af4"/>
@@ -985,7 +985,7 @@
             <w:noProof/>
             <w:webHidden/>
           </w:rPr>
-          <w:instrText xml:space="preserve"> PAGEREF _Toc194041294 \h </w:instrText>
+          <w:instrText xml:space="preserve"> PAGEREF _Toc194048090 \h </w:instrText>
         </w:r>
         <w:r>
           <w:rPr>
@@ -1031,7 +1031,7 @@
           <w:lang w:val="en-US"/>
         </w:rPr>
       </w:pPr>
-      <w:hyperlink w:anchor="_Toc194041295" w:history="1">
+      <w:hyperlink w:anchor="_Toc194048091" w:history="1">
         <w:r>
           <w:rPr>
             <w:rStyle w:val="af4"/>
@@ -1075,7 +1075,7 @@
             <w:noProof/>
             <w:webHidden/>
           </w:rPr>
-          <w:instrText xml:space="preserve"> PAGEREF _Toc194041295 \h </w:instrText>
+          <w:instrText xml:space="preserve"> PAGEREF _Toc194048091 \h </w:instrText>
         </w:r>
         <w:r>
           <w:rPr>
@@ -1117,13 +1117,13 @@
           <w:lang w:val="en-US"/>
         </w:rPr>
       </w:pPr>
-      <w:hyperlink w:anchor="_Toc194041296" w:history="1">
+      <w:hyperlink w:anchor="_Toc194048092" w:history="1">
         <w:r>
           <w:rPr>
             <w:rStyle w:val="af4"/>
             <w:noProof/>
           </w:rPr>
-          <w:t>2.1 Подключение аналоговых цепей к устройству</w:t>
+          <w:t>2.1 Цель испытаний</w:t>
         </w:r>
         <w:r>
           <w:rPr>
@@ -1144,7 +1144,7 @@
             <w:noProof/>
             <w:webHidden/>
           </w:rPr>
-          <w:instrText xml:space="preserve"> PAGEREF _Toc194041296 \h </w:instrText>
+          <w:instrText xml:space="preserve"> PAGEREF _Toc194048092 \h </w:instrText>
         </w:r>
         <w:r>
           <w:rPr>
@@ -1186,13 +1186,13 @@
           <w:lang w:val="en-US"/>
         </w:rPr>
       </w:pPr>
-      <w:hyperlink w:anchor="_Toc194041297" w:history="1">
+      <w:hyperlink w:anchor="_Toc194048093" w:history="1">
         <w:r>
           <w:rPr>
             <w:rStyle w:val="af4"/>
             <w:noProof/>
           </w:rPr>
-          <w:t>2.2 Подключение дискретных входных и выходных цепей устройства</w:t>
+          <w:t>2.2 Подключение аналоговых цепей к устройству</w:t>
         </w:r>
         <w:r>
           <w:rPr>
@@ -1213,7 +1213,7 @@
             <w:noProof/>
             <w:webHidden/>
           </w:rPr>
-          <w:instrText xml:space="preserve"> PAGEREF _Toc194041297 \h </w:instrText>
+          <w:instrText xml:space="preserve"> PAGEREF _Toc194048093 \h </w:instrText>
         </w:r>
         <w:r>
           <w:rPr>
@@ -1255,13 +1255,13 @@
           <w:lang w:val="en-US"/>
         </w:rPr>
       </w:pPr>
-      <w:hyperlink w:anchor="_Toc194041298" w:history="1">
+      <w:hyperlink w:anchor="_Toc194048094" w:history="1">
         <w:r>
           <w:rPr>
             <w:rStyle w:val="af4"/>
             <w:noProof/>
           </w:rPr>
-          <w:t>2.3 Проверка функциональных клавиш и светодиодов</w:t>
+          <w:t>2.3 Подключение дискретных входных и выходных цепей устройства</w:t>
         </w:r>
         <w:r>
           <w:rPr>
@@ -1282,7 +1282,76 @@
             <w:noProof/>
             <w:webHidden/>
           </w:rPr>
-          <w:instrText xml:space="preserve"> PAGEREF _Toc194041298 \h </w:instrText>
+          <w:instrText xml:space="preserve"> PAGEREF _Toc194048094 \h </w:instrText>
+        </w:r>
+        <w:r>
+          <w:rPr>
+            <w:noProof/>
+            <w:webHidden/>
+          </w:rPr>
+        </w:r>
+        <w:r>
+          <w:rPr>
+            <w:noProof/>
+            <w:webHidden/>
+          </w:rPr>
+          <w:fldChar w:fldCharType="separate"/>
+        </w:r>
+        <w:r>
+          <w:rPr>
+            <w:noProof/>
+            <w:webHidden/>
+          </w:rPr>
+          <w:t>5</w:t>
+        </w:r>
+        <w:r>
+          <w:rPr>
+            <w:noProof/>
+            <w:webHidden/>
+          </w:rPr>
+          <w:fldChar w:fldCharType="end"/>
+        </w:r>
+      </w:hyperlink>
+    </w:p>
+    <w:p>
+      <w:pPr>
+        <w:pStyle w:val="22"/>
+        <w:rPr>
+          <w:rFonts w:asciiTheme="minorHAnsi" w:eastAsiaTheme="minorEastAsia" w:hAnsiTheme="minorHAnsi"/>
+          <w:noProof/>
+          <w:color w:val="auto"/>
+          <w:sz w:val="22"/>
+          <w:lang w:val="en-US"/>
+        </w:rPr>
+      </w:pPr>
+      <w:hyperlink w:anchor="_Toc194048095" w:history="1">
+        <w:r>
+          <w:rPr>
+            <w:rStyle w:val="af4"/>
+            <w:noProof/>
+          </w:rPr>
+          <w:t>2.4 Назначение дискретных входов устройства ЮНИТ-М300</w:t>
+        </w:r>
+        <w:r>
+          <w:rPr>
+            <w:noProof/>
+            <w:webHidden/>
+          </w:rPr>
+          <w:tab/>
+        </w:r>
+        <w:r>
+          <w:rPr>
+            <w:noProof/>
+            <w:webHidden/>
+          </w:rPr>
+          <w:fldChar w:fldCharType="begin"/>
+        </w:r>
+        <w:r>
+          <w:rPr>
+            <w:noProof/>
+            <w:webHidden/>
+          </w:rPr>
+          <w:instrText xml:space="preserve"> PAGEREF _Toc194048095 \h </w:instrText>
         </w:r>
         <w:r>
           <w:rPr>
@@ -1324,27 +1393,13 @@
           <w:lang w:val="en-US"/>
         </w:rPr>
       </w:pPr>
-      <w:hyperlink w:anchor="_Toc194041299" w:history="1">
+      <w:hyperlink w:anchor="_Toc194048096" w:history="1">
         <w:r>
           <w:rPr>
             <w:rStyle w:val="af4"/>
             <w:noProof/>
           </w:rPr>
-          <w:t>2.4 Проверка взаимодейст</w:t>
-        </w:r>
-        <w:r>
-          <w:rPr>
-            <w:rStyle w:val="af4"/>
-            <w:noProof/>
-          </w:rPr>
-          <w:t>в</w:t>
-        </w:r>
-        <w:r>
-          <w:rPr>
-            <w:rStyle w:val="af4"/>
-            <w:noProof/>
-          </w:rPr>
-          <w:t>ия функций блоков МТЗ, КЦН НН1, КЦН НН2,</w:t>
+          <w:t>2.5 Назначение выходных реле устройств ЮНИТ-М300</w:t>
         </w:r>
         <w:r>
           <w:rPr>
@@ -1365,7 +1420,7 @@
             <w:noProof/>
             <w:webHidden/>
           </w:rPr>
-          <w:instrText xml:space="preserve"> PAGEREF _Toc194041299 \h </w:instrText>
+          <w:instrText xml:space="preserve"> PAGEREF _Toc194048096 \h </w:instrText>
         </w:r>
         <w:r>
           <w:rPr>
@@ -1385,7 +1440,7 @@
             <w:noProof/>
             <w:webHidden/>
           </w:rPr>
-          <w:t>8</w:t>
+          <w:t>9</w:t>
         </w:r>
         <w:r>
           <w:rPr>
@@ -1446,7 +1501,7 @@
         <w:lastRenderedPageBreak/>
         <w:tab/>
       </w:r>
-      <w:bookmarkStart w:id="0" w:name="_Toc194041287"/>
+      <w:bookmarkStart w:id="0" w:name="_Toc194048083"/>
       <w:r>
         <w:t>ОБЩИЕ СВЕДЕНИЯ</w:t>
       </w:r>
@@ -1456,7 +1511,7 @@
       <w:pPr>
         <w:pStyle w:val="2"/>
       </w:pPr>
-      <w:bookmarkStart w:id="1" w:name="_Toc194041288"/>
+      <w:bookmarkStart w:id="1" w:name="_Toc194048084"/>
       <w:r>
         <w:t>Цель проведения испытаний</w:t>
       </w:r>
@@ -1467,21 +1522,32 @@
         <w:pStyle w:val="a5"/>
       </w:pPr>
       <w:r>
-        <w:t>Проверка функциональной схемы устройства ЮНИТ-М300-Т2 в части функции МТЗ.</w:t>
+        <w:t>Проверка функциональн</w:t>
+      </w:r>
+      <w:r>
+        <w:t>ой схемы устройства ЮНИ</w:t>
+      </w:r>
+      <w:bookmarkStart w:id="2" w:name="_GoBack"/>
+      <w:bookmarkEnd w:id="2"/>
+      <w:r>
+        <w:t>Т-М300-Т</w:t>
+      </w:r>
+      <w:r>
+        <w:t xml:space="preserve"> в части функции МТЗ.</w:t>
       </w:r>
     </w:p>
     <w:p>
       <w:pPr>
         <w:pStyle w:val="2"/>
       </w:pPr>
-      <w:bookmarkStart w:id="2" w:name="_Toc194041289"/>
+      <w:bookmarkStart w:id="3" w:name="_Toc194048085"/>
       <w:r>
         <w:t>Место</w:t>
       </w:r>
       <w:r>
         <w:t xml:space="preserve"> проведения испытаний</w:t>
       </w:r>
-      <w:bookmarkEnd w:id="2"/>
+      <w:bookmarkEnd w:id="3"/>
     </w:p>
     <w:tbl>
       <w:tblPr>
@@ -1621,11 +1687,11 @@
       <w:pPr>
         <w:pStyle w:val="2"/>
       </w:pPr>
-      <w:bookmarkStart w:id="3" w:name="_Toc194041290"/>
+      <w:bookmarkStart w:id="4" w:name="_Toc194048086"/>
       <w:r>
         <w:t>Информация об объекте испытаний</w:t>
       </w:r>
-      <w:bookmarkEnd w:id="3"/>
+      <w:bookmarkEnd w:id="4"/>
     </w:p>
     <w:p>
       <w:pPr>
@@ -1959,11 +2025,11 @@
       <w:pPr>
         <w:pStyle w:val="2"/>
       </w:pPr>
-      <w:bookmarkStart w:id="4" w:name="_Toc194041291"/>
+      <w:bookmarkStart w:id="5" w:name="_Toc194048087"/>
       <w:r>
         <w:t>Период проведения испытаний</w:t>
       </w:r>
-      <w:bookmarkEnd w:id="4"/>
+      <w:bookmarkEnd w:id="5"/>
     </w:p>
     <w:p>
       <w:pPr>
@@ -1986,11 +2052,11 @@
       <w:pPr>
         <w:pStyle w:val="2"/>
       </w:pPr>
-      <w:bookmarkStart w:id="5" w:name="_Toc194041292"/>
+      <w:bookmarkStart w:id="6" w:name="_Toc194048088"/>
       <w:r>
         <w:t>Условия проведения испытаний и измерений</w:t>
       </w:r>
-      <w:bookmarkEnd w:id="5"/>
+      <w:bookmarkEnd w:id="6"/>
     </w:p>
     <w:p>
       <w:pPr>
@@ -2004,11 +2070,11 @@
       <w:pPr>
         <w:pStyle w:val="2"/>
       </w:pPr>
-      <w:bookmarkStart w:id="6" w:name="_Toc194041293"/>
+      <w:bookmarkStart w:id="7" w:name="_Toc194048089"/>
       <w:r>
         <w:t>Нормативная документация</w:t>
       </w:r>
-      <w:bookmarkEnd w:id="6"/>
+      <w:bookmarkEnd w:id="7"/>
     </w:p>
     <w:p>
       <w:pPr>
@@ -2025,12 +2091,12 @@
       <w:pPr>
         <w:pStyle w:val="2"/>
       </w:pPr>
-      <w:bookmarkStart w:id="7" w:name="_Toc194041294"/>
+      <w:bookmarkStart w:id="8" w:name="_Toc194048090"/>
       <w:r>
         <w:lastRenderedPageBreak/>
         <w:t>Перечень используемых средств измерений (СИ), испытательного оборудования (ИО) и вспомогательного оборудования (ВО)</w:t>
       </w:r>
-      <w:bookmarkEnd w:id="7"/>
+      <w:bookmarkEnd w:id="8"/>
     </w:p>
     <w:p>
       <w:pPr>
@@ -3536,26 +3602,56 @@
       <w:pPr>
         <w:pStyle w:val="1"/>
       </w:pPr>
-      <w:bookmarkStart w:id="8" w:name="_Toc194041295"/>
+      <w:bookmarkStart w:id="9" w:name="_Toc194048091"/>
       <w:r>
         <w:lastRenderedPageBreak/>
         <w:t>ПРОГРАММА И МЕТОДИКИ ПРОВЕДЕНИЯ ИСПЫТАНИЙ</w:t>
       </w:r>
-      <w:bookmarkEnd w:id="8"/>
+      <w:bookmarkEnd w:id="9"/>
     </w:p>
     <w:p>
       <w:pPr>
         <w:pStyle w:val="2"/>
       </w:pPr>
-      <w:bookmarkStart w:id="9" w:name="_Toc194041296"/>
+      <w:bookmarkStart w:id="10" w:name="_Toc194048092"/>
+      <w:r>
+        <w:t>Цель испытаний</w:t>
+      </w:r>
+      <w:bookmarkEnd w:id="10"/>
+    </w:p>
+    <w:p>
+      <w:pPr>
+        <w:pStyle w:val="3"/>
+      </w:pPr>
+      <w:r>
+        <w:t xml:space="preserve">  Оценка корректности реализации логических взаимосвязей между функциональными блоками (</w:t>
+      </w:r>
+      <w:r>
+        <w:t>МТЗ</w:t>
+      </w:r>
+      <w:r>
+        <w:t>,</w:t>
+      </w:r>
+      <w:r>
+        <w:t xml:space="preserve"> КЦН НН,</w:t>
+      </w:r>
+      <w:r>
+        <w:t xml:space="preserve"> СС, ПС), а также внутри этих блоков, в объеме, достаточном для проверки правильности их взаимодействия. Проверки в составе данного подраздела проводятся с использованием ИО типа «РЕТОМ-71».</w:t>
+      </w:r>
+    </w:p>
+    <w:p>
+      <w:pPr>
+        <w:pStyle w:val="2"/>
+      </w:pPr>
+      <w:bookmarkStart w:id="11" w:name="_Toc194048093"/>
       <w:r>
         <w:t>Подключение аналоговых цепей к устройству</w:t>
       </w:r>
-      <w:bookmarkEnd w:id="9"/>
+      <w:bookmarkEnd w:id="11"/>
     </w:p>
     <w:p>
       <w:pPr>
-        <w:pStyle w:val="a5"/>
+        <w:pStyle w:val="3"/>
       </w:pPr>
       <w:r>
         <w:t xml:space="preserve">Подключение аналоговых цепей производится в соответствии с рисунком  </w:t>
@@ -3632,7 +3728,7 @@
           <v:shape id="_x0000_i1025" type="#_x0000_t75" style="width:199.85pt;height:200.45pt" o:ole="">
             <v:imagedata r:id="rId10" o:title=""/>
           </v:shape>
-          <o:OLEObject Type="Embed" ProgID="Acrobat.Document.DC" ShapeID="_x0000_i1025" DrawAspect="Content" ObjectID="_1804657306" r:id="rId11"/>
+          <o:OLEObject Type="Embed" ProgID="Acrobat.Document.DC" ShapeID="_x0000_i1025" DrawAspect="Content" ObjectID="_1804660966" r:id="rId11"/>
         </w:object>
       </w:r>
     </w:p>
@@ -3648,15 +3744,15 @@
       <w:pPr>
         <w:pStyle w:val="2"/>
       </w:pPr>
-      <w:bookmarkStart w:id="10" w:name="_Toc194041297"/>
+      <w:bookmarkStart w:id="12" w:name="_Toc194048094"/>
       <w:r>
         <w:t>Подключение дискретных входных и выходных цепей устройства</w:t>
       </w:r>
-      <w:bookmarkEnd w:id="10"/>
+      <w:bookmarkEnd w:id="12"/>
     </w:p>
     <w:p>
       <w:pPr>
-        <w:pStyle w:val="a5"/>
+        <w:pStyle w:val="3"/>
       </w:pPr>
       <w:r>
         <w:t>Подключение дискретных входных и выходных цепей производится в соответствии с рисунком 2.2.</w:t>
@@ -3674,7 +3770,7 @@
           <v:shape id="_x0000_i1026" type="#_x0000_t75" style="width:411.85pt;height:283.4pt" o:ole="">
             <v:imagedata r:id="rId12" o:title=""/>
           </v:shape>
-          <o:OLEObject Type="Embed" ProgID="Acrobat.Document.DC" ShapeID="_x0000_i1026" DrawAspect="Content" ObjectID="_1804657307" r:id="rId13"/>
+          <o:OLEObject Type="Embed" ProgID="Acrobat.Document.DC" ShapeID="_x0000_i1026" DrawAspect="Content" ObjectID="_1804660967" r:id="rId13"/>
         </w:object>
       </w:r>
     </w:p>
@@ -3690,57 +3786,16 @@
       <w:pPr>
         <w:pStyle w:val="2"/>
       </w:pPr>
-      <w:bookmarkStart w:id="11" w:name="_Toc194041298"/>
+      <w:bookmarkStart w:id="13" w:name="_Toc194048095"/>
       <w:r>
-        <w:lastRenderedPageBreak/>
-        <w:t>Проверка функциональных клавиш и светодиодов</w:t>
+        <w:t>Назначение дискрет</w:t>
       </w:r>
-      <w:bookmarkEnd w:id="11"/>
-    </w:p>
-    <w:p>
-      <w:pPr>
-        <w:pStyle w:val="3"/>
-      </w:pPr>
       <w:r>
-        <w:t>Цель испытаний</w:t>
+        <w:t>ных входов устройства ЮНИТ-М300</w:t>
       </w:r>
-    </w:p>
-    <w:p>
-      <w:pPr>
-        <w:pStyle w:val="4"/>
-      </w:pPr>
+      <w:bookmarkEnd w:id="13"/>
       <w:r>
         <w:t xml:space="preserve">  </w:t>
-      </w:r>
-      <w:r>
-        <w:t>Контроль правильности подключения виртуальных ключей и кнопок, а также физических функциональных клавиш и светодиодов в логике ФСУ. Проверки</w:t>
-      </w:r>
-      <w:r>
-        <w:t xml:space="preserve"> в составе данного подраздела</w:t>
-      </w:r>
-      <w:r>
-        <w:t xml:space="preserve"> могут быть проведены с </w:t>
-      </w:r>
-      <w:r>
-        <w:t>и</w:t>
-      </w:r>
-      <w:r>
-        <w:t>с</w:t>
-      </w:r>
-      <w:r>
-        <w:t xml:space="preserve">пользованием </w:t>
-      </w:r>
-      <w:r>
-        <w:t>ИО типа «</w:t>
-      </w:r>
-      <w:r>
-        <w:t>РЕТОМ-51</w:t>
-      </w:r>
-      <w:r>
-        <w:t>»</w:t>
-      </w:r>
-      <w:r>
-        <w:t>.</w:t>
       </w:r>
     </w:p>
     <w:p>
@@ -3748,3257 +3803,19 @@
         <w:pStyle w:val="3"/>
       </w:pPr>
       <w:r>
-        <w:t>Назначение функциональных клавиш</w:t>
-      </w:r>
-    </w:p>
-    <w:p>
-      <w:pPr>
-        <w:pStyle w:val="4"/>
-      </w:pPr>
-      <w:r>
-        <w:t xml:space="preserve">Назначение ФК на внутренние сигналы </w:t>
+        <w:t xml:space="preserve">Назначение дискретных входов на внутренние сигналы функциональной логики устройства ЮНИТ-М300 производится при помощи подключенного ПК с установленным ПО «ЮНИТ-СЕРВИС» в инструменте «Матрица входов и выходных реле». </w:t>
       </w:r>
       <w:r>
         <w:rPr>
           <w:highlight w:val="yellow"/>
         </w:rPr>
-        <w:t>виртуальных ключей (ВКл)</w:t>
+        <w:t>Назначение дискретных входов должно соответствовать</w:t>
       </w:r>
-      <w:r>
-        <w:t xml:space="preserve"> </w:t>
-      </w:r>
-      <w:r>
-        <w:t>устройства ЮНИТ-М300 производит</w:t>
-      </w:r>
-      <w:r>
-        <w:t xml:space="preserve">ся при помощи подключенного ПК с установленным ПО «ЮНИТ-СЕРВИС» в инструменте «Настройка светодиодов и ФК». Режим работы виртуального ключа в местном управлении настраивается в </w:t>
-      </w:r>
-      <w:r>
-        <w:rPr>
-          <w:highlight w:val="red"/>
-        </w:rPr>
-        <w:t>адрес настройки</w:t>
-      </w:r>
-      <w:r>
-        <w:t xml:space="preserve">. Назначение и настойка режима работы производится в соответствии с таблицей </w:t>
-      </w:r>
-      <w:r>
-        <w:fldChar w:fldCharType="begin"/>
-      </w:r>
-      <w:r>
-        <w:instrText xml:space="preserve"> REF _Ref191627316 \r \h  \* MERGEFORMAT </w:instrText>
-      </w:r>
-      <w:r>
-        <w:fldChar w:fldCharType="separate"/>
-      </w:r>
-      <w:r>
-        <w:rPr>
-          <w:vanish/>
-        </w:rPr>
-        <w:t xml:space="preserve">Таблица </w:t>
-      </w:r>
-      <w:r>
-        <w:t>2.1</w:t>
-      </w:r>
-      <w:r>
-        <w:rPr>
-          <w:vanish/>
-        </w:rPr>
-        <w:t xml:space="preserve"> -</w:t>
-      </w:r>
-      <w:r>
-        <w:fldChar w:fldCharType="end"/>
-      </w:r>
-      <w:r>
-        <w:t>. Где, ВК – виртуальный ключ, МУ – местное управление.</w:t>
-      </w:r>
-    </w:p>
-    <w:p>
-      <w:pPr>
-        <w:pStyle w:val="a"/>
-      </w:pPr>
-      <w:bookmarkStart w:id="12" w:name="_Ref191627316"/>
-      <w:r>
-        <w:t>Назначение функциональных клавиш устройства ЮНИТ-ИЧМ</w:t>
-      </w:r>
-      <w:bookmarkEnd w:id="12"/>
-    </w:p>
-    <w:tbl>
-      <w:tblPr>
-        <w:tblStyle w:val="21"/>
-        <w:tblW w:w="0" w:type="auto"/>
-        <w:tblLook w:val="04A0" w:firstRow="1" w:lastRow="0" w:firstColumn="1" w:lastColumn="0" w:noHBand="0" w:noVBand="1"/>
-      </w:tblPr>
-      <w:tblGrid>
-        <w:gridCol w:w="1373"/>
-        <w:gridCol w:w="1663"/>
-        <w:gridCol w:w="6569"/>
-      </w:tblGrid>
-      <w:tr>
-        <w:trPr>
-          <w:cnfStyle w:val="100000000000" w:firstRow="1" w:lastRow="0" w:firstColumn="0" w:lastColumn="0" w:oddVBand="0" w:evenVBand="0" w:oddHBand="0" w:evenHBand="0" w:firstRowFirstColumn="0" w:firstRowLastColumn="0" w:lastRowFirstColumn="0" w:lastRowLastColumn="0"/>
-        </w:trPr>
-        <w:tc>
-          <w:tcPr>
-            <w:tcW w:w="1373" w:type="dxa"/>
-            <w:vAlign w:val="top"/>
-          </w:tcPr>
-          <w:p>
-            <w:pPr>
-              <w:rPr>
-                <w:b w:val="0"/>
-              </w:rPr>
-            </w:pPr>
-            <w:r>
-              <w:rPr>
-                <w:b w:val="0"/>
-              </w:rPr>
-              <w:t>ФК</w:t>
-            </w:r>
-          </w:p>
-        </w:tc>
-        <w:tc>
-          <w:tcPr>
-            <w:tcW w:w="1663" w:type="dxa"/>
-            <w:vAlign w:val="top"/>
-          </w:tcPr>
-          <w:p>
-            <w:pPr>
-              <w:rPr>
-                <w:b w:val="0"/>
-              </w:rPr>
-            </w:pPr>
-            <w:r>
-              <w:rPr>
-                <w:b w:val="0"/>
-              </w:rPr>
-              <w:t>Режим МУ ВК</w:t>
-            </w:r>
-          </w:p>
-        </w:tc>
-        <w:tc>
-          <w:tcPr>
-            <w:tcW w:w="6569" w:type="dxa"/>
-            <w:vAlign w:val="top"/>
-          </w:tcPr>
-          <w:p>
-            <w:pPr>
-              <w:rPr>
-                <w:b w:val="0"/>
-              </w:rPr>
-            </w:pPr>
-            <w:r>
-              <w:rPr>
-                <w:b w:val="0"/>
-              </w:rPr>
-              <w:t>Наименование сигнала на ФСУ</w:t>
-            </w:r>
-          </w:p>
-        </w:tc>
-      </w:tr>
-      <w:tr>
-        <w:tc>
-          <w:tcPr>
-            <w:tcW w:w="1373" w:type="dxa"/>
-          </w:tcPr>
-          <w:p>
-            <w:pPr>
-              <w:pStyle w:val="af0"/>
-            </w:pPr>
-            <w:r>
-              <w:t>1</w:t>
-            </w:r>
-          </w:p>
-        </w:tc>
-        <w:tc>
-          <w:tcPr>
-            <w:tcW w:w="1663" w:type="dxa"/>
-          </w:tcPr>
-          <w:p>
-            <w:pPr>
-              <w:rPr>
-                <w:sz w:val="22"/>
-              </w:rPr>
-            </w:pPr>
-            <w:r>
-              <w:rPr>
-                <w:sz w:val="22"/>
-              </w:rPr>
-              <w:t>От ИЧМ</w:t>
-            </w:r>
-          </w:p>
-        </w:tc>
-        <w:tc>
-          <w:tcPr>
-            <w:tcW w:w="6569" w:type="dxa"/>
-            <w:shd w:val="clear" w:color="auto" w:fill="auto"/>
-          </w:tcPr>
-          <w:p>
-            <w:pPr>
-              <w:jc w:val="left"/>
-              <w:rPr>
-                <w:sz w:val="22"/>
-                <w:highlight w:val="red"/>
-              </w:rPr>
-            </w:pPr>
-            <w:r>
-              <w:rPr>
-                <w:sz w:val="22"/>
-                <w:highlight w:val="red"/>
-              </w:rPr>
-              <w:t>Режим управления устройством М/Д</w:t>
-            </w:r>
-          </w:p>
-        </w:tc>
-      </w:tr>
-      <w:tr>
-        <w:tc>
-          <w:tcPr>
-            <w:tcW w:w="1373" w:type="dxa"/>
-          </w:tcPr>
-          <w:p>
-            <w:pPr>
-              <w:pStyle w:val="af0"/>
-            </w:pPr>
-            <w:r>
-              <w:t>2</w:t>
-            </w:r>
-          </w:p>
-        </w:tc>
-        <w:tc>
-          <w:tcPr>
-            <w:tcW w:w="1663" w:type="dxa"/>
-          </w:tcPr>
-          <w:p>
-            <w:pPr>
-              <w:rPr>
-                <w:sz w:val="22"/>
-              </w:rPr>
-            </w:pPr>
-            <w:r>
-              <w:rPr>
-                <w:sz w:val="22"/>
-              </w:rPr>
-              <w:t>От ИЧМ</w:t>
-            </w:r>
-          </w:p>
-        </w:tc>
-        <w:tc>
-          <w:tcPr>
-            <w:tcW w:w="6569" w:type="dxa"/>
-            <w:shd w:val="clear" w:color="auto" w:fill="auto"/>
-          </w:tcPr>
-          <w:p>
-            <w:pPr>
-              <w:jc w:val="left"/>
-              <w:rPr>
-                <w:sz w:val="22"/>
-              </w:rPr>
-            </w:pPr>
-            <w:r>
-              <w:rPr>
-                <w:sz w:val="22"/>
-              </w:rPr>
-              <w:t>Вывод терминала</w:t>
-            </w:r>
-          </w:p>
-        </w:tc>
-      </w:tr>
-      <w:tr>
-        <w:tc>
-          <w:tcPr>
-            <w:tcW w:w="1373" w:type="dxa"/>
-          </w:tcPr>
-          <w:p>
-            <w:pPr>
-              <w:pStyle w:val="af0"/>
-            </w:pPr>
-            <w:r>
-              <w:t>3</w:t>
-            </w:r>
-          </w:p>
-        </w:tc>
-        <w:tc>
-          <w:tcPr>
-            <w:tcW w:w="1663" w:type="dxa"/>
-          </w:tcPr>
-          <w:p>
-            <w:pPr>
-              <w:rPr>
-                <w:sz w:val="22"/>
-              </w:rPr>
-            </w:pPr>
-            <w:r>
-              <w:rPr>
-                <w:sz w:val="22"/>
-              </w:rPr>
-              <w:t>От ИЧМ</w:t>
-            </w:r>
-          </w:p>
-        </w:tc>
-        <w:tc>
-          <w:tcPr>
-            <w:tcW w:w="6569" w:type="dxa"/>
-            <w:shd w:val="clear" w:color="auto" w:fill="auto"/>
-          </w:tcPr>
-          <w:p>
-            <w:pPr>
-              <w:jc w:val="left"/>
-              <w:rPr>
-                <w:sz w:val="22"/>
-              </w:rPr>
-            </w:pPr>
-            <w:r>
-              <w:rPr>
-                <w:sz w:val="22"/>
-              </w:rPr>
-              <w:t>ОВ МТЗ</w:t>
-            </w:r>
-          </w:p>
-        </w:tc>
-      </w:tr>
-      <w:tr>
-        <w:tc>
-          <w:tcPr>
-            <w:tcW w:w="1373" w:type="dxa"/>
-          </w:tcPr>
-          <w:p>
-            <w:pPr>
-              <w:pStyle w:val="af0"/>
-            </w:pPr>
-            <w:r>
-              <w:t>4</w:t>
-            </w:r>
-          </w:p>
-        </w:tc>
-        <w:tc>
-          <w:tcPr>
-            <w:tcW w:w="1663" w:type="dxa"/>
-          </w:tcPr>
-          <w:p>
-            <w:pPr>
-              <w:rPr>
-                <w:sz w:val="22"/>
-              </w:rPr>
-            </w:pPr>
-            <w:r>
-              <w:rPr>
-                <w:sz w:val="22"/>
-              </w:rPr>
-              <w:t>От ИЧМ</w:t>
-            </w:r>
-          </w:p>
-        </w:tc>
-        <w:tc>
-          <w:tcPr>
-            <w:tcW w:w="6569" w:type="dxa"/>
-            <w:shd w:val="clear" w:color="auto" w:fill="auto"/>
-          </w:tcPr>
-          <w:p>
-            <w:pPr>
-              <w:jc w:val="left"/>
-              <w:rPr>
-                <w:sz w:val="22"/>
-              </w:rPr>
-            </w:pPr>
-            <w:r>
-              <w:rPr>
-                <w:sz w:val="22"/>
-              </w:rPr>
-              <w:t>ОВ МТЗ 1</w:t>
-            </w:r>
-            <w:r>
-              <w:rPr>
-                <w:sz w:val="22"/>
-              </w:rPr>
-              <w:t xml:space="preserve"> ст</w:t>
-            </w:r>
-          </w:p>
-        </w:tc>
-      </w:tr>
-      <w:tr>
-        <w:tc>
-          <w:tcPr>
-            <w:tcW w:w="1373" w:type="dxa"/>
-          </w:tcPr>
-          <w:p>
-            <w:pPr>
-              <w:pStyle w:val="af0"/>
-            </w:pPr>
-            <w:r>
-              <w:t>5</w:t>
-            </w:r>
-          </w:p>
-        </w:tc>
-        <w:tc>
-          <w:tcPr>
-            <w:tcW w:w="1663" w:type="dxa"/>
-          </w:tcPr>
-          <w:p>
-            <w:pPr>
-              <w:rPr>
-                <w:sz w:val="22"/>
-              </w:rPr>
-            </w:pPr>
-            <w:r>
-              <w:rPr>
-                <w:sz w:val="22"/>
-              </w:rPr>
-              <w:t>От ИЧМ</w:t>
-            </w:r>
-          </w:p>
-        </w:tc>
-        <w:tc>
-          <w:tcPr>
-            <w:tcW w:w="6569" w:type="dxa"/>
-            <w:shd w:val="clear" w:color="auto" w:fill="auto"/>
-          </w:tcPr>
-          <w:p>
-            <w:pPr>
-              <w:jc w:val="left"/>
-              <w:rPr>
-                <w:sz w:val="22"/>
-              </w:rPr>
-            </w:pPr>
-            <w:r>
-              <w:rPr>
-                <w:sz w:val="22"/>
-              </w:rPr>
-              <w:t>МТЗ 1</w:t>
-            </w:r>
-            <w:r>
-              <w:rPr>
-                <w:sz w:val="22"/>
-              </w:rPr>
-              <w:t xml:space="preserve"> ст</w:t>
-            </w:r>
-            <w:r>
-              <w:rPr>
-                <w:sz w:val="22"/>
-              </w:rPr>
-              <w:t xml:space="preserve"> на сигн</w:t>
-            </w:r>
-          </w:p>
-        </w:tc>
-      </w:tr>
-      <w:tr>
-        <w:tc>
-          <w:tcPr>
-            <w:tcW w:w="1373" w:type="dxa"/>
-          </w:tcPr>
-          <w:p>
-            <w:pPr>
-              <w:pStyle w:val="af0"/>
-            </w:pPr>
-            <w:r>
-              <w:t>6</w:t>
-            </w:r>
-          </w:p>
-        </w:tc>
-        <w:tc>
-          <w:tcPr>
-            <w:tcW w:w="1663" w:type="dxa"/>
-          </w:tcPr>
-          <w:p>
-            <w:pPr>
-              <w:rPr>
-                <w:sz w:val="22"/>
-              </w:rPr>
-            </w:pPr>
-            <w:r>
-              <w:rPr>
-                <w:sz w:val="22"/>
-              </w:rPr>
-              <w:t>От ИЧМ</w:t>
-            </w:r>
-          </w:p>
-        </w:tc>
-        <w:tc>
-          <w:tcPr>
-            <w:tcW w:w="6569" w:type="dxa"/>
-          </w:tcPr>
-          <w:p>
-            <w:pPr>
-              <w:jc w:val="left"/>
-              <w:rPr>
-                <w:sz w:val="22"/>
-              </w:rPr>
-            </w:pPr>
-            <w:r>
-              <w:rPr>
-                <w:sz w:val="22"/>
-              </w:rPr>
-              <w:t>ОВ МТЗ 2</w:t>
-            </w:r>
-            <w:r>
-              <w:rPr>
-                <w:sz w:val="22"/>
-              </w:rPr>
-              <w:t xml:space="preserve"> ст</w:t>
-            </w:r>
-          </w:p>
-        </w:tc>
-      </w:tr>
-      <w:tr>
-        <w:tc>
-          <w:tcPr>
-            <w:tcW w:w="1373" w:type="dxa"/>
-          </w:tcPr>
-          <w:p>
-            <w:pPr>
-              <w:pStyle w:val="af0"/>
-            </w:pPr>
-            <w:r>
-              <w:t>7</w:t>
-            </w:r>
-          </w:p>
-        </w:tc>
-        <w:tc>
-          <w:tcPr>
-            <w:tcW w:w="1663" w:type="dxa"/>
-          </w:tcPr>
-          <w:p>
-            <w:pPr>
-              <w:rPr>
-                <w:sz w:val="22"/>
-              </w:rPr>
-            </w:pPr>
-            <w:r>
-              <w:rPr>
-                <w:sz w:val="22"/>
-              </w:rPr>
-              <w:t>От ИЧМ</w:t>
-            </w:r>
-          </w:p>
-        </w:tc>
-        <w:tc>
-          <w:tcPr>
-            <w:tcW w:w="6569" w:type="dxa"/>
-          </w:tcPr>
-          <w:p>
-            <w:pPr>
-              <w:jc w:val="left"/>
-              <w:rPr>
-                <w:sz w:val="22"/>
-              </w:rPr>
-            </w:pPr>
-            <w:r>
-              <w:rPr>
-                <w:sz w:val="22"/>
-              </w:rPr>
-              <w:t>МТЗ 2 ст</w:t>
-            </w:r>
-            <w:r>
-              <w:rPr>
-                <w:sz w:val="22"/>
-              </w:rPr>
-              <w:t xml:space="preserve"> на сигн</w:t>
-            </w:r>
-          </w:p>
-        </w:tc>
-      </w:tr>
-      <w:tr>
-        <w:tc>
-          <w:tcPr>
-            <w:tcW w:w="1373" w:type="dxa"/>
-          </w:tcPr>
-          <w:p>
-            <w:pPr>
-              <w:pStyle w:val="af0"/>
-            </w:pPr>
-            <w:r>
-              <w:t>8</w:t>
-            </w:r>
-          </w:p>
-        </w:tc>
-        <w:tc>
-          <w:tcPr>
-            <w:tcW w:w="1663" w:type="dxa"/>
-          </w:tcPr>
-          <w:p>
-            <w:pPr>
-              <w:rPr>
-                <w:sz w:val="22"/>
-              </w:rPr>
-            </w:pPr>
-            <w:r>
-              <w:rPr>
-                <w:sz w:val="22"/>
-              </w:rPr>
-              <w:t>От ИЧМ</w:t>
-            </w:r>
-          </w:p>
-        </w:tc>
-        <w:tc>
-          <w:tcPr>
-            <w:tcW w:w="6569" w:type="dxa"/>
-          </w:tcPr>
-          <w:p>
-            <w:pPr>
-              <w:jc w:val="left"/>
-              <w:rPr>
-                <w:sz w:val="22"/>
-              </w:rPr>
-            </w:pPr>
-            <w:r>
-              <w:rPr>
-                <w:sz w:val="22"/>
-              </w:rPr>
-              <w:t>ОВ МТЗ 3 ст</w:t>
-            </w:r>
-          </w:p>
-        </w:tc>
-      </w:tr>
-      <w:tr>
-        <w:tc>
-          <w:tcPr>
-            <w:tcW w:w="1373" w:type="dxa"/>
-          </w:tcPr>
-          <w:p>
-            <w:pPr>
-              <w:pStyle w:val="af0"/>
-            </w:pPr>
-            <w:r>
-              <w:t>9</w:t>
-            </w:r>
-          </w:p>
-        </w:tc>
-        <w:tc>
-          <w:tcPr>
-            <w:tcW w:w="1663" w:type="dxa"/>
-          </w:tcPr>
-          <w:p>
-            <w:pPr>
-              <w:rPr>
-                <w:sz w:val="22"/>
-              </w:rPr>
-            </w:pPr>
-            <w:r>
-              <w:rPr>
-                <w:sz w:val="22"/>
-              </w:rPr>
-              <w:t>От ИЧМ</w:t>
-            </w:r>
-          </w:p>
-        </w:tc>
-        <w:tc>
-          <w:tcPr>
-            <w:tcW w:w="6569" w:type="dxa"/>
-          </w:tcPr>
-          <w:p>
-            <w:pPr>
-              <w:jc w:val="left"/>
-              <w:rPr>
-                <w:sz w:val="22"/>
-              </w:rPr>
-            </w:pPr>
-            <w:r>
-              <w:rPr>
-                <w:sz w:val="22"/>
-              </w:rPr>
-              <w:t>МТЗ 3</w:t>
-            </w:r>
-            <w:r>
-              <w:rPr>
-                <w:sz w:val="22"/>
-              </w:rPr>
-              <w:t xml:space="preserve"> ст</w:t>
-            </w:r>
-            <w:r>
-              <w:rPr>
-                <w:sz w:val="22"/>
-              </w:rPr>
-              <w:t xml:space="preserve"> на сигн</w:t>
-            </w:r>
-          </w:p>
-        </w:tc>
-      </w:tr>
-      <w:tr>
-        <w:tc>
-          <w:tcPr>
-            <w:tcW w:w="1373" w:type="dxa"/>
-          </w:tcPr>
-          <w:p>
-            <w:pPr>
-              <w:pStyle w:val="af0"/>
-            </w:pPr>
-            <w:r>
-              <w:t>10</w:t>
-            </w:r>
-          </w:p>
-        </w:tc>
-        <w:tc>
-          <w:tcPr>
-            <w:tcW w:w="1663" w:type="dxa"/>
-          </w:tcPr>
-          <w:p>
-            <w:pPr>
-              <w:rPr>
-                <w:sz w:val="22"/>
-              </w:rPr>
-            </w:pPr>
-            <w:r>
-              <w:rPr>
-                <w:sz w:val="22"/>
-              </w:rPr>
-              <w:t>От ИЧМ</w:t>
-            </w:r>
-          </w:p>
-        </w:tc>
-        <w:tc>
-          <w:tcPr>
-            <w:tcW w:w="6569" w:type="dxa"/>
-          </w:tcPr>
-          <w:p>
-            <w:pPr>
-              <w:jc w:val="left"/>
-              <w:rPr>
-                <w:sz w:val="22"/>
-              </w:rPr>
-            </w:pPr>
-            <w:r>
-              <w:rPr>
-                <w:sz w:val="22"/>
-              </w:rPr>
-              <w:t>ОВ КЦН1</w:t>
-            </w:r>
-          </w:p>
-        </w:tc>
-      </w:tr>
-      <w:tr>
-        <w:tc>
-          <w:tcPr>
-            <w:tcW w:w="1373" w:type="dxa"/>
-          </w:tcPr>
-          <w:p>
-            <w:pPr>
-              <w:pStyle w:val="af0"/>
-            </w:pPr>
-            <w:r>
-              <w:t>11</w:t>
-            </w:r>
-          </w:p>
-        </w:tc>
-        <w:tc>
-          <w:tcPr>
-            <w:tcW w:w="1663" w:type="dxa"/>
-          </w:tcPr>
-          <w:p>
-            <w:pPr>
-              <w:rPr>
-                <w:sz w:val="22"/>
-              </w:rPr>
-            </w:pPr>
-            <w:r>
-              <w:rPr>
-                <w:sz w:val="22"/>
-              </w:rPr>
-              <w:t>От ИЧМ</w:t>
-            </w:r>
-          </w:p>
-        </w:tc>
-        <w:tc>
-          <w:tcPr>
-            <w:tcW w:w="6569" w:type="dxa"/>
-          </w:tcPr>
-          <w:p>
-            <w:pPr>
-              <w:jc w:val="left"/>
-              <w:rPr>
-                <w:sz w:val="22"/>
-              </w:rPr>
-            </w:pPr>
-            <w:r>
-              <w:rPr>
-                <w:sz w:val="22"/>
-              </w:rPr>
-              <w:t>ОВ КЦН2</w:t>
-            </w:r>
-          </w:p>
-        </w:tc>
-      </w:tr>
-      <w:tr>
-        <w:tc>
-          <w:tcPr>
-            <w:tcW w:w="1373" w:type="dxa"/>
-          </w:tcPr>
-          <w:p>
-            <w:pPr>
-              <w:pStyle w:val="af0"/>
-            </w:pPr>
-            <w:r>
-              <w:t>12</w:t>
-            </w:r>
-          </w:p>
-        </w:tc>
-        <w:tc>
-          <w:tcPr>
-            <w:tcW w:w="1663" w:type="dxa"/>
-          </w:tcPr>
-          <w:p>
-            <w:pPr>
-              <w:rPr>
-                <w:sz w:val="22"/>
-              </w:rPr>
-            </w:pPr>
-            <w:r>
-              <w:rPr>
-                <w:sz w:val="22"/>
-              </w:rPr>
-              <w:t>От ИЧМ</w:t>
-            </w:r>
-          </w:p>
-        </w:tc>
-        <w:tc>
-          <w:tcPr>
-            <w:tcW w:w="6569" w:type="dxa"/>
-          </w:tcPr>
-          <w:p>
-            <w:pPr>
-              <w:jc w:val="left"/>
-              <w:rPr>
-                <w:sz w:val="22"/>
-              </w:rPr>
-            </w:pPr>
-            <w:r>
-              <w:rPr>
-                <w:sz w:val="22"/>
-              </w:rPr>
-              <w:t>ОВ ЛО Т</w:t>
-            </w:r>
-          </w:p>
-        </w:tc>
-      </w:tr>
-      <w:tr>
-        <w:tc>
-          <w:tcPr>
-            <w:tcW w:w="1373" w:type="dxa"/>
-          </w:tcPr>
-          <w:p>
-            <w:pPr>
-              <w:pStyle w:val="af0"/>
-            </w:pPr>
-            <w:r>
-              <w:t>13</w:t>
-            </w:r>
-          </w:p>
-        </w:tc>
-        <w:tc>
-          <w:tcPr>
-            <w:tcW w:w="1663" w:type="dxa"/>
-          </w:tcPr>
-          <w:p>
-            <w:pPr>
-              <w:rPr>
-                <w:sz w:val="22"/>
-              </w:rPr>
-            </w:pPr>
-            <w:r>
-              <w:rPr>
-                <w:sz w:val="22"/>
-              </w:rPr>
-              <w:t>От ИЧМ</w:t>
-            </w:r>
-          </w:p>
-        </w:tc>
-        <w:tc>
-          <w:tcPr>
-            <w:tcW w:w="6569" w:type="dxa"/>
-          </w:tcPr>
-          <w:p>
-            <w:pPr>
-              <w:jc w:val="left"/>
-              <w:rPr>
-                <w:sz w:val="22"/>
-              </w:rPr>
-            </w:pPr>
-            <w:r>
-              <w:rPr>
-                <w:sz w:val="22"/>
-              </w:rPr>
-              <w:t>ОВ ЛО Т / ЛО</w:t>
-            </w:r>
-          </w:p>
-        </w:tc>
-      </w:tr>
-      <w:tr>
-        <w:tc>
-          <w:tcPr>
-            <w:tcW w:w="1373" w:type="dxa"/>
-          </w:tcPr>
-          <w:p>
-            <w:pPr>
-              <w:pStyle w:val="af0"/>
-            </w:pPr>
-            <w:r>
-              <w:t>14</w:t>
-            </w:r>
-          </w:p>
-        </w:tc>
-        <w:tc>
-          <w:tcPr>
-            <w:tcW w:w="1663" w:type="dxa"/>
-          </w:tcPr>
-          <w:p>
-            <w:pPr>
-              <w:rPr>
-                <w:sz w:val="22"/>
-              </w:rPr>
-            </w:pPr>
-            <w:r>
-              <w:rPr>
-                <w:sz w:val="22"/>
-              </w:rPr>
-              <w:t>От ИЧМ</w:t>
-            </w:r>
-          </w:p>
-        </w:tc>
-        <w:tc>
-          <w:tcPr>
-            <w:tcW w:w="6569" w:type="dxa"/>
-          </w:tcPr>
-          <w:p>
-            <w:pPr>
-              <w:jc w:val="left"/>
-              <w:rPr>
-                <w:sz w:val="22"/>
-              </w:rPr>
-            </w:pPr>
-            <w:r>
-              <w:rPr>
-                <w:sz w:val="22"/>
-              </w:rPr>
-              <w:t>ОВ ЛО Т / ЗАПВ</w:t>
-            </w:r>
-          </w:p>
-        </w:tc>
-      </w:tr>
-      <w:tr>
-        <w:tc>
-          <w:tcPr>
-            <w:tcW w:w="1373" w:type="dxa"/>
-          </w:tcPr>
-          <w:p>
-            <w:pPr>
-              <w:pStyle w:val="af0"/>
-            </w:pPr>
-            <w:r>
-              <w:t>15</w:t>
-            </w:r>
-          </w:p>
-        </w:tc>
-        <w:tc>
-          <w:tcPr>
-            <w:tcW w:w="1663" w:type="dxa"/>
-          </w:tcPr>
-          <w:p>
-            <w:pPr>
-              <w:rPr>
-                <w:sz w:val="22"/>
-              </w:rPr>
-            </w:pPr>
-            <w:r>
-              <w:rPr>
-                <w:sz w:val="22"/>
-              </w:rPr>
-              <w:t>От ИЧМ</w:t>
-            </w:r>
-          </w:p>
-        </w:tc>
-        <w:tc>
-          <w:tcPr>
-            <w:tcW w:w="6569" w:type="dxa"/>
-          </w:tcPr>
-          <w:p>
-            <w:pPr>
-              <w:jc w:val="left"/>
-              <w:rPr>
-                <w:sz w:val="22"/>
-              </w:rPr>
-            </w:pPr>
-            <w:r>
-              <w:rPr>
-                <w:sz w:val="22"/>
-              </w:rPr>
-              <w:t>ОВ ЛО Т / ЗАВР</w:t>
-            </w:r>
-          </w:p>
-        </w:tc>
-      </w:tr>
-      <w:tr>
-        <w:tc>
-          <w:tcPr>
-            <w:tcW w:w="1373" w:type="dxa"/>
-          </w:tcPr>
-          <w:p>
-            <w:pPr>
-              <w:pStyle w:val="af0"/>
-            </w:pPr>
-            <w:r>
-              <w:t>16</w:t>
-            </w:r>
-          </w:p>
-        </w:tc>
-        <w:tc>
-          <w:tcPr>
-            <w:tcW w:w="1663" w:type="dxa"/>
-          </w:tcPr>
-          <w:p>
-            <w:pPr>
-              <w:rPr>
-                <w:sz w:val="22"/>
-              </w:rPr>
-            </w:pPr>
-            <w:r>
-              <w:rPr>
-                <w:sz w:val="22"/>
-              </w:rPr>
-              <w:t>От ИЧМ</w:t>
-            </w:r>
-          </w:p>
-        </w:tc>
-        <w:tc>
-          <w:tcPr>
-            <w:tcW w:w="6569" w:type="dxa"/>
-          </w:tcPr>
-          <w:p>
-            <w:pPr>
-              <w:jc w:val="left"/>
-              <w:rPr>
-                <w:sz w:val="22"/>
-              </w:rPr>
-            </w:pPr>
-            <w:r>
-              <w:rPr>
-                <w:sz w:val="22"/>
-              </w:rPr>
-              <w:t>-</w:t>
-            </w:r>
-          </w:p>
-        </w:tc>
-      </w:tr>
-    </w:tbl>
-    <w:p>
-      <w:pPr>
-        <w:pStyle w:val="3"/>
-      </w:pPr>
-      <w:r>
-        <w:t>Назначение светодиодов</w:t>
-      </w:r>
-    </w:p>
-    <w:p>
-      <w:pPr>
-        <w:pStyle w:val="4"/>
-      </w:pPr>
-      <w:r>
-        <w:t xml:space="preserve">Назначение светодиодов на внутренние сигналы логики устройства ЮНИТ-М300 производится при помощи подключенного ПК с установленным ПО «ЮНИТ-СЕРВИС» в инструменте «Настройка светодиодов и ФК». Назначение и настойка режима работы производится в соответствии с </w:t>
-      </w:r>
-      <w:r>
-        <w:rPr>
-          <w:highlight w:val="red"/>
-        </w:rPr>
-        <w:t xml:space="preserve">таблицей </w:t>
-      </w:r>
-      <w:r>
-        <w:rPr>
-          <w:highlight w:val="red"/>
-        </w:rPr>
-        <w:fldChar w:fldCharType="begin"/>
-      </w:r>
-      <w:r>
-        <w:rPr>
-          <w:highlight w:val="red"/>
-        </w:rPr>
-        <w:instrText xml:space="preserve"> REF _Ref191627316 \r \h  \* MERGEFORMAT </w:instrText>
-      </w:r>
-      <w:r>
-        <w:rPr>
-          <w:highlight w:val="red"/>
-        </w:rPr>
-      </w:r>
-      <w:r>
-        <w:rPr>
-          <w:highlight w:val="red"/>
-        </w:rPr>
-        <w:fldChar w:fldCharType="separate"/>
-      </w:r>
-      <w:r>
-        <w:rPr>
-          <w:vanish/>
-          <w:highlight w:val="red"/>
-        </w:rPr>
-        <w:t xml:space="preserve">Таблица </w:t>
-      </w:r>
-      <w:r>
-        <w:rPr>
-          <w:highlight w:val="red"/>
-        </w:rPr>
-        <w:t>2.1</w:t>
-      </w:r>
-      <w:r>
-        <w:rPr>
-          <w:vanish/>
-          <w:highlight w:val="red"/>
-        </w:rPr>
-        <w:t xml:space="preserve"> -</w:t>
-      </w:r>
-      <w:r>
-        <w:rPr>
-          <w:highlight w:val="red"/>
-        </w:rPr>
-        <w:fldChar w:fldCharType="end"/>
-      </w:r>
-      <w:r>
-        <w:t xml:space="preserve">. </w:t>
-      </w:r>
-    </w:p>
-    <w:p>
-      <w:pPr>
-        <w:pStyle w:val="a"/>
-      </w:pPr>
-      <w:r>
-        <w:t xml:space="preserve">Назначение </w:t>
-      </w:r>
-      <w:r>
-        <w:t>светодиодов</w:t>
-      </w:r>
-      <w:r>
-        <w:t xml:space="preserve"> устройства ЮНИТ-ИЧМ</w:t>
-      </w:r>
-      <w:r>
-        <w:t xml:space="preserve"> для проверки ступеней МТЗ</w:t>
-      </w:r>
-    </w:p>
-    <w:tbl>
-      <w:tblPr>
-        <w:tblStyle w:val="21"/>
-        <w:tblW w:w="0" w:type="auto"/>
-        <w:tblLook w:val="04A0" w:firstRow="1" w:lastRow="0" w:firstColumn="1" w:lastColumn="0" w:noHBand="0" w:noVBand="1"/>
-      </w:tblPr>
-      <w:tblGrid>
-        <w:gridCol w:w="1413"/>
-        <w:gridCol w:w="1559"/>
-        <w:gridCol w:w="6633"/>
-      </w:tblGrid>
-      <w:tr>
-        <w:trPr>
-          <w:cnfStyle w:val="100000000000" w:firstRow="1" w:lastRow="0" w:firstColumn="0" w:lastColumn="0" w:oddVBand="0" w:evenVBand="0" w:oddHBand="0" w:evenHBand="0" w:firstRowFirstColumn="0" w:firstRowLastColumn="0" w:lastRowFirstColumn="0" w:lastRowLastColumn="0"/>
-        </w:trPr>
-        <w:tc>
-          <w:tcPr>
-            <w:tcW w:w="1413" w:type="dxa"/>
-          </w:tcPr>
-          <w:p>
-            <w:pPr>
-              <w:rPr>
-                <w:b w:val="0"/>
-              </w:rPr>
-            </w:pPr>
-            <w:r>
-              <w:rPr>
-                <w:b w:val="0"/>
-              </w:rPr>
-              <w:t>СД</w:t>
-            </w:r>
-          </w:p>
-        </w:tc>
-        <w:tc>
-          <w:tcPr>
-            <w:tcW w:w="1559" w:type="dxa"/>
-          </w:tcPr>
-          <w:p>
-            <w:pPr>
-              <w:rPr>
-                <w:b w:val="0"/>
-              </w:rPr>
-            </w:pPr>
-            <w:r>
-              <w:rPr>
-                <w:b w:val="0"/>
-              </w:rPr>
-              <w:t xml:space="preserve">Режим </w:t>
-            </w:r>
-            <w:r>
-              <w:rPr>
-                <w:b w:val="0"/>
-              </w:rPr>
-              <w:t xml:space="preserve">работы </w:t>
-            </w:r>
-            <w:r>
-              <w:rPr>
-                <w:b w:val="0"/>
-              </w:rPr>
-              <w:t>СД</w:t>
-            </w:r>
-          </w:p>
-        </w:tc>
-        <w:tc>
-          <w:tcPr>
-            <w:tcW w:w="6633" w:type="dxa"/>
-          </w:tcPr>
-          <w:p>
-            <w:pPr>
-              <w:rPr>
-                <w:b w:val="0"/>
-              </w:rPr>
-            </w:pPr>
-            <w:r>
-              <w:rPr>
-                <w:b w:val="0"/>
-              </w:rPr>
-              <w:t>Наименование сигнала на ФСУ</w:t>
-            </w:r>
-          </w:p>
-        </w:tc>
-      </w:tr>
-      <w:tr>
-        <w:tc>
-          <w:tcPr>
-            <w:tcW w:w="1413" w:type="dxa"/>
-          </w:tcPr>
-          <w:p>
-            <w:pPr>
-              <w:pStyle w:val="af0"/>
-            </w:pPr>
-            <w:r>
-              <w:t>1</w:t>
-            </w:r>
-          </w:p>
-        </w:tc>
-        <w:tc>
-          <w:tcPr>
-            <w:tcW w:w="1559" w:type="dxa"/>
-          </w:tcPr>
-          <w:p>
-            <w:pPr>
-              <w:rPr>
-                <w:sz w:val="22"/>
-              </w:rPr>
-            </w:pPr>
-            <w:r>
-              <w:rPr>
-                <w:sz w:val="22"/>
-              </w:rPr>
-              <w:t>БФ</w:t>
-            </w:r>
-          </w:p>
-        </w:tc>
-        <w:tc>
-          <w:tcPr>
-            <w:tcW w:w="6633" w:type="dxa"/>
-            <w:shd w:val="clear" w:color="auto" w:fill="auto"/>
-          </w:tcPr>
-          <w:p>
-            <w:pPr>
-              <w:jc w:val="left"/>
-              <w:rPr>
-                <w:sz w:val="22"/>
-                <w:highlight w:val="red"/>
-              </w:rPr>
-            </w:pPr>
-            <w:r>
-              <w:rPr>
-                <w:sz w:val="22"/>
-              </w:rPr>
-              <w:t>МТЗ 1 ст: Ввод</w:t>
-            </w:r>
-          </w:p>
-        </w:tc>
-      </w:tr>
-      <w:tr>
-        <w:tc>
-          <w:tcPr>
-            <w:tcW w:w="1413" w:type="dxa"/>
-          </w:tcPr>
-          <w:p>
-            <w:pPr>
-              <w:pStyle w:val="af0"/>
-            </w:pPr>
-            <w:r>
-              <w:t>2</w:t>
-            </w:r>
-          </w:p>
-        </w:tc>
-        <w:tc>
-          <w:tcPr>
-            <w:tcW w:w="1559" w:type="dxa"/>
-          </w:tcPr>
-          <w:p>
-            <w:pPr>
-              <w:rPr>
-                <w:sz w:val="22"/>
-              </w:rPr>
-            </w:pPr>
-            <w:r>
-              <w:rPr>
-                <w:sz w:val="22"/>
-              </w:rPr>
-              <w:t>БФ</w:t>
-            </w:r>
-          </w:p>
-        </w:tc>
-        <w:tc>
-          <w:tcPr>
-            <w:tcW w:w="6633" w:type="dxa"/>
-            <w:shd w:val="clear" w:color="auto" w:fill="auto"/>
-          </w:tcPr>
-          <w:p>
-            <w:pPr>
-              <w:jc w:val="left"/>
-              <w:rPr>
-                <w:sz w:val="22"/>
-              </w:rPr>
-            </w:pPr>
-            <w:r>
-              <w:rPr>
-                <w:sz w:val="22"/>
-              </w:rPr>
-              <w:t>МТЗ 1 ст: Оперативный вывод</w:t>
-            </w:r>
-          </w:p>
-        </w:tc>
-      </w:tr>
-      <w:tr>
-        <w:tc>
-          <w:tcPr>
-            <w:tcW w:w="1413" w:type="dxa"/>
-          </w:tcPr>
-          <w:p>
-            <w:pPr>
-              <w:pStyle w:val="af0"/>
-            </w:pPr>
-            <w:r>
-              <w:t>3</w:t>
-            </w:r>
-          </w:p>
-        </w:tc>
-        <w:tc>
-          <w:tcPr>
-            <w:tcW w:w="1559" w:type="dxa"/>
-          </w:tcPr>
-          <w:p>
-            <w:pPr>
-              <w:rPr>
-                <w:sz w:val="22"/>
-              </w:rPr>
-            </w:pPr>
-            <w:r>
-              <w:rPr>
-                <w:sz w:val="22"/>
-              </w:rPr>
-              <w:t>БФ</w:t>
-            </w:r>
-          </w:p>
-        </w:tc>
-        <w:tc>
-          <w:tcPr>
-            <w:tcW w:w="6633" w:type="dxa"/>
-            <w:shd w:val="clear" w:color="auto" w:fill="auto"/>
-          </w:tcPr>
-          <w:p>
-            <w:pPr>
-              <w:jc w:val="left"/>
-              <w:rPr>
-                <w:sz w:val="22"/>
-              </w:rPr>
-            </w:pPr>
-            <w:r>
-              <w:rPr>
-                <w:sz w:val="22"/>
-              </w:rPr>
-              <w:t>МТЗ 1 ст: Пуск</w:t>
-            </w:r>
-          </w:p>
-        </w:tc>
-      </w:tr>
-      <w:tr>
-        <w:tc>
-          <w:tcPr>
-            <w:tcW w:w="1413" w:type="dxa"/>
-          </w:tcPr>
-          <w:p>
-            <w:pPr>
-              <w:pStyle w:val="af0"/>
-            </w:pPr>
-            <w:r>
-              <w:t>4</w:t>
-            </w:r>
-          </w:p>
-        </w:tc>
-        <w:tc>
-          <w:tcPr>
-            <w:tcW w:w="1559" w:type="dxa"/>
-          </w:tcPr>
-          <w:p>
-            <w:pPr>
-              <w:rPr>
-                <w:sz w:val="22"/>
-              </w:rPr>
-            </w:pPr>
-            <w:r>
-              <w:rPr>
-                <w:sz w:val="22"/>
-              </w:rPr>
-              <w:t>СФ</w:t>
-            </w:r>
-          </w:p>
-        </w:tc>
-        <w:tc>
-          <w:tcPr>
-            <w:tcW w:w="6633" w:type="dxa"/>
-            <w:shd w:val="clear" w:color="auto" w:fill="auto"/>
-          </w:tcPr>
-          <w:p>
-            <w:pPr>
-              <w:jc w:val="left"/>
-              <w:rPr>
-                <w:sz w:val="22"/>
-              </w:rPr>
-            </w:pPr>
-            <w:r>
-              <w:rPr>
-                <w:sz w:val="22"/>
-              </w:rPr>
-              <w:t xml:space="preserve">МТЗ 1 ст: Срабатывание </w:t>
-            </w:r>
-          </w:p>
-        </w:tc>
-      </w:tr>
-      <w:tr>
-        <w:tc>
-          <w:tcPr>
-            <w:tcW w:w="1413" w:type="dxa"/>
-          </w:tcPr>
-          <w:p>
-            <w:pPr>
-              <w:pStyle w:val="af0"/>
-            </w:pPr>
-            <w:r>
-              <w:t>5</w:t>
-            </w:r>
-          </w:p>
-        </w:tc>
-        <w:tc>
-          <w:tcPr>
-            <w:tcW w:w="1559" w:type="dxa"/>
-          </w:tcPr>
-          <w:p>
-            <w:pPr>
-              <w:rPr>
-                <w:sz w:val="22"/>
-              </w:rPr>
-            </w:pPr>
-            <w:r>
-              <w:rPr>
-                <w:sz w:val="22"/>
-              </w:rPr>
-              <w:t>СФ</w:t>
-            </w:r>
-          </w:p>
-        </w:tc>
-        <w:tc>
-          <w:tcPr>
-            <w:tcW w:w="6633" w:type="dxa"/>
-            <w:shd w:val="clear" w:color="auto" w:fill="auto"/>
-          </w:tcPr>
-          <w:p>
-            <w:pPr>
-              <w:jc w:val="left"/>
-              <w:rPr>
-                <w:sz w:val="22"/>
-              </w:rPr>
-            </w:pPr>
-            <w:r>
-              <w:rPr>
-                <w:sz w:val="22"/>
-              </w:rPr>
-              <w:t>МТЗ 1 ст: Срабатывание сигн</w:t>
-            </w:r>
-          </w:p>
-        </w:tc>
-      </w:tr>
-      <w:tr>
-        <w:tc>
-          <w:tcPr>
-            <w:tcW w:w="1413" w:type="dxa"/>
-          </w:tcPr>
-          <w:p>
-            <w:pPr>
-              <w:pStyle w:val="af0"/>
-            </w:pPr>
-            <w:r>
-              <w:t>6</w:t>
-            </w:r>
-          </w:p>
-        </w:tc>
-        <w:tc>
-          <w:tcPr>
-            <w:tcW w:w="1559" w:type="dxa"/>
-          </w:tcPr>
-          <w:p>
-            <w:pPr>
-              <w:rPr>
-                <w:sz w:val="22"/>
-              </w:rPr>
-            </w:pPr>
-            <w:r>
-              <w:rPr>
-                <w:sz w:val="22"/>
-              </w:rPr>
-              <w:t>БФ</w:t>
-            </w:r>
-          </w:p>
-        </w:tc>
-        <w:tc>
-          <w:tcPr>
-            <w:tcW w:w="6633" w:type="dxa"/>
-          </w:tcPr>
-          <w:p>
-            <w:pPr>
-              <w:jc w:val="left"/>
-              <w:rPr>
-                <w:sz w:val="22"/>
-                <w:highlight w:val="red"/>
-              </w:rPr>
-            </w:pPr>
-            <w:r>
-              <w:rPr>
-                <w:sz w:val="22"/>
-              </w:rPr>
-              <w:t xml:space="preserve">МТЗ </w:t>
-            </w:r>
-            <w:r>
-              <w:rPr>
-                <w:sz w:val="22"/>
-              </w:rPr>
-              <w:t>2</w:t>
-            </w:r>
-            <w:r>
-              <w:rPr>
-                <w:sz w:val="22"/>
-              </w:rPr>
-              <w:t xml:space="preserve"> ст: Ввод</w:t>
-            </w:r>
-          </w:p>
-        </w:tc>
-      </w:tr>
-      <w:tr>
-        <w:tc>
-          <w:tcPr>
-            <w:tcW w:w="1413" w:type="dxa"/>
-          </w:tcPr>
-          <w:p>
-            <w:pPr>
-              <w:pStyle w:val="af0"/>
-            </w:pPr>
-            <w:r>
-              <w:t>7</w:t>
-            </w:r>
-          </w:p>
-        </w:tc>
-        <w:tc>
-          <w:tcPr>
-            <w:tcW w:w="1559" w:type="dxa"/>
-          </w:tcPr>
-          <w:p>
-            <w:pPr>
-              <w:rPr>
-                <w:sz w:val="22"/>
-              </w:rPr>
-            </w:pPr>
-            <w:r>
-              <w:rPr>
-                <w:sz w:val="22"/>
-              </w:rPr>
-              <w:t>БФ</w:t>
-            </w:r>
-          </w:p>
-        </w:tc>
-        <w:tc>
-          <w:tcPr>
-            <w:tcW w:w="6633" w:type="dxa"/>
-          </w:tcPr>
-          <w:p>
-            <w:pPr>
-              <w:jc w:val="left"/>
-              <w:rPr>
-                <w:sz w:val="22"/>
-              </w:rPr>
-            </w:pPr>
-            <w:r>
-              <w:rPr>
-                <w:sz w:val="22"/>
-              </w:rPr>
-              <w:t xml:space="preserve">МТЗ </w:t>
-            </w:r>
-            <w:r>
-              <w:rPr>
-                <w:sz w:val="22"/>
-              </w:rPr>
-              <w:t>2</w:t>
-            </w:r>
-            <w:r>
-              <w:rPr>
-                <w:sz w:val="22"/>
-              </w:rPr>
-              <w:t xml:space="preserve"> ст: Оперативный вывод</w:t>
-            </w:r>
-          </w:p>
-        </w:tc>
-      </w:tr>
-      <w:tr>
-        <w:tc>
-          <w:tcPr>
-            <w:tcW w:w="1413" w:type="dxa"/>
-          </w:tcPr>
-          <w:p>
-            <w:pPr>
-              <w:pStyle w:val="af0"/>
-            </w:pPr>
-            <w:r>
-              <w:t>8</w:t>
-            </w:r>
-          </w:p>
-        </w:tc>
-        <w:tc>
-          <w:tcPr>
-            <w:tcW w:w="1559" w:type="dxa"/>
-          </w:tcPr>
-          <w:p>
-            <w:pPr>
-              <w:rPr>
-                <w:sz w:val="22"/>
-              </w:rPr>
-            </w:pPr>
-            <w:r>
-              <w:rPr>
-                <w:sz w:val="22"/>
-              </w:rPr>
-              <w:t>БФ</w:t>
-            </w:r>
-          </w:p>
-        </w:tc>
-        <w:tc>
-          <w:tcPr>
-            <w:tcW w:w="6633" w:type="dxa"/>
-          </w:tcPr>
-          <w:p>
-            <w:pPr>
-              <w:jc w:val="left"/>
-              <w:rPr>
-                <w:sz w:val="22"/>
-              </w:rPr>
-            </w:pPr>
-            <w:r>
-              <w:rPr>
-                <w:sz w:val="22"/>
-              </w:rPr>
-              <w:t>МТЗ 2 ст: Пуск</w:t>
-            </w:r>
-          </w:p>
-        </w:tc>
-      </w:tr>
-      <w:tr>
-        <w:tc>
-          <w:tcPr>
-            <w:tcW w:w="1413" w:type="dxa"/>
-          </w:tcPr>
-          <w:p>
-            <w:pPr>
-              <w:pStyle w:val="af0"/>
-            </w:pPr>
-            <w:r>
-              <w:lastRenderedPageBreak/>
-              <w:t>9</w:t>
-            </w:r>
-          </w:p>
-        </w:tc>
-        <w:tc>
-          <w:tcPr>
-            <w:tcW w:w="1559" w:type="dxa"/>
-          </w:tcPr>
-          <w:p>
-            <w:pPr>
-              <w:rPr>
-                <w:sz w:val="22"/>
-              </w:rPr>
-            </w:pPr>
-            <w:r>
-              <w:rPr>
-                <w:sz w:val="22"/>
-              </w:rPr>
-              <w:t>СФ</w:t>
-            </w:r>
-          </w:p>
-        </w:tc>
-        <w:tc>
-          <w:tcPr>
-            <w:tcW w:w="6633" w:type="dxa"/>
-          </w:tcPr>
-          <w:p>
-            <w:pPr>
-              <w:jc w:val="left"/>
-              <w:rPr>
-                <w:sz w:val="22"/>
-              </w:rPr>
-            </w:pPr>
-            <w:r>
-              <w:rPr>
-                <w:sz w:val="22"/>
-              </w:rPr>
-              <w:t xml:space="preserve">МТЗ </w:t>
-            </w:r>
-            <w:r>
-              <w:rPr>
-                <w:sz w:val="22"/>
-              </w:rPr>
-              <w:t>2</w:t>
-            </w:r>
-            <w:r>
-              <w:rPr>
-                <w:sz w:val="22"/>
-              </w:rPr>
-              <w:t xml:space="preserve"> ст: Срабатывание </w:t>
-            </w:r>
-          </w:p>
-        </w:tc>
-      </w:tr>
-      <w:tr>
-        <w:tc>
-          <w:tcPr>
-            <w:tcW w:w="1413" w:type="dxa"/>
-          </w:tcPr>
-          <w:p>
-            <w:pPr>
-              <w:pStyle w:val="af0"/>
-            </w:pPr>
-            <w:r>
-              <w:t>10</w:t>
-            </w:r>
-          </w:p>
-        </w:tc>
-        <w:tc>
-          <w:tcPr>
-            <w:tcW w:w="1559" w:type="dxa"/>
-          </w:tcPr>
-          <w:p>
-            <w:pPr>
-              <w:rPr>
-                <w:sz w:val="22"/>
-              </w:rPr>
-            </w:pPr>
-            <w:r>
-              <w:rPr>
-                <w:sz w:val="22"/>
-              </w:rPr>
-              <w:t>СФ</w:t>
-            </w:r>
-          </w:p>
-        </w:tc>
-        <w:tc>
-          <w:tcPr>
-            <w:tcW w:w="6633" w:type="dxa"/>
-          </w:tcPr>
-          <w:p>
-            <w:pPr>
-              <w:jc w:val="left"/>
-              <w:rPr>
-                <w:sz w:val="22"/>
-              </w:rPr>
-            </w:pPr>
-            <w:r>
-              <w:rPr>
-                <w:sz w:val="22"/>
-              </w:rPr>
-              <w:t xml:space="preserve">МТЗ </w:t>
-            </w:r>
-            <w:r>
-              <w:rPr>
-                <w:sz w:val="22"/>
-              </w:rPr>
-              <w:t>2</w:t>
-            </w:r>
-            <w:r>
-              <w:rPr>
-                <w:sz w:val="22"/>
-              </w:rPr>
-              <w:t xml:space="preserve"> ст: Срабатывание сигн</w:t>
-            </w:r>
-          </w:p>
-        </w:tc>
-      </w:tr>
-      <w:tr>
-        <w:tc>
-          <w:tcPr>
-            <w:tcW w:w="1413" w:type="dxa"/>
-          </w:tcPr>
-          <w:p>
-            <w:pPr>
-              <w:pStyle w:val="af0"/>
-            </w:pPr>
-            <w:r>
-              <w:t>11</w:t>
-            </w:r>
-          </w:p>
-        </w:tc>
-        <w:tc>
-          <w:tcPr>
-            <w:tcW w:w="1559" w:type="dxa"/>
-          </w:tcPr>
-          <w:p>
-            <w:pPr>
-              <w:rPr>
-                <w:sz w:val="22"/>
-              </w:rPr>
-            </w:pPr>
-            <w:r>
-              <w:rPr>
-                <w:sz w:val="22"/>
-              </w:rPr>
-              <w:t>БФ</w:t>
-            </w:r>
-          </w:p>
-        </w:tc>
-        <w:tc>
-          <w:tcPr>
-            <w:tcW w:w="6633" w:type="dxa"/>
-          </w:tcPr>
-          <w:p>
-            <w:pPr>
-              <w:jc w:val="left"/>
-              <w:rPr>
-                <w:sz w:val="22"/>
-                <w:highlight w:val="red"/>
-              </w:rPr>
-            </w:pPr>
-            <w:r>
-              <w:rPr>
-                <w:sz w:val="22"/>
-              </w:rPr>
-              <w:t xml:space="preserve">МТЗ </w:t>
-            </w:r>
-            <w:r>
-              <w:rPr>
-                <w:sz w:val="22"/>
-              </w:rPr>
-              <w:t>3</w:t>
-            </w:r>
-            <w:r>
-              <w:rPr>
-                <w:sz w:val="22"/>
-              </w:rPr>
-              <w:t xml:space="preserve"> ст: Ввод</w:t>
-            </w:r>
-          </w:p>
-        </w:tc>
-      </w:tr>
-      <w:tr>
-        <w:tc>
-          <w:tcPr>
-            <w:tcW w:w="1413" w:type="dxa"/>
-          </w:tcPr>
-          <w:p>
-            <w:pPr>
-              <w:pStyle w:val="af0"/>
-            </w:pPr>
-            <w:r>
-              <w:t>12</w:t>
-            </w:r>
-          </w:p>
-        </w:tc>
-        <w:tc>
-          <w:tcPr>
-            <w:tcW w:w="1559" w:type="dxa"/>
-          </w:tcPr>
-          <w:p>
-            <w:pPr>
-              <w:rPr>
-                <w:sz w:val="22"/>
-              </w:rPr>
-            </w:pPr>
-            <w:r>
-              <w:rPr>
-                <w:sz w:val="22"/>
-              </w:rPr>
-              <w:t>БФ</w:t>
-            </w:r>
-          </w:p>
-        </w:tc>
-        <w:tc>
-          <w:tcPr>
-            <w:tcW w:w="6633" w:type="dxa"/>
-          </w:tcPr>
-          <w:p>
-            <w:pPr>
-              <w:jc w:val="left"/>
-              <w:rPr>
-                <w:sz w:val="22"/>
-              </w:rPr>
-            </w:pPr>
-            <w:r>
-              <w:rPr>
-                <w:sz w:val="22"/>
-              </w:rPr>
-              <w:t xml:space="preserve">МТЗ </w:t>
-            </w:r>
-            <w:r>
-              <w:rPr>
-                <w:sz w:val="22"/>
-              </w:rPr>
-              <w:t>3</w:t>
-            </w:r>
-            <w:r>
-              <w:rPr>
-                <w:sz w:val="22"/>
-              </w:rPr>
-              <w:t xml:space="preserve"> ст: Оперативный вывод</w:t>
-            </w:r>
-          </w:p>
-        </w:tc>
-      </w:tr>
-      <w:tr>
-        <w:tc>
-          <w:tcPr>
-            <w:tcW w:w="1413" w:type="dxa"/>
-          </w:tcPr>
-          <w:p>
-            <w:pPr>
-              <w:pStyle w:val="af0"/>
-            </w:pPr>
-            <w:r>
-              <w:t>13</w:t>
-            </w:r>
-          </w:p>
-        </w:tc>
-        <w:tc>
-          <w:tcPr>
-            <w:tcW w:w="1559" w:type="dxa"/>
-          </w:tcPr>
-          <w:p>
-            <w:pPr>
-              <w:rPr>
-                <w:sz w:val="22"/>
-              </w:rPr>
-            </w:pPr>
-            <w:r>
-              <w:rPr>
-                <w:sz w:val="22"/>
-              </w:rPr>
-              <w:t>БФ</w:t>
-            </w:r>
-          </w:p>
-        </w:tc>
-        <w:tc>
-          <w:tcPr>
-            <w:tcW w:w="6633" w:type="dxa"/>
-          </w:tcPr>
-          <w:p>
-            <w:pPr>
-              <w:jc w:val="left"/>
-              <w:rPr>
-                <w:sz w:val="22"/>
-              </w:rPr>
-            </w:pPr>
-            <w:r>
-              <w:rPr>
-                <w:sz w:val="22"/>
-              </w:rPr>
-              <w:t>МТЗ 3 ст: Пуск</w:t>
-            </w:r>
-          </w:p>
-        </w:tc>
-      </w:tr>
-      <w:tr>
-        <w:tc>
-          <w:tcPr>
-            <w:tcW w:w="1413" w:type="dxa"/>
-          </w:tcPr>
-          <w:p>
-            <w:pPr>
-              <w:pStyle w:val="af0"/>
-            </w:pPr>
-            <w:r>
-              <w:t>14</w:t>
-            </w:r>
-          </w:p>
-        </w:tc>
-        <w:tc>
-          <w:tcPr>
-            <w:tcW w:w="1559" w:type="dxa"/>
-          </w:tcPr>
-          <w:p>
-            <w:pPr>
-              <w:rPr>
-                <w:sz w:val="22"/>
-              </w:rPr>
-            </w:pPr>
-            <w:r>
-              <w:rPr>
-                <w:sz w:val="22"/>
-              </w:rPr>
-              <w:t>СФ</w:t>
-            </w:r>
-          </w:p>
-        </w:tc>
-        <w:tc>
-          <w:tcPr>
-            <w:tcW w:w="6633" w:type="dxa"/>
-          </w:tcPr>
-          <w:p>
-            <w:pPr>
-              <w:jc w:val="left"/>
-              <w:rPr>
-                <w:sz w:val="22"/>
-              </w:rPr>
-            </w:pPr>
-            <w:r>
-              <w:rPr>
-                <w:sz w:val="22"/>
-              </w:rPr>
-              <w:t xml:space="preserve">МТЗ </w:t>
-            </w:r>
-            <w:r>
-              <w:rPr>
-                <w:sz w:val="22"/>
-              </w:rPr>
-              <w:t>3</w:t>
-            </w:r>
-            <w:r>
-              <w:rPr>
-                <w:sz w:val="22"/>
-              </w:rPr>
-              <w:t xml:space="preserve"> ст: Срабатывание </w:t>
-            </w:r>
-          </w:p>
-        </w:tc>
-      </w:tr>
-      <w:tr>
-        <w:tc>
-          <w:tcPr>
-            <w:tcW w:w="1413" w:type="dxa"/>
-          </w:tcPr>
-          <w:p>
-            <w:pPr>
-              <w:pStyle w:val="af0"/>
-            </w:pPr>
-            <w:r>
-              <w:t>15</w:t>
-            </w:r>
-          </w:p>
-        </w:tc>
-        <w:tc>
-          <w:tcPr>
-            <w:tcW w:w="1559" w:type="dxa"/>
-          </w:tcPr>
-          <w:p>
-            <w:pPr>
-              <w:rPr>
-                <w:sz w:val="22"/>
-              </w:rPr>
-            </w:pPr>
-            <w:r>
-              <w:rPr>
-                <w:sz w:val="22"/>
-              </w:rPr>
-              <w:t>СФ</w:t>
-            </w:r>
-          </w:p>
-        </w:tc>
-        <w:tc>
-          <w:tcPr>
-            <w:tcW w:w="6633" w:type="dxa"/>
-          </w:tcPr>
-          <w:p>
-            <w:pPr>
-              <w:jc w:val="left"/>
-              <w:rPr>
-                <w:sz w:val="22"/>
-              </w:rPr>
-            </w:pPr>
-            <w:r>
-              <w:rPr>
-                <w:sz w:val="22"/>
-              </w:rPr>
-              <w:t xml:space="preserve">МТЗ </w:t>
-            </w:r>
-            <w:r>
-              <w:rPr>
-                <w:sz w:val="22"/>
-              </w:rPr>
-              <w:t>3</w:t>
-            </w:r>
-            <w:r>
-              <w:rPr>
-                <w:sz w:val="22"/>
-              </w:rPr>
-              <w:t xml:space="preserve"> ст: Срабатывание сигн</w:t>
-            </w:r>
-          </w:p>
-        </w:tc>
-      </w:tr>
-      <w:tr>
-        <w:tc>
-          <w:tcPr>
-            <w:tcW w:w="1413" w:type="dxa"/>
-          </w:tcPr>
-          <w:p>
-            <w:pPr>
-              <w:pStyle w:val="af0"/>
-            </w:pPr>
-            <w:r>
-              <w:t>16</w:t>
-            </w:r>
-          </w:p>
-        </w:tc>
-        <w:tc>
-          <w:tcPr>
-            <w:tcW w:w="1559" w:type="dxa"/>
-          </w:tcPr>
-          <w:p>
-            <w:pPr>
-              <w:rPr>
-                <w:sz w:val="22"/>
-              </w:rPr>
-            </w:pPr>
-            <w:r>
-              <w:rPr>
-                <w:sz w:val="22"/>
-              </w:rPr>
-              <w:t>БФ</w:t>
-            </w:r>
-          </w:p>
-        </w:tc>
-        <w:tc>
-          <w:tcPr>
-            <w:tcW w:w="6633" w:type="dxa"/>
-          </w:tcPr>
-          <w:p>
-            <w:pPr>
-              <w:jc w:val="left"/>
-              <w:rPr>
-                <w:sz w:val="22"/>
-              </w:rPr>
-            </w:pPr>
-            <w:r>
-              <w:rPr>
-                <w:sz w:val="22"/>
-              </w:rPr>
-              <w:t>МТЗ: Пуск</w:t>
-            </w:r>
-          </w:p>
-        </w:tc>
-      </w:tr>
-    </w:tbl>
-    <w:p>
-      <w:pPr>
-        <w:pStyle w:val="a"/>
-      </w:pPr>
-      <w:r>
-        <w:t>Назначение светодиодов устройства ЮНИТ-ИЧМ для проверки</w:t>
-      </w:r>
-      <w:r>
-        <w:t xml:space="preserve"> дополнительных функций</w:t>
-      </w:r>
-      <w:r>
-        <w:t xml:space="preserve"> МТЗ и КЦН НН</w:t>
-      </w:r>
-    </w:p>
-    <w:tbl>
-      <w:tblPr>
-        <w:tblStyle w:val="21"/>
-        <w:tblW w:w="0" w:type="auto"/>
-        <w:tblLook w:val="04A0" w:firstRow="1" w:lastRow="0" w:firstColumn="1" w:lastColumn="0" w:noHBand="0" w:noVBand="1"/>
-      </w:tblPr>
-      <w:tblGrid>
-        <w:gridCol w:w="704"/>
-        <w:gridCol w:w="1276"/>
-        <w:gridCol w:w="7625"/>
-      </w:tblGrid>
-      <w:tr>
-        <w:trPr>
-          <w:cnfStyle w:val="100000000000" w:firstRow="1" w:lastRow="0" w:firstColumn="0" w:lastColumn="0" w:oddVBand="0" w:evenVBand="0" w:oddHBand="0" w:evenHBand="0" w:firstRowFirstColumn="0" w:firstRowLastColumn="0" w:lastRowFirstColumn="0" w:lastRowLastColumn="0"/>
-        </w:trPr>
-        <w:tc>
-          <w:tcPr>
-            <w:tcW w:w="704" w:type="dxa"/>
-          </w:tcPr>
-          <w:p>
-            <w:pPr>
-              <w:rPr>
-                <w:b w:val="0"/>
-              </w:rPr>
-            </w:pPr>
-            <w:r>
-              <w:rPr>
-                <w:b w:val="0"/>
-              </w:rPr>
-              <w:t>СД</w:t>
-            </w:r>
-          </w:p>
-        </w:tc>
-        <w:tc>
-          <w:tcPr>
-            <w:tcW w:w="1276" w:type="dxa"/>
-          </w:tcPr>
-          <w:p>
-            <w:pPr>
-              <w:rPr>
-                <w:b w:val="0"/>
-              </w:rPr>
-            </w:pPr>
-            <w:r>
-              <w:rPr>
-                <w:b w:val="0"/>
-              </w:rPr>
-              <w:t>Режим</w:t>
-            </w:r>
-            <w:r>
-              <w:rPr>
-                <w:b w:val="0"/>
-              </w:rPr>
-              <w:t xml:space="preserve"> работы</w:t>
-            </w:r>
-            <w:r>
-              <w:rPr>
-                <w:b w:val="0"/>
-              </w:rPr>
-              <w:t xml:space="preserve"> </w:t>
-            </w:r>
-            <w:r>
-              <w:rPr>
-                <w:b w:val="0"/>
-              </w:rPr>
-              <w:t>СД</w:t>
-            </w:r>
-          </w:p>
-        </w:tc>
-        <w:tc>
-          <w:tcPr>
-            <w:tcW w:w="7625" w:type="dxa"/>
-          </w:tcPr>
-          <w:p>
-            <w:pPr>
-              <w:rPr>
-                <w:b w:val="0"/>
-              </w:rPr>
-            </w:pPr>
-            <w:r>
-              <w:rPr>
-                <w:b w:val="0"/>
-              </w:rPr>
-              <w:t>Наименование сигнала на ФСУ</w:t>
-            </w:r>
-          </w:p>
-        </w:tc>
-      </w:tr>
-      <w:tr>
-        <w:tc>
-          <w:tcPr>
-            <w:tcW w:w="704" w:type="dxa"/>
-          </w:tcPr>
-          <w:p>
-            <w:pPr>
-              <w:pStyle w:val="af0"/>
-            </w:pPr>
-            <w:r>
-              <w:t>1</w:t>
-            </w:r>
-          </w:p>
-        </w:tc>
-        <w:tc>
-          <w:tcPr>
-            <w:tcW w:w="1276" w:type="dxa"/>
-          </w:tcPr>
-          <w:p>
-            <w:pPr>
-              <w:rPr>
-                <w:sz w:val="22"/>
-              </w:rPr>
-            </w:pPr>
-            <w:r>
-              <w:rPr>
-                <w:sz w:val="22"/>
-              </w:rPr>
-              <w:t>БФ</w:t>
-            </w:r>
-          </w:p>
-        </w:tc>
-        <w:tc>
-          <w:tcPr>
-            <w:tcW w:w="7625" w:type="dxa"/>
-            <w:shd w:val="clear" w:color="auto" w:fill="auto"/>
-          </w:tcPr>
-          <w:p>
-            <w:pPr>
-              <w:jc w:val="left"/>
-              <w:rPr>
-                <w:sz w:val="22"/>
-                <w:highlight w:val="red"/>
-              </w:rPr>
-            </w:pPr>
-            <w:r>
-              <w:rPr>
-                <w:sz w:val="22"/>
-              </w:rPr>
-              <w:t>КПОН1: Пуск</w:t>
-            </w:r>
-          </w:p>
-        </w:tc>
-      </w:tr>
-      <w:tr>
-        <w:tc>
-          <w:tcPr>
-            <w:tcW w:w="704" w:type="dxa"/>
-          </w:tcPr>
-          <w:p>
-            <w:pPr>
-              <w:pStyle w:val="af0"/>
-            </w:pPr>
-            <w:r>
-              <w:t>2</w:t>
-            </w:r>
-          </w:p>
-        </w:tc>
-        <w:tc>
-          <w:tcPr>
-            <w:tcW w:w="1276" w:type="dxa"/>
-            <w:vAlign w:val="top"/>
-          </w:tcPr>
-          <w:p>
-            <w:r>
-              <w:rPr>
-                <w:sz w:val="22"/>
-              </w:rPr>
-              <w:t>БФ</w:t>
-            </w:r>
-          </w:p>
-        </w:tc>
-        <w:tc>
-          <w:tcPr>
-            <w:tcW w:w="7625" w:type="dxa"/>
-            <w:shd w:val="clear" w:color="auto" w:fill="auto"/>
-          </w:tcPr>
-          <w:p>
-            <w:pPr>
-              <w:jc w:val="left"/>
-              <w:rPr>
-                <w:sz w:val="22"/>
-              </w:rPr>
-            </w:pPr>
-            <w:r>
-              <w:rPr>
-                <w:sz w:val="22"/>
-              </w:rPr>
-              <w:t>КПОН</w:t>
-            </w:r>
-            <w:r>
-              <w:rPr>
-                <w:sz w:val="22"/>
-              </w:rPr>
-              <w:t>2</w:t>
-            </w:r>
-            <w:r>
-              <w:rPr>
-                <w:sz w:val="22"/>
-              </w:rPr>
-              <w:t>: Пуск</w:t>
-            </w:r>
-          </w:p>
-        </w:tc>
-      </w:tr>
-      <w:tr>
-        <w:tc>
-          <w:tcPr>
-            <w:tcW w:w="704" w:type="dxa"/>
-          </w:tcPr>
-          <w:p>
-            <w:pPr>
-              <w:pStyle w:val="af0"/>
-            </w:pPr>
-            <w:r>
-              <w:t>3</w:t>
-            </w:r>
-          </w:p>
-        </w:tc>
-        <w:tc>
-          <w:tcPr>
-            <w:tcW w:w="1276" w:type="dxa"/>
-            <w:vAlign w:val="top"/>
-          </w:tcPr>
-          <w:p>
-            <w:r>
-              <w:rPr>
-                <w:sz w:val="22"/>
-              </w:rPr>
-              <w:t>БФ</w:t>
-            </w:r>
-          </w:p>
-        </w:tc>
-        <w:tc>
-          <w:tcPr>
-            <w:tcW w:w="7625" w:type="dxa"/>
-            <w:shd w:val="clear" w:color="auto" w:fill="auto"/>
-          </w:tcPr>
-          <w:p>
-            <w:pPr>
-              <w:jc w:val="left"/>
-              <w:rPr>
-                <w:sz w:val="22"/>
-              </w:rPr>
-            </w:pPr>
-            <w:r>
-              <w:rPr>
-                <w:sz w:val="22"/>
-              </w:rPr>
-              <w:t>БНТ: Пуск</w:t>
-            </w:r>
-          </w:p>
-        </w:tc>
-      </w:tr>
-      <w:tr>
-        <w:tc>
-          <w:tcPr>
-            <w:tcW w:w="704" w:type="dxa"/>
-          </w:tcPr>
-          <w:p>
-            <w:pPr>
-              <w:pStyle w:val="af0"/>
-            </w:pPr>
-            <w:r>
-              <w:t>4</w:t>
-            </w:r>
-          </w:p>
-        </w:tc>
-        <w:tc>
-          <w:tcPr>
-            <w:tcW w:w="1276" w:type="dxa"/>
-          </w:tcPr>
-          <w:p>
-            <w:pPr>
-              <w:rPr>
-                <w:sz w:val="22"/>
-              </w:rPr>
-            </w:pPr>
-            <w:r>
-              <w:rPr>
-                <w:sz w:val="22"/>
-              </w:rPr>
-              <w:t>БФ</w:t>
-            </w:r>
-          </w:p>
-        </w:tc>
-        <w:tc>
-          <w:tcPr>
-            <w:tcW w:w="7625" w:type="dxa"/>
-            <w:shd w:val="clear" w:color="auto" w:fill="auto"/>
-          </w:tcPr>
-          <w:p>
-            <w:pPr>
-              <w:jc w:val="left"/>
-              <w:rPr>
-                <w:sz w:val="22"/>
-              </w:rPr>
-            </w:pPr>
-            <w:r>
-              <w:rPr>
-                <w:sz w:val="22"/>
-              </w:rPr>
-              <w:t>БЛЗШ: Блокировка</w:t>
-            </w:r>
-          </w:p>
-        </w:tc>
-      </w:tr>
-      <w:tr>
-        <w:tc>
-          <w:tcPr>
-            <w:tcW w:w="704" w:type="dxa"/>
-          </w:tcPr>
-          <w:p>
-            <w:pPr>
-              <w:pStyle w:val="af0"/>
-            </w:pPr>
-            <w:r>
-              <w:t>5</w:t>
-            </w:r>
-          </w:p>
-        </w:tc>
-        <w:tc>
-          <w:tcPr>
-            <w:tcW w:w="1276" w:type="dxa"/>
-            <w:vAlign w:val="top"/>
-          </w:tcPr>
-          <w:p>
-            <w:r>
-              <w:rPr>
-                <w:sz w:val="22"/>
-              </w:rPr>
-              <w:t>БФ</w:t>
-            </w:r>
-          </w:p>
-        </w:tc>
-        <w:tc>
-          <w:tcPr>
-            <w:tcW w:w="7625" w:type="dxa"/>
-            <w:shd w:val="clear" w:color="auto" w:fill="auto"/>
-          </w:tcPr>
-          <w:p>
-            <w:pPr>
-              <w:jc w:val="left"/>
-              <w:rPr>
-                <w:sz w:val="22"/>
-                <w:highlight w:val="red"/>
-              </w:rPr>
-            </w:pPr>
-            <w:r>
-              <w:rPr>
-                <w:sz w:val="22"/>
-              </w:rPr>
-              <w:t>КЦН1: Ввод</w:t>
-            </w:r>
-          </w:p>
-        </w:tc>
-      </w:tr>
-      <w:tr>
-        <w:tc>
-          <w:tcPr>
-            <w:tcW w:w="704" w:type="dxa"/>
-          </w:tcPr>
-          <w:p>
-            <w:pPr>
-              <w:pStyle w:val="af0"/>
-            </w:pPr>
-            <w:r>
-              <w:t>6</w:t>
-            </w:r>
-          </w:p>
-        </w:tc>
-        <w:tc>
-          <w:tcPr>
-            <w:tcW w:w="1276" w:type="dxa"/>
-            <w:vAlign w:val="top"/>
-          </w:tcPr>
-          <w:p>
-            <w:r>
-              <w:rPr>
-                <w:sz w:val="22"/>
-              </w:rPr>
-              <w:t>БФ</w:t>
-            </w:r>
-          </w:p>
-        </w:tc>
-        <w:tc>
-          <w:tcPr>
-            <w:tcW w:w="7625" w:type="dxa"/>
-          </w:tcPr>
-          <w:p>
-            <w:pPr>
-              <w:jc w:val="left"/>
-              <w:rPr>
-                <w:sz w:val="22"/>
-              </w:rPr>
-            </w:pPr>
-            <w:r>
-              <w:rPr>
-                <w:sz w:val="22"/>
-              </w:rPr>
-              <w:t>КЦН1: Оперативный вывод</w:t>
-            </w:r>
-          </w:p>
-        </w:tc>
-      </w:tr>
-      <w:tr>
-        <w:tc>
-          <w:tcPr>
-            <w:tcW w:w="704" w:type="dxa"/>
-          </w:tcPr>
-          <w:p>
-            <w:pPr>
-              <w:pStyle w:val="af0"/>
-            </w:pPr>
-            <w:r>
-              <w:t>7</w:t>
-            </w:r>
-          </w:p>
-        </w:tc>
-        <w:tc>
-          <w:tcPr>
-            <w:tcW w:w="1276" w:type="dxa"/>
-          </w:tcPr>
-          <w:p>
-            <w:pPr>
-              <w:rPr>
-                <w:sz w:val="22"/>
-              </w:rPr>
-            </w:pPr>
-            <w:r>
-              <w:rPr>
-                <w:sz w:val="22"/>
-              </w:rPr>
-              <w:t>БФ</w:t>
-            </w:r>
-          </w:p>
-        </w:tc>
-        <w:tc>
-          <w:tcPr>
-            <w:tcW w:w="7625" w:type="dxa"/>
-          </w:tcPr>
-          <w:p>
-            <w:pPr>
-              <w:jc w:val="left"/>
-              <w:rPr>
-                <w:sz w:val="22"/>
-              </w:rPr>
-            </w:pPr>
-            <w:r>
-              <w:rPr>
-                <w:sz w:val="22"/>
-              </w:rPr>
-              <w:t>КЦН1: Пуск</w:t>
-            </w:r>
-          </w:p>
-        </w:tc>
-      </w:tr>
-      <w:tr>
-        <w:tc>
-          <w:tcPr>
-            <w:tcW w:w="704" w:type="dxa"/>
-          </w:tcPr>
-          <w:p>
-            <w:pPr>
-              <w:pStyle w:val="af0"/>
-            </w:pPr>
-            <w:r>
-              <w:t>8</w:t>
-            </w:r>
-          </w:p>
-        </w:tc>
-        <w:tc>
-          <w:tcPr>
-            <w:tcW w:w="1276" w:type="dxa"/>
-            <w:vAlign w:val="top"/>
-          </w:tcPr>
-          <w:p>
-            <w:r>
-              <w:rPr>
-                <w:sz w:val="22"/>
-              </w:rPr>
-              <w:t>БФ</w:t>
-            </w:r>
-          </w:p>
-        </w:tc>
-        <w:tc>
-          <w:tcPr>
-            <w:tcW w:w="7625" w:type="dxa"/>
-          </w:tcPr>
-          <w:p>
-            <w:pPr>
-              <w:jc w:val="left"/>
-              <w:rPr>
-                <w:sz w:val="22"/>
-              </w:rPr>
-            </w:pPr>
-            <w:r>
-              <w:rPr>
-                <w:sz w:val="22"/>
-              </w:rPr>
-              <w:t>КЦН1: Неисправность ЦН</w:t>
-            </w:r>
-          </w:p>
-        </w:tc>
-      </w:tr>
-      <w:tr>
-        <w:tc>
-          <w:tcPr>
-            <w:tcW w:w="704" w:type="dxa"/>
-          </w:tcPr>
-          <w:p>
-            <w:pPr>
-              <w:pStyle w:val="af0"/>
-            </w:pPr>
-            <w:r>
-              <w:t>9</w:t>
-            </w:r>
-          </w:p>
-        </w:tc>
-        <w:tc>
-          <w:tcPr>
-            <w:tcW w:w="1276" w:type="dxa"/>
-            <w:vAlign w:val="top"/>
-          </w:tcPr>
-          <w:p>
-            <w:r>
-              <w:rPr>
-                <w:sz w:val="22"/>
-              </w:rPr>
-              <w:t>БФ</w:t>
-            </w:r>
-          </w:p>
-        </w:tc>
-        <w:tc>
-          <w:tcPr>
-            <w:tcW w:w="7625" w:type="dxa"/>
-          </w:tcPr>
-          <w:p>
-            <w:pPr>
-              <w:jc w:val="left"/>
-              <w:rPr>
-                <w:sz w:val="22"/>
-                <w:highlight w:val="red"/>
-              </w:rPr>
-            </w:pPr>
-            <w:r>
-              <w:rPr>
-                <w:sz w:val="22"/>
-              </w:rPr>
-              <w:t>КЦН</w:t>
-            </w:r>
-            <w:r>
-              <w:rPr>
-                <w:sz w:val="22"/>
-              </w:rPr>
-              <w:t>2</w:t>
-            </w:r>
-            <w:r>
-              <w:rPr>
-                <w:sz w:val="22"/>
-              </w:rPr>
-              <w:t>: Ввод</w:t>
-            </w:r>
-          </w:p>
-        </w:tc>
-      </w:tr>
-      <w:tr>
-        <w:tc>
-          <w:tcPr>
-            <w:tcW w:w="704" w:type="dxa"/>
-          </w:tcPr>
-          <w:p>
-            <w:pPr>
-              <w:pStyle w:val="af0"/>
-            </w:pPr>
-            <w:r>
-              <w:t>10</w:t>
-            </w:r>
-          </w:p>
-        </w:tc>
-        <w:tc>
-          <w:tcPr>
-            <w:tcW w:w="1276" w:type="dxa"/>
-          </w:tcPr>
-          <w:p>
-            <w:pPr>
-              <w:rPr>
-                <w:sz w:val="22"/>
-              </w:rPr>
-            </w:pPr>
-            <w:r>
-              <w:rPr>
-                <w:sz w:val="22"/>
-              </w:rPr>
-              <w:t>БФ</w:t>
-            </w:r>
-          </w:p>
-        </w:tc>
-        <w:tc>
-          <w:tcPr>
-            <w:tcW w:w="7625" w:type="dxa"/>
-          </w:tcPr>
-          <w:p>
-            <w:pPr>
-              <w:jc w:val="left"/>
-              <w:rPr>
-                <w:sz w:val="22"/>
-              </w:rPr>
-            </w:pPr>
-            <w:r>
-              <w:rPr>
-                <w:sz w:val="22"/>
-              </w:rPr>
-              <w:t>КЦН</w:t>
-            </w:r>
-            <w:r>
-              <w:rPr>
-                <w:sz w:val="22"/>
-              </w:rPr>
-              <w:t>2</w:t>
-            </w:r>
-            <w:r>
-              <w:rPr>
-                <w:sz w:val="22"/>
-              </w:rPr>
-              <w:t>: Оперативный вывод</w:t>
-            </w:r>
-          </w:p>
-        </w:tc>
-      </w:tr>
-      <w:tr>
-        <w:tc>
-          <w:tcPr>
-            <w:tcW w:w="704" w:type="dxa"/>
-          </w:tcPr>
-          <w:p>
-            <w:pPr>
-              <w:pStyle w:val="af0"/>
-            </w:pPr>
-            <w:r>
-              <w:t>11</w:t>
-            </w:r>
-          </w:p>
-        </w:tc>
-        <w:tc>
-          <w:tcPr>
-            <w:tcW w:w="1276" w:type="dxa"/>
-            <w:vAlign w:val="top"/>
-          </w:tcPr>
-          <w:p>
-            <w:r>
-              <w:rPr>
-                <w:sz w:val="22"/>
-              </w:rPr>
-              <w:t>БФ</w:t>
-            </w:r>
-          </w:p>
-        </w:tc>
-        <w:tc>
-          <w:tcPr>
-            <w:tcW w:w="7625" w:type="dxa"/>
-          </w:tcPr>
-          <w:p>
-            <w:pPr>
-              <w:jc w:val="left"/>
-              <w:rPr>
-                <w:sz w:val="22"/>
-              </w:rPr>
-            </w:pPr>
-            <w:r>
-              <w:rPr>
-                <w:sz w:val="22"/>
-              </w:rPr>
-              <w:t>КЦН</w:t>
-            </w:r>
-            <w:r>
-              <w:rPr>
-                <w:sz w:val="22"/>
-              </w:rPr>
-              <w:t>2</w:t>
-            </w:r>
-            <w:r>
-              <w:rPr>
-                <w:sz w:val="22"/>
-              </w:rPr>
-              <w:t>: Пуск</w:t>
-            </w:r>
-          </w:p>
-        </w:tc>
-      </w:tr>
-      <w:tr>
-        <w:tc>
-          <w:tcPr>
-            <w:tcW w:w="704" w:type="dxa"/>
-          </w:tcPr>
-          <w:p>
-            <w:pPr>
-              <w:pStyle w:val="af0"/>
-            </w:pPr>
-            <w:r>
-              <w:t>12</w:t>
-            </w:r>
-          </w:p>
-        </w:tc>
-        <w:tc>
-          <w:tcPr>
-            <w:tcW w:w="1276" w:type="dxa"/>
-            <w:vAlign w:val="top"/>
-          </w:tcPr>
-          <w:p>
-            <w:r>
-              <w:rPr>
-                <w:sz w:val="22"/>
-              </w:rPr>
-              <w:t>БФ</w:t>
-            </w:r>
-          </w:p>
-        </w:tc>
-        <w:tc>
-          <w:tcPr>
-            <w:tcW w:w="7625" w:type="dxa"/>
-          </w:tcPr>
-          <w:p>
-            <w:pPr>
-              <w:jc w:val="left"/>
-              <w:rPr>
-                <w:sz w:val="22"/>
-              </w:rPr>
-            </w:pPr>
-            <w:r>
-              <w:rPr>
-                <w:sz w:val="22"/>
-              </w:rPr>
-              <w:t>КЦН</w:t>
-            </w:r>
-            <w:r>
-              <w:rPr>
-                <w:sz w:val="22"/>
-              </w:rPr>
-              <w:t>2</w:t>
-            </w:r>
-            <w:r>
-              <w:rPr>
-                <w:sz w:val="22"/>
-              </w:rPr>
-              <w:t>: Неисправность ЦН</w:t>
-            </w:r>
-          </w:p>
-        </w:tc>
-      </w:tr>
-      <w:tr>
-        <w:tc>
-          <w:tcPr>
-            <w:tcW w:w="704" w:type="dxa"/>
-          </w:tcPr>
-          <w:p>
-            <w:pPr>
-              <w:pStyle w:val="af0"/>
-            </w:pPr>
-            <w:r>
-              <w:t>13</w:t>
-            </w:r>
-          </w:p>
-        </w:tc>
-        <w:tc>
-          <w:tcPr>
-            <w:tcW w:w="1276" w:type="dxa"/>
-          </w:tcPr>
-          <w:p>
-            <w:pPr>
-              <w:rPr>
-                <w:sz w:val="22"/>
-              </w:rPr>
-            </w:pPr>
-            <w:r>
-              <w:rPr>
-                <w:sz w:val="22"/>
-              </w:rPr>
-              <w:t>-</w:t>
-            </w:r>
-          </w:p>
-        </w:tc>
-        <w:tc>
-          <w:tcPr>
-            <w:tcW w:w="7625" w:type="dxa"/>
-          </w:tcPr>
-          <w:p>
-            <w:pPr>
-              <w:jc w:val="left"/>
-              <w:rPr>
-                <w:sz w:val="22"/>
-              </w:rPr>
-            </w:pPr>
-            <w:r>
-              <w:rPr>
-                <w:sz w:val="22"/>
-              </w:rPr>
-              <w:t>-</w:t>
-            </w:r>
-          </w:p>
-        </w:tc>
-      </w:tr>
-      <w:tr>
-        <w:tc>
-          <w:tcPr>
-            <w:tcW w:w="704" w:type="dxa"/>
-          </w:tcPr>
-          <w:p>
-            <w:pPr>
-              <w:pStyle w:val="af0"/>
-            </w:pPr>
-            <w:r>
-              <w:t>14</w:t>
-            </w:r>
-          </w:p>
-        </w:tc>
-        <w:tc>
-          <w:tcPr>
-            <w:tcW w:w="1276" w:type="dxa"/>
-          </w:tcPr>
-          <w:p>
-            <w:pPr>
-              <w:rPr>
-                <w:sz w:val="22"/>
-              </w:rPr>
-            </w:pPr>
-            <w:r>
-              <w:rPr>
-                <w:sz w:val="22"/>
-              </w:rPr>
-              <w:t>-</w:t>
-            </w:r>
-          </w:p>
-        </w:tc>
-        <w:tc>
-          <w:tcPr>
-            <w:tcW w:w="7625" w:type="dxa"/>
-          </w:tcPr>
-          <w:p>
-            <w:pPr>
-              <w:jc w:val="left"/>
-              <w:rPr>
-                <w:sz w:val="22"/>
-              </w:rPr>
-            </w:pPr>
-            <w:r>
-              <w:rPr>
-                <w:sz w:val="22"/>
-              </w:rPr>
-              <w:t>-</w:t>
-            </w:r>
-          </w:p>
-        </w:tc>
-      </w:tr>
-      <w:tr>
-        <w:tc>
-          <w:tcPr>
-            <w:tcW w:w="704" w:type="dxa"/>
-          </w:tcPr>
-          <w:p>
-            <w:pPr>
-              <w:pStyle w:val="af0"/>
-            </w:pPr>
-            <w:r>
-              <w:t>15</w:t>
-            </w:r>
-          </w:p>
-        </w:tc>
-        <w:tc>
-          <w:tcPr>
-            <w:tcW w:w="1276" w:type="dxa"/>
-          </w:tcPr>
-          <w:p>
-            <w:pPr>
-              <w:rPr>
-                <w:sz w:val="22"/>
-              </w:rPr>
-            </w:pPr>
-            <w:r>
-              <w:rPr>
-                <w:sz w:val="22"/>
-              </w:rPr>
-              <w:t>-</w:t>
-            </w:r>
-          </w:p>
-        </w:tc>
-        <w:tc>
-          <w:tcPr>
-            <w:tcW w:w="7625" w:type="dxa"/>
-          </w:tcPr>
-          <w:p>
-            <w:pPr>
-              <w:jc w:val="left"/>
-              <w:rPr>
-                <w:sz w:val="22"/>
-              </w:rPr>
-            </w:pPr>
-            <w:r>
-              <w:rPr>
-                <w:sz w:val="22"/>
-              </w:rPr>
-              <w:t>-</w:t>
-            </w:r>
-          </w:p>
-        </w:tc>
-      </w:tr>
-      <w:tr>
-        <w:tc>
-          <w:tcPr>
-            <w:tcW w:w="704" w:type="dxa"/>
-          </w:tcPr>
-          <w:p>
-            <w:pPr>
-              <w:pStyle w:val="af0"/>
-            </w:pPr>
-            <w:r>
-              <w:t>16</w:t>
-            </w:r>
-          </w:p>
-        </w:tc>
-        <w:tc>
-          <w:tcPr>
-            <w:tcW w:w="1276" w:type="dxa"/>
-          </w:tcPr>
-          <w:p>
-            <w:pPr>
-              <w:rPr>
-                <w:sz w:val="22"/>
-              </w:rPr>
-            </w:pPr>
-            <w:r>
-              <w:rPr>
-                <w:sz w:val="22"/>
-              </w:rPr>
-              <w:t>-</w:t>
-            </w:r>
-          </w:p>
-        </w:tc>
-        <w:tc>
-          <w:tcPr>
-            <w:tcW w:w="7625" w:type="dxa"/>
-          </w:tcPr>
-          <w:p>
-            <w:pPr>
-              <w:jc w:val="left"/>
-              <w:rPr>
-                <w:sz w:val="22"/>
-              </w:rPr>
-            </w:pPr>
-            <w:r>
-              <w:rPr>
-                <w:sz w:val="22"/>
-              </w:rPr>
-              <w:t>-</w:t>
-            </w:r>
-          </w:p>
-        </w:tc>
-      </w:tr>
-    </w:tbl>
-    <w:p>
-      <w:pPr>
-        <w:pStyle w:val="3"/>
-      </w:pPr>
-      <w:r>
-        <w:t>Методика проверки</w:t>
-      </w:r>
-      <w:r>
-        <w:t xml:space="preserve"> СД и ФК КЦН НН</w:t>
-      </w:r>
-    </w:p>
-    <w:p>
-      <w:pPr>
-        <w:pStyle w:val="a5"/>
-      </w:pPr>
-      <w:r>
-        <w:t>Для проверки СД и ФК в устройство</w:t>
-      </w:r>
-      <w:r>
-        <w:t xml:space="preserve"> ЮНИТ-М300</w:t>
-      </w:r>
-      <w:r>
-        <w:t xml:space="preserve"> загружаются параметры 1 режима (см. пункт </w:t>
-      </w:r>
-      <w:r>
-        <w:fldChar w:fldCharType="begin"/>
-      </w:r>
-      <w:r>
-        <w:instrText xml:space="preserve"> REF _Ref192580234 \r \h </w:instrText>
-      </w:r>
-      <w:r>
-        <w:fldChar w:fldCharType="separate"/>
-      </w:r>
-      <w:r>
-        <w:t>2.5.2</w:t>
-      </w:r>
-      <w:r>
-        <w:fldChar w:fldCharType="end"/>
-      </w:r>
-      <w:r>
-        <w:t>) и подаются аналоговые сигналы режимов 1 (</w:t>
-      </w:r>
-      <w:r>
-        <w:t xml:space="preserve">нормальный режим - </w:t>
-      </w:r>
-      <w:r>
-        <w:t>КЦН НН не сработано) и режима 4 (</w:t>
-      </w:r>
-      <w:r>
-        <w:t>режим срабатывания - о</w:t>
-      </w:r>
-      <w:r>
-        <w:t>ба КЦН сработаны)</w:t>
-      </w:r>
-      <w:r>
-        <w:t xml:space="preserve"> из таблицы </w:t>
-      </w:r>
-      <w:r>
-        <w:fldChar w:fldCharType="begin"/>
-      </w:r>
-      <w:r>
-        <w:instrText xml:space="preserve"> REF _Ref192580393 \r \h  \* MERGEFORMAT </w:instrText>
-      </w:r>
-      <w:r>
-        <w:fldChar w:fldCharType="separate"/>
-      </w:r>
-      <w:r>
-        <w:rPr>
-          <w:vanish/>
-        </w:rPr>
-        <w:t xml:space="preserve">Таблица </w:t>
-      </w:r>
-      <w:r>
-        <w:t>2.14</w:t>
-      </w:r>
-      <w:r>
-        <w:rPr>
-          <w:vanish/>
-        </w:rPr>
-        <w:t xml:space="preserve"> -</w:t>
-      </w:r>
-      <w:r>
-        <w:fldChar w:fldCharType="end"/>
-      </w:r>
-      <w:r>
-        <w:t xml:space="preserve">. </w:t>
-      </w:r>
-      <w:r>
-        <w:t>При этом контролируется правильность работы светодиодов и функциональных клавиш в различных комбинациях</w:t>
-      </w:r>
-      <w:r>
-        <w:t>:</w:t>
-      </w:r>
-    </w:p>
-    <w:p>
-      <w:pPr>
-        <w:pStyle w:val="a5"/>
-      </w:pPr>
-      <w:r>
-        <w:t>1. Оперативный ввод/вывод КЦН НН1, КЦН НН2 в нормальном режиме и в режиме срабатывания.</w:t>
-      </w:r>
-    </w:p>
-    <w:p>
-      <w:pPr>
-        <w:pStyle w:val="a5"/>
-      </w:pPr>
-      <w:r>
-        <w:t xml:space="preserve">2. </w:t>
-      </w:r>
-      <w:r>
-        <w:t>Появление сигнализации пуска, неисправности ЦН на светодиодах в режиме срабатывания и отсутствие сигнализации в нормальном режиме.</w:t>
-      </w:r>
-    </w:p>
-    <w:p>
-      <w:pPr>
-        <w:pStyle w:val="3"/>
-        <w:rPr>
-          <w:highlight w:val="yellow"/>
-        </w:rPr>
-      </w:pPr>
       <w:r>
         <w:rPr>
           <w:highlight w:val="yellow"/>
         </w:rPr>
-        <w:t>Методика проверки СД и ФК МТЗ</w:t>
-      </w:r>
-    </w:p>
-    <w:p>
-      <w:pPr>
-        <w:pStyle w:val="a5"/>
-        <w:rPr>
-          <w:highlight w:val="yellow"/>
-        </w:rPr>
-      </w:pPr>
-      <w:r>
-        <w:rPr>
-          <w:highlight w:val="yellow"/>
-        </w:rPr>
-        <w:t xml:space="preserve">Для проверки СД и ФК в устройство ЮНИТ-М300 загружаются параметры 1 режима (см. пункт </w:t>
+        <w:t xml:space="preserve"> таблицей </w:t>
       </w:r>
       <w:r>
         <w:rPr>
@@ -7010,90 +3827,7 @@
         <w:rPr>
           <w:highlight w:val="yellow"/>
         </w:rPr>
-        <w:instrText xml:space="preserve"> REF _Ref192580234 \r \h </w:instrText>
-      </w:r>
-      <w:r>
-        <w:rPr>
-          <w:highlight w:val="yellow"/>
-        </w:rPr>
-        <w:instrText xml:space="preserve"> \* MERGEFORMAT </w:instrText>
-      </w:r>
-      <w:r>
-        <w:rPr>
-          <w:highlight w:val="yellow"/>
-        </w:rPr>
-      </w:r>
-      <w:r>
-        <w:rPr>
-          <w:highlight w:val="yellow"/>
-        </w:rPr>
-        <w:fldChar w:fldCharType="separate"/>
-      </w:r>
-      <w:r>
-        <w:rPr>
-          <w:highlight w:val="yellow"/>
-        </w:rPr>
-        <w:t>2.5.2</w:t>
-      </w:r>
-      <w:r>
-        <w:rPr>
-          <w:highlight w:val="yellow"/>
-        </w:rPr>
-        <w:fldChar w:fldCharType="end"/>
-      </w:r>
-      <w:r>
-        <w:rPr>
-          <w:highlight w:val="yellow"/>
-        </w:rPr>
-        <w:t xml:space="preserve">) и подаются аналоговые сигналы режимов 1 (нормальный режим </w:t>
-      </w:r>
-      <w:r>
-        <w:rPr>
-          <w:highlight w:val="yellow"/>
-        </w:rPr>
-        <w:t>–</w:t>
-      </w:r>
-      <w:r>
-        <w:rPr>
-          <w:highlight w:val="yellow"/>
-        </w:rPr>
-        <w:t xml:space="preserve"> </w:t>
-      </w:r>
-      <w:r>
-        <w:rPr>
-          <w:highlight w:val="yellow"/>
-        </w:rPr>
-        <w:t>ни одна ступень МТЗ</w:t>
-      </w:r>
-      <w:r>
-        <w:rPr>
-          <w:highlight w:val="yellow"/>
-        </w:rPr>
-        <w:t xml:space="preserve"> не сработан</w:t>
-      </w:r>
-      <w:r>
-        <w:rPr>
-          <w:highlight w:val="yellow"/>
-        </w:rPr>
-        <w:t>а</w:t>
-      </w:r>
-      <w:r>
-        <w:rPr>
-          <w:highlight w:val="yellow"/>
-        </w:rPr>
-        <w:t xml:space="preserve">) и режима 4 (режим срабатывания - оба КЦН сработаны) из таблицы </w:t>
-      </w:r>
-      <w:r>
-        <w:rPr>
-          <w:highlight w:val="yellow"/>
-        </w:rPr>
-        <w:fldChar w:fldCharType="begin"/>
-      </w:r>
-      <w:r>
-        <w:rPr>
-          <w:highlight w:val="yellow"/>
-        </w:rPr>
-        <w:instrText xml:space="preserve"> REF _Ref192580393 \r \h  \* MERGEFORMAT </w:instrText>
+        <w:instrText xml:space="preserve"> REF _Ref191625992 \r \h  \* MERGEFORMAT </w:instrText>
       </w:r>
       <w:r>
         <w:rPr>
@@ -7117,7 +3851,7 @@
         <w:rPr>
           <w:highlight w:val="yellow"/>
         </w:rPr>
-        <w:t>2.14</w:t>
+        <w:t>2.5</w:t>
       </w:r>
       <w:r>
         <w:rPr>
@@ -7136,122 +3870,6 @@
         <w:rPr>
           <w:highlight w:val="yellow"/>
         </w:rPr>
-        <w:t>. При этом контролируется правильность работы светодиодов и функциональных клавиш в различных комбинациях:</w:t>
-      </w:r>
-    </w:p>
-    <w:p>
-      <w:pPr>
-        <w:pStyle w:val="a5"/>
-        <w:rPr>
-          <w:highlight w:val="yellow"/>
-        </w:rPr>
-      </w:pPr>
-      <w:r>
-        <w:rPr>
-          <w:highlight w:val="yellow"/>
-        </w:rPr>
-        <w:t>1. Оперативный ввод/вывод КЦН НН1, КЦН НН2 в нормальном режиме и в режиме срабатывания.</w:t>
-      </w:r>
-    </w:p>
-    <w:p>
-      <w:pPr>
-        <w:pStyle w:val="a5"/>
-      </w:pPr>
-      <w:r>
-        <w:rPr>
-          <w:highlight w:val="yellow"/>
-        </w:rPr>
-        <w:lastRenderedPageBreak/>
-        <w:t>2. Появление сигнализации пуска, неисправности ЦН на светодиодах в режиме срабатывания и отсутствие сигнализации в нормальном режиме.</w:t>
-      </w:r>
-    </w:p>
-    <w:p>
-      <w:pPr>
-        <w:pStyle w:val="2"/>
-      </w:pPr>
-      <w:bookmarkStart w:id="13" w:name="_Toc194041299"/>
-      <w:r>
-        <w:t>Проверка взаимодействия функций блоков МТЗ, КЦН НН1, КЦН НН2,</w:t>
-      </w:r>
-      <w:bookmarkEnd w:id="13"/>
-      <w:r>
-        <w:t xml:space="preserve">  </w:t>
-      </w:r>
-    </w:p>
-    <w:p>
-      <w:pPr>
-        <w:pStyle w:val="3"/>
-      </w:pPr>
-      <w:r>
-        <w:t>Цель испытаний</w:t>
-      </w:r>
-    </w:p>
-    <w:p>
-      <w:pPr>
-        <w:pStyle w:val="4"/>
-      </w:pPr>
-      <w:r>
-        <w:t xml:space="preserve">  </w:t>
-      </w:r>
-      <w:r>
-        <w:t xml:space="preserve">Контроль правильности выполнения логических взаимосвязей между функциональными блоками МТЗ, КЦН НН, ЛО Т, ПС. Проверки в составе данного подраздела проводятся с </w:t>
-      </w:r>
-      <w:r>
-        <w:t>использованием ИО типа «РЕТОМ-</w:t>
-      </w:r>
-      <w:r>
-        <w:t>7</w:t>
-      </w:r>
-      <w:r>
-        <w:t>1»</w:t>
-      </w:r>
-      <w:r>
-        <w:t>.</w:t>
-      </w:r>
-    </w:p>
-    <w:p>
-      <w:pPr>
-        <w:pStyle w:val="3"/>
-      </w:pPr>
-      <w:r>
-        <w:t xml:space="preserve">Назначение дискретных входов устройства ЮНИТ-М300 для проверки МТЗ  </w:t>
-      </w:r>
-    </w:p>
-    <w:p>
-      <w:pPr>
-        <w:pStyle w:val="a5"/>
-      </w:pPr>
-      <w:r>
-        <w:t xml:space="preserve">Назначение дискретных входов на внутренние сигналы функциональной логики устройства ЮНИТ-М300 производится при помощи подключенного ПК с установленным ПО «ЮНИТ-СЕРВИС» в инструменте «Матрица входов и выходных реле». Назначение производится в соответствии с таблицей </w:t>
-      </w:r>
-      <w:r>
-        <w:fldChar w:fldCharType="begin"/>
-      </w:r>
-      <w:r>
-        <w:instrText xml:space="preserve"> REF _Ref191625992 \r \h  \* MERGEFORMAT </w:instrText>
-      </w:r>
-      <w:r>
-        <w:fldChar w:fldCharType="separate"/>
-      </w:r>
-      <w:r>
-        <w:rPr>
-          <w:vanish/>
-        </w:rPr>
-        <w:t xml:space="preserve">Таблица </w:t>
-      </w:r>
-      <w:r>
-        <w:t>2.5</w:t>
-      </w:r>
-      <w:r>
-        <w:rPr>
-          <w:vanish/>
-        </w:rPr>
-        <w:t xml:space="preserve"> -</w:t>
-      </w:r>
-      <w:r>
-        <w:fldChar w:fldCharType="end"/>
-      </w:r>
-      <w:r>
         <w:t>.</w:t>
       </w:r>
     </w:p>
@@ -8241,6 +4859,7 @@
               <w:pStyle w:val="af0"/>
             </w:pPr>
             <w:r>
+              <w:lastRenderedPageBreak/>
               <w:t>М3.</w:t>
             </w:r>
             <w:r>
@@ -9027,7 +5646,6 @@
       </w:pPr>
       <w:bookmarkStart w:id="14" w:name="_Ref191625992"/>
       <w:r>
-        <w:lastRenderedPageBreak/>
         <w:t>Назначение дискретных входов</w:t>
       </w:r>
       <w:r>
@@ -10853,6 +7471,7 @@
                 <w:b w:val="0"/>
                 <w:sz w:val="22"/>
               </w:rPr>
+              <w:lastRenderedPageBreak/>
               <w:t>Клемма на устройстве ЮНИТ-М300</w:t>
             </w:r>
           </w:p>
@@ -11711,7 +8330,6 @@
         <w:pStyle w:val="a"/>
       </w:pPr>
       <w:r>
-        <w:lastRenderedPageBreak/>
         <w:t>Назначение дискретных входов</w:t>
       </w:r>
       <w:r>
@@ -13526,27 +10144,24 @@
     </w:tbl>
     <w:p>
       <w:pPr>
-        <w:pStyle w:val="3"/>
+        <w:pStyle w:val="2"/>
       </w:pPr>
+      <w:bookmarkStart w:id="15" w:name="_Toc194048096"/>
       <w:r>
-        <w:t>Назначение выходных реле устройств ЮНИТ-М300 для проверки</w:t>
+        <w:lastRenderedPageBreak/>
+        <w:t>Назначение вы</w:t>
       </w:r>
       <w:r>
-        <w:t xml:space="preserve"> ФСУ в части</w:t>
+        <w:t>ходных реле устройств ЮНИТ-М300</w:t>
       </w:r>
-      <w:r>
-        <w:t xml:space="preserve"> </w:t>
-      </w:r>
-      <w:r>
-        <w:t>МТЗ</w:t>
-      </w:r>
+      <w:bookmarkEnd w:id="15"/>
       <w:r>
         <w:t xml:space="preserve">  </w:t>
       </w:r>
     </w:p>
     <w:p>
       <w:pPr>
-        <w:pStyle w:val="a5"/>
+        <w:pStyle w:val="3"/>
       </w:pPr>
       <w:r>
         <w:t xml:space="preserve">Назначение внутренних сигналов функциональной логики на выходные реле устройства ЮНИТ-М300 производится при помощи подключенного ПК с установленным ПО «ЮНИТ-СЕРВИС» в инструменте «Матрица входов и выходных реле». Назначение производится в соответствии с таблицей </w:t>
@@ -13596,11 +10211,11 @@
       <w:pPr>
         <w:pStyle w:val="a"/>
       </w:pPr>
-      <w:bookmarkStart w:id="15" w:name="_Ref191631805"/>
+      <w:bookmarkStart w:id="16" w:name="_Ref191631805"/>
       <w:r>
         <w:t>Выходные реле устройства ЮНИТ-М300 для проверки БНТ</w:t>
       </w:r>
-      <w:bookmarkEnd w:id="15"/>
+      <w:bookmarkEnd w:id="16"/>
     </w:p>
     <w:tbl>
       <w:tblPr>
@@ -14206,7 +10821,6 @@
               </w:rPr>
             </w:pPr>
             <w:r>
-              <w:lastRenderedPageBreak/>
               <w:t>М9</w:t>
             </w:r>
             <w:r>
@@ -16202,6 +12816,7 @@
               <w:rPr>
                 <w:b w:val="0"/>
               </w:rPr>
+              <w:lastRenderedPageBreak/>
               <w:t>Клеммы на устройстве</w:t>
             </w:r>
           </w:p>
@@ -17395,7 +14010,6 @@
               <w:pStyle w:val="af0"/>
             </w:pPr>
             <w:r>
-              <w:lastRenderedPageBreak/>
               <w:t>М</w:t>
             </w:r>
             <w:r>
@@ -19486,6 +16100,7 @@
               <w:pStyle w:val="af0"/>
             </w:pPr>
             <w:r>
+              <w:lastRenderedPageBreak/>
               <w:t>М10.</w:t>
             </w:r>
             <w:r>
@@ -20416,7 +17031,6 @@
               </w:rPr>
             </w:pPr>
             <w:r>
-              <w:lastRenderedPageBreak/>
               <w:t>М9.</w:t>
             </w:r>
             <w:r>
@@ -21065,7 +17679,6 @@
             <w:pPr>
               <w:pStyle w:val="af0"/>
             </w:pPr>
-            <w:bookmarkStart w:id="16" w:name="_GoBack" w:colFirst="2" w:colLast="2"/>
             <w:r>
               <w:t>М10</w:t>
             </w:r>
@@ -21129,7 +17742,6 @@
           </w:p>
         </w:tc>
       </w:tr>
-      <w:bookmarkEnd w:id="16"/>
       <w:tr>
         <w:tc>
           <w:tcPr>
@@ -21780,14 +18392,27 @@
           <w:r>
             <w:t>/</w:t>
           </w:r>
-          <w:fldSimple w:instr=" NUMPAGES   \* MERGEFORMAT ">
-            <w:r>
-              <w:rPr>
-                <w:noProof/>
-              </w:rPr>
-              <w:t>13</w:t>
-            </w:r>
-          </w:fldSimple>
+          <w:r>
+            <w:fldChar w:fldCharType="begin"/>
+          </w:r>
+          <w:r>
+            <w:instrText xml:space="preserve"> NUMPAGES   \* MERGEFORMAT </w:instrText>
+          </w:r>
+          <w:r>
+            <w:fldChar w:fldCharType="separate"/>
+          </w:r>
+          <w:r>
+            <w:rPr>
+              <w:noProof/>
+            </w:rPr>
+            <w:t>11</w:t>
+          </w:r>
+          <w:r>
+            <w:rPr>
+              <w:noProof/>
+            </w:rPr>
+            <w:fldChar w:fldCharType="end"/>
+          </w:r>
         </w:p>
       </w:tc>
     </w:tr>
@@ -21864,7 +18489,7 @@
             <w:rPr>
               <w:noProof/>
             </w:rPr>
-            <w:t>12</w:t>
+            <w:t>8</w:t>
           </w:r>
           <w:r>
             <w:fldChar w:fldCharType="end"/>
@@ -21872,14 +18497,27 @@
           <w:r>
             <w:t xml:space="preserve"> из </w:t>
           </w:r>
-          <w:fldSimple w:instr=" NUMPAGES ">
-            <w:r>
-              <w:rPr>
-                <w:noProof/>
-              </w:rPr>
-              <w:t>13</w:t>
-            </w:r>
-          </w:fldSimple>
+          <w:r>
+            <w:fldChar w:fldCharType="begin"/>
+          </w:r>
+          <w:r>
+            <w:instrText xml:space="preserve"> NUMPAGES </w:instrText>
+          </w:r>
+          <w:r>
+            <w:fldChar w:fldCharType="separate"/>
+          </w:r>
+          <w:r>
+            <w:rPr>
+              <w:noProof/>
+            </w:rPr>
+            <w:t>11</w:t>
+          </w:r>
+          <w:r>
+            <w:rPr>
+              <w:noProof/>
+            </w:rPr>
+            <w:fldChar w:fldCharType="end"/>
+          </w:r>
           <w:r>
             <w:t xml:space="preserve"> </w:t>
           </w:r>
@@ -22540,6 +19178,12 @@
     <w:abstractNumId w:val="10"/>
   </w:num>
   <w:num w:numId="31">
+    <w:abstractNumId w:val="10"/>
+  </w:num>
+  <w:num w:numId="32">
+    <w:abstractNumId w:val="10"/>
+  </w:num>
+  <w:num w:numId="33">
     <w:abstractNumId w:val="10"/>
   </w:num>
 </w:numbering>
@@ -24001,7 +20645,7 @@
 </file>
 
 <file path=customXml/itemProps1.xml><?xml version="1.0" encoding="utf-8"?>
-<ds:datastoreItem xmlns:ds="http://schemas.openxmlformats.org/officeDocument/2006/customXml" ds:itemID="{3D529A15-E68B-4497-BA80-E78F4DCC8546}">
+<ds:datastoreItem xmlns:ds="http://schemas.openxmlformats.org/officeDocument/2006/customXml" ds:itemID="{3B215B7C-D501-44A9-8923-AFD24D111AF1}">
   <ds:schemaRefs>
     <ds:schemaRef ds:uri="http://schemas.openxmlformats.org/officeDocument/2006/bibliography"/>
   </ds:schemaRefs>

--- a/mode_docx_gen/pmi_mtzt/template.docx
+++ b/mode_docx_gen/pmi_mtzt/template.docx
@@ -150,7 +150,19 @@
               <w:rPr>
                 <w:sz w:val="22"/>
               </w:rPr>
-              <w:t>Микропроцессорное устройство защиты и автоматики отходящего присоединения «ЮНИТ-М300-Т2»</w:t>
+              <w:t>Микропроцессорное устройство защиты и автоматики отходя</w:t>
+            </w:r>
+            <w:r>
+              <w:rPr>
+                <w:sz w:val="22"/>
+              </w:rPr>
+              <w:t>щего присоединения «ЮНИТ-М300-Т</w:t>
+            </w:r>
+            <w:r>
+              <w:rPr>
+                <w:sz w:val="22"/>
+              </w:rPr>
+              <w:t>»</w:t>
             </w:r>
           </w:p>
         </w:tc>
@@ -205,30 +217,20 @@
             <w:r>
               <w:rPr>
                 <w:sz w:val="22"/>
-                <w:highlight w:val="yellow"/>
               </w:rPr>
               <w:t>ЮНИТ-М319-</w:t>
             </w:r>
             <w:r>
               <w:rPr>
                 <w:sz w:val="22"/>
-                <w:highlight w:val="red"/>
-              </w:rPr>
-              <w:t>ОЛ</w:t>
+              </w:rPr>
+              <w:t>Т</w:t>
             </w:r>
             <w:r>
               <w:rPr>
                 <w:sz w:val="22"/>
-                <w:highlight w:val="yellow"/>
-              </w:rPr>
-              <w:t>-Р02с-</w:t>
-            </w:r>
-            <w:r>
-              <w:rPr>
-                <w:sz w:val="22"/>
-                <w:highlight w:val="red"/>
-              </w:rPr>
-              <w:t>B021-В021-В001-К001-К003-M046-5400-x-C02.00</w:t>
+              </w:rPr>
+              <w:t>-Р02с-B021-В021-В001-К001-К003-M046-5400-x-C02.00</w:t>
             </w:r>
           </w:p>
         </w:tc>
@@ -458,7 +460,7 @@
       <w:r>
         <w:fldChar w:fldCharType="separate"/>
       </w:r>
-      <w:hyperlink w:anchor="_Toc194048083" w:history="1">
+      <w:hyperlink w:anchor="_Toc194048540" w:history="1">
         <w:r>
           <w:rPr>
             <w:rStyle w:val="af4"/>
@@ -502,7 +504,7 @@
             <w:noProof/>
             <w:webHidden/>
           </w:rPr>
-          <w:instrText xml:space="preserve"> PAGEREF _Toc194048083 \h </w:instrText>
+          <w:instrText xml:space="preserve"> PAGEREF _Toc194048540 \h </w:instrText>
         </w:r>
         <w:r>
           <w:rPr>
@@ -544,7 +546,7 @@
           <w:lang w:val="en-US"/>
         </w:rPr>
       </w:pPr>
-      <w:hyperlink w:anchor="_Toc194048084" w:history="1">
+      <w:hyperlink w:anchor="_Toc194048541" w:history="1">
         <w:r>
           <w:rPr>
             <w:rStyle w:val="af4"/>
@@ -571,7 +573,7 @@
             <w:noProof/>
             <w:webHidden/>
           </w:rPr>
-          <w:instrText xml:space="preserve"> PAGEREF _Toc194048084 \h </w:instrText>
+          <w:instrText xml:space="preserve"> PAGEREF _Toc194048541 \h </w:instrText>
         </w:r>
         <w:r>
           <w:rPr>
@@ -613,7 +615,7 @@
           <w:lang w:val="en-US"/>
         </w:rPr>
       </w:pPr>
-      <w:hyperlink w:anchor="_Toc194048085" w:history="1">
+      <w:hyperlink w:anchor="_Toc194048542" w:history="1">
         <w:r>
           <w:rPr>
             <w:rStyle w:val="af4"/>
@@ -640,7 +642,7 @@
             <w:noProof/>
             <w:webHidden/>
           </w:rPr>
-          <w:instrText xml:space="preserve"> PAGEREF _Toc194048085 \h </w:instrText>
+          <w:instrText xml:space="preserve"> PAGEREF _Toc194048542 \h </w:instrText>
         </w:r>
         <w:r>
           <w:rPr>
@@ -682,7 +684,7 @@
           <w:lang w:val="en-US"/>
         </w:rPr>
       </w:pPr>
-      <w:hyperlink w:anchor="_Toc194048086" w:history="1">
+      <w:hyperlink w:anchor="_Toc194048543" w:history="1">
         <w:r>
           <w:rPr>
             <w:rStyle w:val="af4"/>
@@ -709,7 +711,7 @@
             <w:noProof/>
             <w:webHidden/>
           </w:rPr>
-          <w:instrText xml:space="preserve"> PAGEREF _Toc194048086 \h </w:instrText>
+          <w:instrText xml:space="preserve"> PAGEREF _Toc194048543 \h </w:instrText>
         </w:r>
         <w:r>
           <w:rPr>
@@ -751,7 +753,7 @@
           <w:lang w:val="en-US"/>
         </w:rPr>
       </w:pPr>
-      <w:hyperlink w:anchor="_Toc194048087" w:history="1">
+      <w:hyperlink w:anchor="_Toc194048544" w:history="1">
         <w:r>
           <w:rPr>
             <w:rStyle w:val="af4"/>
@@ -778,7 +780,7 @@
             <w:noProof/>
             <w:webHidden/>
           </w:rPr>
-          <w:instrText xml:space="preserve"> PAGEREF _Toc194048087 \h </w:instrText>
+          <w:instrText xml:space="preserve"> PAGEREF _Toc194048544 \h </w:instrText>
         </w:r>
         <w:r>
           <w:rPr>
@@ -820,7 +822,7 @@
           <w:lang w:val="en-US"/>
         </w:rPr>
       </w:pPr>
-      <w:hyperlink w:anchor="_Toc194048088" w:history="1">
+      <w:hyperlink w:anchor="_Toc194048545" w:history="1">
         <w:r>
           <w:rPr>
             <w:rStyle w:val="af4"/>
@@ -847,7 +849,7 @@
             <w:noProof/>
             <w:webHidden/>
           </w:rPr>
-          <w:instrText xml:space="preserve"> PAGEREF _Toc194048088 \h </w:instrText>
+          <w:instrText xml:space="preserve"> PAGEREF _Toc194048545 \h </w:instrText>
         </w:r>
         <w:r>
           <w:rPr>
@@ -889,7 +891,7 @@
           <w:lang w:val="en-US"/>
         </w:rPr>
       </w:pPr>
-      <w:hyperlink w:anchor="_Toc194048089" w:history="1">
+      <w:hyperlink w:anchor="_Toc194048546" w:history="1">
         <w:r>
           <w:rPr>
             <w:rStyle w:val="af4"/>
@@ -916,7 +918,7 @@
             <w:noProof/>
             <w:webHidden/>
           </w:rPr>
-          <w:instrText xml:space="preserve"> PAGEREF _Toc194048089 \h </w:instrText>
+          <w:instrText xml:space="preserve"> PAGEREF _Toc194048546 \h </w:instrText>
         </w:r>
         <w:r>
           <w:rPr>
@@ -958,7 +960,7 @@
           <w:lang w:val="en-US"/>
         </w:rPr>
       </w:pPr>
-      <w:hyperlink w:anchor="_Toc194048090" w:history="1">
+      <w:hyperlink w:anchor="_Toc194048547" w:history="1">
         <w:r>
           <w:rPr>
             <w:rStyle w:val="af4"/>
@@ -985,7 +987,7 @@
             <w:noProof/>
             <w:webHidden/>
           </w:rPr>
-          <w:instrText xml:space="preserve"> PAGEREF _Toc194048090 \h </w:instrText>
+          <w:instrText xml:space="preserve"> PAGEREF _Toc194048547 \h </w:instrText>
         </w:r>
         <w:r>
           <w:rPr>
@@ -1031,7 +1033,7 @@
           <w:lang w:val="en-US"/>
         </w:rPr>
       </w:pPr>
-      <w:hyperlink w:anchor="_Toc194048091" w:history="1">
+      <w:hyperlink w:anchor="_Toc194048548" w:history="1">
         <w:r>
           <w:rPr>
             <w:rStyle w:val="af4"/>
@@ -1075,7 +1077,7 @@
             <w:noProof/>
             <w:webHidden/>
           </w:rPr>
-          <w:instrText xml:space="preserve"> PAGEREF _Toc194048091 \h </w:instrText>
+          <w:instrText xml:space="preserve"> PAGEREF _Toc194048548 \h </w:instrText>
         </w:r>
         <w:r>
           <w:rPr>
@@ -1117,7 +1119,7 @@
           <w:lang w:val="en-US"/>
         </w:rPr>
       </w:pPr>
-      <w:hyperlink w:anchor="_Toc194048092" w:history="1">
+      <w:hyperlink w:anchor="_Toc194048549" w:history="1">
         <w:r>
           <w:rPr>
             <w:rStyle w:val="af4"/>
@@ -1144,7 +1146,7 @@
             <w:noProof/>
             <w:webHidden/>
           </w:rPr>
-          <w:instrText xml:space="preserve"> PAGEREF _Toc194048092 \h </w:instrText>
+          <w:instrText xml:space="preserve"> PAGEREF _Toc194048549 \h </w:instrText>
         </w:r>
         <w:r>
           <w:rPr>
@@ -1186,7 +1188,7 @@
           <w:lang w:val="en-US"/>
         </w:rPr>
       </w:pPr>
-      <w:hyperlink w:anchor="_Toc194048093" w:history="1">
+      <w:hyperlink w:anchor="_Toc194048550" w:history="1">
         <w:r>
           <w:rPr>
             <w:rStyle w:val="af4"/>
@@ -1213,7 +1215,7 @@
             <w:noProof/>
             <w:webHidden/>
           </w:rPr>
-          <w:instrText xml:space="preserve"> PAGEREF _Toc194048093 \h </w:instrText>
+          <w:instrText xml:space="preserve"> PAGEREF _Toc194048550 \h </w:instrText>
         </w:r>
         <w:r>
           <w:rPr>
@@ -1255,7 +1257,7 @@
           <w:lang w:val="en-US"/>
         </w:rPr>
       </w:pPr>
-      <w:hyperlink w:anchor="_Toc194048094" w:history="1">
+      <w:hyperlink w:anchor="_Toc194048551" w:history="1">
         <w:r>
           <w:rPr>
             <w:rStyle w:val="af4"/>
@@ -1282,7 +1284,7 @@
             <w:noProof/>
             <w:webHidden/>
           </w:rPr>
-          <w:instrText xml:space="preserve"> PAGEREF _Toc194048094 \h </w:instrText>
+          <w:instrText xml:space="preserve"> PAGEREF _Toc194048551 \h </w:instrText>
         </w:r>
         <w:r>
           <w:rPr>
@@ -1324,7 +1326,7 @@
           <w:lang w:val="en-US"/>
         </w:rPr>
       </w:pPr>
-      <w:hyperlink w:anchor="_Toc194048095" w:history="1">
+      <w:hyperlink w:anchor="_Toc194048552" w:history="1">
         <w:r>
           <w:rPr>
             <w:rStyle w:val="af4"/>
@@ -1351,7 +1353,7 @@
             <w:noProof/>
             <w:webHidden/>
           </w:rPr>
-          <w:instrText xml:space="preserve"> PAGEREF _Toc194048095 \h </w:instrText>
+          <w:instrText xml:space="preserve"> PAGEREF _Toc194048552 \h </w:instrText>
         </w:r>
         <w:r>
           <w:rPr>
@@ -1393,7 +1395,7 @@
           <w:lang w:val="en-US"/>
         </w:rPr>
       </w:pPr>
-      <w:hyperlink w:anchor="_Toc194048096" w:history="1">
+      <w:hyperlink w:anchor="_Toc194048553" w:history="1">
         <w:r>
           <w:rPr>
             <w:rStyle w:val="af4"/>
@@ -1420,7 +1422,7 @@
             <w:noProof/>
             <w:webHidden/>
           </w:rPr>
-          <w:instrText xml:space="preserve"> PAGEREF _Toc194048096 \h </w:instrText>
+          <w:instrText xml:space="preserve"> PAGEREF _Toc194048553 \h </w:instrText>
         </w:r>
         <w:r>
           <w:rPr>
@@ -1441,6 +1443,1062 @@
             <w:webHidden/>
           </w:rPr>
           <w:t>9</w:t>
+        </w:r>
+        <w:r>
+          <w:rPr>
+            <w:noProof/>
+            <w:webHidden/>
+          </w:rPr>
+          <w:fldChar w:fldCharType="end"/>
+        </w:r>
+      </w:hyperlink>
+    </w:p>
+    <w:p>
+      <w:pPr>
+        <w:pStyle w:val="22"/>
+        <w:rPr>
+          <w:rFonts w:asciiTheme="minorHAnsi" w:eastAsiaTheme="minorEastAsia" w:hAnsiTheme="minorHAnsi"/>
+          <w:noProof/>
+          <w:color w:val="auto"/>
+          <w:sz w:val="22"/>
+          <w:lang w:val="en-US"/>
+        </w:rPr>
+      </w:pPr>
+      <w:hyperlink w:anchor="_Toc194048554" w:history="1">
+        <w:r>
+          <w:rPr>
+            <w:rStyle w:val="af4"/>
+            <w:noProof/>
+          </w:rPr>
+          <w:t>2.6 Проверка функции КЦН НН</w:t>
+        </w:r>
+        <w:r>
+          <w:rPr>
+            <w:noProof/>
+            <w:webHidden/>
+          </w:rPr>
+          <w:tab/>
+        </w:r>
+        <w:r>
+          <w:rPr>
+            <w:noProof/>
+            <w:webHidden/>
+          </w:rPr>
+          <w:fldChar w:fldCharType="begin"/>
+        </w:r>
+        <w:r>
+          <w:rPr>
+            <w:noProof/>
+            <w:webHidden/>
+          </w:rPr>
+          <w:instrText xml:space="preserve"> PAGEREF _Toc194048554 \h </w:instrText>
+        </w:r>
+        <w:r>
+          <w:rPr>
+            <w:noProof/>
+            <w:webHidden/>
+          </w:rPr>
+        </w:r>
+        <w:r>
+          <w:rPr>
+            <w:noProof/>
+            <w:webHidden/>
+          </w:rPr>
+          <w:fldChar w:fldCharType="separate"/>
+        </w:r>
+        <w:r>
+          <w:rPr>
+            <w:noProof/>
+            <w:webHidden/>
+          </w:rPr>
+          <w:t>11</w:t>
+        </w:r>
+        <w:r>
+          <w:rPr>
+            <w:noProof/>
+            <w:webHidden/>
+          </w:rPr>
+          <w:fldChar w:fldCharType="end"/>
+        </w:r>
+      </w:hyperlink>
+    </w:p>
+    <w:p>
+      <w:pPr>
+        <w:pStyle w:val="22"/>
+        <w:rPr>
+          <w:rFonts w:asciiTheme="minorHAnsi" w:eastAsiaTheme="minorEastAsia" w:hAnsiTheme="minorHAnsi"/>
+          <w:noProof/>
+          <w:color w:val="auto"/>
+          <w:sz w:val="22"/>
+          <w:lang w:val="en-US"/>
+        </w:rPr>
+      </w:pPr>
+      <w:hyperlink w:anchor="_Toc194048555" w:history="1">
+        <w:r>
+          <w:rPr>
+            <w:rStyle w:val="af4"/>
+            <w:noProof/>
+          </w:rPr>
+          <w:t>2.7 Проверка функции КПОН</w:t>
+        </w:r>
+        <w:r>
+          <w:rPr>
+            <w:noProof/>
+            <w:webHidden/>
+          </w:rPr>
+          <w:tab/>
+        </w:r>
+        <w:r>
+          <w:rPr>
+            <w:noProof/>
+            <w:webHidden/>
+          </w:rPr>
+          <w:fldChar w:fldCharType="begin"/>
+        </w:r>
+        <w:r>
+          <w:rPr>
+            <w:noProof/>
+            <w:webHidden/>
+          </w:rPr>
+          <w:instrText xml:space="preserve"> PAGEREF _Toc194048555 \h </w:instrText>
+        </w:r>
+        <w:r>
+          <w:rPr>
+            <w:noProof/>
+            <w:webHidden/>
+          </w:rPr>
+        </w:r>
+        <w:r>
+          <w:rPr>
+            <w:noProof/>
+            <w:webHidden/>
+          </w:rPr>
+          <w:fldChar w:fldCharType="separate"/>
+        </w:r>
+        <w:r>
+          <w:rPr>
+            <w:noProof/>
+            <w:webHidden/>
+          </w:rPr>
+          <w:t>17</w:t>
+        </w:r>
+        <w:r>
+          <w:rPr>
+            <w:noProof/>
+            <w:webHidden/>
+          </w:rPr>
+          <w:fldChar w:fldCharType="end"/>
+        </w:r>
+      </w:hyperlink>
+    </w:p>
+    <w:p>
+      <w:pPr>
+        <w:pStyle w:val="22"/>
+        <w:rPr>
+          <w:rFonts w:asciiTheme="minorHAnsi" w:eastAsiaTheme="minorEastAsia" w:hAnsiTheme="minorHAnsi"/>
+          <w:noProof/>
+          <w:color w:val="auto"/>
+          <w:sz w:val="22"/>
+          <w:lang w:val="en-US"/>
+        </w:rPr>
+      </w:pPr>
+      <w:hyperlink w:anchor="_Toc194048556" w:history="1">
+        <w:r>
+          <w:rPr>
+            <w:rStyle w:val="af4"/>
+            <w:noProof/>
+          </w:rPr>
+          <w:t>2.8 Проверка функции БНТ</w:t>
+        </w:r>
+        <w:r>
+          <w:rPr>
+            <w:noProof/>
+            <w:webHidden/>
+          </w:rPr>
+          <w:tab/>
+        </w:r>
+        <w:r>
+          <w:rPr>
+            <w:noProof/>
+            <w:webHidden/>
+          </w:rPr>
+          <w:fldChar w:fldCharType="begin"/>
+        </w:r>
+        <w:r>
+          <w:rPr>
+            <w:noProof/>
+            <w:webHidden/>
+          </w:rPr>
+          <w:instrText xml:space="preserve"> PAGEREF _Toc194048556 \h </w:instrText>
+        </w:r>
+        <w:r>
+          <w:rPr>
+            <w:noProof/>
+            <w:webHidden/>
+          </w:rPr>
+        </w:r>
+        <w:r>
+          <w:rPr>
+            <w:noProof/>
+            <w:webHidden/>
+          </w:rPr>
+          <w:fldChar w:fldCharType="separate"/>
+        </w:r>
+        <w:r>
+          <w:rPr>
+            <w:noProof/>
+            <w:webHidden/>
+          </w:rPr>
+          <w:t>26</w:t>
+        </w:r>
+        <w:r>
+          <w:rPr>
+            <w:noProof/>
+            <w:webHidden/>
+          </w:rPr>
+          <w:fldChar w:fldCharType="end"/>
+        </w:r>
+      </w:hyperlink>
+    </w:p>
+    <w:p>
+      <w:pPr>
+        <w:pStyle w:val="22"/>
+        <w:rPr>
+          <w:rFonts w:asciiTheme="minorHAnsi" w:eastAsiaTheme="minorEastAsia" w:hAnsiTheme="minorHAnsi"/>
+          <w:noProof/>
+          <w:color w:val="auto"/>
+          <w:sz w:val="22"/>
+          <w:lang w:val="en-US"/>
+        </w:rPr>
+      </w:pPr>
+      <w:hyperlink w:anchor="_Toc194048557" w:history="1">
+        <w:r>
+          <w:rPr>
+            <w:rStyle w:val="af4"/>
+            <w:noProof/>
+          </w:rPr>
+          <w:t>2.9 Проверка функции МТЗ в части общих цепей</w:t>
+        </w:r>
+        <w:r>
+          <w:rPr>
+            <w:noProof/>
+            <w:webHidden/>
+          </w:rPr>
+          <w:tab/>
+        </w:r>
+        <w:r>
+          <w:rPr>
+            <w:noProof/>
+            <w:webHidden/>
+          </w:rPr>
+          <w:fldChar w:fldCharType="begin"/>
+        </w:r>
+        <w:r>
+          <w:rPr>
+            <w:noProof/>
+            <w:webHidden/>
+          </w:rPr>
+          <w:instrText xml:space="preserve"> PAGEREF _Toc194048557 \h </w:instrText>
+        </w:r>
+        <w:r>
+          <w:rPr>
+            <w:noProof/>
+            <w:webHidden/>
+          </w:rPr>
+        </w:r>
+        <w:r>
+          <w:rPr>
+            <w:noProof/>
+            <w:webHidden/>
+          </w:rPr>
+          <w:fldChar w:fldCharType="separate"/>
+        </w:r>
+        <w:r>
+          <w:rPr>
+            <w:noProof/>
+            <w:webHidden/>
+          </w:rPr>
+          <w:t>40</w:t>
+        </w:r>
+        <w:r>
+          <w:rPr>
+            <w:noProof/>
+            <w:webHidden/>
+          </w:rPr>
+          <w:fldChar w:fldCharType="end"/>
+        </w:r>
+      </w:hyperlink>
+    </w:p>
+    <w:p>
+      <w:pPr>
+        <w:pStyle w:val="22"/>
+        <w:rPr>
+          <w:rFonts w:asciiTheme="minorHAnsi" w:eastAsiaTheme="minorEastAsia" w:hAnsiTheme="minorHAnsi"/>
+          <w:noProof/>
+          <w:color w:val="auto"/>
+          <w:sz w:val="22"/>
+          <w:lang w:val="en-US"/>
+        </w:rPr>
+      </w:pPr>
+      <w:hyperlink w:anchor="_Toc194048558" w:history="1">
+        <w:r>
+          <w:rPr>
+            <w:rStyle w:val="af4"/>
+            <w:noProof/>
+          </w:rPr>
+          <w:t>2.10 Проверка функции МТЗ 1 ступень</w:t>
+        </w:r>
+        <w:r>
+          <w:rPr>
+            <w:noProof/>
+            <w:webHidden/>
+          </w:rPr>
+          <w:tab/>
+        </w:r>
+        <w:r>
+          <w:rPr>
+            <w:noProof/>
+            <w:webHidden/>
+          </w:rPr>
+          <w:fldChar w:fldCharType="begin"/>
+        </w:r>
+        <w:r>
+          <w:rPr>
+            <w:noProof/>
+            <w:webHidden/>
+          </w:rPr>
+          <w:instrText xml:space="preserve"> PAGEREF _Toc194048558 \h </w:instrText>
+        </w:r>
+        <w:r>
+          <w:rPr>
+            <w:noProof/>
+            <w:webHidden/>
+          </w:rPr>
+        </w:r>
+        <w:r>
+          <w:rPr>
+            <w:noProof/>
+            <w:webHidden/>
+          </w:rPr>
+          <w:fldChar w:fldCharType="separate"/>
+        </w:r>
+        <w:r>
+          <w:rPr>
+            <w:noProof/>
+            <w:webHidden/>
+          </w:rPr>
+          <w:t>52</w:t>
+        </w:r>
+        <w:r>
+          <w:rPr>
+            <w:noProof/>
+            <w:webHidden/>
+          </w:rPr>
+          <w:fldChar w:fldCharType="end"/>
+        </w:r>
+      </w:hyperlink>
+    </w:p>
+    <w:p>
+      <w:pPr>
+        <w:pStyle w:val="22"/>
+        <w:rPr>
+          <w:rFonts w:asciiTheme="minorHAnsi" w:eastAsiaTheme="minorEastAsia" w:hAnsiTheme="minorHAnsi"/>
+          <w:noProof/>
+          <w:color w:val="auto"/>
+          <w:sz w:val="22"/>
+          <w:lang w:val="en-US"/>
+        </w:rPr>
+      </w:pPr>
+      <w:hyperlink w:anchor="_Toc194048559" w:history="1">
+        <w:r>
+          <w:rPr>
+            <w:rStyle w:val="af4"/>
+            <w:noProof/>
+          </w:rPr>
+          <w:t>2.11 Проверка функции МТЗ 2 ступень</w:t>
+        </w:r>
+        <w:r>
+          <w:rPr>
+            <w:noProof/>
+            <w:webHidden/>
+          </w:rPr>
+          <w:tab/>
+        </w:r>
+        <w:r>
+          <w:rPr>
+            <w:noProof/>
+            <w:webHidden/>
+          </w:rPr>
+          <w:fldChar w:fldCharType="begin"/>
+        </w:r>
+        <w:r>
+          <w:rPr>
+            <w:noProof/>
+            <w:webHidden/>
+          </w:rPr>
+          <w:instrText xml:space="preserve"> PAGEREF _Toc194048559 \h </w:instrText>
+        </w:r>
+        <w:r>
+          <w:rPr>
+            <w:noProof/>
+            <w:webHidden/>
+          </w:rPr>
+        </w:r>
+        <w:r>
+          <w:rPr>
+            <w:noProof/>
+            <w:webHidden/>
+          </w:rPr>
+          <w:fldChar w:fldCharType="separate"/>
+        </w:r>
+        <w:r>
+          <w:rPr>
+            <w:noProof/>
+            <w:webHidden/>
+          </w:rPr>
+          <w:t>65</w:t>
+        </w:r>
+        <w:r>
+          <w:rPr>
+            <w:noProof/>
+            <w:webHidden/>
+          </w:rPr>
+          <w:fldChar w:fldCharType="end"/>
+        </w:r>
+      </w:hyperlink>
+    </w:p>
+    <w:p>
+      <w:pPr>
+        <w:pStyle w:val="22"/>
+        <w:rPr>
+          <w:rFonts w:asciiTheme="minorHAnsi" w:eastAsiaTheme="minorEastAsia" w:hAnsiTheme="minorHAnsi"/>
+          <w:noProof/>
+          <w:color w:val="auto"/>
+          <w:sz w:val="22"/>
+          <w:lang w:val="en-US"/>
+        </w:rPr>
+      </w:pPr>
+      <w:hyperlink w:anchor="_Toc194048560" w:history="1">
+        <w:r>
+          <w:rPr>
+            <w:rStyle w:val="af4"/>
+            <w:noProof/>
+          </w:rPr>
+          <w:t>2.12 Проверка функции МТЗ 3 ступень</w:t>
+        </w:r>
+        <w:r>
+          <w:rPr>
+            <w:noProof/>
+            <w:webHidden/>
+          </w:rPr>
+          <w:tab/>
+        </w:r>
+        <w:r>
+          <w:rPr>
+            <w:noProof/>
+            <w:webHidden/>
+          </w:rPr>
+          <w:fldChar w:fldCharType="begin"/>
+        </w:r>
+        <w:r>
+          <w:rPr>
+            <w:noProof/>
+            <w:webHidden/>
+          </w:rPr>
+          <w:instrText xml:space="preserve"> PAGEREF _Toc194048560 \h </w:instrText>
+        </w:r>
+        <w:r>
+          <w:rPr>
+            <w:noProof/>
+            <w:webHidden/>
+          </w:rPr>
+        </w:r>
+        <w:r>
+          <w:rPr>
+            <w:noProof/>
+            <w:webHidden/>
+          </w:rPr>
+          <w:fldChar w:fldCharType="separate"/>
+        </w:r>
+        <w:r>
+          <w:rPr>
+            <w:noProof/>
+            <w:webHidden/>
+          </w:rPr>
+          <w:t>77</w:t>
+        </w:r>
+        <w:r>
+          <w:rPr>
+            <w:noProof/>
+            <w:webHidden/>
+          </w:rPr>
+          <w:fldChar w:fldCharType="end"/>
+        </w:r>
+      </w:hyperlink>
+    </w:p>
+    <w:p>
+      <w:pPr>
+        <w:pStyle w:val="12"/>
+        <w:tabs>
+          <w:tab w:val="left" w:pos="567"/>
+          <w:tab w:val="right" w:leader="dot" w:pos="9605"/>
+        </w:tabs>
+        <w:rPr>
+          <w:rFonts w:asciiTheme="minorHAnsi" w:eastAsiaTheme="minorEastAsia" w:hAnsiTheme="minorHAnsi"/>
+          <w:noProof/>
+          <w:color w:val="auto"/>
+          <w:sz w:val="22"/>
+          <w:lang w:val="en-US"/>
+        </w:rPr>
+      </w:pPr>
+      <w:hyperlink w:anchor="_Toc194048561" w:history="1">
+        <w:r>
+          <w:rPr>
+            <w:rStyle w:val="af4"/>
+            <w:noProof/>
+          </w:rPr>
+          <w:t>3.</w:t>
+        </w:r>
+        <w:r>
+          <w:rPr>
+            <w:rFonts w:asciiTheme="minorHAnsi" w:eastAsiaTheme="minorEastAsia" w:hAnsiTheme="minorHAnsi"/>
+            <w:noProof/>
+            <w:color w:val="auto"/>
+            <w:sz w:val="22"/>
+            <w:lang w:val="en-US"/>
+          </w:rPr>
+          <w:tab/>
+        </w:r>
+        <w:r>
+          <w:rPr>
+            <w:rStyle w:val="af4"/>
+            <w:noProof/>
+          </w:rPr>
+          <w:t>РЕЗУЛЬТАТ ИСПЫТАНИЙ</w:t>
+        </w:r>
+        <w:r>
+          <w:rPr>
+            <w:noProof/>
+            <w:webHidden/>
+          </w:rPr>
+          <w:tab/>
+        </w:r>
+        <w:r>
+          <w:rPr>
+            <w:noProof/>
+            <w:webHidden/>
+          </w:rPr>
+          <w:fldChar w:fldCharType="begin"/>
+        </w:r>
+        <w:r>
+          <w:rPr>
+            <w:noProof/>
+            <w:webHidden/>
+          </w:rPr>
+          <w:instrText xml:space="preserve"> PAGEREF _Toc194048561 \h </w:instrText>
+        </w:r>
+        <w:r>
+          <w:rPr>
+            <w:noProof/>
+            <w:webHidden/>
+          </w:rPr>
+        </w:r>
+        <w:r>
+          <w:rPr>
+            <w:noProof/>
+            <w:webHidden/>
+          </w:rPr>
+          <w:fldChar w:fldCharType="separate"/>
+        </w:r>
+        <w:r>
+          <w:rPr>
+            <w:noProof/>
+            <w:webHidden/>
+          </w:rPr>
+          <w:t>91</w:t>
+        </w:r>
+        <w:r>
+          <w:rPr>
+            <w:noProof/>
+            <w:webHidden/>
+          </w:rPr>
+          <w:fldChar w:fldCharType="end"/>
+        </w:r>
+      </w:hyperlink>
+    </w:p>
+    <w:p>
+      <w:pPr>
+        <w:pStyle w:val="22"/>
+        <w:rPr>
+          <w:rFonts w:asciiTheme="minorHAnsi" w:eastAsiaTheme="minorEastAsia" w:hAnsiTheme="minorHAnsi"/>
+          <w:noProof/>
+          <w:color w:val="auto"/>
+          <w:sz w:val="22"/>
+          <w:lang w:val="en-US"/>
+        </w:rPr>
+      </w:pPr>
+      <w:hyperlink w:anchor="_Toc194048562" w:history="1">
+        <w:r>
+          <w:rPr>
+            <w:rStyle w:val="af4"/>
+            <w:noProof/>
+          </w:rPr>
+          <w:t>3.1 Результат проверки функции КЦН НН</w:t>
+        </w:r>
+        <w:r>
+          <w:rPr>
+            <w:noProof/>
+            <w:webHidden/>
+          </w:rPr>
+          <w:tab/>
+        </w:r>
+        <w:r>
+          <w:rPr>
+            <w:noProof/>
+            <w:webHidden/>
+          </w:rPr>
+          <w:fldChar w:fldCharType="begin"/>
+        </w:r>
+        <w:r>
+          <w:rPr>
+            <w:noProof/>
+            <w:webHidden/>
+          </w:rPr>
+          <w:instrText xml:space="preserve"> PAGEREF _Toc194048562 \h </w:instrText>
+        </w:r>
+        <w:r>
+          <w:rPr>
+            <w:noProof/>
+            <w:webHidden/>
+          </w:rPr>
+        </w:r>
+        <w:r>
+          <w:rPr>
+            <w:noProof/>
+            <w:webHidden/>
+          </w:rPr>
+          <w:fldChar w:fldCharType="separate"/>
+        </w:r>
+        <w:r>
+          <w:rPr>
+            <w:noProof/>
+            <w:webHidden/>
+          </w:rPr>
+          <w:t>91</w:t>
+        </w:r>
+        <w:r>
+          <w:rPr>
+            <w:noProof/>
+            <w:webHidden/>
+          </w:rPr>
+          <w:fldChar w:fldCharType="end"/>
+        </w:r>
+      </w:hyperlink>
+    </w:p>
+    <w:p>
+      <w:pPr>
+        <w:pStyle w:val="22"/>
+        <w:rPr>
+          <w:rFonts w:asciiTheme="minorHAnsi" w:eastAsiaTheme="minorEastAsia" w:hAnsiTheme="minorHAnsi"/>
+          <w:noProof/>
+          <w:color w:val="auto"/>
+          <w:sz w:val="22"/>
+          <w:lang w:val="en-US"/>
+        </w:rPr>
+      </w:pPr>
+      <w:hyperlink w:anchor="_Toc194048563" w:history="1">
+        <w:r>
+          <w:rPr>
+            <w:rStyle w:val="af4"/>
+            <w:noProof/>
+          </w:rPr>
+          <w:t>3.2 Результат проверки функций КПОН</w:t>
+        </w:r>
+        <w:r>
+          <w:rPr>
+            <w:noProof/>
+            <w:webHidden/>
+          </w:rPr>
+          <w:tab/>
+        </w:r>
+        <w:r>
+          <w:rPr>
+            <w:noProof/>
+            <w:webHidden/>
+          </w:rPr>
+          <w:fldChar w:fldCharType="begin"/>
+        </w:r>
+        <w:r>
+          <w:rPr>
+            <w:noProof/>
+            <w:webHidden/>
+          </w:rPr>
+          <w:instrText xml:space="preserve"> PAGEREF _Toc194048563 \h </w:instrText>
+        </w:r>
+        <w:r>
+          <w:rPr>
+            <w:noProof/>
+            <w:webHidden/>
+          </w:rPr>
+        </w:r>
+        <w:r>
+          <w:rPr>
+            <w:noProof/>
+            <w:webHidden/>
+          </w:rPr>
+          <w:fldChar w:fldCharType="separate"/>
+        </w:r>
+        <w:r>
+          <w:rPr>
+            <w:noProof/>
+            <w:webHidden/>
+          </w:rPr>
+          <w:t>91</w:t>
+        </w:r>
+        <w:r>
+          <w:rPr>
+            <w:noProof/>
+            <w:webHidden/>
+          </w:rPr>
+          <w:fldChar w:fldCharType="end"/>
+        </w:r>
+      </w:hyperlink>
+    </w:p>
+    <w:p>
+      <w:pPr>
+        <w:pStyle w:val="22"/>
+        <w:rPr>
+          <w:rFonts w:asciiTheme="minorHAnsi" w:eastAsiaTheme="minorEastAsia" w:hAnsiTheme="minorHAnsi"/>
+          <w:noProof/>
+          <w:color w:val="auto"/>
+          <w:sz w:val="22"/>
+          <w:lang w:val="en-US"/>
+        </w:rPr>
+      </w:pPr>
+      <w:hyperlink w:anchor="_Toc194048564" w:history="1">
+        <w:r>
+          <w:rPr>
+            <w:rStyle w:val="af4"/>
+            <w:noProof/>
+          </w:rPr>
+          <w:t>3.3 Результат проверки функции БНТ</w:t>
+        </w:r>
+        <w:r>
+          <w:rPr>
+            <w:noProof/>
+            <w:webHidden/>
+          </w:rPr>
+          <w:tab/>
+        </w:r>
+        <w:r>
+          <w:rPr>
+            <w:noProof/>
+            <w:webHidden/>
+          </w:rPr>
+          <w:fldChar w:fldCharType="begin"/>
+        </w:r>
+        <w:r>
+          <w:rPr>
+            <w:noProof/>
+            <w:webHidden/>
+          </w:rPr>
+          <w:instrText xml:space="preserve"> PAGEREF _Toc194048564 \h </w:instrText>
+        </w:r>
+        <w:r>
+          <w:rPr>
+            <w:noProof/>
+            <w:webHidden/>
+          </w:rPr>
+        </w:r>
+        <w:r>
+          <w:rPr>
+            <w:noProof/>
+            <w:webHidden/>
+          </w:rPr>
+          <w:fldChar w:fldCharType="separate"/>
+        </w:r>
+        <w:r>
+          <w:rPr>
+            <w:noProof/>
+            <w:webHidden/>
+          </w:rPr>
+          <w:t>92</w:t>
+        </w:r>
+        <w:r>
+          <w:rPr>
+            <w:noProof/>
+            <w:webHidden/>
+          </w:rPr>
+          <w:fldChar w:fldCharType="end"/>
+        </w:r>
+      </w:hyperlink>
+    </w:p>
+    <w:p>
+      <w:pPr>
+        <w:pStyle w:val="22"/>
+        <w:rPr>
+          <w:rFonts w:asciiTheme="minorHAnsi" w:eastAsiaTheme="minorEastAsia" w:hAnsiTheme="minorHAnsi"/>
+          <w:noProof/>
+          <w:color w:val="auto"/>
+          <w:sz w:val="22"/>
+          <w:lang w:val="en-US"/>
+        </w:rPr>
+      </w:pPr>
+      <w:hyperlink w:anchor="_Toc194048565" w:history="1">
+        <w:r>
+          <w:rPr>
+            <w:rStyle w:val="af4"/>
+            <w:noProof/>
+          </w:rPr>
+          <w:t>3.4 Результат проверки функции МТЗ в части общих цепей</w:t>
+        </w:r>
+        <w:r>
+          <w:rPr>
+            <w:noProof/>
+            <w:webHidden/>
+          </w:rPr>
+          <w:tab/>
+        </w:r>
+        <w:r>
+          <w:rPr>
+            <w:noProof/>
+            <w:webHidden/>
+          </w:rPr>
+          <w:fldChar w:fldCharType="begin"/>
+        </w:r>
+        <w:r>
+          <w:rPr>
+            <w:noProof/>
+            <w:webHidden/>
+          </w:rPr>
+          <w:instrText xml:space="preserve"> PAGEREF _Toc194048565 \h </w:instrText>
+        </w:r>
+        <w:r>
+          <w:rPr>
+            <w:noProof/>
+            <w:webHidden/>
+          </w:rPr>
+        </w:r>
+        <w:r>
+          <w:rPr>
+            <w:noProof/>
+            <w:webHidden/>
+          </w:rPr>
+          <w:fldChar w:fldCharType="separate"/>
+        </w:r>
+        <w:r>
+          <w:rPr>
+            <w:noProof/>
+            <w:webHidden/>
+          </w:rPr>
+          <w:t>93</w:t>
+        </w:r>
+        <w:r>
+          <w:rPr>
+            <w:noProof/>
+            <w:webHidden/>
+          </w:rPr>
+          <w:fldChar w:fldCharType="end"/>
+        </w:r>
+      </w:hyperlink>
+    </w:p>
+    <w:p>
+      <w:pPr>
+        <w:pStyle w:val="22"/>
+        <w:rPr>
+          <w:rFonts w:asciiTheme="minorHAnsi" w:eastAsiaTheme="minorEastAsia" w:hAnsiTheme="minorHAnsi"/>
+          <w:noProof/>
+          <w:color w:val="auto"/>
+          <w:sz w:val="22"/>
+          <w:lang w:val="en-US"/>
+        </w:rPr>
+      </w:pPr>
+      <w:hyperlink w:anchor="_Toc194048566" w:history="1">
+        <w:r>
+          <w:rPr>
+            <w:rStyle w:val="af4"/>
+            <w:noProof/>
+          </w:rPr>
+          <w:t>3.5 Результат проверки функции МТЗ 1 ступень</w:t>
+        </w:r>
+        <w:r>
+          <w:rPr>
+            <w:noProof/>
+            <w:webHidden/>
+          </w:rPr>
+          <w:tab/>
+        </w:r>
+        <w:r>
+          <w:rPr>
+            <w:noProof/>
+            <w:webHidden/>
+          </w:rPr>
+          <w:fldChar w:fldCharType="begin"/>
+        </w:r>
+        <w:r>
+          <w:rPr>
+            <w:noProof/>
+            <w:webHidden/>
+          </w:rPr>
+          <w:instrText xml:space="preserve"> PAGEREF _Toc194048566 \h </w:instrText>
+        </w:r>
+        <w:r>
+          <w:rPr>
+            <w:noProof/>
+            <w:webHidden/>
+          </w:rPr>
+        </w:r>
+        <w:r>
+          <w:rPr>
+            <w:noProof/>
+            <w:webHidden/>
+          </w:rPr>
+          <w:fldChar w:fldCharType="separate"/>
+        </w:r>
+        <w:r>
+          <w:rPr>
+            <w:noProof/>
+            <w:webHidden/>
+          </w:rPr>
+          <w:t>94</w:t>
+        </w:r>
+        <w:r>
+          <w:rPr>
+            <w:noProof/>
+            <w:webHidden/>
+          </w:rPr>
+          <w:fldChar w:fldCharType="end"/>
+        </w:r>
+      </w:hyperlink>
+    </w:p>
+    <w:p>
+      <w:pPr>
+        <w:pStyle w:val="22"/>
+        <w:rPr>
+          <w:rFonts w:asciiTheme="minorHAnsi" w:eastAsiaTheme="minorEastAsia" w:hAnsiTheme="minorHAnsi"/>
+          <w:noProof/>
+          <w:color w:val="auto"/>
+          <w:sz w:val="22"/>
+          <w:lang w:val="en-US"/>
+        </w:rPr>
+      </w:pPr>
+      <w:hyperlink w:anchor="_Toc194048567" w:history="1">
+        <w:r>
+          <w:rPr>
+            <w:rStyle w:val="af4"/>
+            <w:noProof/>
+          </w:rPr>
+          <w:t>3.6 Результат проверки функции МТЗ 2 ступень</w:t>
+        </w:r>
+        <w:r>
+          <w:rPr>
+            <w:noProof/>
+            <w:webHidden/>
+          </w:rPr>
+          <w:tab/>
+        </w:r>
+        <w:r>
+          <w:rPr>
+            <w:noProof/>
+            <w:webHidden/>
+          </w:rPr>
+          <w:fldChar w:fldCharType="begin"/>
+        </w:r>
+        <w:r>
+          <w:rPr>
+            <w:noProof/>
+            <w:webHidden/>
+          </w:rPr>
+          <w:instrText xml:space="preserve"> PAGEREF _Toc194048567 \h </w:instrText>
+        </w:r>
+        <w:r>
+          <w:rPr>
+            <w:noProof/>
+            <w:webHidden/>
+          </w:rPr>
+        </w:r>
+        <w:r>
+          <w:rPr>
+            <w:noProof/>
+            <w:webHidden/>
+          </w:rPr>
+          <w:fldChar w:fldCharType="separate"/>
+        </w:r>
+        <w:r>
+          <w:rPr>
+            <w:noProof/>
+            <w:webHidden/>
+          </w:rPr>
+          <w:t>96</w:t>
+        </w:r>
+        <w:r>
+          <w:rPr>
+            <w:noProof/>
+            <w:webHidden/>
+          </w:rPr>
+          <w:fldChar w:fldCharType="end"/>
+        </w:r>
+      </w:hyperlink>
+    </w:p>
+    <w:p>
+      <w:pPr>
+        <w:pStyle w:val="22"/>
+        <w:rPr>
+          <w:rFonts w:asciiTheme="minorHAnsi" w:eastAsiaTheme="minorEastAsia" w:hAnsiTheme="minorHAnsi"/>
+          <w:noProof/>
+          <w:color w:val="auto"/>
+          <w:sz w:val="22"/>
+          <w:lang w:val="en-US"/>
+        </w:rPr>
+      </w:pPr>
+      <w:hyperlink w:anchor="_Toc194048568" w:history="1">
+        <w:r>
+          <w:rPr>
+            <w:rStyle w:val="af4"/>
+            <w:noProof/>
+          </w:rPr>
+          <w:t>3.7 Результат проверки функции МТЗ 3 ступень</w:t>
+        </w:r>
+        <w:r>
+          <w:rPr>
+            <w:noProof/>
+            <w:webHidden/>
+          </w:rPr>
+          <w:tab/>
+        </w:r>
+        <w:r>
+          <w:rPr>
+            <w:noProof/>
+            <w:webHidden/>
+          </w:rPr>
+          <w:fldChar w:fldCharType="begin"/>
+        </w:r>
+        <w:r>
+          <w:rPr>
+            <w:noProof/>
+            <w:webHidden/>
+          </w:rPr>
+          <w:instrText xml:space="preserve"> PAGEREF _Toc194048568 \h </w:instrText>
+        </w:r>
+        <w:r>
+          <w:rPr>
+            <w:noProof/>
+            <w:webHidden/>
+          </w:rPr>
+        </w:r>
+        <w:r>
+          <w:rPr>
+            <w:noProof/>
+            <w:webHidden/>
+          </w:rPr>
+          <w:fldChar w:fldCharType="separate"/>
+        </w:r>
+        <w:r>
+          <w:rPr>
+            <w:noProof/>
+            <w:webHidden/>
+          </w:rPr>
+          <w:t>97</w:t>
         </w:r>
         <w:r>
           <w:rPr>
@@ -1501,7 +2559,7 @@
         <w:lastRenderedPageBreak/>
         <w:tab/>
       </w:r>
-      <w:bookmarkStart w:id="0" w:name="_Toc194048083"/>
+      <w:bookmarkStart w:id="0" w:name="_Toc194048540"/>
       <w:r>
         <w:t>ОБЩИЕ СВЕДЕНИЯ</w:t>
       </w:r>
@@ -1511,7 +2569,7 @@
       <w:pPr>
         <w:pStyle w:val="2"/>
       </w:pPr>
-      <w:bookmarkStart w:id="1" w:name="_Toc194048084"/>
+      <w:bookmarkStart w:id="1" w:name="_Toc194048541"/>
       <w:r>
         <w:t>Цель проведения испытаний</w:t>
       </w:r>
@@ -1525,12 +2583,7 @@
         <w:t>Проверка функциональн</w:t>
       </w:r>
       <w:r>
-        <w:t>ой схемы устройства ЮНИ</w:t>
-      </w:r>
-      <w:bookmarkStart w:id="2" w:name="_GoBack"/>
-      <w:bookmarkEnd w:id="2"/>
-      <w:r>
-        <w:t>Т-М300-Т</w:t>
+        <w:t>ой схемы устройства ЮНИТ-М300-Т</w:t>
       </w:r>
       <w:r>
         <w:t xml:space="preserve"> в части функции МТЗ.</w:t>
@@ -1540,14 +2593,14 @@
       <w:pPr>
         <w:pStyle w:val="2"/>
       </w:pPr>
-      <w:bookmarkStart w:id="3" w:name="_Toc194048085"/>
+      <w:bookmarkStart w:id="2" w:name="_Toc194048542"/>
       <w:r>
         <w:t>Место</w:t>
       </w:r>
       <w:r>
         <w:t xml:space="preserve"> проведения испытаний</w:t>
       </w:r>
-      <w:bookmarkEnd w:id="3"/>
+      <w:bookmarkEnd w:id="2"/>
     </w:p>
     <w:tbl>
       <w:tblPr>
@@ -1687,11 +2740,11 @@
       <w:pPr>
         <w:pStyle w:val="2"/>
       </w:pPr>
-      <w:bookmarkStart w:id="4" w:name="_Toc194048086"/>
+      <w:bookmarkStart w:id="3" w:name="_Toc194048543"/>
       <w:r>
         <w:t>Информация об объекте испытаний</w:t>
       </w:r>
-      <w:bookmarkEnd w:id="4"/>
+      <w:bookmarkEnd w:id="3"/>
     </w:p>
     <w:p>
       <w:pPr>
@@ -1812,7 +2865,13 @@
               <w:jc w:val="left"/>
             </w:pPr>
             <w:r>
-              <w:t>Микропроцессорное устройство защиты отходящей линии «ЮНИТ-М300-Т2»,</w:t>
+              <w:t>Микропроцессорное устройство защи</w:t>
+            </w:r>
+            <w:r>
+              <w:t>ты отходящей линии «ЮНИТ-М300-Т</w:t>
+            </w:r>
+            <w:r>
+              <w:t>»,</w:t>
             </w:r>
           </w:p>
           <w:p>
@@ -1823,7 +2882,13 @@
               <w:rPr>
                 <w:highlight w:val="yellow"/>
               </w:rPr>
-              <w:t>Модель ЮНИТ-М314-Т2-Р02с-B021-В021-В001-К001-К003-M046-5400-x-C02.00,</w:t>
+              <w:t>Модель ЮНИТ-М314-Т</w:t>
+            </w:r>
+            <w:r>
+              <w:rPr>
+                <w:highlight w:val="yellow"/>
+              </w:rPr>
+              <w:t>-Р02с-B021-В021-В001-К001-К003-M046-5400-x-C02.00,</w:t>
             </w:r>
           </w:p>
           <w:p>
@@ -2025,11 +3090,11 @@
       <w:pPr>
         <w:pStyle w:val="2"/>
       </w:pPr>
-      <w:bookmarkStart w:id="5" w:name="_Toc194048087"/>
+      <w:bookmarkStart w:id="4" w:name="_Toc194048544"/>
       <w:r>
         <w:t>Период проведения испытаний</w:t>
       </w:r>
-      <w:bookmarkEnd w:id="5"/>
+      <w:bookmarkEnd w:id="4"/>
     </w:p>
     <w:p>
       <w:pPr>
@@ -2052,11 +3117,11 @@
       <w:pPr>
         <w:pStyle w:val="2"/>
       </w:pPr>
-      <w:bookmarkStart w:id="6" w:name="_Toc194048088"/>
+      <w:bookmarkStart w:id="5" w:name="_Toc194048545"/>
       <w:r>
         <w:t>Условия проведения испытаний и измерений</w:t>
       </w:r>
-      <w:bookmarkEnd w:id="6"/>
+      <w:bookmarkEnd w:id="5"/>
     </w:p>
     <w:p>
       <w:pPr>
@@ -2070,11 +3135,11 @@
       <w:pPr>
         <w:pStyle w:val="2"/>
       </w:pPr>
-      <w:bookmarkStart w:id="7" w:name="_Toc194048089"/>
+      <w:bookmarkStart w:id="6" w:name="_Toc194048546"/>
       <w:r>
         <w:t>Нормативная документация</w:t>
       </w:r>
-      <w:bookmarkEnd w:id="7"/>
+      <w:bookmarkEnd w:id="6"/>
     </w:p>
     <w:p>
       <w:pPr>
@@ -2091,12 +3156,12 @@
       <w:pPr>
         <w:pStyle w:val="2"/>
       </w:pPr>
-      <w:bookmarkStart w:id="8" w:name="_Toc194048090"/>
+      <w:bookmarkStart w:id="7" w:name="_Toc194048547"/>
       <w:r>
         <w:lastRenderedPageBreak/>
         <w:t>Перечень используемых средств измерений (СИ), испытательного оборудования (ИО) и вспомогательного оборудования (ВО)</w:t>
       </w:r>
-      <w:bookmarkEnd w:id="8"/>
+      <w:bookmarkEnd w:id="7"/>
     </w:p>
     <w:p>
       <w:pPr>
@@ -3602,20 +4667,38 @@
       <w:pPr>
         <w:pStyle w:val="1"/>
       </w:pPr>
-      <w:bookmarkStart w:id="9" w:name="_Toc194048091"/>
+      <w:bookmarkStart w:id="8" w:name="_Toc194048548"/>
       <w:r>
         <w:lastRenderedPageBreak/>
         <w:t>ПРОГРАММА И МЕТОДИКИ ПРОВЕДЕНИЯ ИСПЫТАНИЙ</w:t>
+      </w:r>
+      <w:bookmarkEnd w:id="8"/>
+    </w:p>
+    <w:p>
+      <w:pPr>
+        <w:pStyle w:val="2"/>
+      </w:pPr>
+      <w:bookmarkStart w:id="9" w:name="_Toc194048549"/>
+      <w:r>
+        <w:t>Цель испытаний</w:t>
       </w:r>
       <w:bookmarkEnd w:id="9"/>
     </w:p>
     <w:p>
       <w:pPr>
+        <w:pStyle w:val="3"/>
+      </w:pPr>
+      <w:r>
+        <w:t xml:space="preserve">  Оценка корректности реализации логических взаимосвязей между функциональными блоками (МТЗ, КЦН НН, СС, ПС), а также внутри этих блоков, в объеме, достаточном для проверки правильности их взаимодействия. Проверки в составе данного подраздела проводятся с использованием ИО типа «РЕТОМ-71».</w:t>
+      </w:r>
+    </w:p>
+    <w:p>
+      <w:pPr>
         <w:pStyle w:val="2"/>
       </w:pPr>
-      <w:bookmarkStart w:id="10" w:name="_Toc194048092"/>
+      <w:bookmarkStart w:id="10" w:name="_Toc194048550"/>
       <w:r>
-        <w:t>Цель испытаний</w:t>
+        <w:t>Подключение аналоговых цепей к устройству</w:t>
       </w:r>
       <w:bookmarkEnd w:id="10"/>
     </w:p>
@@ -3624,73 +4707,33 @@
         <w:pStyle w:val="3"/>
       </w:pPr>
       <w:r>
-        <w:t xml:space="preserve">  Оценка корректности реализации логических взаимосвязей между функциональными блоками (</w:t>
+        <w:t xml:space="preserve">Подключение аналоговых цепей производится в соответствии с </w:t>
       </w:r>
       <w:r>
-        <w:t>МТЗ</w:t>
-      </w:r>
-      <w:r>
-        <w:t>,</w:t>
-      </w:r>
-      <w:r>
-        <w:t xml:space="preserve"> КЦН НН,</w:t>
-      </w:r>
-      <w:r>
-        <w:t xml:space="preserve"> СС, ПС), а также внутри этих блоков, в объеме, достаточном для проверки правильности их взаимодействия. Проверки в составе данного подраздела проводятся с использованием ИО типа «РЕТОМ-71».</w:t>
-      </w:r>
-    </w:p>
-    <w:p>
-      <w:pPr>
-        <w:pStyle w:val="2"/>
-      </w:pPr>
-      <w:bookmarkStart w:id="11" w:name="_Toc194048093"/>
-      <w:r>
-        <w:t>Подключение аналоговых цепей к устройству</w:t>
-      </w:r>
-      <w:bookmarkEnd w:id="11"/>
-    </w:p>
-    <w:p>
-      <w:pPr>
-        <w:pStyle w:val="3"/>
-      </w:pPr>
-      <w:r>
-        <w:t xml:space="preserve">Подключение аналоговых цепей производится в соответствии с рисунком  </w:t>
-      </w:r>
-      <w:r>
-        <w:rPr>
-          <w:highlight w:val="yellow"/>
-        </w:rPr>
         <w:fldChar w:fldCharType="begin"/>
       </w:r>
       <w:r>
-        <w:rPr>
-          <w:highlight w:val="yellow"/>
-        </w:rPr>
-        <w:instrText xml:space="preserve"> REF _Ref191625740 \r \h  \* MERGEFORMAT </w:instrText>
+        <w:instrText xml:space="preserve"> REF _Ref195516499 \r \h  \* MERGEFORMAT </w:instrText>
       </w:r>
       <w:r>
-        <w:rPr>
-          <w:highlight w:val="yellow"/>
-        </w:rPr>
-      </w:r>
-      <w:r>
-        <w:rPr>
-          <w:highlight w:val="yellow"/>
-        </w:rPr>
         <w:fldChar w:fldCharType="separate"/>
       </w:r>
       <w:r>
         <w:rPr>
-          <w:b/>
-          <w:bCs/>
-          <w:highlight w:val="yellow"/>
+          <w:vanish/>
         </w:rPr>
-        <w:t>Ошибка! Источник ссылки не найден.</w:t>
+        <w:t xml:space="preserve">Рисунок </w:t>
+      </w:r>
+      <w:r>
+        <w:t>2.1</w:t>
       </w:r>
       <w:r>
         <w:rPr>
-          <w:highlight w:val="yellow"/>
+          <w:vanish/>
         </w:rPr>
+        <w:t xml:space="preserve"> - </w:t>
+      </w:r>
+      <w:r>
         <w:fldChar w:fldCharType="end"/>
       </w:r>
       <w:r>
@@ -3725,10 +4768,10 @@
             <v:path o:extrusionok="f" gradientshapeok="t" o:connecttype="rect"/>
             <o:lock v:ext="edit" aspectratio="t"/>
           </v:shapetype>
-          <v:shape id="_x0000_i1025" type="#_x0000_t75" style="width:199.85pt;height:200.45pt" o:ole="">
+          <v:shape id="_x0000_i1025" type="#_x0000_t75" style="width:201.5pt;height:201.5pt" o:ole="">
             <v:imagedata r:id="rId10" o:title=""/>
           </v:shape>
-          <o:OLEObject Type="Embed" ProgID="Acrobat.Document.DC" ShapeID="_x0000_i1025" DrawAspect="Content" ObjectID="_1804660966" r:id="rId11"/>
+          <o:OLEObject Type="Embed" ProgID="Acrobat.Document.DC" ShapeID="_x0000_i1025" DrawAspect="Content" ObjectID="_1809326206" r:id="rId11"/>
         </w:object>
       </w:r>
     </w:p>
@@ -3736,15 +4779,17 @@
       <w:pPr>
         <w:pStyle w:val="a1"/>
       </w:pPr>
+      <w:bookmarkStart w:id="11" w:name="_Ref195516499"/>
       <w:r>
         <w:t>Схема подключения аналоговых цепей для проверки устройства ЮНИТ-М300</w:t>
       </w:r>
+      <w:bookmarkEnd w:id="11"/>
     </w:p>
     <w:p>
       <w:pPr>
         <w:pStyle w:val="2"/>
       </w:pPr>
-      <w:bookmarkStart w:id="12" w:name="_Toc194048094"/>
+      <w:bookmarkStart w:id="12" w:name="_Toc194048551"/>
       <w:r>
         <w:t>Подключение дискретных входных и выходных цепей устройства</w:t>
       </w:r>
@@ -3767,10 +4812,10 @@
       </w:pPr>
       <w:r>
         <w:object w:dxaOrig="19650" w:dyaOrig="13425">
-          <v:shape id="_x0000_i1026" type="#_x0000_t75" style="width:411.85pt;height:283.4pt" o:ole="">
+          <v:shape id="_x0000_i1026" type="#_x0000_t75" style="width:410.5pt;height:280.5pt" o:ole="">
             <v:imagedata r:id="rId12" o:title=""/>
           </v:shape>
-          <o:OLEObject Type="Embed" ProgID="Acrobat.Document.DC" ShapeID="_x0000_i1026" DrawAspect="Content" ObjectID="_1804660967" r:id="rId13"/>
+          <o:OLEObject Type="Embed" ProgID="Acrobat.Document.DC" ShapeID="_x0000_i1026" DrawAspect="Content" ObjectID="_1809326207" r:id="rId13"/>
         </w:object>
       </w:r>
     </w:p>
@@ -3786,7 +4831,7 @@
       <w:pPr>
         <w:pStyle w:val="2"/>
       </w:pPr>
-      <w:bookmarkStart w:id="13" w:name="_Toc194048095"/>
+      <w:bookmarkStart w:id="13" w:name="_Toc194048552"/>
       <w:r>
         <w:t>Назначение дискрет</w:t>
       </w:r>
@@ -3803,73 +4848,75 @@
         <w:pStyle w:val="3"/>
       </w:pPr>
       <w:r>
-        <w:t xml:space="preserve">Назначение дискретных входов на внутренние сигналы функциональной логики устройства ЮНИТ-М300 производится при помощи подключенного ПК с установленным ПО «ЮНИТ-СЕРВИС» в инструменте «Матрица входов и выходных реле». </w:t>
+        <w:t xml:space="preserve">Назначение дискретных входов на внутренние сигналы функциональной логики </w:t>
       </w:r>
       <w:r>
-        <w:rPr>
-          <w:highlight w:val="yellow"/>
-        </w:rPr>
+        <w:t xml:space="preserve">устройства ЮНИТ-М300 производится при помощи подключенного ПК с установленным ПО «ЮНИТ-СЕРВИС» в инструменте «Матрица входов и выходных реле». </w:t>
+      </w:r>
+      <w:r>
         <w:t>Назначение дискретных входов должно соответствовать</w:t>
       </w:r>
       <w:r>
-        <w:rPr>
-          <w:highlight w:val="yellow"/>
-        </w:rPr>
-        <w:t xml:space="preserve"> таблицей </w:t>
+        <w:t xml:space="preserve"> таблиц</w:t>
       </w:r>
       <w:r>
-        <w:rPr>
-          <w:highlight w:val="yellow"/>
-        </w:rPr>
+        <w:t>ам</w:t>
+      </w:r>
+      <w:r>
+        <w:t xml:space="preserve"> </w:t>
+      </w:r>
+      <w:r>
         <w:fldChar w:fldCharType="begin"/>
       </w:r>
       <w:r>
-        <w:rPr>
-          <w:highlight w:val="yellow"/>
-        </w:rPr>
-        <w:instrText xml:space="preserve"> REF _Ref191625992 \r \h  \* MERGEFORMAT </w:instrText>
+        <w:instrText xml:space="preserve"> REF _Ref195516551 \r \h  \* MERGEFORMAT </w:instrText>
       </w:r>
       <w:r>
-        <w:rPr>
-          <w:highlight w:val="yellow"/>
-        </w:rPr>
-      </w:r>
-      <w:r>
-        <w:rPr>
-          <w:highlight w:val="yellow"/>
-        </w:rPr>
         <w:fldChar w:fldCharType="separate"/>
       </w:r>
       <w:r>
         <w:rPr>
           <w:vanish/>
-          <w:highlight w:val="yellow"/>
         </w:rPr>
         <w:t xml:space="preserve">Таблица </w:t>
       </w:r>
       <w:r>
-        <w:rPr>
-          <w:highlight w:val="yellow"/>
-        </w:rPr>
-        <w:t>2.5</w:t>
+        <w:t>2.1 -</w:t>
+      </w:r>
+      <w:r>
+        <w:fldChar w:fldCharType="end"/>
+      </w:r>
+      <w:r>
+        <w:t xml:space="preserve"> </w:t>
+      </w:r>
+      <w:r>
+        <w:fldChar w:fldCharType="begin"/>
+      </w:r>
+      <w:r>
+        <w:instrText xml:space="preserve"> REF _Ref195516560 \r \h  \* MERGEFORMAT </w:instrText>
+      </w:r>
+      <w:r>
+        <w:fldChar w:fldCharType="separate"/>
       </w:r>
       <w:r>
         <w:rPr>
           <w:vanish/>
-          <w:highlight w:val="yellow"/>
+        </w:rPr>
+        <w:t xml:space="preserve">Таблица </w:t>
+      </w:r>
+      <w:r>
+        <w:t>2.7</w:t>
+      </w:r>
+      <w:r>
+        <w:rPr>
+          <w:vanish/>
         </w:rPr>
         <w:t xml:space="preserve"> -</w:t>
       </w:r>
       <w:r>
-        <w:rPr>
-          <w:highlight w:val="yellow"/>
-        </w:rPr>
         <w:fldChar w:fldCharType="end"/>
       </w:r>
       <w:r>
-        <w:rPr>
-          <w:highlight w:val="yellow"/>
-        </w:rPr>
         <w:t>.</w:t>
       </w:r>
     </w:p>
@@ -3877,6 +4924,7 @@
       <w:pPr>
         <w:pStyle w:val="a"/>
       </w:pPr>
+      <w:bookmarkStart w:id="14" w:name="_Ref195516551"/>
       <w:r>
         <w:t>Назначение дискретных входов</w:t>
       </w:r>
@@ -3886,6 +4934,7 @@
       <w:r>
         <w:t>ЮНИТ-М300 для проверки БНТ</w:t>
       </w:r>
+      <w:bookmarkEnd w:id="14"/>
     </w:p>
     <w:tbl>
       <w:tblPr>
@@ -5644,7 +6693,7 @@
       <w:pPr>
         <w:pStyle w:val="a"/>
       </w:pPr>
-      <w:bookmarkStart w:id="14" w:name="_Ref191625992"/>
+      <w:bookmarkStart w:id="15" w:name="_Ref191625992"/>
       <w:r>
         <w:t>Назначение дискретных входов</w:t>
       </w:r>
@@ -7435,7 +8484,7 @@
       <w:r>
         <w:t xml:space="preserve"> ступен</w:t>
       </w:r>
-      <w:bookmarkEnd w:id="14"/>
+      <w:bookmarkEnd w:id="15"/>
       <w:r>
         <w:t>и</w:t>
       </w:r>
@@ -7821,9 +8870,6 @@
               <w:jc w:val="left"/>
             </w:pPr>
             <w:r>
-              <w:rPr>
-                <w:color w:val="00B050"/>
-              </w:rPr>
               <w:t>КПОН внеш</w:t>
             </w:r>
           </w:p>
@@ -8726,9 +9772,6 @@
               <w:jc w:val="left"/>
             </w:pPr>
             <w:r>
-              <w:rPr>
-                <w:color w:val="00B050"/>
-              </w:rPr>
               <w:t>КПОН внеш</w:t>
             </w:r>
           </w:p>
@@ -9234,6 +10277,7 @@
       <w:pPr>
         <w:pStyle w:val="a"/>
       </w:pPr>
+      <w:bookmarkStart w:id="16" w:name="_Ref195516560"/>
       <w:r>
         <w:t>Назначение дискретных входов</w:t>
       </w:r>
@@ -9252,6 +10296,7 @@
       <w:r>
         <w:t>и</w:t>
       </w:r>
+      <w:bookmarkEnd w:id="16"/>
     </w:p>
     <w:tbl>
       <w:tblPr>
@@ -9638,9 +10683,6 @@
               <w:jc w:val="left"/>
             </w:pPr>
             <w:r>
-              <w:rPr>
-                <w:color w:val="00B050"/>
-              </w:rPr>
               <w:t>КПОН внеш</w:t>
             </w:r>
           </w:p>
@@ -10146,7 +11188,7 @@
       <w:pPr>
         <w:pStyle w:val="2"/>
       </w:pPr>
-      <w:bookmarkStart w:id="15" w:name="_Toc194048096"/>
+      <w:bookmarkStart w:id="17" w:name="_Toc194048553"/>
       <w:r>
         <w:lastRenderedPageBreak/>
         <w:t>Назначение вы</w:t>
@@ -10154,7 +11196,7 @@
       <w:r>
         <w:t>ходных реле устройств ЮНИТ-М300</w:t>
       </w:r>
-      <w:bookmarkEnd w:id="15"/>
+      <w:bookmarkEnd w:id="17"/>
       <w:r>
         <w:t xml:space="preserve">  </w:t>
       </w:r>
@@ -10164,43 +11206,66 @@
         <w:pStyle w:val="3"/>
       </w:pPr>
       <w:r>
-        <w:t xml:space="preserve">Назначение внутренних сигналов функциональной логики на выходные реле устройства ЮНИТ-М300 производится при помощи подключенного ПК с установленным ПО «ЮНИТ-СЕРВИС» в инструменте «Матрица входов и выходных реле». Назначение производится в соответствии с таблицей </w:t>
+        <w:t>Назначение внутренних сигналов функциональной логики на выходные реле устройства ЮНИТ-М300 производится при помощи подключенного ПК с установленным ПО «ЮНИТ-СЕРВИС» в инструменте «Матрица входов и выходных реле». Назначение производится в соответствии с та</w:t>
       </w:r>
       <w:r>
-        <w:rPr>
-          <w:highlight w:val="red"/>
-        </w:rPr>
+        <w:t xml:space="preserve">блицами </w:t>
+      </w:r>
+      <w:r>
         <w:fldChar w:fldCharType="begin"/>
       </w:r>
       <w:r>
-        <w:rPr>
-          <w:highlight w:val="red"/>
-        </w:rPr>
-        <w:instrText xml:space="preserve"> REF _Ref191627623 \r \h  \* MERGEFORMAT </w:instrText>
+        <w:instrText xml:space="preserve"> REF _Ref191631805 \r \h  \* MERGEFORMAT </w:instrText>
       </w:r>
       <w:r>
-        <w:rPr>
-          <w:highlight w:val="red"/>
-        </w:rPr>
-      </w:r>
-      <w:r>
-        <w:rPr>
-          <w:highlight w:val="red"/>
-        </w:rPr>
         <w:fldChar w:fldCharType="separate"/>
       </w:r>
       <w:r>
         <w:rPr>
-          <w:b/>
-          <w:bCs/>
-          <w:highlight w:val="red"/>
+          <w:vanish/>
         </w:rPr>
-        <w:t>Ошибка! Источник ссылки не найден.</w:t>
+        <w:t xml:space="preserve">Таблица </w:t>
+      </w:r>
+      <w:r>
+        <w:t>2.8</w:t>
       </w:r>
       <w:r>
         <w:rPr>
-          <w:highlight w:val="red"/>
+          <w:vanish/>
         </w:rPr>
+        <w:t xml:space="preserve"> -</w:t>
+      </w:r>
+      <w:r>
+        <w:fldChar w:fldCharType="end"/>
+      </w:r>
+      <w:r>
+        <w:t xml:space="preserve"> - </w:t>
+      </w:r>
+      <w:r>
+        <w:fldChar w:fldCharType="begin"/>
+      </w:r>
+      <w:r>
+        <w:instrText xml:space="preserve"> REF _Ref195516633 \r \h  \* MERGEFORMAT </w:instrText>
+      </w:r>
+      <w:r>
+        <w:fldChar w:fldCharType="separate"/>
+      </w:r>
+      <w:r>
+        <w:rPr>
+          <w:vanish/>
+        </w:rPr>
+        <w:t xml:space="preserve">Таблица </w:t>
+      </w:r>
+      <w:r>
+        <w:t>2.13</w:t>
+      </w:r>
+      <w:r>
+        <w:rPr>
+          <w:vanish/>
+        </w:rPr>
+        <w:t xml:space="preserve"> -</w:t>
+      </w:r>
+      <w:r>
         <w:fldChar w:fldCharType="end"/>
       </w:r>
       <w:r>
@@ -10211,11 +11276,11 @@
       <w:pPr>
         <w:pStyle w:val="a"/>
       </w:pPr>
-      <w:bookmarkStart w:id="16" w:name="_Ref191631805"/>
+      <w:bookmarkStart w:id="18" w:name="_Ref191631805"/>
       <w:r>
-        <w:t>Выходные реле устройства ЮНИТ-М300 для проверки БНТ</w:t>
+        <w:t>Выходные реле ЮНИТ-М300 для проверки БНТ</w:t>
       </w:r>
-      <w:bookmarkEnd w:id="16"/>
+      <w:bookmarkEnd w:id="18"/>
     </w:p>
     <w:tbl>
       <w:tblPr>
@@ -11497,15 +12562,17 @@
       <w:pPr>
         <w:pStyle w:val="a"/>
       </w:pPr>
+      <w:bookmarkStart w:id="19" w:name="_Ref195523046"/>
       <w:r>
-        <w:t>Выходные реле устройств</w:t>
+        <w:t xml:space="preserve">Выходные реле </w:t>
       </w:r>
       <w:r>
-        <w:t>а ЮНИТ-М300 для проверки КЦН НН</w:t>
+        <w:t>ЮНИТ-М300 для проверки КЦН НН</w:t>
       </w:r>
       <w:r>
         <w:t>, КПОН НН</w:t>
       </w:r>
+      <w:bookmarkEnd w:id="19"/>
     </w:p>
     <w:tbl>
       <w:tblPr>
@@ -12782,9 +13849,11 @@
       <w:pPr>
         <w:pStyle w:val="a"/>
       </w:pPr>
+      <w:bookmarkStart w:id="20" w:name="_Ref195523108"/>
       <w:r>
-        <w:t>Выходные реле устройства ЮНИТ-М300 для проверки МТЗ в части общих цепей</w:t>
+        <w:t>Выходные реле ЮНИТ-М300 для проверки МТЗ в части общих цепей</w:t>
       </w:r>
+      <w:bookmarkEnd w:id="20"/>
     </w:p>
     <w:tbl>
       <w:tblPr>
@@ -14062,9 +15131,11 @@
       <w:pPr>
         <w:pStyle w:val="a"/>
       </w:pPr>
+      <w:bookmarkStart w:id="21" w:name="_Ref195523131"/>
       <w:r>
-        <w:t>Выходные реле устройства ЮНИТ-М300 для проверки МТЗ 1 ступени</w:t>
+        <w:t>Выходные реле ЮНИТ-М300 для проверки МТЗ 1 ступени</w:t>
       </w:r>
+      <w:bookmarkEnd w:id="21"/>
     </w:p>
     <w:tbl>
       <w:tblPr>
@@ -15353,8 +16424,9 @@
       <w:pPr>
         <w:pStyle w:val="a"/>
       </w:pPr>
+      <w:bookmarkStart w:id="22" w:name="_Ref195523153"/>
       <w:r>
-        <w:t xml:space="preserve">Выходные реле устройства ЮНИТ-М300 для проверки МТЗ </w:t>
+        <w:t xml:space="preserve">Выходные реле ЮНИТ-М300 для проверки МТЗ </w:t>
       </w:r>
       <w:r>
         <w:t>2</w:t>
@@ -15362,6 +16434,7 @@
       <w:r>
         <w:t xml:space="preserve"> ступени</w:t>
       </w:r>
+      <w:bookmarkEnd w:id="22"/>
     </w:p>
     <w:tbl>
       <w:tblPr>
@@ -16648,8 +17721,9 @@
       <w:pPr>
         <w:pStyle w:val="a"/>
       </w:pPr>
+      <w:bookmarkStart w:id="23" w:name="_Ref195516633"/>
       <w:r>
-        <w:t xml:space="preserve">Выходные реле устройства ЮНИТ-М300 для проверки МТЗ </w:t>
+        <w:t xml:space="preserve">Выходные реле ЮНИТ-М300 для проверки МТЗ </w:t>
       </w:r>
       <w:r>
         <w:t>3</w:t>
@@ -16657,6 +17731,7 @@
       <w:r>
         <w:t xml:space="preserve"> ступени</w:t>
       </w:r>
+      <w:bookmarkEnd w:id="23"/>
     </w:p>
     <w:tbl>
       <w:tblPr>
@@ -17947,6 +19022,8 @@
         </w:numPr>
         <w:ind w:left="709"/>
       </w:pPr>
+      <w:bookmarkStart w:id="24" w:name="_GoBack"/>
+      <w:bookmarkEnd w:id="24"/>
     </w:p>
     <w:sectPr>
       <w:headerReference w:type="default" r:id="rId14"/>
@@ -18392,27 +19469,14 @@
           <w:r>
             <w:t>/</w:t>
           </w:r>
-          <w:r>
-            <w:fldChar w:fldCharType="begin"/>
-          </w:r>
-          <w:r>
-            <w:instrText xml:space="preserve"> NUMPAGES   \* MERGEFORMAT </w:instrText>
-          </w:r>
-          <w:r>
-            <w:fldChar w:fldCharType="separate"/>
-          </w:r>
-          <w:r>
-            <w:rPr>
-              <w:noProof/>
-            </w:rPr>
-            <w:t>11</w:t>
-          </w:r>
-          <w:r>
-            <w:rPr>
-              <w:noProof/>
-            </w:rPr>
-            <w:fldChar w:fldCharType="end"/>
-          </w:r>
+          <w:fldSimple w:instr=" NUMPAGES   \* MERGEFORMAT ">
+            <w:r>
+              <w:rPr>
+                <w:noProof/>
+              </w:rPr>
+              <w:t>11</w:t>
+            </w:r>
+          </w:fldSimple>
         </w:p>
       </w:tc>
     </w:tr>
@@ -18489,7 +19553,7 @@
             <w:rPr>
               <w:noProof/>
             </w:rPr>
-            <w:t>8</w:t>
+            <w:t>11</w:t>
           </w:r>
           <w:r>
             <w:fldChar w:fldCharType="end"/>
@@ -18497,27 +19561,14 @@
           <w:r>
             <w:t xml:space="preserve"> из </w:t>
           </w:r>
-          <w:r>
-            <w:fldChar w:fldCharType="begin"/>
-          </w:r>
-          <w:r>
-            <w:instrText xml:space="preserve"> NUMPAGES </w:instrText>
-          </w:r>
-          <w:r>
-            <w:fldChar w:fldCharType="separate"/>
-          </w:r>
-          <w:r>
-            <w:rPr>
-              <w:noProof/>
-            </w:rPr>
-            <w:t>11</w:t>
-          </w:r>
-          <w:r>
-            <w:rPr>
-              <w:noProof/>
-            </w:rPr>
-            <w:fldChar w:fldCharType="end"/>
-          </w:r>
+          <w:fldSimple w:instr=" NUMPAGES ">
+            <w:r>
+              <w:rPr>
+                <w:noProof/>
+              </w:rPr>
+              <w:t>11</w:t>
+            </w:r>
+          </w:fldSimple>
           <w:r>
             <w:t xml:space="preserve"> </w:t>
           </w:r>
@@ -20645,7 +21696,7 @@
 </file>
 
 <file path=customXml/itemProps1.xml><?xml version="1.0" encoding="utf-8"?>
-<ds:datastoreItem xmlns:ds="http://schemas.openxmlformats.org/officeDocument/2006/customXml" ds:itemID="{3B215B7C-D501-44A9-8923-AFD24D111AF1}">
+<ds:datastoreItem xmlns:ds="http://schemas.openxmlformats.org/officeDocument/2006/customXml" ds:itemID="{509BA0FB-939E-4FA5-B0EE-74B246204580}">
   <ds:schemaRefs>
     <ds:schemaRef ds:uri="http://schemas.openxmlformats.org/officeDocument/2006/bibliography"/>
   </ds:schemaRefs>

--- a/mode_docx_gen/pmi_mtzt/template.docx
+++ b/mode_docx_gen/pmi_mtzt/template.docx
@@ -150,13 +150,19 @@
               <w:rPr>
                 <w:sz w:val="22"/>
               </w:rPr>
-              <w:t>Микропроцессорное устройство защиты и автоматики отходя</w:t>
+              <w:t xml:space="preserve">Микропроцессорное устройство защиты и автоматики </w:t>
             </w:r>
             <w:r>
               <w:rPr>
                 <w:sz w:val="22"/>
               </w:rPr>
-              <w:t>щего присоединения «ЮНИТ-М300-Т</w:t>
+              <w:t>трансформатора</w:t>
+            </w:r>
+            <w:r>
+              <w:rPr>
+                <w:sz w:val="22"/>
+              </w:rPr>
+              <w:t xml:space="preserve"> «ЮНИТ-М300-Т</w:t>
             </w:r>
             <w:r>
               <w:rPr>
@@ -230,7 +236,7 @@
               <w:rPr>
                 <w:sz w:val="22"/>
               </w:rPr>
-              <w:t>-Р02с-B021-В021-В001-К001-К003-M046-5400-x-C02.00</w:t>
+              <w:t>-Р02с_________________________________________</w:t>
             </w:r>
           </w:p>
         </w:tc>
@@ -460,7 +466,7 @@
       <w:r>
         <w:fldChar w:fldCharType="separate"/>
       </w:r>
-      <w:hyperlink w:anchor="_Toc194048540" w:history="1">
+      <w:hyperlink w:anchor="_Toc198735473" w:history="1">
         <w:r>
           <w:rPr>
             <w:rStyle w:val="af4"/>
@@ -504,7 +510,7 @@
             <w:noProof/>
             <w:webHidden/>
           </w:rPr>
-          <w:instrText xml:space="preserve"> PAGEREF _Toc194048540 \h </w:instrText>
+          <w:instrText xml:space="preserve"> PAGEREF _Toc198735473 \h </w:instrText>
         </w:r>
         <w:r>
           <w:rPr>
@@ -546,7 +552,7 @@
           <w:lang w:val="en-US"/>
         </w:rPr>
       </w:pPr>
-      <w:hyperlink w:anchor="_Toc194048541" w:history="1">
+      <w:hyperlink w:anchor="_Toc198735474" w:history="1">
         <w:r>
           <w:rPr>
             <w:rStyle w:val="af4"/>
@@ -573,7 +579,7 @@
             <w:noProof/>
             <w:webHidden/>
           </w:rPr>
-          <w:instrText xml:space="preserve"> PAGEREF _Toc194048541 \h </w:instrText>
+          <w:instrText xml:space="preserve"> PAGEREF _Toc198735474 \h </w:instrText>
         </w:r>
         <w:r>
           <w:rPr>
@@ -615,7 +621,7 @@
           <w:lang w:val="en-US"/>
         </w:rPr>
       </w:pPr>
-      <w:hyperlink w:anchor="_Toc194048542" w:history="1">
+      <w:hyperlink w:anchor="_Toc198735475" w:history="1">
         <w:r>
           <w:rPr>
             <w:rStyle w:val="af4"/>
@@ -642,7 +648,7 @@
             <w:noProof/>
             <w:webHidden/>
           </w:rPr>
-          <w:instrText xml:space="preserve"> PAGEREF _Toc194048542 \h </w:instrText>
+          <w:instrText xml:space="preserve"> PAGEREF _Toc198735475 \h </w:instrText>
         </w:r>
         <w:r>
           <w:rPr>
@@ -684,7 +690,7 @@
           <w:lang w:val="en-US"/>
         </w:rPr>
       </w:pPr>
-      <w:hyperlink w:anchor="_Toc194048543" w:history="1">
+      <w:hyperlink w:anchor="_Toc198735476" w:history="1">
         <w:r>
           <w:rPr>
             <w:rStyle w:val="af4"/>
@@ -711,7 +717,7 @@
             <w:noProof/>
             <w:webHidden/>
           </w:rPr>
-          <w:instrText xml:space="preserve"> PAGEREF _Toc194048543 \h </w:instrText>
+          <w:instrText xml:space="preserve"> PAGEREF _Toc198735476 \h </w:instrText>
         </w:r>
         <w:r>
           <w:rPr>
@@ -753,7 +759,7 @@
           <w:lang w:val="en-US"/>
         </w:rPr>
       </w:pPr>
-      <w:hyperlink w:anchor="_Toc194048544" w:history="1">
+      <w:hyperlink w:anchor="_Toc198735477" w:history="1">
         <w:r>
           <w:rPr>
             <w:rStyle w:val="af4"/>
@@ -780,7 +786,7 @@
             <w:noProof/>
             <w:webHidden/>
           </w:rPr>
-          <w:instrText xml:space="preserve"> PAGEREF _Toc194048544 \h </w:instrText>
+          <w:instrText xml:space="preserve"> PAGEREF _Toc198735477 \h </w:instrText>
         </w:r>
         <w:r>
           <w:rPr>
@@ -822,7 +828,7 @@
           <w:lang w:val="en-US"/>
         </w:rPr>
       </w:pPr>
-      <w:hyperlink w:anchor="_Toc194048545" w:history="1">
+      <w:hyperlink w:anchor="_Toc198735478" w:history="1">
         <w:r>
           <w:rPr>
             <w:rStyle w:val="af4"/>
@@ -849,7 +855,7 @@
             <w:noProof/>
             <w:webHidden/>
           </w:rPr>
-          <w:instrText xml:space="preserve"> PAGEREF _Toc194048545 \h </w:instrText>
+          <w:instrText xml:space="preserve"> PAGEREF _Toc198735478 \h </w:instrText>
         </w:r>
         <w:r>
           <w:rPr>
@@ -891,7 +897,7 @@
           <w:lang w:val="en-US"/>
         </w:rPr>
       </w:pPr>
-      <w:hyperlink w:anchor="_Toc194048546" w:history="1">
+      <w:hyperlink w:anchor="_Toc198735479" w:history="1">
         <w:r>
           <w:rPr>
             <w:rStyle w:val="af4"/>
@@ -918,7 +924,7 @@
             <w:noProof/>
             <w:webHidden/>
           </w:rPr>
-          <w:instrText xml:space="preserve"> PAGEREF _Toc194048546 \h </w:instrText>
+          <w:instrText xml:space="preserve"> PAGEREF _Toc198735479 \h </w:instrText>
         </w:r>
         <w:r>
           <w:rPr>
@@ -960,7 +966,7 @@
           <w:lang w:val="en-US"/>
         </w:rPr>
       </w:pPr>
-      <w:hyperlink w:anchor="_Toc194048547" w:history="1">
+      <w:hyperlink w:anchor="_Toc198735480" w:history="1">
         <w:r>
           <w:rPr>
             <w:rStyle w:val="af4"/>
@@ -987,7 +993,7 @@
             <w:noProof/>
             <w:webHidden/>
           </w:rPr>
-          <w:instrText xml:space="preserve"> PAGEREF _Toc194048547 \h </w:instrText>
+          <w:instrText xml:space="preserve"> PAGEREF _Toc198735480 \h </w:instrText>
         </w:r>
         <w:r>
           <w:rPr>
@@ -1033,7 +1039,7 @@
           <w:lang w:val="en-US"/>
         </w:rPr>
       </w:pPr>
-      <w:hyperlink w:anchor="_Toc194048548" w:history="1">
+      <w:hyperlink w:anchor="_Toc198735481" w:history="1">
         <w:r>
           <w:rPr>
             <w:rStyle w:val="af4"/>
@@ -1077,7 +1083,7 @@
             <w:noProof/>
             <w:webHidden/>
           </w:rPr>
-          <w:instrText xml:space="preserve"> PAGEREF _Toc194048548 \h </w:instrText>
+          <w:instrText xml:space="preserve"> PAGEREF _Toc198735481 \h </w:instrText>
         </w:r>
         <w:r>
           <w:rPr>
@@ -1119,7 +1125,7 @@
           <w:lang w:val="en-US"/>
         </w:rPr>
       </w:pPr>
-      <w:hyperlink w:anchor="_Toc194048549" w:history="1">
+      <w:hyperlink w:anchor="_Toc198735482" w:history="1">
         <w:r>
           <w:rPr>
             <w:rStyle w:val="af4"/>
@@ -1146,7 +1152,7 @@
             <w:noProof/>
             <w:webHidden/>
           </w:rPr>
-          <w:instrText xml:space="preserve"> PAGEREF _Toc194048549 \h </w:instrText>
+          <w:instrText xml:space="preserve"> PAGEREF _Toc198735482 \h </w:instrText>
         </w:r>
         <w:r>
           <w:rPr>
@@ -1188,13 +1194,13 @@
           <w:lang w:val="en-US"/>
         </w:rPr>
       </w:pPr>
-      <w:hyperlink w:anchor="_Toc194048550" w:history="1">
+      <w:hyperlink w:anchor="_Toc198735483" w:history="1">
         <w:r>
           <w:rPr>
             <w:rStyle w:val="af4"/>
             <w:noProof/>
           </w:rPr>
-          <w:t>2.2 Подключение аналоговых цепей к устройству</w:t>
+          <w:t>2.2 Подключение испытательной установки к устройству</w:t>
         </w:r>
         <w:r>
           <w:rPr>
@@ -1215,7 +1221,7 @@
             <w:noProof/>
             <w:webHidden/>
           </w:rPr>
-          <w:instrText xml:space="preserve"> PAGEREF _Toc194048550 \h </w:instrText>
+          <w:instrText xml:space="preserve"> PAGEREF _Toc198735483 \h </w:instrText>
         </w:r>
         <w:r>
           <w:rPr>
@@ -1257,13 +1263,13 @@
           <w:lang w:val="en-US"/>
         </w:rPr>
       </w:pPr>
-      <w:hyperlink w:anchor="_Toc194048551" w:history="1">
+      <w:hyperlink w:anchor="_Toc198735484" w:history="1">
         <w:r>
           <w:rPr>
             <w:rStyle w:val="af4"/>
             <w:noProof/>
           </w:rPr>
-          <w:t>2.3 Подключение дискретных входных и выходных цепей устройства</w:t>
+          <w:t>2.3 Назначение дискретных входов устройства ЮНИТ-М300</w:t>
         </w:r>
         <w:r>
           <w:rPr>
@@ -1284,7 +1290,7 @@
             <w:noProof/>
             <w:webHidden/>
           </w:rPr>
-          <w:instrText xml:space="preserve"> PAGEREF _Toc194048551 \h </w:instrText>
+          <w:instrText xml:space="preserve"> PAGEREF _Toc198735484 \h </w:instrText>
         </w:r>
         <w:r>
           <w:rPr>
@@ -1304,7 +1310,7 @@
             <w:noProof/>
             <w:webHidden/>
           </w:rPr>
-          <w:t>5</w:t>
+          <w:t>7</w:t>
         </w:r>
         <w:r>
           <w:rPr>
@@ -1326,13 +1332,13 @@
           <w:lang w:val="en-US"/>
         </w:rPr>
       </w:pPr>
-      <w:hyperlink w:anchor="_Toc194048552" w:history="1">
+      <w:hyperlink w:anchor="_Toc198735485" w:history="1">
         <w:r>
           <w:rPr>
             <w:rStyle w:val="af4"/>
             <w:noProof/>
           </w:rPr>
-          <w:t>2.4 Назначение дискретных входов устройства ЮНИТ-М300</w:t>
+          <w:t>2.4 Назначение выходных реле устройств ЮНИТ-М300</w:t>
         </w:r>
         <w:r>
           <w:rPr>
@@ -1353,7 +1359,7 @@
             <w:noProof/>
             <w:webHidden/>
           </w:rPr>
-          <w:instrText xml:space="preserve"> PAGEREF _Toc194048552 \h </w:instrText>
+          <w:instrText xml:space="preserve"> PAGEREF _Toc198735485 \h </w:instrText>
         </w:r>
         <w:r>
           <w:rPr>
@@ -1373,7 +1379,7 @@
             <w:noProof/>
             <w:webHidden/>
           </w:rPr>
-          <w:t>6</w:t>
+          <w:t>10</w:t>
         </w:r>
         <w:r>
           <w:rPr>
@@ -1395,13 +1401,13 @@
           <w:lang w:val="en-US"/>
         </w:rPr>
       </w:pPr>
-      <w:hyperlink w:anchor="_Toc194048553" w:history="1">
+      <w:hyperlink w:anchor="_Toc198735486" w:history="1">
         <w:r>
           <w:rPr>
             <w:rStyle w:val="af4"/>
             <w:noProof/>
           </w:rPr>
-          <w:t>2.5 Назначение выходных реле устройств ЮНИТ-М300</w:t>
+          <w:t>2.5 Проверка функции КЦН НН</w:t>
         </w:r>
         <w:r>
           <w:rPr>
@@ -1422,7 +1428,7 @@
             <w:noProof/>
             <w:webHidden/>
           </w:rPr>
-          <w:instrText xml:space="preserve"> PAGEREF _Toc194048553 \h </w:instrText>
+          <w:instrText xml:space="preserve"> PAGEREF _Toc198735486 \h </w:instrText>
         </w:r>
         <w:r>
           <w:rPr>
@@ -1442,7 +1448,7 @@
             <w:noProof/>
             <w:webHidden/>
           </w:rPr>
-          <w:t>9</w:t>
+          <w:t>12</w:t>
         </w:r>
         <w:r>
           <w:rPr>
@@ -1464,13 +1470,13 @@
           <w:lang w:val="en-US"/>
         </w:rPr>
       </w:pPr>
-      <w:hyperlink w:anchor="_Toc194048554" w:history="1">
+      <w:hyperlink w:anchor="_Toc198735487" w:history="1">
         <w:r>
           <w:rPr>
             <w:rStyle w:val="af4"/>
             <w:noProof/>
           </w:rPr>
-          <w:t>2.6 Проверка функции КЦН НН</w:t>
+          <w:t>2.6 Проверка функции КПОН</w:t>
         </w:r>
         <w:r>
           <w:rPr>
@@ -1491,7 +1497,7 @@
             <w:noProof/>
             <w:webHidden/>
           </w:rPr>
-          <w:instrText xml:space="preserve"> PAGEREF _Toc194048554 \h </w:instrText>
+          <w:instrText xml:space="preserve"> PAGEREF _Toc198735487 \h </w:instrText>
         </w:r>
         <w:r>
           <w:rPr>
@@ -1511,7 +1517,7 @@
             <w:noProof/>
             <w:webHidden/>
           </w:rPr>
-          <w:t>11</w:t>
+          <w:t>20</w:t>
         </w:r>
         <w:r>
           <w:rPr>
@@ -1533,13 +1539,13 @@
           <w:lang w:val="en-US"/>
         </w:rPr>
       </w:pPr>
-      <w:hyperlink w:anchor="_Toc194048555" w:history="1">
+      <w:hyperlink w:anchor="_Toc198735488" w:history="1">
         <w:r>
           <w:rPr>
             <w:rStyle w:val="af4"/>
             <w:noProof/>
           </w:rPr>
-          <w:t>2.7 Проверка функции КПОН</w:t>
+          <w:t>2.7 Проверка функции БНТ</w:t>
         </w:r>
         <w:r>
           <w:rPr>
@@ -1560,7 +1566,7 @@
             <w:noProof/>
             <w:webHidden/>
           </w:rPr>
-          <w:instrText xml:space="preserve"> PAGEREF _Toc194048555 \h </w:instrText>
+          <w:instrText xml:space="preserve"> PAGEREF _Toc198735488 \h </w:instrText>
         </w:r>
         <w:r>
           <w:rPr>
@@ -1580,7 +1586,7 @@
             <w:noProof/>
             <w:webHidden/>
           </w:rPr>
-          <w:t>17</w:t>
+          <w:t>31</w:t>
         </w:r>
         <w:r>
           <w:rPr>
@@ -1602,13 +1608,13 @@
           <w:lang w:val="en-US"/>
         </w:rPr>
       </w:pPr>
-      <w:hyperlink w:anchor="_Toc194048556" w:history="1">
+      <w:hyperlink w:anchor="_Toc198735489" w:history="1">
         <w:r>
           <w:rPr>
             <w:rStyle w:val="af4"/>
             <w:noProof/>
           </w:rPr>
-          <w:t>2.8 Проверка функции БНТ</w:t>
+          <w:t>2.8 Проверка функции МТЗ в части общих цепей</w:t>
         </w:r>
         <w:r>
           <w:rPr>
@@ -1629,7 +1635,7 @@
             <w:noProof/>
             <w:webHidden/>
           </w:rPr>
-          <w:instrText xml:space="preserve"> PAGEREF _Toc194048556 \h </w:instrText>
+          <w:instrText xml:space="preserve"> PAGEREF _Toc198735489 \h </w:instrText>
         </w:r>
         <w:r>
           <w:rPr>
@@ -1649,7 +1655,7 @@
             <w:noProof/>
             <w:webHidden/>
           </w:rPr>
-          <w:t>26</w:t>
+          <w:t>49</w:t>
         </w:r>
         <w:r>
           <w:rPr>
@@ -1671,13 +1677,13 @@
           <w:lang w:val="en-US"/>
         </w:rPr>
       </w:pPr>
-      <w:hyperlink w:anchor="_Toc194048557" w:history="1">
+      <w:hyperlink w:anchor="_Toc198735490" w:history="1">
         <w:r>
           <w:rPr>
             <w:rStyle w:val="af4"/>
             <w:noProof/>
           </w:rPr>
-          <w:t>2.9 Проверка функции МТЗ в части общих цепей</w:t>
+          <w:t>2.9 Проверка функции МТЗ 1 ступень</w:t>
         </w:r>
         <w:r>
           <w:rPr>
@@ -1698,7 +1704,7 @@
             <w:noProof/>
             <w:webHidden/>
           </w:rPr>
-          <w:instrText xml:space="preserve"> PAGEREF _Toc194048557 \h </w:instrText>
+          <w:instrText xml:space="preserve"> PAGEREF _Toc198735490 \h </w:instrText>
         </w:r>
         <w:r>
           <w:rPr>
@@ -1718,7 +1724,7 @@
             <w:noProof/>
             <w:webHidden/>
           </w:rPr>
-          <w:t>40</w:t>
+          <w:t>63</w:t>
         </w:r>
         <w:r>
           <w:rPr>
@@ -1740,13 +1746,13 @@
           <w:lang w:val="en-US"/>
         </w:rPr>
       </w:pPr>
-      <w:hyperlink w:anchor="_Toc194048558" w:history="1">
+      <w:hyperlink w:anchor="_Toc198735491" w:history="1">
         <w:r>
           <w:rPr>
             <w:rStyle w:val="af4"/>
             <w:noProof/>
           </w:rPr>
-          <w:t>2.10 Проверка функции МТЗ 1 ступень</w:t>
+          <w:t>2.10 Проверка функции МТЗ 2 ступень</w:t>
         </w:r>
         <w:r>
           <w:rPr>
@@ -1767,7 +1773,7 @@
             <w:noProof/>
             <w:webHidden/>
           </w:rPr>
-          <w:instrText xml:space="preserve"> PAGEREF _Toc194048558 \h </w:instrText>
+          <w:instrText xml:space="preserve"> PAGEREF _Toc198735491 \h </w:instrText>
         </w:r>
         <w:r>
           <w:rPr>
@@ -1787,7 +1793,7 @@
             <w:noProof/>
             <w:webHidden/>
           </w:rPr>
-          <w:t>52</w:t>
+          <w:t>80</w:t>
         </w:r>
         <w:r>
           <w:rPr>
@@ -1809,13 +1815,13 @@
           <w:lang w:val="en-US"/>
         </w:rPr>
       </w:pPr>
-      <w:hyperlink w:anchor="_Toc194048559" w:history="1">
+      <w:hyperlink w:anchor="_Toc198735492" w:history="1">
         <w:r>
           <w:rPr>
             <w:rStyle w:val="af4"/>
             <w:noProof/>
           </w:rPr>
-          <w:t>2.11 Проверка функции МТЗ 2 ступень</w:t>
+          <w:t>2.11 Проверка функции МТЗ 3 ступень</w:t>
         </w:r>
         <w:r>
           <w:rPr>
@@ -1836,7 +1842,7 @@
             <w:noProof/>
             <w:webHidden/>
           </w:rPr>
-          <w:instrText xml:space="preserve"> PAGEREF _Toc194048559 \h </w:instrText>
+          <w:instrText xml:space="preserve"> PAGEREF _Toc198735492 \h </w:instrText>
         </w:r>
         <w:r>
           <w:rPr>
@@ -1856,76 +1862,7 @@
             <w:noProof/>
             <w:webHidden/>
           </w:rPr>
-          <w:t>65</w:t>
-        </w:r>
-        <w:r>
-          <w:rPr>
-            <w:noProof/>
-            <w:webHidden/>
-          </w:rPr>
-          <w:fldChar w:fldCharType="end"/>
-        </w:r>
-      </w:hyperlink>
-    </w:p>
-    <w:p>
-      <w:pPr>
-        <w:pStyle w:val="22"/>
-        <w:rPr>
-          <w:rFonts w:asciiTheme="minorHAnsi" w:eastAsiaTheme="minorEastAsia" w:hAnsiTheme="minorHAnsi"/>
-          <w:noProof/>
-          <w:color w:val="auto"/>
-          <w:sz w:val="22"/>
-          <w:lang w:val="en-US"/>
-        </w:rPr>
-      </w:pPr>
-      <w:hyperlink w:anchor="_Toc194048560" w:history="1">
-        <w:r>
-          <w:rPr>
-            <w:rStyle w:val="af4"/>
-            <w:noProof/>
-          </w:rPr>
-          <w:t>2.12 Проверка функции МТЗ 3 ступень</w:t>
-        </w:r>
-        <w:r>
-          <w:rPr>
-            <w:noProof/>
-            <w:webHidden/>
-          </w:rPr>
-          <w:tab/>
-        </w:r>
-        <w:r>
-          <w:rPr>
-            <w:noProof/>
-            <w:webHidden/>
-          </w:rPr>
-          <w:fldChar w:fldCharType="begin"/>
-        </w:r>
-        <w:r>
-          <w:rPr>
-            <w:noProof/>
-            <w:webHidden/>
-          </w:rPr>
-          <w:instrText xml:space="preserve"> PAGEREF _Toc194048560 \h </w:instrText>
-        </w:r>
-        <w:r>
-          <w:rPr>
-            <w:noProof/>
-            <w:webHidden/>
-          </w:rPr>
-        </w:r>
-        <w:r>
-          <w:rPr>
-            <w:noProof/>
-            <w:webHidden/>
-          </w:rPr>
-          <w:fldChar w:fldCharType="separate"/>
-        </w:r>
-        <w:r>
-          <w:rPr>
-            <w:noProof/>
-            <w:webHidden/>
-          </w:rPr>
-          <w:t>77</w:t>
+          <w:t>96</w:t>
         </w:r>
         <w:r>
           <w:rPr>
@@ -1951,7 +1888,7 @@
           <w:lang w:val="en-US"/>
         </w:rPr>
       </w:pPr>
-      <w:hyperlink w:anchor="_Toc194048561" w:history="1">
+      <w:hyperlink w:anchor="_Toc198735493" w:history="1">
         <w:r>
           <w:rPr>
             <w:rStyle w:val="af4"/>
@@ -1995,7 +1932,7 @@
             <w:noProof/>
             <w:webHidden/>
           </w:rPr>
-          <w:instrText xml:space="preserve"> PAGEREF _Toc194048561 \h </w:instrText>
+          <w:instrText xml:space="preserve"> PAGEREF _Toc198735493 \h </w:instrText>
         </w:r>
         <w:r>
           <w:rPr>
@@ -2015,7 +1952,7 @@
             <w:noProof/>
             <w:webHidden/>
           </w:rPr>
-          <w:t>91</w:t>
+          <w:t>113</w:t>
         </w:r>
         <w:r>
           <w:rPr>
@@ -2037,7 +1974,7 @@
           <w:lang w:val="en-US"/>
         </w:rPr>
       </w:pPr>
-      <w:hyperlink w:anchor="_Toc194048562" w:history="1">
+      <w:hyperlink w:anchor="_Toc198735494" w:history="1">
         <w:r>
           <w:rPr>
             <w:rStyle w:val="af4"/>
@@ -2064,7 +2001,7 @@
             <w:noProof/>
             <w:webHidden/>
           </w:rPr>
-          <w:instrText xml:space="preserve"> PAGEREF _Toc194048562 \h </w:instrText>
+          <w:instrText xml:space="preserve"> PAGEREF _Toc198735494 \h </w:instrText>
         </w:r>
         <w:r>
           <w:rPr>
@@ -2084,7 +2021,7 @@
             <w:noProof/>
             <w:webHidden/>
           </w:rPr>
-          <w:t>91</w:t>
+          <w:t>113</w:t>
         </w:r>
         <w:r>
           <w:rPr>
@@ -2106,7 +2043,7 @@
           <w:lang w:val="en-US"/>
         </w:rPr>
       </w:pPr>
-      <w:hyperlink w:anchor="_Toc194048563" w:history="1">
+      <w:hyperlink w:anchor="_Toc198735495" w:history="1">
         <w:r>
           <w:rPr>
             <w:rStyle w:val="af4"/>
@@ -2133,7 +2070,7 @@
             <w:noProof/>
             <w:webHidden/>
           </w:rPr>
-          <w:instrText xml:space="preserve"> PAGEREF _Toc194048563 \h </w:instrText>
+          <w:instrText xml:space="preserve"> PAGEREF _Toc198735495 \h </w:instrText>
         </w:r>
         <w:r>
           <w:rPr>
@@ -2153,7 +2090,7 @@
             <w:noProof/>
             <w:webHidden/>
           </w:rPr>
-          <w:t>91</w:t>
+          <w:t>113</w:t>
         </w:r>
         <w:r>
           <w:rPr>
@@ -2175,7 +2112,7 @@
           <w:lang w:val="en-US"/>
         </w:rPr>
       </w:pPr>
-      <w:hyperlink w:anchor="_Toc194048564" w:history="1">
+      <w:hyperlink w:anchor="_Toc198735496" w:history="1">
         <w:r>
           <w:rPr>
             <w:rStyle w:val="af4"/>
@@ -2202,7 +2139,7 @@
             <w:noProof/>
             <w:webHidden/>
           </w:rPr>
-          <w:instrText xml:space="preserve"> PAGEREF _Toc194048564 \h </w:instrText>
+          <w:instrText xml:space="preserve"> PAGEREF _Toc198735496 \h </w:instrText>
         </w:r>
         <w:r>
           <w:rPr>
@@ -2222,7 +2159,7 @@
             <w:noProof/>
             <w:webHidden/>
           </w:rPr>
-          <w:t>92</w:t>
+          <w:t>114</w:t>
         </w:r>
         <w:r>
           <w:rPr>
@@ -2244,7 +2181,7 @@
           <w:lang w:val="en-US"/>
         </w:rPr>
       </w:pPr>
-      <w:hyperlink w:anchor="_Toc194048565" w:history="1">
+      <w:hyperlink w:anchor="_Toc198735497" w:history="1">
         <w:r>
           <w:rPr>
             <w:rStyle w:val="af4"/>
@@ -2271,7 +2208,7 @@
             <w:noProof/>
             <w:webHidden/>
           </w:rPr>
-          <w:instrText xml:space="preserve"> PAGEREF _Toc194048565 \h </w:instrText>
+          <w:instrText xml:space="preserve"> PAGEREF _Toc198735497 \h </w:instrText>
         </w:r>
         <w:r>
           <w:rPr>
@@ -2291,7 +2228,7 @@
             <w:noProof/>
             <w:webHidden/>
           </w:rPr>
-          <w:t>93</w:t>
+          <w:t>115</w:t>
         </w:r>
         <w:r>
           <w:rPr>
@@ -2313,7 +2250,7 @@
           <w:lang w:val="en-US"/>
         </w:rPr>
       </w:pPr>
-      <w:hyperlink w:anchor="_Toc194048566" w:history="1">
+      <w:hyperlink w:anchor="_Toc198735498" w:history="1">
         <w:r>
           <w:rPr>
             <w:rStyle w:val="af4"/>
@@ -2340,7 +2277,7 @@
             <w:noProof/>
             <w:webHidden/>
           </w:rPr>
-          <w:instrText xml:space="preserve"> PAGEREF _Toc194048566 \h </w:instrText>
+          <w:instrText xml:space="preserve"> PAGEREF _Toc198735498 \h </w:instrText>
         </w:r>
         <w:r>
           <w:rPr>
@@ -2360,7 +2297,7 @@
             <w:noProof/>
             <w:webHidden/>
           </w:rPr>
-          <w:t>94</w:t>
+          <w:t>116</w:t>
         </w:r>
         <w:r>
           <w:rPr>
@@ -2382,7 +2319,7 @@
           <w:lang w:val="en-US"/>
         </w:rPr>
       </w:pPr>
-      <w:hyperlink w:anchor="_Toc194048567" w:history="1">
+      <w:hyperlink w:anchor="_Toc198735499" w:history="1">
         <w:r>
           <w:rPr>
             <w:rStyle w:val="af4"/>
@@ -2409,7 +2346,7 @@
             <w:noProof/>
             <w:webHidden/>
           </w:rPr>
-          <w:instrText xml:space="preserve"> PAGEREF _Toc194048567 \h </w:instrText>
+          <w:instrText xml:space="preserve"> PAGEREF _Toc198735499 \h </w:instrText>
         </w:r>
         <w:r>
           <w:rPr>
@@ -2429,7 +2366,7 @@
             <w:noProof/>
             <w:webHidden/>
           </w:rPr>
-          <w:t>96</w:t>
+          <w:t>118</w:t>
         </w:r>
         <w:r>
           <w:rPr>
@@ -2451,7 +2388,7 @@
           <w:lang w:val="en-US"/>
         </w:rPr>
       </w:pPr>
-      <w:hyperlink w:anchor="_Toc194048568" w:history="1">
+      <w:hyperlink w:anchor="_Toc198735500" w:history="1">
         <w:r>
           <w:rPr>
             <w:rStyle w:val="af4"/>
@@ -2478,7 +2415,7 @@
             <w:noProof/>
             <w:webHidden/>
           </w:rPr>
-          <w:instrText xml:space="preserve"> PAGEREF _Toc194048568 \h </w:instrText>
+          <w:instrText xml:space="preserve"> PAGEREF _Toc198735500 \h </w:instrText>
         </w:r>
         <w:r>
           <w:rPr>
@@ -2498,7 +2435,7 @@
             <w:noProof/>
             <w:webHidden/>
           </w:rPr>
-          <w:t>97</w:t>
+          <w:t>119</w:t>
         </w:r>
         <w:r>
           <w:rPr>
@@ -2559,7 +2496,7 @@
         <w:lastRenderedPageBreak/>
         <w:tab/>
       </w:r>
-      <w:bookmarkStart w:id="0" w:name="_Toc194048540"/>
+      <w:bookmarkStart w:id="0" w:name="_Toc198735473"/>
       <w:r>
         <w:t>ОБЩИЕ СВЕДЕНИЯ</w:t>
       </w:r>
@@ -2569,7 +2506,7 @@
       <w:pPr>
         <w:pStyle w:val="2"/>
       </w:pPr>
-      <w:bookmarkStart w:id="1" w:name="_Toc194048541"/>
+      <w:bookmarkStart w:id="1" w:name="_Toc198735474"/>
       <w:r>
         <w:t>Цель проведения испытаний</w:t>
       </w:r>
@@ -2580,20 +2517,35 @@
         <w:pStyle w:val="a5"/>
       </w:pPr>
       <w:r>
-        <w:t>Проверка функциональн</w:t>
+        <w:t>Проверка и подтверждение соответствия взаимосвязей функциональны</w:t>
       </w:r>
       <w:r>
-        <w:t>ой схемы устройства ЮНИТ-М300-Т</w:t>
+        <w:t>х блоков устройства ЮНИТ-М300-Т</w:t>
       </w:r>
       <w:r>
-        <w:t xml:space="preserve"> в части функции МТЗ.</w:t>
+        <w:t xml:space="preserve"> согласованной функциональной схеме устройства (далее ФСУ) </w:t>
+      </w:r>
+      <w:r>
+        <w:rPr>
+          <w:highlight w:val="yellow"/>
+        </w:rPr>
+        <w:t>версии 2.1</w:t>
+      </w:r>
+      <w:r>
+        <w:t xml:space="preserve"> в части ФБ </w:t>
+      </w:r>
+      <w:r>
+        <w:t>МТЗ</w:t>
+      </w:r>
+      <w:r>
+        <w:t>.</w:t>
       </w:r>
     </w:p>
     <w:p>
       <w:pPr>
         <w:pStyle w:val="2"/>
       </w:pPr>
-      <w:bookmarkStart w:id="2" w:name="_Toc194048542"/>
+      <w:bookmarkStart w:id="2" w:name="_Toc198735475"/>
       <w:r>
         <w:t>Место</w:t>
       </w:r>
@@ -2740,7 +2692,7 @@
       <w:pPr>
         <w:pStyle w:val="2"/>
       </w:pPr>
-      <w:bookmarkStart w:id="3" w:name="_Toc194048543"/>
+      <w:bookmarkStart w:id="3" w:name="_Toc198735476"/>
       <w:r>
         <w:t>Информация об объекте испытаний</w:t>
       </w:r>
@@ -3090,7 +3042,7 @@
       <w:pPr>
         <w:pStyle w:val="2"/>
       </w:pPr>
-      <w:bookmarkStart w:id="4" w:name="_Toc194048544"/>
+      <w:bookmarkStart w:id="4" w:name="_Toc198735477"/>
       <w:r>
         <w:t>Период проведения испытаний</w:t>
       </w:r>
@@ -3117,7 +3069,7 @@
       <w:pPr>
         <w:pStyle w:val="2"/>
       </w:pPr>
-      <w:bookmarkStart w:id="5" w:name="_Toc194048545"/>
+      <w:bookmarkStart w:id="5" w:name="_Toc198735478"/>
       <w:r>
         <w:t>Условия проведения испытаний и измерений</w:t>
       </w:r>
@@ -3135,7 +3087,7 @@
       <w:pPr>
         <w:pStyle w:val="2"/>
       </w:pPr>
-      <w:bookmarkStart w:id="6" w:name="_Toc194048546"/>
+      <w:bookmarkStart w:id="6" w:name="_Toc198735479"/>
       <w:r>
         <w:t>Нормативная документация</w:t>
       </w:r>
@@ -3146,19 +3098,45 @@
         <w:pStyle w:val="a5"/>
       </w:pPr>
       <w:r>
+        <w:t xml:space="preserve">1. СТО 56947007-33.040.20.296-2019 </w:t>
+      </w:r>
+      <w:r>
+        <w:t>Типовые шкафы ШЭТ и ОЭТ 6-35 кВ. Архитектура I типа</w:t>
+      </w:r>
+      <w:r>
+        <w:t>, ПАО «ФСК ЕЭС».</w:t>
+      </w:r>
+    </w:p>
+    <w:p>
+      <w:pPr>
+        <w:pStyle w:val="a5"/>
+      </w:pPr>
+      <w:r>
+        <w:lastRenderedPageBreak/>
+        <w:t xml:space="preserve">2. СТО 56947007-33.040.20.297-2019 </w:t>
+      </w:r>
+      <w:r>
+        <w:t>Типовые шкафы ШЭТ и ОЭТ 6-35 кВ. Архитектура I</w:t>
+      </w:r>
+      <w:r>
         <w:rPr>
-          <w:highlight w:val="yellow"/>
+          <w:lang w:val="en-US"/>
         </w:rPr>
-        <w:t>(указать НТД и др. документы, на соответствие требованиям которых проводились испытания)</w:t>
+        <w:t>I</w:t>
+      </w:r>
+      <w:r>
+        <w:t xml:space="preserve"> типа</w:t>
+      </w:r>
+      <w:r>
+        <w:t>, ПАО «ФСК ЕЭС».</w:t>
       </w:r>
     </w:p>
     <w:p>
       <w:pPr>
         <w:pStyle w:val="2"/>
       </w:pPr>
-      <w:bookmarkStart w:id="7" w:name="_Toc194048547"/>
+      <w:bookmarkStart w:id="7" w:name="_Toc198735480"/>
       <w:r>
-        <w:lastRenderedPageBreak/>
         <w:t>Перечень используемых средств измерений (СИ), испытательного оборудования (ИО) и вспомогательного оборудования (ВО)</w:t>
       </w:r>
       <w:bookmarkEnd w:id="7"/>
@@ -3525,58 +3503,6 @@
           <w:p/>
         </w:tc>
       </w:tr>
-      <w:tr>
-        <w:tc>
-          <w:tcPr>
-            <w:tcW w:w="3681" w:type="dxa"/>
-          </w:tcPr>
-          <w:p/>
-        </w:tc>
-        <w:tc>
-          <w:tcPr>
-            <w:tcW w:w="2835" w:type="dxa"/>
-          </w:tcPr>
-          <w:p/>
-        </w:tc>
-        <w:tc>
-          <w:tcPr>
-            <w:tcW w:w="1559" w:type="dxa"/>
-          </w:tcPr>
-          <w:p/>
-        </w:tc>
-        <w:tc>
-          <w:tcPr>
-            <w:tcW w:w="1559" w:type="dxa"/>
-          </w:tcPr>
-          <w:p/>
-        </w:tc>
-      </w:tr>
-      <w:tr>
-        <w:tc>
-          <w:tcPr>
-            <w:tcW w:w="3681" w:type="dxa"/>
-          </w:tcPr>
-          <w:p/>
-        </w:tc>
-        <w:tc>
-          <w:tcPr>
-            <w:tcW w:w="2835" w:type="dxa"/>
-          </w:tcPr>
-          <w:p/>
-        </w:tc>
-        <w:tc>
-          <w:tcPr>
-            <w:tcW w:w="1559" w:type="dxa"/>
-          </w:tcPr>
-          <w:p/>
-        </w:tc>
-        <w:tc>
-          <w:tcPr>
-            <w:tcW w:w="1559" w:type="dxa"/>
-          </w:tcPr>
-          <w:p/>
-        </w:tc>
-      </w:tr>
     </w:tbl>
     <w:p>
       <w:pPr>
@@ -3678,58 +3604,6 @@
               <w:t>Дата очередной поверки</w:t>
             </w:r>
           </w:p>
-        </w:tc>
-      </w:tr>
-      <w:tr>
-        <w:tc>
-          <w:tcPr>
-            <w:tcW w:w="3681" w:type="dxa"/>
-          </w:tcPr>
-          <w:p/>
-        </w:tc>
-        <w:tc>
-          <w:tcPr>
-            <w:tcW w:w="2835" w:type="dxa"/>
-          </w:tcPr>
-          <w:p/>
-        </w:tc>
-        <w:tc>
-          <w:tcPr>
-            <w:tcW w:w="1559" w:type="dxa"/>
-          </w:tcPr>
-          <w:p/>
-        </w:tc>
-        <w:tc>
-          <w:tcPr>
-            <w:tcW w:w="1559" w:type="dxa"/>
-          </w:tcPr>
-          <w:p/>
-        </w:tc>
-      </w:tr>
-      <w:tr>
-        <w:tc>
-          <w:tcPr>
-            <w:tcW w:w="3681" w:type="dxa"/>
-          </w:tcPr>
-          <w:p/>
-        </w:tc>
-        <w:tc>
-          <w:tcPr>
-            <w:tcW w:w="2835" w:type="dxa"/>
-          </w:tcPr>
-          <w:p/>
-        </w:tc>
-        <w:tc>
-          <w:tcPr>
-            <w:tcW w:w="1559" w:type="dxa"/>
-          </w:tcPr>
-          <w:p/>
-        </w:tc>
-        <w:tc>
-          <w:tcPr>
-            <w:tcW w:w="1559" w:type="dxa"/>
-          </w:tcPr>
-          <w:p/>
         </w:tc>
       </w:tr>
       <w:tr>
@@ -4667,7 +4541,7 @@
       <w:pPr>
         <w:pStyle w:val="1"/>
       </w:pPr>
-      <w:bookmarkStart w:id="8" w:name="_Toc194048548"/>
+      <w:bookmarkStart w:id="8" w:name="_Toc198735481"/>
       <w:r>
         <w:lastRenderedPageBreak/>
         <w:t>ПРОГРАММА И МЕТОДИКИ ПРОВЕДЕНИЯ ИСПЫТАНИЙ</w:t>
@@ -4678,7 +4552,7 @@
       <w:pPr>
         <w:pStyle w:val="2"/>
       </w:pPr>
-      <w:bookmarkStart w:id="9" w:name="_Toc194048549"/>
+      <w:bookmarkStart w:id="9" w:name="_Toc198735482"/>
       <w:r>
         <w:t>Цель испытаний</w:t>
       </w:r>
@@ -4696,24 +4570,38 @@
       <w:pPr>
         <w:pStyle w:val="2"/>
       </w:pPr>
-      <w:bookmarkStart w:id="10" w:name="_Toc194048550"/>
+      <w:bookmarkStart w:id="10" w:name="_Toc198633114"/>
+      <w:bookmarkStart w:id="11" w:name="_Toc198735483"/>
       <w:r>
-        <w:t>Подключение аналоговых цепей к устройству</w:t>
+        <w:t>Подключение испытатель</w:t>
+      </w:r>
+      <w:r>
+        <w:t>ной установки к устройству</w:t>
       </w:r>
       <w:bookmarkEnd w:id="10"/>
+      <w:bookmarkEnd w:id="11"/>
     </w:p>
     <w:p>
       <w:pPr>
         <w:pStyle w:val="3"/>
       </w:pPr>
       <w:r>
-        <w:t xml:space="preserve">Подключение аналоговых цепей производится в соответствии с </w:t>
+        <w:t>Перед началом испытаний необходимо подключить аналоговые</w:t>
+      </w:r>
+      <w:r>
+        <w:t>,</w:t>
+      </w:r>
+      <w:r>
+        <w:t xml:space="preserve"> дискретные цепи терминала и испытательной установки в соответствии со </w:t>
+      </w:r>
+      <w:r>
+        <w:t xml:space="preserve">схемами на рисунках </w:t>
       </w:r>
       <w:r>
         <w:fldChar w:fldCharType="begin"/>
       </w:r>
       <w:r>
-        <w:instrText xml:space="preserve"> REF _Ref195516499 \r \h  \* MERGEFORMAT </w:instrText>
+        <w:instrText xml:space="preserve"> REF _Ref198628607 \r \h  \* MERGEFORMAT </w:instrText>
       </w:r>
       <w:r>
         <w:fldChar w:fldCharType="separate"/>
@@ -4725,7 +4613,28 @@
         <w:t xml:space="preserve">Рисунок </w:t>
       </w:r>
       <w:r>
-        <w:t>2.1</w:t>
+        <w:t xml:space="preserve">2.1 - </w:t>
+      </w:r>
+      <w:r>
+        <w:fldChar w:fldCharType="end"/>
+      </w:r>
+      <w:r>
+        <w:fldChar w:fldCharType="begin"/>
+      </w:r>
+      <w:r>
+        <w:instrText xml:space="preserve"> REF _Ref198628610 \r \h  \* MERGEFORMAT </w:instrText>
+      </w:r>
+      <w:r>
+        <w:fldChar w:fldCharType="separate"/>
+      </w:r>
+      <w:r>
+        <w:rPr>
+          <w:vanish/>
+        </w:rPr>
+        <w:t xml:space="preserve">Рисунок </w:t>
+      </w:r>
+      <w:r>
+        <w:t>2.3</w:t>
       </w:r>
       <w:r>
         <w:rPr>
@@ -4748,7 +4657,10 @@
         </w:rPr>
       </w:pPr>
       <w:r>
-        <w:object w:dxaOrig="9375" w:dyaOrig="9465">
+        <w:rPr>
+          <w:lang w:val="ru-RU"/>
+        </w:rPr>
+        <w:object w:dxaOrig="8700" w:dyaOrig="6675">
           <v:shapetype id="_x0000_t75" coordsize="21600,21600" o:spt="75" o:preferrelative="t" path="m@4@5l@4@11@9@11@9@5xe" filled="f" stroked="f">
             <v:stroke joinstyle="miter"/>
             <v:formulas>
@@ -4768,10 +4680,10 @@
             <v:path o:extrusionok="f" gradientshapeok="t" o:connecttype="rect"/>
             <o:lock v:ext="edit" aspectratio="t"/>
           </v:shapetype>
-          <v:shape id="_x0000_i1025" type="#_x0000_t75" style="width:201.5pt;height:201.5pt" o:ole="">
+          <v:shape id="_x0000_i1025" type="#_x0000_t75" style="width:352.5pt;height:270.25pt" o:ole="">
             <v:imagedata r:id="rId10" o:title=""/>
           </v:shape>
-          <o:OLEObject Type="Embed" ProgID="Acrobat.Document.DC" ShapeID="_x0000_i1025" DrawAspect="Content" ObjectID="_1809326206" r:id="rId11"/>
+          <o:OLEObject Type="Embed" ProgID="Acrobat.Document.DC" ShapeID="_x0000_i1025" DrawAspect="Content" ObjectID="_1809408990" r:id="rId11"/>
         </w:object>
       </w:r>
     </w:p>
@@ -4779,29 +4691,32 @@
       <w:pPr>
         <w:pStyle w:val="a1"/>
       </w:pPr>
-      <w:bookmarkStart w:id="11" w:name="_Ref195516499"/>
+      <w:bookmarkStart w:id="12" w:name="_Ref198628607"/>
       <w:r>
-        <w:t>Схема подключения аналоговых цепей для проверки устройства ЮНИТ-М300</w:t>
+        <w:t xml:space="preserve">Схема подключения </w:t>
       </w:r>
-      <w:bookmarkEnd w:id="11"/>
-    </w:p>
-    <w:p>
-      <w:pPr>
-        <w:pStyle w:val="2"/>
-      </w:pPr>
-      <w:bookmarkStart w:id="12" w:name="_Toc194048551"/>
       <w:r>
-        <w:t>Подключение дискретных входных и выходных цепей устройства</w:t>
+        <w:t xml:space="preserve">к </w:t>
+      </w:r>
+      <w:r>
+        <w:t>аналоговы</w:t>
+      </w:r>
+      <w:r>
+        <w:t>м</w:t>
+      </w:r>
+      <w:r>
+        <w:t xml:space="preserve"> цеп</w:t>
+      </w:r>
+      <w:r>
+        <w:t>ям</w:t>
+      </w:r>
+      <w:r>
+        <w:t xml:space="preserve"> </w:t>
+      </w:r>
+      <w:r>
+        <w:t>устройства</w:t>
       </w:r>
       <w:bookmarkEnd w:id="12"/>
-    </w:p>
-    <w:p>
-      <w:pPr>
-        <w:pStyle w:val="3"/>
-      </w:pPr>
-      <w:r>
-        <w:t>Подключение дискретных входных и выходных цепей производится в соответствии с рисунком 2.2.</w:t>
-      </w:r>
     </w:p>
     <w:p>
       <w:pPr>
@@ -4811,11 +4726,11 @@
         </w:rPr>
       </w:pPr>
       <w:r>
-        <w:object w:dxaOrig="19650" w:dyaOrig="13425">
-          <v:shape id="_x0000_i1026" type="#_x0000_t75" style="width:410.5pt;height:280.5pt" o:ole="">
+        <w:object w:dxaOrig="14400" w:dyaOrig="18285">
+          <v:shape id="_x0000_i1026" type="#_x0000_t75" style="width:395.45pt;height:501.85pt" o:ole="">
             <v:imagedata r:id="rId12" o:title=""/>
           </v:shape>
-          <o:OLEObject Type="Embed" ProgID="Acrobat.Document.DC" ShapeID="_x0000_i1026" DrawAspect="Content" ObjectID="_1809326207" r:id="rId13"/>
+          <o:OLEObject Type="Embed" ProgID="Acrobat.Document.DC" ShapeID="_x0000_i1026" DrawAspect="Content" ObjectID="_1809408991" r:id="rId13"/>
         </w:object>
       </w:r>
     </w:p>
@@ -4824,21 +4739,104 @@
         <w:pStyle w:val="a1"/>
       </w:pPr>
       <w:r>
-        <w:t>Схема подключения дискретных входных и выходных цепей для проверки устройства ЮНИТ-М300</w:t>
+        <w:t xml:space="preserve">Схема подключения </w:t>
       </w:r>
+      <w:r>
+        <w:t xml:space="preserve">к </w:t>
+      </w:r>
+      <w:r>
+        <w:t>дискретны</w:t>
+      </w:r>
+      <w:r>
+        <w:t>м</w:t>
+      </w:r>
+      <w:r>
+        <w:t xml:space="preserve"> входны</w:t>
+      </w:r>
+      <w:r>
+        <w:t xml:space="preserve">м </w:t>
+      </w:r>
+      <w:r>
+        <w:t>цеп</w:t>
+      </w:r>
+      <w:r>
+        <w:t>ям</w:t>
+      </w:r>
+      <w:r>
+        <w:t xml:space="preserve"> </w:t>
+      </w:r>
+      <w:r>
+        <w:t>устройства</w:t>
+      </w:r>
+    </w:p>
+    <w:p>
+      <w:pPr>
+        <w:pStyle w:val="aa"/>
+      </w:pPr>
+      <w:r>
+        <w:object w:dxaOrig="14235" w:dyaOrig="16485">
+          <v:shape id="_x0000_i1027" type="#_x0000_t75" style="width:396.55pt;height:458.85pt" o:ole="">
+            <v:imagedata r:id="rId14" o:title=""/>
+          </v:shape>
+          <o:OLEObject Type="Embed" ProgID="Acrobat.Document.DC" ShapeID="_x0000_i1027" DrawAspect="Content" ObjectID="_1809408992" r:id="rId15"/>
+        </w:object>
+      </w:r>
+    </w:p>
+    <w:p>
+      <w:pPr>
+        <w:pStyle w:val="a1"/>
+      </w:pPr>
+      <w:bookmarkStart w:id="13" w:name="_Ref198628610"/>
+      <w:r>
+        <w:t xml:space="preserve">Схема подключения </w:t>
+      </w:r>
+      <w:r>
+        <w:t xml:space="preserve">к </w:t>
+      </w:r>
+      <w:r>
+        <w:t>дискретны</w:t>
+      </w:r>
+      <w:r>
+        <w:t>м</w:t>
+      </w:r>
+      <w:r>
+        <w:t xml:space="preserve"> в</w:t>
+      </w:r>
+      <w:r>
+        <w:t>ы</w:t>
+      </w:r>
+      <w:r>
+        <w:t>ходны</w:t>
+      </w:r>
+      <w:r>
+        <w:t xml:space="preserve">м </w:t>
+      </w:r>
+      <w:r>
+        <w:t>цеп</w:t>
+      </w:r>
+      <w:r>
+        <w:t>ям</w:t>
+      </w:r>
+      <w:r>
+        <w:t xml:space="preserve"> </w:t>
+      </w:r>
+      <w:r>
+        <w:t>устройства</w:t>
+      </w:r>
+      <w:bookmarkEnd w:id="13"/>
     </w:p>
     <w:p>
       <w:pPr>
         <w:pStyle w:val="2"/>
       </w:pPr>
-      <w:bookmarkStart w:id="13" w:name="_Toc194048552"/>
+      <w:bookmarkStart w:id="14" w:name="_Toc198735484"/>
       <w:r>
         <w:t>Назначение дискрет</w:t>
       </w:r>
       <w:r>
         <w:t>ных входов устройства ЮНИТ-М300</w:t>
       </w:r>
-      <w:bookmarkEnd w:id="13"/>
+      <w:bookmarkEnd w:id="14"/>
       <w:r>
         <w:t xml:space="preserve">  </w:t>
       </w:r>
@@ -4924,7 +4922,7 @@
       <w:pPr>
         <w:pStyle w:val="a"/>
       </w:pPr>
-      <w:bookmarkStart w:id="14" w:name="_Ref195516551"/>
+      <w:bookmarkStart w:id="15" w:name="_Ref195516551"/>
       <w:r>
         <w:t>Назначение дискретных входов</w:t>
       </w:r>
@@ -4934,7 +4932,7 @@
       <w:r>
         <w:t>ЮНИТ-М300 для проверки БНТ</w:t>
       </w:r>
-      <w:bookmarkEnd w:id="14"/>
+      <w:bookmarkEnd w:id="15"/>
     </w:p>
     <w:tbl>
       <w:tblPr>
@@ -5385,6 +5383,7 @@
               </w:rPr>
             </w:pPr>
             <w:r>
+              <w:lastRenderedPageBreak/>
               <w:t>М</w:t>
             </w:r>
             <w:r>
@@ -5908,7 +5907,6 @@
               <w:pStyle w:val="af0"/>
             </w:pPr>
             <w:r>
-              <w:lastRenderedPageBreak/>
               <w:t>М3.</w:t>
             </w:r>
             <w:r>
@@ -6188,7 +6186,7 @@
               <w:jc w:val="left"/>
             </w:pPr>
             <w:r>
-              <w:t>Резерв</w:t>
+              <w:t>КПОН внеш</w:t>
             </w:r>
           </w:p>
         </w:tc>
@@ -6692,18 +6690,21 @@
     <w:p>
       <w:pPr>
         <w:pStyle w:val="a"/>
+        <w:rPr>
+          <w:color w:val="FF0000"/>
+        </w:rPr>
       </w:pPr>
-      <w:bookmarkStart w:id="15" w:name="_Ref191625992"/>
+      <w:bookmarkStart w:id="16" w:name="_Ref191625992"/>
       <w:r>
-        <w:t>Назначение дискретных входов</w:t>
+        <w:rPr>
+          <w:color w:val="FF0000"/>
+        </w:rPr>
+        <w:t xml:space="preserve">Назначение дискретных входов ЮНИТ-М300 для проверки </w:t>
       </w:r>
       <w:r>
-        <w:t xml:space="preserve"> </w:t>
-      </w:r>
-      <w:r>
-        <w:t xml:space="preserve">ЮНИТ-М300 для проверки </w:t>
-      </w:r>
-      <w:r>
+        <w:rPr>
+          <w:color w:val="FF0000"/>
+        </w:rPr>
         <w:t>КПОН</w:t>
       </w:r>
     </w:p>
@@ -6730,12 +6731,14 @@
             <w:pPr>
               <w:rPr>
                 <w:b w:val="0"/>
+                <w:color w:val="FF0000"/>
                 <w:sz w:val="22"/>
               </w:rPr>
             </w:pPr>
             <w:r>
               <w:rPr>
                 <w:b w:val="0"/>
+                <w:color w:val="FF0000"/>
                 <w:sz w:val="22"/>
               </w:rPr>
               <w:t>Клемма на устройстве ЮНИТ-М300</w:t>
@@ -6750,12 +6753,14 @@
             <w:pPr>
               <w:rPr>
                 <w:b w:val="0"/>
+                <w:color w:val="FF0000"/>
                 <w:sz w:val="22"/>
               </w:rPr>
             </w:pPr>
             <w:r>
               <w:rPr>
                 <w:b w:val="0"/>
+                <w:color w:val="FF0000"/>
                 <w:sz w:val="22"/>
               </w:rPr>
               <w:t xml:space="preserve">Номер ДВ </w:t>
@@ -6770,12 +6775,14 @@
             <w:pPr>
               <w:rPr>
                 <w:b w:val="0"/>
+                <w:color w:val="FF0000"/>
                 <w:sz w:val="22"/>
               </w:rPr>
             </w:pPr>
             <w:r>
               <w:rPr>
                 <w:b w:val="0"/>
+                <w:color w:val="FF0000"/>
                 <w:sz w:val="22"/>
               </w:rPr>
               <w:t>Наименование сигнала на ФСУ</w:t>
@@ -6791,17 +6798,27 @@
           <w:p>
             <w:pPr>
               <w:pStyle w:val="af0"/>
-            </w:pPr>
-            <w:r>
+              <w:rPr>
+                <w:color w:val="FF0000"/>
+              </w:rPr>
+            </w:pPr>
+            <w:r>
+              <w:rPr>
+                <w:color w:val="FF0000"/>
+              </w:rPr>
               <w:t>М3.</w:t>
             </w:r>
             <w:r>
               <w:rPr>
+                <w:color w:val="FF0000"/>
                 <w:lang w:val="en-US"/>
               </w:rPr>
               <w:t>XB</w:t>
             </w:r>
             <w:r>
+              <w:rPr>
+                <w:color w:val="FF0000"/>
+              </w:rPr>
               <w:t>:1</w:t>
             </w:r>
           </w:p>
@@ -6813,12 +6830,94 @@
           <w:p>
             <w:pPr>
               <w:pStyle w:val="af0"/>
-            </w:pPr>
-            <w:r>
+              <w:rPr>
+                <w:color w:val="FF0000"/>
+              </w:rPr>
+            </w:pPr>
+            <w:r>
+              <w:rPr>
+                <w:color w:val="FF0000"/>
+              </w:rPr>
+              <w:t>М3.1</w:t>
+            </w:r>
+          </w:p>
+        </w:tc>
+        <w:tc>
+          <w:tcPr>
+            <w:tcW w:w="5061" w:type="dxa"/>
+          </w:tcPr>
+          <w:p>
+            <w:pPr>
+              <w:pStyle w:val="af0"/>
+              <w:jc w:val="left"/>
+              <w:rPr>
+                <w:color w:val="FF0000"/>
+              </w:rPr>
+            </w:pPr>
+            <w:r>
+              <w:rPr>
+                <w:color w:val="FF0000"/>
+              </w:rPr>
+              <w:t>КПОН</w:t>
+            </w:r>
+            <w:r>
+              <w:rPr>
+                <w:color w:val="FF0000"/>
+              </w:rPr>
+              <w:t xml:space="preserve"> внеш</w:t>
+            </w:r>
+          </w:p>
+        </w:tc>
+      </w:tr>
+      <w:tr>
+        <w:tc>
+          <w:tcPr>
+            <w:tcW w:w="2482" w:type="dxa"/>
+          </w:tcPr>
+          <w:p>
+            <w:pPr>
+              <w:pStyle w:val="af0"/>
+              <w:rPr>
+                <w:color w:val="FF0000"/>
+              </w:rPr>
+            </w:pPr>
+            <w:r>
+              <w:rPr>
+                <w:color w:val="FF0000"/>
+              </w:rPr>
               <w:t>М3.</w:t>
             </w:r>
             <w:r>
-              <w:t>1</w:t>
+              <w:rPr>
+                <w:color w:val="FF0000"/>
+                <w:lang w:val="en-US"/>
+              </w:rPr>
+              <w:t>XB</w:t>
+            </w:r>
+            <w:r>
+              <w:rPr>
+                <w:color w:val="FF0000"/>
+              </w:rPr>
+              <w:t>:2</w:t>
+            </w:r>
+          </w:p>
+        </w:tc>
+        <w:tc>
+          <w:tcPr>
+            <w:tcW w:w="2062" w:type="dxa"/>
+          </w:tcPr>
+          <w:p>
+            <w:pPr>
+              <w:pStyle w:val="af0"/>
+              <w:rPr>
+                <w:color w:val="FF0000"/>
+              </w:rPr>
+            </w:pPr>
+            <w:r>
+              <w:rPr>
+                <w:color w:val="FF0000"/>
+              </w:rPr>
+              <w:t>М3.2</w:t>
             </w:r>
           </w:p>
         </w:tc>
@@ -6830,12 +6929,15 @@
             <w:pPr>
               <w:pStyle w:val="af0"/>
               <w:jc w:val="left"/>
-            </w:pPr>
-            <w:r>
-              <w:t>КПОН</w:t>
-            </w:r>
-            <w:r>
-              <w:t xml:space="preserve"> внеш</w:t>
+              <w:rPr>
+                <w:color w:val="FF0000"/>
+              </w:rPr>
+            </w:pPr>
+            <w:r>
+              <w:rPr>
+                <w:color w:val="FF0000"/>
+              </w:rPr>
+              <w:t>Резерв</w:t>
             </w:r>
           </w:p>
         </w:tc>
@@ -6848,21 +6950,794 @@
           <w:p>
             <w:pPr>
               <w:pStyle w:val="af0"/>
-            </w:pPr>
-            <w:r>
+              <w:rPr>
+                <w:color w:val="FF0000"/>
+              </w:rPr>
+            </w:pPr>
+            <w:r>
+              <w:rPr>
+                <w:color w:val="FF0000"/>
+              </w:rPr>
               <w:t>М3.</w:t>
             </w:r>
             <w:r>
               <w:rPr>
+                <w:color w:val="FF0000"/>
+                <w:lang w:val="en-US"/>
+              </w:rPr>
+              <w:t>XB:</w:t>
+            </w:r>
+            <w:r>
+              <w:rPr>
+                <w:color w:val="FF0000"/>
+              </w:rPr>
+              <w:t>3</w:t>
+            </w:r>
+          </w:p>
+        </w:tc>
+        <w:tc>
+          <w:tcPr>
+            <w:tcW w:w="2062" w:type="dxa"/>
+          </w:tcPr>
+          <w:p>
+            <w:pPr>
+              <w:pStyle w:val="af0"/>
+              <w:rPr>
+                <w:color w:val="FF0000"/>
+                <w:lang w:val="en-US"/>
+              </w:rPr>
+            </w:pPr>
+            <w:r>
+              <w:rPr>
+                <w:color w:val="FF0000"/>
+              </w:rPr>
+              <w:t>М3.</w:t>
+            </w:r>
+            <w:r>
+              <w:rPr>
+                <w:color w:val="FF0000"/>
+                <w:lang w:val="en-US"/>
+              </w:rPr>
+              <w:t>3</w:t>
+            </w:r>
+          </w:p>
+        </w:tc>
+        <w:tc>
+          <w:tcPr>
+            <w:tcW w:w="5061" w:type="dxa"/>
+          </w:tcPr>
+          <w:p>
+            <w:pPr>
+              <w:pStyle w:val="af0"/>
+              <w:jc w:val="left"/>
+              <w:rPr>
+                <w:color w:val="FF0000"/>
+              </w:rPr>
+            </w:pPr>
+            <w:r>
+              <w:rPr>
+                <w:color w:val="FF0000"/>
+              </w:rPr>
+              <w:t>Резерв</w:t>
+            </w:r>
+          </w:p>
+        </w:tc>
+      </w:tr>
+      <w:tr>
+        <w:tc>
+          <w:tcPr>
+            <w:tcW w:w="2482" w:type="dxa"/>
+          </w:tcPr>
+          <w:p>
+            <w:pPr>
+              <w:pStyle w:val="af0"/>
+              <w:rPr>
+                <w:color w:val="FF0000"/>
+              </w:rPr>
+            </w:pPr>
+            <w:r>
+              <w:rPr>
+                <w:color w:val="FF0000"/>
+              </w:rPr>
+              <w:t>М3</w:t>
+            </w:r>
+            <w:r>
+              <w:rPr>
+                <w:color w:val="FF0000"/>
+                <w:lang w:val="en-US"/>
+              </w:rPr>
+              <w:t>.XB:</w:t>
+            </w:r>
+            <w:r>
+              <w:rPr>
+                <w:color w:val="FF0000"/>
+              </w:rPr>
+              <w:t>4</w:t>
+            </w:r>
+          </w:p>
+        </w:tc>
+        <w:tc>
+          <w:tcPr>
+            <w:tcW w:w="2062" w:type="dxa"/>
+          </w:tcPr>
+          <w:p>
+            <w:pPr>
+              <w:pStyle w:val="af0"/>
+              <w:rPr>
+                <w:color w:val="FF0000"/>
+                <w:lang w:val="en-US"/>
+              </w:rPr>
+            </w:pPr>
+            <w:r>
+              <w:rPr>
+                <w:color w:val="FF0000"/>
+              </w:rPr>
+              <w:t>М3</w:t>
+            </w:r>
+            <w:r>
+              <w:rPr>
+                <w:color w:val="FF0000"/>
+                <w:lang w:val="en-US"/>
+              </w:rPr>
+              <w:t>.4</w:t>
+            </w:r>
+          </w:p>
+        </w:tc>
+        <w:tc>
+          <w:tcPr>
+            <w:tcW w:w="5061" w:type="dxa"/>
+          </w:tcPr>
+          <w:p>
+            <w:pPr>
+              <w:pStyle w:val="af0"/>
+              <w:jc w:val="left"/>
+              <w:rPr>
+                <w:color w:val="FF0000"/>
+              </w:rPr>
+            </w:pPr>
+            <w:r>
+              <w:rPr>
+                <w:color w:val="FF0000"/>
+              </w:rPr>
+              <w:t>Резерв</w:t>
+            </w:r>
+          </w:p>
+        </w:tc>
+      </w:tr>
+      <w:tr>
+        <w:tc>
+          <w:tcPr>
+            <w:tcW w:w="2482" w:type="dxa"/>
+          </w:tcPr>
+          <w:p>
+            <w:pPr>
+              <w:pStyle w:val="af0"/>
+              <w:rPr>
+                <w:color w:val="FF0000"/>
+              </w:rPr>
+            </w:pPr>
+            <w:r>
+              <w:rPr>
+                <w:color w:val="FF0000"/>
+              </w:rPr>
+              <w:t>М3</w:t>
+            </w:r>
+            <w:r>
+              <w:rPr>
+                <w:color w:val="FF0000"/>
+                <w:lang w:val="en-US"/>
+              </w:rPr>
+              <w:t>.XB:</w:t>
+            </w:r>
+            <w:r>
+              <w:rPr>
+                <w:color w:val="FF0000"/>
+              </w:rPr>
+              <w:t>5</w:t>
+            </w:r>
+          </w:p>
+        </w:tc>
+        <w:tc>
+          <w:tcPr>
+            <w:tcW w:w="2062" w:type="dxa"/>
+          </w:tcPr>
+          <w:p>
+            <w:pPr>
+              <w:pStyle w:val="af0"/>
+              <w:rPr>
+                <w:color w:val="FF0000"/>
+                <w:lang w:val="en-US"/>
+              </w:rPr>
+            </w:pPr>
+            <w:r>
+              <w:rPr>
+                <w:color w:val="FF0000"/>
+              </w:rPr>
+              <w:t>М3</w:t>
+            </w:r>
+            <w:r>
+              <w:rPr>
+                <w:color w:val="FF0000"/>
+                <w:lang w:val="en-US"/>
+              </w:rPr>
+              <w:t>.5</w:t>
+            </w:r>
+          </w:p>
+        </w:tc>
+        <w:tc>
+          <w:tcPr>
+            <w:tcW w:w="5061" w:type="dxa"/>
+          </w:tcPr>
+          <w:p>
+            <w:pPr>
+              <w:pStyle w:val="af0"/>
+              <w:jc w:val="left"/>
+              <w:rPr>
+                <w:color w:val="FF0000"/>
+              </w:rPr>
+            </w:pPr>
+            <w:r>
+              <w:rPr>
+                <w:color w:val="FF0000"/>
+              </w:rPr>
+              <w:t>Резерв</w:t>
+            </w:r>
+          </w:p>
+        </w:tc>
+      </w:tr>
+      <w:tr>
+        <w:tc>
+          <w:tcPr>
+            <w:tcW w:w="2482" w:type="dxa"/>
+          </w:tcPr>
+          <w:p>
+            <w:pPr>
+              <w:pStyle w:val="af0"/>
+              <w:rPr>
+                <w:color w:val="FF0000"/>
+                <w:lang w:val="en-US"/>
+              </w:rPr>
+            </w:pPr>
+            <w:r>
+              <w:rPr>
+                <w:color w:val="FF0000"/>
+              </w:rPr>
+              <w:t>М</w:t>
+            </w:r>
+            <w:r>
+              <w:rPr>
+                <w:color w:val="FF0000"/>
+                <w:lang w:val="en-US"/>
+              </w:rPr>
+              <w:t>3.XB:6</w:t>
+            </w:r>
+          </w:p>
+        </w:tc>
+        <w:tc>
+          <w:tcPr>
+            <w:tcW w:w="2062" w:type="dxa"/>
+          </w:tcPr>
+          <w:p>
+            <w:pPr>
+              <w:pStyle w:val="af0"/>
+              <w:rPr>
+                <w:color w:val="FF0000"/>
+                <w:lang w:val="en-US"/>
+              </w:rPr>
+            </w:pPr>
+            <w:r>
+              <w:rPr>
+                <w:color w:val="FF0000"/>
+              </w:rPr>
+              <w:t>М</w:t>
+            </w:r>
+            <w:r>
+              <w:rPr>
+                <w:color w:val="FF0000"/>
+                <w:lang w:val="en-US"/>
+              </w:rPr>
+              <w:t>3.6</w:t>
+            </w:r>
+          </w:p>
+        </w:tc>
+        <w:tc>
+          <w:tcPr>
+            <w:tcW w:w="5061" w:type="dxa"/>
+          </w:tcPr>
+          <w:p>
+            <w:pPr>
+              <w:pStyle w:val="af0"/>
+              <w:jc w:val="left"/>
+              <w:rPr>
+                <w:color w:val="FF0000"/>
+              </w:rPr>
+            </w:pPr>
+            <w:r>
+              <w:rPr>
+                <w:color w:val="FF0000"/>
+              </w:rPr>
+              <w:t>Резерв</w:t>
+            </w:r>
+          </w:p>
+        </w:tc>
+      </w:tr>
+      <w:tr>
+        <w:tc>
+          <w:tcPr>
+            <w:tcW w:w="2482" w:type="dxa"/>
+          </w:tcPr>
+          <w:p>
+            <w:pPr>
+              <w:pStyle w:val="af0"/>
+              <w:rPr>
+                <w:color w:val="FF0000"/>
+                <w:lang w:val="en-US"/>
+              </w:rPr>
+            </w:pPr>
+            <w:r>
+              <w:rPr>
+                <w:color w:val="FF0000"/>
+              </w:rPr>
+              <w:t>М</w:t>
+            </w:r>
+            <w:r>
+              <w:rPr>
+                <w:color w:val="FF0000"/>
+                <w:lang w:val="en-US"/>
+              </w:rPr>
+              <w:t>3.XB:7</w:t>
+            </w:r>
+          </w:p>
+        </w:tc>
+        <w:tc>
+          <w:tcPr>
+            <w:tcW w:w="2062" w:type="dxa"/>
+          </w:tcPr>
+          <w:p>
+            <w:pPr>
+              <w:pStyle w:val="af0"/>
+              <w:rPr>
+                <w:color w:val="FF0000"/>
+                <w:lang w:val="en-US"/>
+              </w:rPr>
+            </w:pPr>
+            <w:r>
+              <w:rPr>
+                <w:color w:val="FF0000"/>
+              </w:rPr>
+              <w:t>М</w:t>
+            </w:r>
+            <w:r>
+              <w:rPr>
+                <w:color w:val="FF0000"/>
+                <w:lang w:val="en-US"/>
+              </w:rPr>
+              <w:t>3.7</w:t>
+            </w:r>
+          </w:p>
+        </w:tc>
+        <w:tc>
+          <w:tcPr>
+            <w:tcW w:w="5061" w:type="dxa"/>
+          </w:tcPr>
+          <w:p>
+            <w:pPr>
+              <w:pStyle w:val="af0"/>
+              <w:jc w:val="left"/>
+              <w:rPr>
+                <w:color w:val="FF0000"/>
+              </w:rPr>
+            </w:pPr>
+            <w:r>
+              <w:rPr>
+                <w:color w:val="FF0000"/>
+              </w:rPr>
+              <w:t>Резерв</w:t>
+            </w:r>
+          </w:p>
+        </w:tc>
+      </w:tr>
+      <w:tr>
+        <w:tc>
+          <w:tcPr>
+            <w:tcW w:w="2482" w:type="dxa"/>
+          </w:tcPr>
+          <w:p>
+            <w:pPr>
+              <w:pStyle w:val="af0"/>
+              <w:rPr>
+                <w:color w:val="FF0000"/>
+                <w:lang w:val="en-US"/>
+              </w:rPr>
+            </w:pPr>
+            <w:r>
+              <w:rPr>
+                <w:color w:val="FF0000"/>
+              </w:rPr>
+              <w:t>М</w:t>
+            </w:r>
+            <w:r>
+              <w:rPr>
+                <w:color w:val="FF0000"/>
+                <w:lang w:val="en-US"/>
+              </w:rPr>
+              <w:t>3.XB:9</w:t>
+            </w:r>
+          </w:p>
+        </w:tc>
+        <w:tc>
+          <w:tcPr>
+            <w:tcW w:w="2062" w:type="dxa"/>
+          </w:tcPr>
+          <w:p>
+            <w:pPr>
+              <w:pStyle w:val="af0"/>
+              <w:rPr>
+                <w:color w:val="FF0000"/>
+                <w:lang w:val="en-US"/>
+              </w:rPr>
+            </w:pPr>
+            <w:r>
+              <w:rPr>
+                <w:color w:val="FF0000"/>
+              </w:rPr>
+              <w:t>М</w:t>
+            </w:r>
+            <w:r>
+              <w:rPr>
+                <w:color w:val="FF0000"/>
+                <w:lang w:val="en-US"/>
+              </w:rPr>
+              <w:t>3.8</w:t>
+            </w:r>
+          </w:p>
+        </w:tc>
+        <w:tc>
+          <w:tcPr>
+            <w:tcW w:w="5061" w:type="dxa"/>
+          </w:tcPr>
+          <w:p>
+            <w:pPr>
+              <w:pStyle w:val="af0"/>
+              <w:jc w:val="left"/>
+              <w:rPr>
+                <w:color w:val="FF0000"/>
+              </w:rPr>
+            </w:pPr>
+            <w:r>
+              <w:rPr>
+                <w:color w:val="FF0000"/>
+              </w:rPr>
+              <w:t>Резерв</w:t>
+            </w:r>
+          </w:p>
+        </w:tc>
+      </w:tr>
+      <w:tr>
+        <w:tc>
+          <w:tcPr>
+            <w:tcW w:w="2482" w:type="dxa"/>
+          </w:tcPr>
+          <w:p>
+            <w:pPr>
+              <w:pStyle w:val="af0"/>
+              <w:rPr>
+                <w:color w:val="FF0000"/>
+                <w:lang w:val="en-US"/>
+              </w:rPr>
+            </w:pPr>
+            <w:r>
+              <w:rPr>
+                <w:color w:val="FF0000"/>
+              </w:rPr>
+              <w:t>М</w:t>
+            </w:r>
+            <w:r>
+              <w:rPr>
+                <w:color w:val="FF0000"/>
+                <w:lang w:val="en-US"/>
+              </w:rPr>
+              <w:t>3.XB:10</w:t>
+            </w:r>
+          </w:p>
+        </w:tc>
+        <w:tc>
+          <w:tcPr>
+            <w:tcW w:w="2062" w:type="dxa"/>
+          </w:tcPr>
+          <w:p>
+            <w:pPr>
+              <w:pStyle w:val="af0"/>
+              <w:rPr>
+                <w:color w:val="FF0000"/>
+                <w:lang w:val="en-US"/>
+              </w:rPr>
+            </w:pPr>
+            <w:r>
+              <w:rPr>
+                <w:color w:val="FF0000"/>
+              </w:rPr>
+              <w:t>М</w:t>
+            </w:r>
+            <w:r>
+              <w:rPr>
+                <w:color w:val="FF0000"/>
+                <w:lang w:val="en-US"/>
+              </w:rPr>
+              <w:t>3.9</w:t>
+            </w:r>
+          </w:p>
+        </w:tc>
+        <w:tc>
+          <w:tcPr>
+            <w:tcW w:w="5061" w:type="dxa"/>
+          </w:tcPr>
+          <w:p>
+            <w:pPr>
+              <w:pStyle w:val="af0"/>
+              <w:jc w:val="left"/>
+              <w:rPr>
+                <w:color w:val="FF0000"/>
+              </w:rPr>
+            </w:pPr>
+            <w:r>
+              <w:rPr>
+                <w:color w:val="FF0000"/>
+              </w:rPr>
+              <w:t>Резерв</w:t>
+            </w:r>
+          </w:p>
+        </w:tc>
+      </w:tr>
+      <w:tr>
+        <w:tc>
+          <w:tcPr>
+            <w:tcW w:w="2482" w:type="dxa"/>
+          </w:tcPr>
+          <w:p>
+            <w:pPr>
+              <w:pStyle w:val="af0"/>
+              <w:rPr>
+                <w:color w:val="FF0000"/>
+              </w:rPr>
+            </w:pPr>
+            <w:r>
+              <w:rPr>
+                <w:color w:val="FF0000"/>
+              </w:rPr>
+              <w:t>М</w:t>
+            </w:r>
+            <w:r>
+              <w:rPr>
+                <w:color w:val="FF0000"/>
+                <w:lang w:val="en-US"/>
+              </w:rPr>
+              <w:t>3.XB:</w:t>
+            </w:r>
+            <w:r>
+              <w:rPr>
+                <w:color w:val="FF0000"/>
+              </w:rPr>
+              <w:t>11</w:t>
+            </w:r>
+          </w:p>
+        </w:tc>
+        <w:tc>
+          <w:tcPr>
+            <w:tcW w:w="2062" w:type="dxa"/>
+          </w:tcPr>
+          <w:p>
+            <w:pPr>
+              <w:pStyle w:val="af0"/>
+              <w:rPr>
+                <w:color w:val="FF0000"/>
+              </w:rPr>
+            </w:pPr>
+            <w:r>
+              <w:rPr>
+                <w:color w:val="FF0000"/>
+              </w:rPr>
+              <w:t>М3.10</w:t>
+            </w:r>
+          </w:p>
+        </w:tc>
+        <w:tc>
+          <w:tcPr>
+            <w:tcW w:w="5061" w:type="dxa"/>
+          </w:tcPr>
+          <w:p>
+            <w:pPr>
+              <w:pStyle w:val="af0"/>
+              <w:jc w:val="left"/>
+              <w:rPr>
+                <w:color w:val="FF0000"/>
+              </w:rPr>
+            </w:pPr>
+            <w:r>
+              <w:rPr>
+                <w:color w:val="FF0000"/>
+              </w:rPr>
+              <w:t>Резерв</w:t>
+            </w:r>
+          </w:p>
+        </w:tc>
+      </w:tr>
+      <w:tr>
+        <w:tc>
+          <w:tcPr>
+            <w:tcW w:w="2482" w:type="dxa"/>
+          </w:tcPr>
+          <w:p>
+            <w:pPr>
+              <w:pStyle w:val="af0"/>
+              <w:rPr>
+                <w:color w:val="FF0000"/>
+              </w:rPr>
+            </w:pPr>
+            <w:r>
+              <w:rPr>
+                <w:color w:val="FF0000"/>
+              </w:rPr>
+              <w:t>М3.</w:t>
+            </w:r>
+            <w:r>
+              <w:rPr>
+                <w:color w:val="FF0000"/>
+                <w:lang w:val="en-US"/>
+              </w:rPr>
+              <w:t>XB:</w:t>
+            </w:r>
+            <w:r>
+              <w:rPr>
+                <w:color w:val="FF0000"/>
+              </w:rPr>
+              <w:t>12</w:t>
+            </w:r>
+          </w:p>
+        </w:tc>
+        <w:tc>
+          <w:tcPr>
+            <w:tcW w:w="2062" w:type="dxa"/>
+          </w:tcPr>
+          <w:p>
+            <w:pPr>
+              <w:pStyle w:val="af0"/>
+              <w:rPr>
+                <w:color w:val="FF0000"/>
+              </w:rPr>
+            </w:pPr>
+            <w:r>
+              <w:rPr>
+                <w:color w:val="FF0000"/>
+              </w:rPr>
+              <w:t>М3.11</w:t>
+            </w:r>
+          </w:p>
+        </w:tc>
+        <w:tc>
+          <w:tcPr>
+            <w:tcW w:w="5061" w:type="dxa"/>
+          </w:tcPr>
+          <w:p>
+            <w:pPr>
+              <w:pStyle w:val="af0"/>
+              <w:jc w:val="left"/>
+              <w:rPr>
+                <w:color w:val="FF0000"/>
+              </w:rPr>
+            </w:pPr>
+            <w:r>
+              <w:rPr>
+                <w:color w:val="FF0000"/>
+              </w:rPr>
+              <w:t>Резерв</w:t>
+            </w:r>
+          </w:p>
+        </w:tc>
+      </w:tr>
+      <w:tr>
+        <w:tc>
+          <w:tcPr>
+            <w:tcW w:w="2482" w:type="dxa"/>
+          </w:tcPr>
+          <w:p>
+            <w:pPr>
+              <w:pStyle w:val="af0"/>
+              <w:rPr>
+                <w:color w:val="FF0000"/>
+              </w:rPr>
+            </w:pPr>
+            <w:r>
+              <w:rPr>
+                <w:color w:val="FF0000"/>
+              </w:rPr>
+              <w:t>М3.</w:t>
+            </w:r>
+            <w:r>
+              <w:rPr>
+                <w:color w:val="FF0000"/>
+                <w:lang w:val="en-US"/>
+              </w:rPr>
+              <w:t>XB:</w:t>
+            </w:r>
+            <w:r>
+              <w:rPr>
+                <w:color w:val="FF0000"/>
+              </w:rPr>
+              <w:t>13</w:t>
+            </w:r>
+          </w:p>
+        </w:tc>
+        <w:tc>
+          <w:tcPr>
+            <w:tcW w:w="2062" w:type="dxa"/>
+          </w:tcPr>
+          <w:p>
+            <w:pPr>
+              <w:pStyle w:val="af0"/>
+              <w:rPr>
+                <w:color w:val="FF0000"/>
+              </w:rPr>
+            </w:pPr>
+            <w:r>
+              <w:rPr>
+                <w:color w:val="FF0000"/>
+              </w:rPr>
+              <w:t>М3.12</w:t>
+            </w:r>
+          </w:p>
+        </w:tc>
+        <w:tc>
+          <w:tcPr>
+            <w:tcW w:w="5061" w:type="dxa"/>
+          </w:tcPr>
+          <w:p>
+            <w:pPr>
+              <w:pStyle w:val="af0"/>
+              <w:jc w:val="left"/>
+              <w:rPr>
+                <w:color w:val="FF0000"/>
+              </w:rPr>
+            </w:pPr>
+            <w:r>
+              <w:rPr>
+                <w:color w:val="FF0000"/>
+              </w:rPr>
+              <w:t>Резерв</w:t>
+            </w:r>
+          </w:p>
+        </w:tc>
+      </w:tr>
+      <w:tr>
+        <w:tc>
+          <w:tcPr>
+            <w:tcW w:w="2482" w:type="dxa"/>
+          </w:tcPr>
+          <w:p>
+            <w:pPr>
+              <w:pStyle w:val="af0"/>
+              <w:rPr>
+                <w:color w:val="FF0000"/>
+              </w:rPr>
+            </w:pPr>
+            <w:r>
+              <w:rPr>
+                <w:color w:val="FF0000"/>
+              </w:rPr>
+              <w:t>М3.</w:t>
+            </w:r>
+            <w:r>
+              <w:rPr>
+                <w:color w:val="FF0000"/>
                 <w:lang w:val="en-US"/>
               </w:rPr>
               <w:t>XB</w:t>
             </w:r>
             <w:r>
-              <w:t>:</w:t>
-            </w:r>
-            <w:r>
-              <w:t>2</w:t>
+              <w:rPr>
+                <w:color w:val="FF0000"/>
+              </w:rPr>
+              <w:t>:14</w:t>
             </w:r>
           </w:p>
         </w:tc>
@@ -6873,12 +7748,88 @@
           <w:p>
             <w:pPr>
               <w:pStyle w:val="af0"/>
-            </w:pPr>
-            <w:r>
+              <w:rPr>
+                <w:color w:val="FF0000"/>
+              </w:rPr>
+            </w:pPr>
+            <w:r>
+              <w:rPr>
+                <w:color w:val="FF0000"/>
+              </w:rPr>
+              <w:t>М3.13</w:t>
+            </w:r>
+          </w:p>
+        </w:tc>
+        <w:tc>
+          <w:tcPr>
+            <w:tcW w:w="5061" w:type="dxa"/>
+          </w:tcPr>
+          <w:p>
+            <w:pPr>
+              <w:pStyle w:val="af0"/>
+              <w:jc w:val="left"/>
+              <w:rPr>
+                <w:color w:val="FF0000"/>
+              </w:rPr>
+            </w:pPr>
+            <w:r>
+              <w:rPr>
+                <w:color w:val="FF0000"/>
+              </w:rPr>
+              <w:t>Резерв</w:t>
+            </w:r>
+          </w:p>
+        </w:tc>
+      </w:tr>
+      <w:tr>
+        <w:tc>
+          <w:tcPr>
+            <w:tcW w:w="2482" w:type="dxa"/>
+          </w:tcPr>
+          <w:p>
+            <w:pPr>
+              <w:pStyle w:val="af0"/>
+              <w:rPr>
+                <w:color w:val="FF0000"/>
+              </w:rPr>
+            </w:pPr>
+            <w:r>
+              <w:rPr>
+                <w:color w:val="FF0000"/>
+              </w:rPr>
               <w:t>М3.</w:t>
             </w:r>
             <w:r>
-              <w:t>2</w:t>
+              <w:rPr>
+                <w:color w:val="FF0000"/>
+                <w:lang w:val="en-US"/>
+              </w:rPr>
+              <w:t>XB</w:t>
+            </w:r>
+            <w:r>
+              <w:rPr>
+                <w:color w:val="FF0000"/>
+              </w:rPr>
+              <w:t>:15</w:t>
+            </w:r>
+          </w:p>
+        </w:tc>
+        <w:tc>
+          <w:tcPr>
+            <w:tcW w:w="2062" w:type="dxa"/>
+          </w:tcPr>
+          <w:p>
+            <w:pPr>
+              <w:pStyle w:val="af0"/>
+              <w:rPr>
+                <w:color w:val="FF0000"/>
+              </w:rPr>
+            </w:pPr>
+            <w:r>
+              <w:rPr>
+                <w:color w:val="FF0000"/>
+              </w:rPr>
+              <w:t>М3.14</w:t>
             </w:r>
           </w:p>
         </w:tc>
@@ -6890,683 +7841,14 @@
             <w:pPr>
               <w:pStyle w:val="af0"/>
               <w:jc w:val="left"/>
-            </w:pPr>
-            <w:r>
-              <w:t>Резерв</w:t>
-            </w:r>
-          </w:p>
-        </w:tc>
-      </w:tr>
-      <w:tr>
-        <w:tc>
-          <w:tcPr>
-            <w:tcW w:w="2482" w:type="dxa"/>
-          </w:tcPr>
-          <w:p>
-            <w:pPr>
-              <w:pStyle w:val="af0"/>
-            </w:pPr>
-            <w:r>
-              <w:t>М3.</w:t>
-            </w:r>
-            <w:r>
-              <w:rPr>
-                <w:lang w:val="en-US"/>
-              </w:rPr>
-              <w:t>XB:</w:t>
-            </w:r>
-            <w:r>
-              <w:t>3</w:t>
-            </w:r>
-          </w:p>
-        </w:tc>
-        <w:tc>
-          <w:tcPr>
-            <w:tcW w:w="2062" w:type="dxa"/>
-          </w:tcPr>
-          <w:p>
-            <w:pPr>
-              <w:pStyle w:val="af0"/>
-              <w:rPr>
-                <w:lang w:val="en-US"/>
-              </w:rPr>
-            </w:pPr>
-            <w:r>
-              <w:t>М3.</w:t>
-            </w:r>
-            <w:r>
-              <w:rPr>
-                <w:lang w:val="en-US"/>
-              </w:rPr>
-              <w:t>3</w:t>
-            </w:r>
-          </w:p>
-        </w:tc>
-        <w:tc>
-          <w:tcPr>
-            <w:tcW w:w="5061" w:type="dxa"/>
-          </w:tcPr>
-          <w:p>
-            <w:pPr>
-              <w:pStyle w:val="af0"/>
-              <w:jc w:val="left"/>
-            </w:pPr>
-            <w:r>
-              <w:t>Резерв</w:t>
-            </w:r>
-          </w:p>
-        </w:tc>
-      </w:tr>
-      <w:tr>
-        <w:tc>
-          <w:tcPr>
-            <w:tcW w:w="2482" w:type="dxa"/>
-          </w:tcPr>
-          <w:p>
-            <w:pPr>
-              <w:pStyle w:val="af0"/>
-            </w:pPr>
-            <w:r>
-              <w:t>М3</w:t>
-            </w:r>
-            <w:r>
-              <w:rPr>
-                <w:lang w:val="en-US"/>
-              </w:rPr>
-              <w:t>.XB:</w:t>
-            </w:r>
-            <w:r>
-              <w:t>4</w:t>
-            </w:r>
-          </w:p>
-        </w:tc>
-        <w:tc>
-          <w:tcPr>
-            <w:tcW w:w="2062" w:type="dxa"/>
-          </w:tcPr>
-          <w:p>
-            <w:pPr>
-              <w:pStyle w:val="af0"/>
-              <w:rPr>
-                <w:lang w:val="en-US"/>
-              </w:rPr>
-            </w:pPr>
-            <w:r>
-              <w:t>М3</w:t>
-            </w:r>
-            <w:r>
-              <w:rPr>
-                <w:lang w:val="en-US"/>
-              </w:rPr>
-              <w:t>.4</w:t>
-            </w:r>
-          </w:p>
-        </w:tc>
-        <w:tc>
-          <w:tcPr>
-            <w:tcW w:w="5061" w:type="dxa"/>
-          </w:tcPr>
-          <w:p>
-            <w:pPr>
-              <w:pStyle w:val="af0"/>
-              <w:jc w:val="left"/>
-            </w:pPr>
-            <w:r>
-              <w:t>Резерв</w:t>
-            </w:r>
-          </w:p>
-        </w:tc>
-      </w:tr>
-      <w:tr>
-        <w:tc>
-          <w:tcPr>
-            <w:tcW w:w="2482" w:type="dxa"/>
-          </w:tcPr>
-          <w:p>
-            <w:pPr>
-              <w:pStyle w:val="af0"/>
-            </w:pPr>
-            <w:r>
-              <w:t>М3</w:t>
-            </w:r>
-            <w:r>
-              <w:rPr>
-                <w:lang w:val="en-US"/>
-              </w:rPr>
-              <w:t>.XB:</w:t>
-            </w:r>
-            <w:r>
-              <w:t>5</w:t>
-            </w:r>
-          </w:p>
-        </w:tc>
-        <w:tc>
-          <w:tcPr>
-            <w:tcW w:w="2062" w:type="dxa"/>
-          </w:tcPr>
-          <w:p>
-            <w:pPr>
-              <w:pStyle w:val="af0"/>
-              <w:rPr>
-                <w:lang w:val="en-US"/>
-              </w:rPr>
-            </w:pPr>
-            <w:r>
-              <w:t>М3</w:t>
-            </w:r>
-            <w:r>
-              <w:rPr>
-                <w:lang w:val="en-US"/>
-              </w:rPr>
-              <w:t>.5</w:t>
-            </w:r>
-          </w:p>
-        </w:tc>
-        <w:tc>
-          <w:tcPr>
-            <w:tcW w:w="5061" w:type="dxa"/>
-          </w:tcPr>
-          <w:p>
-            <w:pPr>
-              <w:pStyle w:val="af0"/>
-              <w:jc w:val="left"/>
-            </w:pPr>
-            <w:r>
-              <w:t>Резерв</w:t>
-            </w:r>
-          </w:p>
-        </w:tc>
-      </w:tr>
-      <w:tr>
-        <w:tc>
-          <w:tcPr>
-            <w:tcW w:w="2482" w:type="dxa"/>
-          </w:tcPr>
-          <w:p>
-            <w:pPr>
-              <w:pStyle w:val="af0"/>
-              <w:rPr>
-                <w:lang w:val="en-US"/>
-              </w:rPr>
-            </w:pPr>
-            <w:r>
-              <w:t>М</w:t>
-            </w:r>
-            <w:r>
-              <w:rPr>
-                <w:lang w:val="en-US"/>
-              </w:rPr>
-              <w:t>3.XB:6</w:t>
-            </w:r>
-          </w:p>
-        </w:tc>
-        <w:tc>
-          <w:tcPr>
-            <w:tcW w:w="2062" w:type="dxa"/>
-          </w:tcPr>
-          <w:p>
-            <w:pPr>
-              <w:pStyle w:val="af0"/>
-              <w:rPr>
-                <w:lang w:val="en-US"/>
-              </w:rPr>
-            </w:pPr>
-            <w:r>
-              <w:t>М</w:t>
-            </w:r>
-            <w:r>
-              <w:rPr>
-                <w:lang w:val="en-US"/>
-              </w:rPr>
-              <w:t>3.6</w:t>
-            </w:r>
-          </w:p>
-        </w:tc>
-        <w:tc>
-          <w:tcPr>
-            <w:tcW w:w="5061" w:type="dxa"/>
-          </w:tcPr>
-          <w:p>
-            <w:pPr>
-              <w:pStyle w:val="af0"/>
-              <w:jc w:val="left"/>
-            </w:pPr>
-            <w:r>
-              <w:t>Резерв</w:t>
-            </w:r>
-          </w:p>
-        </w:tc>
-      </w:tr>
-      <w:tr>
-        <w:tc>
-          <w:tcPr>
-            <w:tcW w:w="2482" w:type="dxa"/>
-          </w:tcPr>
-          <w:p>
-            <w:pPr>
-              <w:pStyle w:val="af0"/>
-              <w:rPr>
-                <w:lang w:val="en-US"/>
-              </w:rPr>
-            </w:pPr>
-            <w:r>
-              <w:t>М</w:t>
-            </w:r>
-            <w:r>
-              <w:rPr>
-                <w:lang w:val="en-US"/>
-              </w:rPr>
-              <w:t>3.XB:7</w:t>
-            </w:r>
-          </w:p>
-        </w:tc>
-        <w:tc>
-          <w:tcPr>
-            <w:tcW w:w="2062" w:type="dxa"/>
-          </w:tcPr>
-          <w:p>
-            <w:pPr>
-              <w:pStyle w:val="af0"/>
-              <w:rPr>
-                <w:lang w:val="en-US"/>
-              </w:rPr>
-            </w:pPr>
-            <w:r>
-              <w:t>М</w:t>
-            </w:r>
-            <w:r>
-              <w:rPr>
-                <w:lang w:val="en-US"/>
-              </w:rPr>
-              <w:t>3.7</w:t>
-            </w:r>
-          </w:p>
-        </w:tc>
-        <w:tc>
-          <w:tcPr>
-            <w:tcW w:w="5061" w:type="dxa"/>
-          </w:tcPr>
-          <w:p>
-            <w:pPr>
-              <w:pStyle w:val="af0"/>
-              <w:jc w:val="left"/>
-            </w:pPr>
-            <w:r>
-              <w:t>Резерв</w:t>
-            </w:r>
-          </w:p>
-        </w:tc>
-      </w:tr>
-      <w:tr>
-        <w:tc>
-          <w:tcPr>
-            <w:tcW w:w="2482" w:type="dxa"/>
-          </w:tcPr>
-          <w:p>
-            <w:pPr>
-              <w:pStyle w:val="af0"/>
-              <w:rPr>
-                <w:lang w:val="en-US"/>
-              </w:rPr>
-            </w:pPr>
-            <w:r>
-              <w:t>М</w:t>
-            </w:r>
-            <w:r>
-              <w:rPr>
-                <w:lang w:val="en-US"/>
-              </w:rPr>
-              <w:t>3.XB:9</w:t>
-            </w:r>
-          </w:p>
-        </w:tc>
-        <w:tc>
-          <w:tcPr>
-            <w:tcW w:w="2062" w:type="dxa"/>
-          </w:tcPr>
-          <w:p>
-            <w:pPr>
-              <w:pStyle w:val="af0"/>
-              <w:rPr>
-                <w:lang w:val="en-US"/>
-              </w:rPr>
-            </w:pPr>
-            <w:r>
-              <w:t>М</w:t>
-            </w:r>
-            <w:r>
-              <w:rPr>
-                <w:lang w:val="en-US"/>
-              </w:rPr>
-              <w:t>3.8</w:t>
-            </w:r>
-          </w:p>
-        </w:tc>
-        <w:tc>
-          <w:tcPr>
-            <w:tcW w:w="5061" w:type="dxa"/>
-          </w:tcPr>
-          <w:p>
-            <w:pPr>
-              <w:pStyle w:val="af0"/>
-              <w:jc w:val="left"/>
-            </w:pPr>
-            <w:r>
-              <w:t>Резерв</w:t>
-            </w:r>
-          </w:p>
-        </w:tc>
-      </w:tr>
-      <w:tr>
-        <w:tc>
-          <w:tcPr>
-            <w:tcW w:w="2482" w:type="dxa"/>
-          </w:tcPr>
-          <w:p>
-            <w:pPr>
-              <w:pStyle w:val="af0"/>
-              <w:rPr>
-                <w:lang w:val="en-US"/>
-              </w:rPr>
-            </w:pPr>
-            <w:r>
-              <w:t>М</w:t>
-            </w:r>
-            <w:r>
-              <w:rPr>
-                <w:lang w:val="en-US"/>
-              </w:rPr>
-              <w:t>3.XB:10</w:t>
-            </w:r>
-          </w:p>
-        </w:tc>
-        <w:tc>
-          <w:tcPr>
-            <w:tcW w:w="2062" w:type="dxa"/>
-          </w:tcPr>
-          <w:p>
-            <w:pPr>
-              <w:pStyle w:val="af0"/>
-              <w:rPr>
-                <w:lang w:val="en-US"/>
-              </w:rPr>
-            </w:pPr>
-            <w:r>
-              <w:t>М</w:t>
-            </w:r>
-            <w:r>
-              <w:rPr>
-                <w:lang w:val="en-US"/>
-              </w:rPr>
-              <w:t>3.9</w:t>
-            </w:r>
-          </w:p>
-        </w:tc>
-        <w:tc>
-          <w:tcPr>
-            <w:tcW w:w="5061" w:type="dxa"/>
-          </w:tcPr>
-          <w:p>
-            <w:pPr>
-              <w:pStyle w:val="af0"/>
-              <w:jc w:val="left"/>
-            </w:pPr>
-            <w:r>
-              <w:t>Резерв</w:t>
-            </w:r>
-          </w:p>
-        </w:tc>
-      </w:tr>
-      <w:tr>
-        <w:tc>
-          <w:tcPr>
-            <w:tcW w:w="2482" w:type="dxa"/>
-          </w:tcPr>
-          <w:p>
-            <w:pPr>
-              <w:pStyle w:val="af0"/>
-            </w:pPr>
-            <w:r>
-              <w:t>М</w:t>
-            </w:r>
-            <w:r>
-              <w:rPr>
-                <w:lang w:val="en-US"/>
-              </w:rPr>
-              <w:t>3.XB:</w:t>
-            </w:r>
-            <w:r>
-              <w:t>11</w:t>
-            </w:r>
-          </w:p>
-        </w:tc>
-        <w:tc>
-          <w:tcPr>
-            <w:tcW w:w="2062" w:type="dxa"/>
-          </w:tcPr>
-          <w:p>
-            <w:pPr>
-              <w:pStyle w:val="af0"/>
-            </w:pPr>
-            <w:r>
-              <w:t>М3.10</w:t>
-            </w:r>
-          </w:p>
-        </w:tc>
-        <w:tc>
-          <w:tcPr>
-            <w:tcW w:w="5061" w:type="dxa"/>
-          </w:tcPr>
-          <w:p>
-            <w:pPr>
-              <w:pStyle w:val="af0"/>
-              <w:jc w:val="left"/>
-            </w:pPr>
-            <w:r>
-              <w:t>Резерв</w:t>
-            </w:r>
-          </w:p>
-        </w:tc>
-      </w:tr>
-      <w:tr>
-        <w:tc>
-          <w:tcPr>
-            <w:tcW w:w="2482" w:type="dxa"/>
-          </w:tcPr>
-          <w:p>
-            <w:pPr>
-              <w:pStyle w:val="af0"/>
-            </w:pPr>
-            <w:r>
-              <w:t>М3.</w:t>
-            </w:r>
-            <w:r>
-              <w:rPr>
-                <w:lang w:val="en-US"/>
-              </w:rPr>
-              <w:t>XB:</w:t>
-            </w:r>
-            <w:r>
-              <w:t>12</w:t>
-            </w:r>
-          </w:p>
-        </w:tc>
-        <w:tc>
-          <w:tcPr>
-            <w:tcW w:w="2062" w:type="dxa"/>
-          </w:tcPr>
-          <w:p>
-            <w:pPr>
-              <w:pStyle w:val="af0"/>
-            </w:pPr>
-            <w:r>
-              <w:t>М3.11</w:t>
-            </w:r>
-          </w:p>
-        </w:tc>
-        <w:tc>
-          <w:tcPr>
-            <w:tcW w:w="5061" w:type="dxa"/>
-          </w:tcPr>
-          <w:p>
-            <w:pPr>
-              <w:pStyle w:val="af0"/>
-              <w:jc w:val="left"/>
-            </w:pPr>
-            <w:r>
-              <w:t>Резерв</w:t>
-            </w:r>
-          </w:p>
-        </w:tc>
-      </w:tr>
-      <w:tr>
-        <w:tc>
-          <w:tcPr>
-            <w:tcW w:w="2482" w:type="dxa"/>
-          </w:tcPr>
-          <w:p>
-            <w:pPr>
-              <w:pStyle w:val="af0"/>
-            </w:pPr>
-            <w:r>
-              <w:t>М3.</w:t>
-            </w:r>
-            <w:r>
-              <w:rPr>
-                <w:lang w:val="en-US"/>
-              </w:rPr>
-              <w:t>XB:</w:t>
-            </w:r>
-            <w:r>
-              <w:t>13</w:t>
-            </w:r>
-          </w:p>
-        </w:tc>
-        <w:tc>
-          <w:tcPr>
-            <w:tcW w:w="2062" w:type="dxa"/>
-          </w:tcPr>
-          <w:p>
-            <w:pPr>
-              <w:pStyle w:val="af0"/>
-            </w:pPr>
-            <w:r>
-              <w:t>М3.12</w:t>
-            </w:r>
-          </w:p>
-        </w:tc>
-        <w:tc>
-          <w:tcPr>
-            <w:tcW w:w="5061" w:type="dxa"/>
-          </w:tcPr>
-          <w:p>
-            <w:pPr>
-              <w:pStyle w:val="af0"/>
-              <w:jc w:val="left"/>
-            </w:pPr>
-            <w:r>
-              <w:t>Резерв</w:t>
-            </w:r>
-          </w:p>
-        </w:tc>
-      </w:tr>
-      <w:tr>
-        <w:tc>
-          <w:tcPr>
-            <w:tcW w:w="2482" w:type="dxa"/>
-          </w:tcPr>
-          <w:p>
-            <w:pPr>
-              <w:pStyle w:val="af0"/>
-            </w:pPr>
-            <w:r>
-              <w:t>М3.</w:t>
-            </w:r>
-            <w:r>
-              <w:rPr>
-                <w:lang w:val="en-US"/>
-              </w:rPr>
-              <w:t>XB</w:t>
-            </w:r>
-            <w:r>
-              <w:t>:14</w:t>
-            </w:r>
-          </w:p>
-        </w:tc>
-        <w:tc>
-          <w:tcPr>
-            <w:tcW w:w="2062" w:type="dxa"/>
-          </w:tcPr>
-          <w:p>
-            <w:pPr>
-              <w:pStyle w:val="af0"/>
-            </w:pPr>
-            <w:r>
-              <w:t>М3.13</w:t>
-            </w:r>
-          </w:p>
-        </w:tc>
-        <w:tc>
-          <w:tcPr>
-            <w:tcW w:w="5061" w:type="dxa"/>
-          </w:tcPr>
-          <w:p>
-            <w:pPr>
-              <w:pStyle w:val="af0"/>
-              <w:jc w:val="left"/>
-            </w:pPr>
-            <w:r>
-              <w:t>Резерв</w:t>
-            </w:r>
-          </w:p>
-        </w:tc>
-      </w:tr>
-      <w:tr>
-        <w:tc>
-          <w:tcPr>
-            <w:tcW w:w="2482" w:type="dxa"/>
-          </w:tcPr>
-          <w:p>
-            <w:pPr>
-              <w:pStyle w:val="af0"/>
-            </w:pPr>
-            <w:r>
-              <w:t>М3.</w:t>
-            </w:r>
-            <w:r>
-              <w:rPr>
-                <w:lang w:val="en-US"/>
-              </w:rPr>
-              <w:t>XB</w:t>
-            </w:r>
-            <w:r>
-              <w:t>:15</w:t>
-            </w:r>
-          </w:p>
-        </w:tc>
-        <w:tc>
-          <w:tcPr>
-            <w:tcW w:w="2062" w:type="dxa"/>
-          </w:tcPr>
-          <w:p>
-            <w:pPr>
-              <w:pStyle w:val="af0"/>
-            </w:pPr>
-            <w:r>
-              <w:t>М3.14</w:t>
-            </w:r>
-          </w:p>
-        </w:tc>
-        <w:tc>
-          <w:tcPr>
-            <w:tcW w:w="5061" w:type="dxa"/>
-          </w:tcPr>
-          <w:p>
-            <w:pPr>
-              <w:pStyle w:val="af0"/>
-              <w:jc w:val="left"/>
-            </w:pPr>
-            <w:r>
+              <w:rPr>
+                <w:color w:val="FF0000"/>
+              </w:rPr>
+            </w:pPr>
+            <w:r>
+              <w:rPr>
+                <w:color w:val="FF0000"/>
+              </w:rPr>
               <w:t>Резерв</w:t>
             </w:r>
           </w:p>
@@ -7982,6 +8264,7 @@
               </w:rPr>
             </w:pPr>
             <w:r>
+              <w:lastRenderedPageBreak/>
               <w:t>М</w:t>
             </w:r>
             <w:r>
@@ -8484,7 +8767,7 @@
       <w:r>
         <w:t xml:space="preserve"> ступен</w:t>
       </w:r>
-      <w:bookmarkEnd w:id="15"/>
+      <w:bookmarkEnd w:id="16"/>
       <w:r>
         <w:t>и</w:t>
       </w:r>
@@ -8520,7 +8803,6 @@
                 <w:b w:val="0"/>
                 <w:sz w:val="22"/>
               </w:rPr>
-              <w:lastRenderedPageBreak/>
               <w:t>Клемма на устройстве ЮНИТ-М300</w:t>
             </w:r>
           </w:p>
@@ -10277,7 +10559,7 @@
       <w:pPr>
         <w:pStyle w:val="a"/>
       </w:pPr>
-      <w:bookmarkStart w:id="16" w:name="_Ref195516560"/>
+      <w:bookmarkStart w:id="17" w:name="_Ref195516560"/>
       <w:r>
         <w:t>Назначение дискретных входов</w:t>
       </w:r>
@@ -10296,7 +10578,7 @@
       <w:r>
         <w:t>и</w:t>
       </w:r>
-      <w:bookmarkEnd w:id="16"/>
+      <w:bookmarkEnd w:id="17"/>
     </w:p>
     <w:tbl>
       <w:tblPr>
@@ -10637,6 +10919,7 @@
               <w:pStyle w:val="af0"/>
             </w:pPr>
             <w:r>
+              <w:lastRenderedPageBreak/>
               <w:t>М3</w:t>
             </w:r>
             <w:r>
@@ -11188,15 +11471,14 @@
       <w:pPr>
         <w:pStyle w:val="2"/>
       </w:pPr>
-      <w:bookmarkStart w:id="17" w:name="_Toc194048553"/>
+      <w:bookmarkStart w:id="18" w:name="_Toc198735485"/>
       <w:r>
-        <w:lastRenderedPageBreak/>
         <w:t>Назначение вы</w:t>
       </w:r>
       <w:r>
         <w:t>ходных реле устройств ЮНИТ-М300</w:t>
       </w:r>
-      <w:bookmarkEnd w:id="17"/>
+      <w:bookmarkEnd w:id="18"/>
       <w:r>
         <w:t xml:space="preserve">  </w:t>
       </w:r>
@@ -11276,1301 +11558,9 @@
       <w:pPr>
         <w:pStyle w:val="a"/>
       </w:pPr>
-      <w:bookmarkStart w:id="18" w:name="_Ref191631805"/>
+      <w:bookmarkStart w:id="19" w:name="_Ref191631805"/>
       <w:r>
         <w:t>Выходные реле ЮНИТ-М300 для проверки БНТ</w:t>
-      </w:r>
-      <w:bookmarkEnd w:id="18"/>
-    </w:p>
-    <w:tbl>
-      <w:tblPr>
-        <w:tblStyle w:val="21"/>
-        <w:tblW w:w="0" w:type="auto"/>
-        <w:tblLook w:val="04A0" w:firstRow="1" w:lastRow="0" w:firstColumn="1" w:lastColumn="0" w:noHBand="0" w:noVBand="1"/>
-      </w:tblPr>
-      <w:tblGrid>
-        <w:gridCol w:w="2479"/>
-        <w:gridCol w:w="2212"/>
-        <w:gridCol w:w="4914"/>
-      </w:tblGrid>
-      <w:tr>
-        <w:trPr>
-          <w:cnfStyle w:val="100000000000" w:firstRow="1" w:lastRow="0" w:firstColumn="0" w:lastColumn="0" w:oddVBand="0" w:evenVBand="0" w:oddHBand="0" w:evenHBand="0" w:firstRowFirstColumn="0" w:firstRowLastColumn="0" w:lastRowFirstColumn="0" w:lastRowLastColumn="0"/>
-          <w:tblHeader/>
-        </w:trPr>
-        <w:tc>
-          <w:tcPr>
-            <w:tcW w:w="2479" w:type="dxa"/>
-          </w:tcPr>
-          <w:p>
-            <w:pPr>
-              <w:rPr>
-                <w:b w:val="0"/>
-              </w:rPr>
-            </w:pPr>
-            <w:r>
-              <w:rPr>
-                <w:b w:val="0"/>
-              </w:rPr>
-              <w:t>Клеммы на устройстве</w:t>
-            </w:r>
-          </w:p>
-        </w:tc>
-        <w:tc>
-          <w:tcPr>
-            <w:tcW w:w="2212" w:type="dxa"/>
-          </w:tcPr>
-          <w:p>
-            <w:pPr>
-              <w:rPr>
-                <w:b w:val="0"/>
-              </w:rPr>
-            </w:pPr>
-            <w:r>
-              <w:rPr>
-                <w:b w:val="0"/>
-              </w:rPr>
-              <w:t>Номер выходного реле</w:t>
-            </w:r>
-          </w:p>
-        </w:tc>
-        <w:tc>
-          <w:tcPr>
-            <w:tcW w:w="4914" w:type="dxa"/>
-          </w:tcPr>
-          <w:p>
-            <w:pPr>
-              <w:rPr>
-                <w:b w:val="0"/>
-              </w:rPr>
-            </w:pPr>
-            <w:r>
-              <w:rPr>
-                <w:b w:val="0"/>
-              </w:rPr>
-              <w:t>Наименование сигнала на ФСУ</w:t>
-            </w:r>
-          </w:p>
-        </w:tc>
-      </w:tr>
-      <w:tr>
-        <w:tc>
-          <w:tcPr>
-            <w:tcW w:w="2479" w:type="dxa"/>
-          </w:tcPr>
-          <w:p>
-            <w:pPr>
-              <w:pStyle w:val="af0"/>
-            </w:pPr>
-            <w:r>
-              <w:t>М9.</w:t>
-            </w:r>
-            <w:r>
-              <w:rPr>
-                <w:lang w:val="en-US"/>
-              </w:rPr>
-              <w:t>X</w:t>
-            </w:r>
-            <w:r>
-              <w:t>В</w:t>
-            </w:r>
-            <w:r>
-              <w:rPr>
-                <w:lang w:val="en-US"/>
-              </w:rPr>
-              <w:t>:1</w:t>
-            </w:r>
-            <w:r>
-              <w:t xml:space="preserve"> – М9.</w:t>
-            </w:r>
-            <w:r>
-              <w:rPr>
-                <w:lang w:val="en-US"/>
-              </w:rPr>
-              <w:t>XB:2</w:t>
-            </w:r>
-          </w:p>
-        </w:tc>
-        <w:tc>
-          <w:tcPr>
-            <w:tcW w:w="2212" w:type="dxa"/>
-          </w:tcPr>
-          <w:p>
-            <w:pPr>
-              <w:pStyle w:val="af0"/>
-            </w:pPr>
-            <w:r>
-              <w:t>М9.К1</w:t>
-            </w:r>
-          </w:p>
-        </w:tc>
-        <w:tc>
-          <w:tcPr>
-            <w:tcW w:w="4914" w:type="dxa"/>
-            <w:shd w:val="clear" w:color="auto" w:fill="auto"/>
-          </w:tcPr>
-          <w:p>
-            <w:pPr>
-              <w:pStyle w:val="af0"/>
-              <w:jc w:val="left"/>
-            </w:pPr>
-            <w:r>
-              <w:t>МТЗ 1 ст: Пуск ф.А</w:t>
-            </w:r>
-          </w:p>
-        </w:tc>
-      </w:tr>
-      <w:tr>
-        <w:tc>
-          <w:tcPr>
-            <w:tcW w:w="2479" w:type="dxa"/>
-          </w:tcPr>
-          <w:p>
-            <w:pPr>
-              <w:pStyle w:val="af0"/>
-            </w:pPr>
-            <w:r>
-              <w:t>М9.</w:t>
-            </w:r>
-            <w:r>
-              <w:rPr>
-                <w:lang w:val="en-US"/>
-              </w:rPr>
-              <w:t>X</w:t>
-            </w:r>
-            <w:r>
-              <w:t>В:3 – М9.</w:t>
-            </w:r>
-            <w:r>
-              <w:rPr>
-                <w:lang w:val="en-US"/>
-              </w:rPr>
-              <w:t>XB</w:t>
-            </w:r>
-            <w:r>
-              <w:t>:4</w:t>
-            </w:r>
-          </w:p>
-        </w:tc>
-        <w:tc>
-          <w:tcPr>
-            <w:tcW w:w="2212" w:type="dxa"/>
-          </w:tcPr>
-          <w:p>
-            <w:pPr>
-              <w:pStyle w:val="af0"/>
-            </w:pPr>
-            <w:r>
-              <w:t>М9.К2</w:t>
-            </w:r>
-          </w:p>
-        </w:tc>
-        <w:tc>
-          <w:tcPr>
-            <w:tcW w:w="4914" w:type="dxa"/>
-            <w:shd w:val="clear" w:color="auto" w:fill="auto"/>
-          </w:tcPr>
-          <w:p>
-            <w:pPr>
-              <w:pStyle w:val="af0"/>
-              <w:jc w:val="left"/>
-            </w:pPr>
-            <w:r>
-              <w:t>МТЗ 1 ст: Пуск ф.В</w:t>
-            </w:r>
-          </w:p>
-        </w:tc>
-      </w:tr>
-      <w:tr>
-        <w:tc>
-          <w:tcPr>
-            <w:tcW w:w="2479" w:type="dxa"/>
-          </w:tcPr>
-          <w:p>
-            <w:pPr>
-              <w:pStyle w:val="af0"/>
-              <w:rPr>
-                <w:lang w:val="en-US"/>
-              </w:rPr>
-            </w:pPr>
-            <w:r>
-              <w:t>М9.</w:t>
-            </w:r>
-            <w:r>
-              <w:rPr>
-                <w:lang w:val="en-US"/>
-              </w:rPr>
-              <w:t>X</w:t>
-            </w:r>
-            <w:r>
-              <w:t>В:</w:t>
-            </w:r>
-            <w:r>
-              <w:rPr>
-                <w:lang w:val="en-US"/>
-              </w:rPr>
-              <w:t>7</w:t>
-            </w:r>
-            <w:r>
-              <w:t xml:space="preserve"> – М9.</w:t>
-            </w:r>
-            <w:r>
-              <w:rPr>
-                <w:lang w:val="en-US"/>
-              </w:rPr>
-              <w:t>XB</w:t>
-            </w:r>
-            <w:r>
-              <w:t>:</w:t>
-            </w:r>
-            <w:r>
-              <w:rPr>
-                <w:lang w:val="en-US"/>
-              </w:rPr>
-              <w:t>5</w:t>
-            </w:r>
-          </w:p>
-        </w:tc>
-        <w:tc>
-          <w:tcPr>
-            <w:tcW w:w="2212" w:type="dxa"/>
-          </w:tcPr>
-          <w:p>
-            <w:pPr>
-              <w:pStyle w:val="af0"/>
-            </w:pPr>
-            <w:r>
-              <w:t>М9.К3</w:t>
-            </w:r>
-          </w:p>
-        </w:tc>
-        <w:tc>
-          <w:tcPr>
-            <w:tcW w:w="4914" w:type="dxa"/>
-            <w:shd w:val="clear" w:color="auto" w:fill="auto"/>
-          </w:tcPr>
-          <w:p>
-            <w:pPr>
-              <w:pStyle w:val="af0"/>
-              <w:jc w:val="left"/>
-            </w:pPr>
-            <w:r>
-              <w:t>МТЗ 1 ст: Пуск ф.С</w:t>
-            </w:r>
-          </w:p>
-        </w:tc>
-      </w:tr>
-      <w:tr>
-        <w:tc>
-          <w:tcPr>
-            <w:tcW w:w="2479" w:type="dxa"/>
-          </w:tcPr>
-          <w:p>
-            <w:pPr>
-              <w:pStyle w:val="af0"/>
-              <w:rPr>
-                <w:lang w:val="en-US"/>
-              </w:rPr>
-            </w:pPr>
-            <w:r>
-              <w:t>М9.</w:t>
-            </w:r>
-            <w:r>
-              <w:rPr>
-                <w:lang w:val="en-US"/>
-              </w:rPr>
-              <w:t>X</w:t>
-            </w:r>
-            <w:r>
-              <w:t>В:</w:t>
-            </w:r>
-            <w:r>
-              <w:rPr>
-                <w:lang w:val="en-US"/>
-              </w:rPr>
-              <w:t>7</w:t>
-            </w:r>
-            <w:r>
-              <w:t xml:space="preserve"> – М9.</w:t>
-            </w:r>
-            <w:r>
-              <w:rPr>
-                <w:lang w:val="en-US"/>
-              </w:rPr>
-              <w:t>XB</w:t>
-            </w:r>
-            <w:r>
-              <w:t>:</w:t>
-            </w:r>
-            <w:r>
-              <w:rPr>
-                <w:lang w:val="en-US"/>
-              </w:rPr>
-              <w:t>6</w:t>
-            </w:r>
-          </w:p>
-        </w:tc>
-        <w:tc>
-          <w:tcPr>
-            <w:tcW w:w="2212" w:type="dxa"/>
-          </w:tcPr>
-          <w:p>
-            <w:pPr>
-              <w:pStyle w:val="af0"/>
-              <w:rPr>
-                <w:lang w:val="en-US"/>
-              </w:rPr>
-            </w:pPr>
-            <w:r>
-              <w:t>М9.К4</w:t>
-            </w:r>
-          </w:p>
-        </w:tc>
-        <w:tc>
-          <w:tcPr>
-            <w:tcW w:w="4914" w:type="dxa"/>
-            <w:shd w:val="clear" w:color="auto" w:fill="auto"/>
-          </w:tcPr>
-          <w:p>
-            <w:pPr>
-              <w:pStyle w:val="af0"/>
-              <w:jc w:val="left"/>
-            </w:pPr>
-            <w:r>
-              <w:t>МТЗ 1 ст: ИО IА</w:t>
-            </w:r>
-          </w:p>
-        </w:tc>
-      </w:tr>
-      <w:tr>
-        <w:tc>
-          <w:tcPr>
-            <w:tcW w:w="2479" w:type="dxa"/>
-          </w:tcPr>
-          <w:p>
-            <w:pPr>
-              <w:pStyle w:val="af0"/>
-              <w:rPr>
-                <w:lang w:val="en-US"/>
-              </w:rPr>
-            </w:pPr>
-            <w:r>
-              <w:t>М9.</w:t>
-            </w:r>
-            <w:r>
-              <w:rPr>
-                <w:lang w:val="en-US"/>
-              </w:rPr>
-              <w:t>X</w:t>
-            </w:r>
-            <w:r>
-              <w:t>В</w:t>
-            </w:r>
-            <w:r>
-              <w:rPr>
-                <w:lang w:val="en-US"/>
-              </w:rPr>
-              <w:t>:10</w:t>
-            </w:r>
-            <w:r>
-              <w:t xml:space="preserve"> – М9.</w:t>
-            </w:r>
-            <w:r>
-              <w:rPr>
-                <w:lang w:val="en-US"/>
-              </w:rPr>
-              <w:t>XB:8</w:t>
-            </w:r>
-          </w:p>
-        </w:tc>
-        <w:tc>
-          <w:tcPr>
-            <w:tcW w:w="2212" w:type="dxa"/>
-          </w:tcPr>
-          <w:p>
-            <w:pPr>
-              <w:pStyle w:val="af0"/>
-              <w:rPr>
-                <w:lang w:val="en-US"/>
-              </w:rPr>
-            </w:pPr>
-            <w:r>
-              <w:t>М9.К5</w:t>
-            </w:r>
-          </w:p>
-        </w:tc>
-        <w:tc>
-          <w:tcPr>
-            <w:tcW w:w="4914" w:type="dxa"/>
-            <w:shd w:val="clear" w:color="auto" w:fill="auto"/>
-          </w:tcPr>
-          <w:p>
-            <w:pPr>
-              <w:pStyle w:val="af0"/>
-              <w:jc w:val="left"/>
-            </w:pPr>
-            <w:r>
-              <w:t>МТЗ 2 ст: Пуск ф.А</w:t>
-            </w:r>
-          </w:p>
-        </w:tc>
-      </w:tr>
-      <w:tr>
-        <w:tc>
-          <w:tcPr>
-            <w:tcW w:w="2479" w:type="dxa"/>
-          </w:tcPr>
-          <w:p>
-            <w:pPr>
-              <w:pStyle w:val="af0"/>
-              <w:rPr>
-                <w:lang w:val="en-US"/>
-              </w:rPr>
-            </w:pPr>
-            <w:r>
-              <w:t>М9</w:t>
-            </w:r>
-            <w:r>
-              <w:rPr>
-                <w:lang w:val="en-US"/>
-              </w:rPr>
-              <w:t>.X</w:t>
-            </w:r>
-            <w:r>
-              <w:t>В</w:t>
-            </w:r>
-            <w:r>
-              <w:rPr>
-                <w:lang w:val="en-US"/>
-              </w:rPr>
-              <w:t xml:space="preserve">:10 – </w:t>
-            </w:r>
-            <w:r>
-              <w:t>М9</w:t>
-            </w:r>
-            <w:r>
-              <w:rPr>
-                <w:lang w:val="en-US"/>
-              </w:rPr>
-              <w:t>.XB:9</w:t>
-            </w:r>
-          </w:p>
-        </w:tc>
-        <w:tc>
-          <w:tcPr>
-            <w:tcW w:w="2212" w:type="dxa"/>
-          </w:tcPr>
-          <w:p>
-            <w:pPr>
-              <w:pStyle w:val="af0"/>
-              <w:rPr>
-                <w:lang w:val="en-US"/>
-              </w:rPr>
-            </w:pPr>
-            <w:r>
-              <w:t>М9.К</w:t>
-            </w:r>
-            <w:r>
-              <w:rPr>
-                <w:lang w:val="en-US"/>
-              </w:rPr>
-              <w:t>6</w:t>
-            </w:r>
-          </w:p>
-        </w:tc>
-        <w:tc>
-          <w:tcPr>
-            <w:tcW w:w="4914" w:type="dxa"/>
-            <w:shd w:val="clear" w:color="auto" w:fill="auto"/>
-          </w:tcPr>
-          <w:p>
-            <w:pPr>
-              <w:pStyle w:val="af0"/>
-              <w:jc w:val="left"/>
-            </w:pPr>
-            <w:r>
-              <w:t>МТЗ 2 ст: Пуск ф.В</w:t>
-            </w:r>
-          </w:p>
-        </w:tc>
-      </w:tr>
-      <w:tr>
-        <w:tc>
-          <w:tcPr>
-            <w:tcW w:w="2479" w:type="dxa"/>
-          </w:tcPr>
-          <w:p>
-            <w:pPr>
-              <w:pStyle w:val="af0"/>
-              <w:rPr>
-                <w:lang w:val="en-US"/>
-              </w:rPr>
-            </w:pPr>
-            <w:r>
-              <w:t>М9</w:t>
-            </w:r>
-            <w:r>
-              <w:rPr>
-                <w:lang w:val="en-US"/>
-              </w:rPr>
-              <w:t>.X</w:t>
-            </w:r>
-            <w:r>
-              <w:t>В</w:t>
-            </w:r>
-            <w:r>
-              <w:rPr>
-                <w:lang w:val="en-US"/>
-              </w:rPr>
-              <w:t xml:space="preserve">:13 – </w:t>
-            </w:r>
-            <w:r>
-              <w:t>М9</w:t>
-            </w:r>
-            <w:r>
-              <w:rPr>
-                <w:lang w:val="en-US"/>
-              </w:rPr>
-              <w:t>.XB:12</w:t>
-            </w:r>
-          </w:p>
-        </w:tc>
-        <w:tc>
-          <w:tcPr>
-            <w:tcW w:w="2212" w:type="dxa"/>
-          </w:tcPr>
-          <w:p>
-            <w:pPr>
-              <w:pStyle w:val="af0"/>
-              <w:rPr>
-                <w:lang w:val="en-US"/>
-              </w:rPr>
-            </w:pPr>
-            <w:r>
-              <w:t>М9.К</w:t>
-            </w:r>
-            <w:r>
-              <w:rPr>
-                <w:lang w:val="en-US"/>
-              </w:rPr>
-              <w:t>7</w:t>
-            </w:r>
-          </w:p>
-        </w:tc>
-        <w:tc>
-          <w:tcPr>
-            <w:tcW w:w="4914" w:type="dxa"/>
-            <w:shd w:val="clear" w:color="auto" w:fill="auto"/>
-          </w:tcPr>
-          <w:p>
-            <w:pPr>
-              <w:pStyle w:val="af0"/>
-              <w:jc w:val="left"/>
-            </w:pPr>
-            <w:r>
-              <w:t>МТЗ 2 ст: Пуск ф.С</w:t>
-            </w:r>
-          </w:p>
-        </w:tc>
-      </w:tr>
-      <w:tr>
-        <w:tc>
-          <w:tcPr>
-            <w:tcW w:w="2479" w:type="dxa"/>
-          </w:tcPr>
-          <w:p>
-            <w:pPr>
-              <w:pStyle w:val="af0"/>
-              <w:rPr>
-                <w:lang w:val="en-US"/>
-              </w:rPr>
-            </w:pPr>
-            <w:r>
-              <w:t>М9</w:t>
-            </w:r>
-            <w:r>
-              <w:rPr>
-                <w:lang w:val="en-US"/>
-              </w:rPr>
-              <w:t>.X</w:t>
-            </w:r>
-            <w:r>
-              <w:t>В</w:t>
-            </w:r>
-            <w:r>
-              <w:rPr>
-                <w:lang w:val="en-US"/>
-              </w:rPr>
-              <w:t xml:space="preserve">:16 – </w:t>
-            </w:r>
-            <w:r>
-              <w:t>М9</w:t>
-            </w:r>
-            <w:r>
-              <w:rPr>
-                <w:lang w:val="en-US"/>
-              </w:rPr>
-              <w:t>.XB:15</w:t>
-            </w:r>
-          </w:p>
-        </w:tc>
-        <w:tc>
-          <w:tcPr>
-            <w:tcW w:w="2212" w:type="dxa"/>
-          </w:tcPr>
-          <w:p>
-            <w:pPr>
-              <w:pStyle w:val="af0"/>
-              <w:rPr>
-                <w:lang w:val="en-US"/>
-              </w:rPr>
-            </w:pPr>
-            <w:r>
-              <w:t>М9.К8</w:t>
-            </w:r>
-          </w:p>
-        </w:tc>
-        <w:tc>
-          <w:tcPr>
-            <w:tcW w:w="4914" w:type="dxa"/>
-            <w:shd w:val="clear" w:color="auto" w:fill="auto"/>
-          </w:tcPr>
-          <w:p>
-            <w:pPr>
-              <w:pStyle w:val="af0"/>
-              <w:jc w:val="left"/>
-            </w:pPr>
-            <w:r>
-              <w:t>МТЗ 2 ст: ИО IВ</w:t>
-            </w:r>
-          </w:p>
-        </w:tc>
-      </w:tr>
-      <w:tr>
-        <w:tc>
-          <w:tcPr>
-            <w:tcW w:w="2479" w:type="dxa"/>
-          </w:tcPr>
-          <w:p>
-            <w:pPr>
-              <w:pStyle w:val="af0"/>
-            </w:pPr>
-            <w:r>
-              <w:t>М10.</w:t>
-            </w:r>
-            <w:r>
-              <w:rPr>
-                <w:lang w:val="en-US"/>
-              </w:rPr>
-              <w:t>X</w:t>
-            </w:r>
-            <w:r>
-              <w:t>В</w:t>
-            </w:r>
-            <w:r>
-              <w:rPr>
-                <w:lang w:val="en-US"/>
-              </w:rPr>
-              <w:t>:1</w:t>
-            </w:r>
-            <w:r>
-              <w:t xml:space="preserve"> – М10.</w:t>
-            </w:r>
-            <w:r>
-              <w:rPr>
-                <w:lang w:val="en-US"/>
-              </w:rPr>
-              <w:t>XB:2</w:t>
-            </w:r>
-          </w:p>
-        </w:tc>
-        <w:tc>
-          <w:tcPr>
-            <w:tcW w:w="2212" w:type="dxa"/>
-          </w:tcPr>
-          <w:p>
-            <w:pPr>
-              <w:pStyle w:val="af0"/>
-            </w:pPr>
-            <w:r>
-              <w:t>М10.К1</w:t>
-            </w:r>
-          </w:p>
-        </w:tc>
-        <w:tc>
-          <w:tcPr>
-            <w:tcW w:w="4914" w:type="dxa"/>
-            <w:shd w:val="clear" w:color="auto" w:fill="auto"/>
-          </w:tcPr>
-          <w:p>
-            <w:pPr>
-              <w:pStyle w:val="af0"/>
-              <w:jc w:val="left"/>
-            </w:pPr>
-            <w:r>
-              <w:t>МТЗ 3 ст: Пуск ф.А</w:t>
-            </w:r>
-          </w:p>
-        </w:tc>
-      </w:tr>
-      <w:tr>
-        <w:tc>
-          <w:tcPr>
-            <w:tcW w:w="2479" w:type="dxa"/>
-          </w:tcPr>
-          <w:p>
-            <w:pPr>
-              <w:pStyle w:val="af0"/>
-            </w:pPr>
-            <w:r>
-              <w:t>М10.</w:t>
-            </w:r>
-            <w:r>
-              <w:rPr>
-                <w:lang w:val="en-US"/>
-              </w:rPr>
-              <w:t>X</w:t>
-            </w:r>
-            <w:r>
-              <w:t>В:3 – М10.</w:t>
-            </w:r>
-            <w:r>
-              <w:rPr>
-                <w:lang w:val="en-US"/>
-              </w:rPr>
-              <w:t>XB</w:t>
-            </w:r>
-            <w:r>
-              <w:t>:4</w:t>
-            </w:r>
-          </w:p>
-        </w:tc>
-        <w:tc>
-          <w:tcPr>
-            <w:tcW w:w="2212" w:type="dxa"/>
-          </w:tcPr>
-          <w:p>
-            <w:pPr>
-              <w:pStyle w:val="af0"/>
-            </w:pPr>
-            <w:r>
-              <w:t>М10.К2</w:t>
-            </w:r>
-          </w:p>
-        </w:tc>
-        <w:tc>
-          <w:tcPr>
-            <w:tcW w:w="4914" w:type="dxa"/>
-            <w:shd w:val="clear" w:color="auto" w:fill="auto"/>
-          </w:tcPr>
-          <w:p>
-            <w:pPr>
-              <w:pStyle w:val="af0"/>
-              <w:jc w:val="left"/>
-            </w:pPr>
-            <w:r>
-              <w:t>МТЗ 3 ст: Пуск ф.В</w:t>
-            </w:r>
-          </w:p>
-        </w:tc>
-      </w:tr>
-      <w:tr>
-        <w:tc>
-          <w:tcPr>
-            <w:tcW w:w="2479" w:type="dxa"/>
-          </w:tcPr>
-          <w:p>
-            <w:pPr>
-              <w:pStyle w:val="af0"/>
-            </w:pPr>
-            <w:r>
-              <w:t>М10.</w:t>
-            </w:r>
-            <w:r>
-              <w:rPr>
-                <w:lang w:val="en-US"/>
-              </w:rPr>
-              <w:t>X</w:t>
-            </w:r>
-            <w:r>
-              <w:t>В:</w:t>
-            </w:r>
-            <w:r>
-              <w:rPr>
-                <w:lang w:val="en-US"/>
-              </w:rPr>
-              <w:t>7</w:t>
-            </w:r>
-            <w:r>
-              <w:t xml:space="preserve"> – М10.</w:t>
-            </w:r>
-            <w:r>
-              <w:rPr>
-                <w:lang w:val="en-US"/>
-              </w:rPr>
-              <w:t>XB</w:t>
-            </w:r>
-            <w:r>
-              <w:t>:</w:t>
-            </w:r>
-            <w:r>
-              <w:rPr>
-                <w:lang w:val="en-US"/>
-              </w:rPr>
-              <w:t>5</w:t>
-            </w:r>
-          </w:p>
-        </w:tc>
-        <w:tc>
-          <w:tcPr>
-            <w:tcW w:w="2212" w:type="dxa"/>
-          </w:tcPr>
-          <w:p>
-            <w:pPr>
-              <w:pStyle w:val="af0"/>
-            </w:pPr>
-            <w:r>
-              <w:t>М10.К3</w:t>
-            </w:r>
-          </w:p>
-        </w:tc>
-        <w:tc>
-          <w:tcPr>
-            <w:tcW w:w="4914" w:type="dxa"/>
-          </w:tcPr>
-          <w:p>
-            <w:pPr>
-              <w:pStyle w:val="af0"/>
-              <w:jc w:val="left"/>
-            </w:pPr>
-            <w:r>
-              <w:t>МТЗ 3 ст: Пуск ф.С</w:t>
-            </w:r>
-          </w:p>
-        </w:tc>
-      </w:tr>
-      <w:tr>
-        <w:tc>
-          <w:tcPr>
-            <w:tcW w:w="2479" w:type="dxa"/>
-          </w:tcPr>
-          <w:p>
-            <w:pPr>
-              <w:pStyle w:val="af0"/>
-            </w:pPr>
-            <w:r>
-              <w:t>М10.</w:t>
-            </w:r>
-            <w:r>
-              <w:rPr>
-                <w:lang w:val="en-US"/>
-              </w:rPr>
-              <w:t>X</w:t>
-            </w:r>
-            <w:r>
-              <w:t>В:</w:t>
-            </w:r>
-            <w:r>
-              <w:rPr>
-                <w:lang w:val="en-US"/>
-              </w:rPr>
-              <w:t>7</w:t>
-            </w:r>
-            <w:r>
-              <w:t xml:space="preserve"> – М10.</w:t>
-            </w:r>
-            <w:r>
-              <w:rPr>
-                <w:lang w:val="en-US"/>
-              </w:rPr>
-              <w:t>XB</w:t>
-            </w:r>
-            <w:r>
-              <w:t>:</w:t>
-            </w:r>
-            <w:r>
-              <w:rPr>
-                <w:lang w:val="en-US"/>
-              </w:rPr>
-              <w:t>6</w:t>
-            </w:r>
-          </w:p>
-        </w:tc>
-        <w:tc>
-          <w:tcPr>
-            <w:tcW w:w="2212" w:type="dxa"/>
-          </w:tcPr>
-          <w:p>
-            <w:pPr>
-              <w:pStyle w:val="af0"/>
-            </w:pPr>
-            <w:r>
-              <w:t>М10.К4</w:t>
-            </w:r>
-          </w:p>
-        </w:tc>
-        <w:tc>
-          <w:tcPr>
-            <w:tcW w:w="4914" w:type="dxa"/>
-          </w:tcPr>
-          <w:p>
-            <w:pPr>
-              <w:pStyle w:val="af0"/>
-              <w:jc w:val="left"/>
-            </w:pPr>
-            <w:r>
-              <w:t>МТЗ 3 ст: ИО IС</w:t>
-            </w:r>
-          </w:p>
-        </w:tc>
-      </w:tr>
-      <w:tr>
-        <w:tc>
-          <w:tcPr>
-            <w:tcW w:w="2479" w:type="dxa"/>
-          </w:tcPr>
-          <w:p>
-            <w:pPr>
-              <w:pStyle w:val="af0"/>
-            </w:pPr>
-            <w:r>
-              <w:t>М10.</w:t>
-            </w:r>
-            <w:r>
-              <w:rPr>
-                <w:lang w:val="en-US"/>
-              </w:rPr>
-              <w:t>X</w:t>
-            </w:r>
-            <w:r>
-              <w:t>В</w:t>
-            </w:r>
-            <w:r>
-              <w:rPr>
-                <w:lang w:val="en-US"/>
-              </w:rPr>
-              <w:t>:10</w:t>
-            </w:r>
-            <w:r>
-              <w:t xml:space="preserve"> – М10.</w:t>
-            </w:r>
-            <w:r>
-              <w:rPr>
-                <w:lang w:val="en-US"/>
-              </w:rPr>
-              <w:t>XB:8</w:t>
-            </w:r>
-          </w:p>
-        </w:tc>
-        <w:tc>
-          <w:tcPr>
-            <w:tcW w:w="2212" w:type="dxa"/>
-          </w:tcPr>
-          <w:p>
-            <w:pPr>
-              <w:pStyle w:val="af0"/>
-            </w:pPr>
-            <w:r>
-              <w:t>М10.К5</w:t>
-            </w:r>
-          </w:p>
-        </w:tc>
-        <w:tc>
-          <w:tcPr>
-            <w:tcW w:w="4914" w:type="dxa"/>
-          </w:tcPr>
-          <w:p>
-            <w:pPr>
-              <w:pStyle w:val="af0"/>
-              <w:jc w:val="left"/>
-            </w:pPr>
-            <w:r>
-              <w:t>БНТ: Пуск</w:t>
-            </w:r>
-          </w:p>
-        </w:tc>
-      </w:tr>
-      <w:tr>
-        <w:tc>
-          <w:tcPr>
-            <w:tcW w:w="2479" w:type="dxa"/>
-          </w:tcPr>
-          <w:p>
-            <w:pPr>
-              <w:pStyle w:val="af0"/>
-            </w:pPr>
-            <w:r>
-              <w:t>М10</w:t>
-            </w:r>
-            <w:r>
-              <w:rPr>
-                <w:lang w:val="en-US"/>
-              </w:rPr>
-              <w:t>.X</w:t>
-            </w:r>
-            <w:r>
-              <w:t>В</w:t>
-            </w:r>
-            <w:r>
-              <w:rPr>
-                <w:lang w:val="en-US"/>
-              </w:rPr>
-              <w:t xml:space="preserve">:10 – </w:t>
-            </w:r>
-            <w:r>
-              <w:t>М10</w:t>
-            </w:r>
-            <w:r>
-              <w:rPr>
-                <w:lang w:val="en-US"/>
-              </w:rPr>
-              <w:t>.XB:9</w:t>
-            </w:r>
-          </w:p>
-        </w:tc>
-        <w:tc>
-          <w:tcPr>
-            <w:tcW w:w="2212" w:type="dxa"/>
-          </w:tcPr>
-          <w:p>
-            <w:pPr>
-              <w:pStyle w:val="af0"/>
-            </w:pPr>
-            <w:r>
-              <w:t>М10.К</w:t>
-            </w:r>
-            <w:r>
-              <w:rPr>
-                <w:lang w:val="en-US"/>
-              </w:rPr>
-              <w:t>6</w:t>
-            </w:r>
-          </w:p>
-        </w:tc>
-        <w:tc>
-          <w:tcPr>
-            <w:tcW w:w="4914" w:type="dxa"/>
-          </w:tcPr>
-          <w:p>
-            <w:pPr>
-              <w:pStyle w:val="af0"/>
-              <w:jc w:val="left"/>
-            </w:pPr>
-            <w:r>
-              <w:t>БНТ: Пуск ф.А</w:t>
-            </w:r>
-          </w:p>
-        </w:tc>
-      </w:tr>
-      <w:tr>
-        <w:tc>
-          <w:tcPr>
-            <w:tcW w:w="2479" w:type="dxa"/>
-          </w:tcPr>
-          <w:p>
-            <w:pPr>
-              <w:pStyle w:val="af0"/>
-            </w:pPr>
-            <w:r>
-              <w:t>М10</w:t>
-            </w:r>
-            <w:r>
-              <w:rPr>
-                <w:lang w:val="en-US"/>
-              </w:rPr>
-              <w:t>.X</w:t>
-            </w:r>
-            <w:r>
-              <w:t>В</w:t>
-            </w:r>
-            <w:r>
-              <w:rPr>
-                <w:lang w:val="en-US"/>
-              </w:rPr>
-              <w:t xml:space="preserve">:13 – </w:t>
-            </w:r>
-            <w:r>
-              <w:t>М10</w:t>
-            </w:r>
-            <w:r>
-              <w:rPr>
-                <w:lang w:val="en-US"/>
-              </w:rPr>
-              <w:t>.XB:12</w:t>
-            </w:r>
-          </w:p>
-        </w:tc>
-        <w:tc>
-          <w:tcPr>
-            <w:tcW w:w="2212" w:type="dxa"/>
-          </w:tcPr>
-          <w:p>
-            <w:pPr>
-              <w:pStyle w:val="af0"/>
-            </w:pPr>
-            <w:r>
-              <w:t>М10.К</w:t>
-            </w:r>
-            <w:r>
-              <w:rPr>
-                <w:lang w:val="en-US"/>
-              </w:rPr>
-              <w:t>7</w:t>
-            </w:r>
-          </w:p>
-        </w:tc>
-        <w:tc>
-          <w:tcPr>
-            <w:tcW w:w="4914" w:type="dxa"/>
-          </w:tcPr>
-          <w:p>
-            <w:pPr>
-              <w:pStyle w:val="af0"/>
-              <w:jc w:val="left"/>
-            </w:pPr>
-            <w:r>
-              <w:t>БНТ: Пуск ф.В</w:t>
-            </w:r>
-          </w:p>
-        </w:tc>
-      </w:tr>
-      <w:tr>
-        <w:tc>
-          <w:tcPr>
-            <w:tcW w:w="2479" w:type="dxa"/>
-          </w:tcPr>
-          <w:p>
-            <w:pPr>
-              <w:pStyle w:val="af0"/>
-            </w:pPr>
-            <w:r>
-              <w:t>М10</w:t>
-            </w:r>
-            <w:r>
-              <w:rPr>
-                <w:lang w:val="en-US"/>
-              </w:rPr>
-              <w:t>.X</w:t>
-            </w:r>
-            <w:r>
-              <w:t>В</w:t>
-            </w:r>
-            <w:r>
-              <w:rPr>
-                <w:lang w:val="en-US"/>
-              </w:rPr>
-              <w:t xml:space="preserve">:16 – </w:t>
-            </w:r>
-            <w:r>
-              <w:t>М10</w:t>
-            </w:r>
-            <w:r>
-              <w:rPr>
-                <w:lang w:val="en-US"/>
-              </w:rPr>
-              <w:t>.XB:15</w:t>
-            </w:r>
-          </w:p>
-        </w:tc>
-        <w:tc>
-          <w:tcPr>
-            <w:tcW w:w="2212" w:type="dxa"/>
-          </w:tcPr>
-          <w:p>
-            <w:pPr>
-              <w:pStyle w:val="af0"/>
-            </w:pPr>
-            <w:r>
-              <w:t>М10.К8</w:t>
-            </w:r>
-          </w:p>
-        </w:tc>
-        <w:tc>
-          <w:tcPr>
-            <w:tcW w:w="4914" w:type="dxa"/>
-          </w:tcPr>
-          <w:p>
-            <w:pPr>
-              <w:pStyle w:val="af0"/>
-              <w:jc w:val="left"/>
-            </w:pPr>
-            <w:r>
-              <w:t>БНТ: Пуск ф.С</w:t>
-            </w:r>
-          </w:p>
-        </w:tc>
-      </w:tr>
-      <w:tr>
-        <w:tc>
-          <w:tcPr>
-            <w:tcW w:w="2479" w:type="dxa"/>
-          </w:tcPr>
-          <w:p>
-            <w:pPr>
-              <w:pStyle w:val="af0"/>
-            </w:pPr>
-            <w:r>
-              <w:t>М</w:t>
-            </w:r>
-            <w:r>
-              <w:rPr>
-                <w:lang w:val="en-US"/>
-              </w:rPr>
-              <w:t xml:space="preserve">1.XP:2 - </w:t>
-            </w:r>
-            <w:r>
-              <w:t>М</w:t>
-            </w:r>
-            <w:r>
-              <w:rPr>
-                <w:lang w:val="en-US"/>
-              </w:rPr>
-              <w:t>1.XP:1</w:t>
-            </w:r>
-          </w:p>
-        </w:tc>
-        <w:tc>
-          <w:tcPr>
-            <w:tcW w:w="2212" w:type="dxa"/>
-          </w:tcPr>
-          <w:p>
-            <w:pPr>
-              <w:pStyle w:val="af0"/>
-            </w:pPr>
-            <w:r>
-              <w:t>М1.К1</w:t>
-            </w:r>
-          </w:p>
-        </w:tc>
-        <w:tc>
-          <w:tcPr>
-            <w:tcW w:w="4914" w:type="dxa"/>
-          </w:tcPr>
-          <w:p>
-            <w:pPr>
-              <w:pStyle w:val="af0"/>
-              <w:jc w:val="left"/>
-            </w:pPr>
-            <w:r>
-              <w:t>-</w:t>
-            </w:r>
-          </w:p>
-        </w:tc>
-      </w:tr>
-    </w:tbl>
-    <w:p>
-      <w:pPr>
-        <w:pStyle w:val="a"/>
-      </w:pPr>
-      <w:bookmarkStart w:id="19" w:name="_Ref195523046"/>
-      <w:r>
-        <w:t xml:space="preserve">Выходные реле </w:t>
-      </w:r>
-      <w:r>
-        <w:t>ЮНИТ-М300 для проверки КЦН НН</w:t>
-      </w:r>
-      <w:r>
-        <w:t>, КПОН НН</w:t>
       </w:r>
       <w:bookmarkEnd w:id="19"/>
     </w:p>
@@ -12707,7 +11697,7 @@
               <w:jc w:val="left"/>
             </w:pPr>
             <w:r>
-              <w:t>КЦН: Ввод</w:t>
+              <w:t>МТЗ 1 ст: Пуск ф.А</w:t>
             </w:r>
           </w:p>
         </w:tc>
@@ -12768,7 +11758,7 @@
               <w:jc w:val="left"/>
             </w:pPr>
             <w:r>
-              <w:t>КЦН: Оперативный вывод</w:t>
+              <w:t>МТЗ 1 ст: Пуск ф.В</w:t>
             </w:r>
           </w:p>
         </w:tc>
@@ -12847,7 +11837,7 @@
               <w:jc w:val="left"/>
             </w:pPr>
             <w:r>
-              <w:t>КЦН: Пуск по Uлин</w:t>
+              <w:t>МТЗ 1 ст: Пуск ф.С</w:t>
             </w:r>
           </w:p>
         </w:tc>
@@ -12929,7 +11919,7 @@
               <w:jc w:val="left"/>
             </w:pPr>
             <w:r>
-              <w:t>КЦН: Пуск по U2</w:t>
+              <w:t>МТЗ 1 ст: ИО IА</w:t>
             </w:r>
           </w:p>
         </w:tc>
@@ -13002,7 +11992,7 @@
               <w:jc w:val="left"/>
             </w:pPr>
             <w:r>
-              <w:t>КЦН: Пуск</w:t>
+              <w:t>МТЗ 2 ст: Пуск ф.А</w:t>
             </w:r>
           </w:p>
         </w:tc>
@@ -13073,6 +12063,7 @@
         <w:tc>
           <w:tcPr>
             <w:tcW w:w="4914" w:type="dxa"/>
+            <w:shd w:val="clear" w:color="auto" w:fill="auto"/>
           </w:tcPr>
           <w:p>
             <w:pPr>
@@ -13080,7 +12071,7 @@
               <w:jc w:val="left"/>
             </w:pPr>
             <w:r>
-              <w:t>КЦН: Неисправность ЦН</w:t>
+              <w:t>МТЗ 2 ст: Пуск ф.В</w:t>
             </w:r>
           </w:p>
         </w:tc>
@@ -13151,6 +12142,7 @@
         <w:tc>
           <w:tcPr>
             <w:tcW w:w="4914" w:type="dxa"/>
+            <w:shd w:val="clear" w:color="auto" w:fill="auto"/>
           </w:tcPr>
           <w:p>
             <w:pPr>
@@ -13158,7 +12150,7 @@
               <w:jc w:val="left"/>
             </w:pPr>
             <w:r>
-              <w:t>КПОН: Пуск</w:t>
+              <w:t>МТЗ 2 ст: Пуск ф.С</w:t>
             </w:r>
           </w:p>
         </w:tc>
@@ -13223,6 +12215,7 @@
         <w:tc>
           <w:tcPr>
             <w:tcW w:w="4914" w:type="dxa"/>
+            <w:shd w:val="clear" w:color="auto" w:fill="auto"/>
           </w:tcPr>
           <w:p>
             <w:pPr>
@@ -13230,7 +12223,7 @@
               <w:jc w:val="left"/>
             </w:pPr>
             <w:r>
-              <w:t>Резерв</w:t>
+              <w:t>МТЗ 2 ст: ИО IВ</w:t>
             </w:r>
           </w:p>
         </w:tc>
@@ -13289,6 +12282,7 @@
         <w:tc>
           <w:tcPr>
             <w:tcW w:w="4914" w:type="dxa"/>
+            <w:shd w:val="clear" w:color="auto" w:fill="auto"/>
           </w:tcPr>
           <w:p>
             <w:pPr>
@@ -13296,7 +12290,7 @@
               <w:jc w:val="left"/>
             </w:pPr>
             <w:r>
-              <w:t>Резерв</w:t>
+              <w:t>МТЗ 3 ст: Пуск ф.А</w:t>
             </w:r>
           </w:p>
         </w:tc>
@@ -13349,6 +12343,7 @@
         <w:tc>
           <w:tcPr>
             <w:tcW w:w="4914" w:type="dxa"/>
+            <w:shd w:val="clear" w:color="auto" w:fill="auto"/>
           </w:tcPr>
           <w:p>
             <w:pPr>
@@ -13356,7 +12351,7 @@
               <w:jc w:val="left"/>
             </w:pPr>
             <w:r>
-              <w:t>Резерв</w:t>
+              <w:t>МТЗ 3 ст: Пуск ф.В</w:t>
             </w:r>
           </w:p>
         </w:tc>
@@ -13431,7 +12426,7 @@
               <w:jc w:val="left"/>
             </w:pPr>
             <w:r>
-              <w:t>Резерв</w:t>
+              <w:t>МТЗ 3 ст: Пуск ф.С</w:t>
             </w:r>
           </w:p>
         </w:tc>
@@ -13506,7 +12501,7 @@
               <w:jc w:val="left"/>
             </w:pPr>
             <w:r>
-              <w:t>Резерв</w:t>
+              <w:t>МТЗ 3 ст: ИО IС</w:t>
             </w:r>
           </w:p>
         </w:tc>
@@ -13572,7 +12567,7 @@
               <w:jc w:val="left"/>
             </w:pPr>
             <w:r>
-              <w:t>Резерв</w:t>
+              <w:t>БНТ: Пуск</w:t>
             </w:r>
           </w:p>
         </w:tc>
@@ -13644,7 +12639,7 @@
               <w:jc w:val="left"/>
             </w:pPr>
             <w:r>
-              <w:t>Резерв</w:t>
+              <w:t>БНТ: Пуск ф.А</w:t>
             </w:r>
           </w:p>
         </w:tc>
@@ -13716,7 +12711,7 @@
               <w:jc w:val="left"/>
             </w:pPr>
             <w:r>
-              <w:t>Резерв</w:t>
+              <w:t>БНТ: Пуск ф.В</w:t>
             </w:r>
           </w:p>
         </w:tc>
@@ -13782,64 +12777,7 @@
               <w:jc w:val="left"/>
             </w:pPr>
             <w:r>
-              <w:t>Резерв</w:t>
-            </w:r>
-          </w:p>
-        </w:tc>
-      </w:tr>
-      <w:tr>
-        <w:tc>
-          <w:tcPr>
-            <w:tcW w:w="2479" w:type="dxa"/>
-          </w:tcPr>
-          <w:p>
-            <w:pPr>
-              <w:pStyle w:val="af0"/>
-            </w:pPr>
-            <w:r>
-              <w:t>М</w:t>
-            </w:r>
-            <w:r>
-              <w:rPr>
-                <w:lang w:val="en-US"/>
-              </w:rPr>
-              <w:t xml:space="preserve">1.XP:2 - </w:t>
-            </w:r>
-            <w:r>
-              <w:t>М</w:t>
-            </w:r>
-            <w:r>
-              <w:rPr>
-                <w:lang w:val="en-US"/>
-              </w:rPr>
-              <w:t>1.XP:1</w:t>
-            </w:r>
-          </w:p>
-        </w:tc>
-        <w:tc>
-          <w:tcPr>
-            <w:tcW w:w="2212" w:type="dxa"/>
-          </w:tcPr>
-          <w:p>
-            <w:pPr>
-              <w:pStyle w:val="af0"/>
-            </w:pPr>
-            <w:r>
-              <w:t>М1.К1</w:t>
-            </w:r>
-          </w:p>
-        </w:tc>
-        <w:tc>
-          <w:tcPr>
-            <w:tcW w:w="4914" w:type="dxa"/>
-          </w:tcPr>
-          <w:p>
-            <w:pPr>
-              <w:pStyle w:val="af0"/>
-              <w:jc w:val="left"/>
-            </w:pPr>
-            <w:r>
-              <w:t>ПС: Пуск</w:t>
+              <w:t>БНТ: Пуск ф.С</w:t>
             </w:r>
           </w:p>
         </w:tc>
@@ -13849,9 +12787,15 @@
       <w:pPr>
         <w:pStyle w:val="a"/>
       </w:pPr>
-      <w:bookmarkStart w:id="20" w:name="_Ref195523108"/>
+      <w:bookmarkStart w:id="20" w:name="_Ref195523046"/>
       <w:r>
-        <w:t>Выходные реле ЮНИТ-М300 для проверки МТЗ в части общих цепей</w:t>
+        <w:t xml:space="preserve">Выходные реле </w:t>
+      </w:r>
+      <w:r>
+        <w:t>ЮНИТ-М300 для проверки КЦН НН</w:t>
+      </w:r>
+      <w:r>
+        <w:t>, КПОН НН</w:t>
       </w:r>
       <w:bookmarkEnd w:id="20"/>
     </w:p>
@@ -13885,7 +12829,6 @@
               <w:rPr>
                 <w:b w:val="0"/>
               </w:rPr>
-              <w:lastRenderedPageBreak/>
               <w:t>Клеммы на устройстве</w:t>
             </w:r>
           </w:p>
@@ -13989,7 +12932,7 @@
               <w:jc w:val="left"/>
             </w:pPr>
             <w:r>
-              <w:t>МТЗ 1 ст: Ввод</w:t>
+              <w:t>КЦН: Ввод</w:t>
             </w:r>
           </w:p>
         </w:tc>
@@ -14050,7 +12993,7 @@
               <w:jc w:val="left"/>
             </w:pPr>
             <w:r>
-              <w:t>МТЗ 1 ст: Оперативный вывод</w:t>
+              <w:t>КЦН: Оперативный вывод</w:t>
             </w:r>
           </w:p>
         </w:tc>
@@ -14129,7 +13072,7 @@
               <w:jc w:val="left"/>
             </w:pPr>
             <w:r>
-              <w:t>МТЗ 2 ст: Ввод</w:t>
+              <w:t>КЦН: Пуск по Uлин</w:t>
             </w:r>
           </w:p>
         </w:tc>
@@ -14211,7 +13154,7 @@
               <w:jc w:val="left"/>
             </w:pPr>
             <w:r>
-              <w:t>МТЗ 2 ст: Оперативный вывод</w:t>
+              <w:t>КЦН: Пуск по U2</w:t>
             </w:r>
           </w:p>
         </w:tc>
@@ -14284,7 +13227,7 @@
               <w:jc w:val="left"/>
             </w:pPr>
             <w:r>
-              <w:t>МТЗ 3 ст: Ввод</w:t>
+              <w:t>КЦН: Пуск</w:t>
             </w:r>
           </w:p>
         </w:tc>
@@ -14362,7 +13305,7 @@
               <w:jc w:val="left"/>
             </w:pPr>
             <w:r>
-              <w:t>МТЗ 3 ст: Оперативный вывод</w:t>
+              <w:t>КЦН: Неисправность ЦН</w:t>
             </w:r>
           </w:p>
         </w:tc>
@@ -14440,7 +13383,7 @@
               <w:jc w:val="left"/>
             </w:pPr>
             <w:r>
-              <w:t>МТЗ 1 ст: Срабатывание</w:t>
+              <w:t>КПОН: Пуск</w:t>
             </w:r>
           </w:p>
         </w:tc>
@@ -14512,7 +13455,7 @@
               <w:jc w:val="left"/>
             </w:pPr>
             <w:r>
-              <w:t>МТЗ 2 ст: Срабатывание</w:t>
+              <w:t>ПС: Пуск</w:t>
             </w:r>
           </w:p>
         </w:tc>
@@ -14578,7 +13521,7 @@
               <w:jc w:val="left"/>
             </w:pPr>
             <w:r>
-              <w:t>МТЗ 3 ст: Срабатывание</w:t>
+              <w:t>Резерв</w:t>
             </w:r>
           </w:p>
         </w:tc>
@@ -14638,7 +13581,7 @@
               <w:jc w:val="left"/>
             </w:pPr>
             <w:r>
-              <w:t>ТК ЗДЗ: Пуск</w:t>
+              <w:t>Резерв</w:t>
             </w:r>
           </w:p>
         </w:tc>
@@ -14713,7 +13656,7 @@
               <w:jc w:val="left"/>
             </w:pPr>
             <w:r>
-              <w:t>ЛЗТ: Пуск</w:t>
+              <w:t>Резерв</w:t>
             </w:r>
           </w:p>
         </w:tc>
@@ -14803,6 +13746,7 @@
               <w:pStyle w:val="af0"/>
             </w:pPr>
             <w:r>
+              <w:lastRenderedPageBreak/>
               <w:t>М10.</w:t>
             </w:r>
             <w:r>
@@ -15065,63 +14009,6 @@
             </w:pPr>
             <w:r>
               <w:t>Резерв</w:t>
-            </w:r>
-          </w:p>
-        </w:tc>
-      </w:tr>
-      <w:tr>
-        <w:tc>
-          <w:tcPr>
-            <w:tcW w:w="2479" w:type="dxa"/>
-          </w:tcPr>
-          <w:p>
-            <w:pPr>
-              <w:pStyle w:val="af0"/>
-            </w:pPr>
-            <w:r>
-              <w:t>М</w:t>
-            </w:r>
-            <w:r>
-              <w:rPr>
-                <w:lang w:val="en-US"/>
-              </w:rPr>
-              <w:t xml:space="preserve">1.XP:2 - </w:t>
-            </w:r>
-            <w:r>
-              <w:t>М</w:t>
-            </w:r>
-            <w:r>
-              <w:rPr>
-                <w:lang w:val="en-US"/>
-              </w:rPr>
-              <w:t>1.XP:1</w:t>
-            </w:r>
-          </w:p>
-        </w:tc>
-        <w:tc>
-          <w:tcPr>
-            <w:tcW w:w="2212" w:type="dxa"/>
-          </w:tcPr>
-          <w:p>
-            <w:pPr>
-              <w:pStyle w:val="af0"/>
-            </w:pPr>
-            <w:r>
-              <w:t>М1.К1</w:t>
-            </w:r>
-          </w:p>
-        </w:tc>
-        <w:tc>
-          <w:tcPr>
-            <w:tcW w:w="4914" w:type="dxa"/>
-          </w:tcPr>
-          <w:p>
-            <w:pPr>
-              <w:pStyle w:val="af0"/>
-              <w:jc w:val="left"/>
-            </w:pPr>
-            <w:r>
-              <w:t>ПС: Пуск</w:t>
             </w:r>
           </w:p>
         </w:tc>
@@ -15131,9 +14018,9 @@
       <w:pPr>
         <w:pStyle w:val="a"/>
       </w:pPr>
-      <w:bookmarkStart w:id="21" w:name="_Ref195523131"/>
+      <w:bookmarkStart w:id="21" w:name="_Ref195523108"/>
       <w:r>
-        <w:t>Выходные реле ЮНИТ-М300 для проверки МТЗ 1 ступени</w:t>
+        <w:t>Выходные реле ЮНИТ-М300 для проверки МТЗ в части общих цепей</w:t>
       </w:r>
       <w:bookmarkEnd w:id="21"/>
     </w:p>
@@ -15270,7 +14157,7 @@
               <w:jc w:val="left"/>
             </w:pPr>
             <w:r>
-              <w:t>МТЗ 1 ст: Пуск ф.А</w:t>
+              <w:t>МТЗ 1 ст: Ввод</w:t>
             </w:r>
           </w:p>
         </w:tc>
@@ -15331,7 +14218,7 @@
               <w:jc w:val="left"/>
             </w:pPr>
             <w:r>
-              <w:t>МТЗ 1 ст: Пуск ф.В</w:t>
+              <w:t>МТЗ 1 ст: Оперативный вывод</w:t>
             </w:r>
           </w:p>
         </w:tc>
@@ -15410,7 +14297,7 @@
               <w:jc w:val="left"/>
             </w:pPr>
             <w:r>
-              <w:t>МТЗ 1 ст: Пуск ф.С</w:t>
+              <w:t>МТЗ 2 ст: Ввод</w:t>
             </w:r>
           </w:p>
         </w:tc>
@@ -15492,7 +14379,7 @@
               <w:jc w:val="left"/>
             </w:pPr>
             <w:r>
-              <w:t>МТЗ 1 ст: Пуск</w:t>
+              <w:t>МТЗ 2 ст: Оперативный вывод</w:t>
             </w:r>
           </w:p>
         </w:tc>
@@ -15565,7 +14452,7 @@
               <w:jc w:val="left"/>
             </w:pPr>
             <w:r>
-              <w:t>МТЗ 1 ст: Срабатывание сигн</w:t>
+              <w:t>МТЗ 3 ст: Ввод</w:t>
             </w:r>
           </w:p>
         </w:tc>
@@ -15643,10 +14530,7 @@
               <w:jc w:val="left"/>
             </w:pPr>
             <w:r>
-              <w:t>МТЗ 1 ст: Срабатыван</w:t>
-            </w:r>
-            <w:r>
-              <w:t>ие</w:t>
+              <w:t>МТЗ 3 ст: Оперативный вывод</w:t>
             </w:r>
           </w:p>
         </w:tc>
@@ -15724,7 +14608,7 @@
               <w:jc w:val="left"/>
             </w:pPr>
             <w:r>
-              <w:t>МТЗ 1 ст: ИО IА</w:t>
+              <w:t>МТЗ 1 ст: Срабатывание</w:t>
             </w:r>
           </w:p>
         </w:tc>
@@ -15796,7 +14680,7 @@
               <w:jc w:val="left"/>
             </w:pPr>
             <w:r>
-              <w:t>МТЗ 1 ст: ИО IВ</w:t>
+              <w:t>МТЗ 2 ст: Срабатывание</w:t>
             </w:r>
           </w:p>
         </w:tc>
@@ -15862,7 +14746,7 @@
               <w:jc w:val="left"/>
             </w:pPr>
             <w:r>
-              <w:t>МТЗ 1 ст: ИО IС</w:t>
+              <w:t>МТЗ 3 ст: Срабатывание</w:t>
             </w:r>
           </w:p>
         </w:tc>
@@ -15922,7 +14806,7 @@
               <w:jc w:val="left"/>
             </w:pPr>
             <w:r>
-              <w:t>ЛО Т / ЛО: Срабатывание</w:t>
+              <w:t>ТК ЗДЗ: Пуск</w:t>
             </w:r>
           </w:p>
         </w:tc>
@@ -15997,7 +14881,7 @@
               <w:jc w:val="left"/>
             </w:pPr>
             <w:r>
-              <w:t>ЛО Т / ЗАПВ: Запрет АПВ</w:t>
+              <w:t>ЛЗТ: Пуск</w:t>
             </w:r>
           </w:p>
         </w:tc>
@@ -16072,7 +14956,7 @@
               <w:jc w:val="left"/>
             </w:pPr>
             <w:r>
-              <w:t>ЛО Т / ЗАВР: Запрет АВР</w:t>
+              <w:t>ПС: Пуск</w:t>
             </w:r>
           </w:p>
         </w:tc>
@@ -16138,16 +15022,7 @@
               <w:jc w:val="left"/>
             </w:pPr>
             <w:r>
-              <w:t>БЛЗШ</w:t>
-            </w:r>
-            <w:r>
-              <w:rPr>
-                <w:lang w:val="en-US"/>
-              </w:rPr>
-              <w:t xml:space="preserve">: </w:t>
-            </w:r>
-            <w:r>
-              <w:t>Блокировка</w:t>
+              <w:t>Резерв</w:t>
             </w:r>
           </w:p>
         </w:tc>
@@ -16358,63 +15233,6 @@
             </w:pPr>
             <w:r>
               <w:t>Резерв</w:t>
-            </w:r>
-          </w:p>
-        </w:tc>
-      </w:tr>
-      <w:tr>
-        <w:tc>
-          <w:tcPr>
-            <w:tcW w:w="2479" w:type="dxa"/>
-          </w:tcPr>
-          <w:p>
-            <w:pPr>
-              <w:pStyle w:val="af0"/>
-            </w:pPr>
-            <w:r>
-              <w:t>М</w:t>
-            </w:r>
-            <w:r>
-              <w:rPr>
-                <w:lang w:val="en-US"/>
-              </w:rPr>
-              <w:t xml:space="preserve">1.XP:2 - </w:t>
-            </w:r>
-            <w:r>
-              <w:t>М</w:t>
-            </w:r>
-            <w:r>
-              <w:rPr>
-                <w:lang w:val="en-US"/>
-              </w:rPr>
-              <w:t>1.XP:1</w:t>
-            </w:r>
-          </w:p>
-        </w:tc>
-        <w:tc>
-          <w:tcPr>
-            <w:tcW w:w="2212" w:type="dxa"/>
-          </w:tcPr>
-          <w:p>
-            <w:pPr>
-              <w:pStyle w:val="af0"/>
-            </w:pPr>
-            <w:r>
-              <w:t>М1.К1</w:t>
-            </w:r>
-          </w:p>
-        </w:tc>
-        <w:tc>
-          <w:tcPr>
-            <w:tcW w:w="4914" w:type="dxa"/>
-          </w:tcPr>
-          <w:p>
-            <w:pPr>
-              <w:pStyle w:val="af0"/>
-              <w:jc w:val="left"/>
-            </w:pPr>
-            <w:r>
-              <w:t>ПС: Пуск</w:t>
             </w:r>
           </w:p>
         </w:tc>
@@ -16424,15 +15242,9 @@
       <w:pPr>
         <w:pStyle w:val="a"/>
       </w:pPr>
-      <w:bookmarkStart w:id="22" w:name="_Ref195523153"/>
+      <w:bookmarkStart w:id="22" w:name="_Ref195523131"/>
       <w:r>
-        <w:t xml:space="preserve">Выходные реле ЮНИТ-М300 для проверки МТЗ </w:t>
-      </w:r>
-      <w:r>
-        <w:t>2</w:t>
-      </w:r>
-      <w:r>
-        <w:t xml:space="preserve"> ступени</w:t>
+        <w:t>Выходные реле ЮНИТ-М300 для проверки МТЗ 1 ступени</w:t>
       </w:r>
       <w:bookmarkEnd w:id="22"/>
     </w:p>
@@ -16569,7 +15381,7 @@
               <w:jc w:val="left"/>
             </w:pPr>
             <w:r>
-              <w:t>МТЗ 2 ст: Пуск ф.А</w:t>
+              <w:t>МТЗ 1 ст: Пуск ф.А</w:t>
             </w:r>
           </w:p>
         </w:tc>
@@ -16630,7 +15442,7 @@
               <w:jc w:val="left"/>
             </w:pPr>
             <w:r>
-              <w:t>МТЗ 2 ст: Пуск ф.В</w:t>
+              <w:t>МТЗ 1 ст: Пуск ф.В</w:t>
             </w:r>
           </w:p>
         </w:tc>
@@ -16709,7 +15521,7 @@
               <w:jc w:val="left"/>
             </w:pPr>
             <w:r>
-              <w:t>МТЗ 2 ст: Пуск ф.С</w:t>
+              <w:t>МТЗ 1 ст: Пуск ф.С</w:t>
             </w:r>
           </w:p>
         </w:tc>
@@ -16791,7 +15603,7 @@
               <w:jc w:val="left"/>
             </w:pPr>
             <w:r>
-              <w:t>МТЗ 2 ст: Пуск</w:t>
+              <w:t>МТЗ 1 ст: Пуск</w:t>
             </w:r>
           </w:p>
         </w:tc>
@@ -16864,7 +15676,7 @@
               <w:jc w:val="left"/>
             </w:pPr>
             <w:r>
-              <w:t xml:space="preserve">МТЗ 2 ст: Срабатывание сигн </w:t>
+              <w:t>МТЗ 1 ст: Срабатывание сигн</w:t>
             </w:r>
           </w:p>
         </w:tc>
@@ -16942,7 +15754,10 @@
               <w:jc w:val="left"/>
             </w:pPr>
             <w:r>
-              <w:t>МТЗ 2 ст: Срабатывание</w:t>
+              <w:t>МТЗ 1 ст: Срабатыван</w:t>
+            </w:r>
+            <w:r>
+              <w:t>ие</w:t>
             </w:r>
           </w:p>
         </w:tc>
@@ -17020,7 +15835,7 @@
               <w:jc w:val="left"/>
             </w:pPr>
             <w:r>
-              <w:t>МТЗ 2 ст: ИО IА</w:t>
+              <w:t>МТЗ 1 ст: ИО IА</w:t>
             </w:r>
           </w:p>
         </w:tc>
@@ -17092,7 +15907,7 @@
               <w:jc w:val="left"/>
             </w:pPr>
             <w:r>
-              <w:t>МТЗ 2 ст: ИО IВ</w:t>
+              <w:t>МТЗ 1 ст: ИО IВ</w:t>
             </w:r>
           </w:p>
         </w:tc>
@@ -17158,7 +15973,7 @@
               <w:jc w:val="left"/>
             </w:pPr>
             <w:r>
-              <w:t>МТЗ 2 ст: ИО IС</w:t>
+              <w:t>МТЗ 1 ст: ИО IС</w:t>
             </w:r>
           </w:p>
         </w:tc>
@@ -17173,7 +15988,6 @@
               <w:pStyle w:val="af0"/>
             </w:pPr>
             <w:r>
-              <w:lastRenderedPageBreak/>
               <w:t>М10.</w:t>
             </w:r>
             <w:r>
@@ -17516,6 +16330,78 @@
               <w:jc w:val="left"/>
             </w:pPr>
             <w:r>
+              <w:t>ПС: Пуск</w:t>
+            </w:r>
+          </w:p>
+        </w:tc>
+      </w:tr>
+      <w:tr>
+        <w:tc>
+          <w:tcPr>
+            <w:tcW w:w="2479" w:type="dxa"/>
+          </w:tcPr>
+          <w:p>
+            <w:pPr>
+              <w:pStyle w:val="af0"/>
+            </w:pPr>
+            <w:r>
+              <w:t>М10</w:t>
+            </w:r>
+            <w:r>
+              <w:rPr>
+                <w:lang w:val="en-US"/>
+              </w:rPr>
+              <w:t>.X</w:t>
+            </w:r>
+            <w:r>
+              <w:t>В</w:t>
+            </w:r>
+            <w:r>
+              <w:rPr>
+                <w:lang w:val="en-US"/>
+              </w:rPr>
+              <w:t xml:space="preserve">:13 – </w:t>
+            </w:r>
+            <w:r>
+              <w:t>М10</w:t>
+            </w:r>
+            <w:r>
+              <w:rPr>
+                <w:lang w:val="en-US"/>
+              </w:rPr>
+              <w:t>.XB:12</w:t>
+            </w:r>
+          </w:p>
+        </w:tc>
+        <w:tc>
+          <w:tcPr>
+            <w:tcW w:w="2212" w:type="dxa"/>
+          </w:tcPr>
+          <w:p>
+            <w:pPr>
+              <w:pStyle w:val="af0"/>
+            </w:pPr>
+            <w:r>
+              <w:t>М10.К</w:t>
+            </w:r>
+            <w:r>
+              <w:rPr>
+                <w:lang w:val="en-US"/>
+              </w:rPr>
+              <w:t>7</w:t>
+            </w:r>
+          </w:p>
+        </w:tc>
+        <w:tc>
+          <w:tcPr>
+            <w:tcW w:w="4914" w:type="dxa"/>
+          </w:tcPr>
+          <w:p>
+            <w:pPr>
+              <w:pStyle w:val="af0"/>
+              <w:jc w:val="left"/>
+            </w:pPr>
+            <w:r>
               <w:t>Резерв</w:t>
             </w:r>
           </w:p>
@@ -17546,7 +16432,7 @@
               <w:rPr>
                 <w:lang w:val="en-US"/>
               </w:rPr>
-              <w:t xml:space="preserve">:13 – </w:t>
+              <w:t xml:space="preserve">:16 – </w:t>
             </w:r>
             <w:r>
               <w:t>М10</w:t>
@@ -17555,7 +16441,7 @@
               <w:rPr>
                 <w:lang w:val="en-US"/>
               </w:rPr>
-              <w:t>.XB:12</w:t>
+              <w:t>.XB:15</w:t>
             </w:r>
           </w:p>
         </w:tc>
@@ -17568,13 +16454,7 @@
               <w:pStyle w:val="af0"/>
             </w:pPr>
             <w:r>
-              <w:t>М10.К</w:t>
-            </w:r>
-            <w:r>
-              <w:rPr>
-                <w:lang w:val="en-US"/>
-              </w:rPr>
-              <w:t>7</w:t>
+              <w:t>М10.К8</w:t>
             </w:r>
           </w:p>
         </w:tc>
@@ -17589,129 +16469,6 @@
             </w:pPr>
             <w:r>
               <w:t>Резерв</w:t>
-            </w:r>
-          </w:p>
-        </w:tc>
-      </w:tr>
-      <w:tr>
-        <w:tc>
-          <w:tcPr>
-            <w:tcW w:w="2479" w:type="dxa"/>
-          </w:tcPr>
-          <w:p>
-            <w:pPr>
-              <w:pStyle w:val="af0"/>
-            </w:pPr>
-            <w:r>
-              <w:t>М10</w:t>
-            </w:r>
-            <w:r>
-              <w:rPr>
-                <w:lang w:val="en-US"/>
-              </w:rPr>
-              <w:t>.X</w:t>
-            </w:r>
-            <w:r>
-              <w:t>В</w:t>
-            </w:r>
-            <w:r>
-              <w:rPr>
-                <w:lang w:val="en-US"/>
-              </w:rPr>
-              <w:t xml:space="preserve">:16 – </w:t>
-            </w:r>
-            <w:r>
-              <w:t>М10</w:t>
-            </w:r>
-            <w:r>
-              <w:rPr>
-                <w:lang w:val="en-US"/>
-              </w:rPr>
-              <w:t>.XB:15</w:t>
-            </w:r>
-          </w:p>
-        </w:tc>
-        <w:tc>
-          <w:tcPr>
-            <w:tcW w:w="2212" w:type="dxa"/>
-          </w:tcPr>
-          <w:p>
-            <w:pPr>
-              <w:pStyle w:val="af0"/>
-            </w:pPr>
-            <w:r>
-              <w:t>М10.К8</w:t>
-            </w:r>
-          </w:p>
-        </w:tc>
-        <w:tc>
-          <w:tcPr>
-            <w:tcW w:w="4914" w:type="dxa"/>
-          </w:tcPr>
-          <w:p>
-            <w:pPr>
-              <w:pStyle w:val="af0"/>
-              <w:jc w:val="left"/>
-            </w:pPr>
-            <w:r>
-              <w:t>Резерв</w:t>
-            </w:r>
-          </w:p>
-        </w:tc>
-      </w:tr>
-      <w:tr>
-        <w:tc>
-          <w:tcPr>
-            <w:tcW w:w="2479" w:type="dxa"/>
-          </w:tcPr>
-          <w:p>
-            <w:pPr>
-              <w:pStyle w:val="af0"/>
-            </w:pPr>
-            <w:r>
-              <w:t>М</w:t>
-            </w:r>
-            <w:r>
-              <w:rPr>
-                <w:lang w:val="en-US"/>
-              </w:rPr>
-              <w:t xml:space="preserve">1.XP:2 - </w:t>
-            </w:r>
-            <w:r>
-              <w:t>М</w:t>
-            </w:r>
-            <w:r>
-              <w:rPr>
-                <w:lang w:val="en-US"/>
-              </w:rPr>
-              <w:t>1.XP:1</w:t>
-            </w:r>
-          </w:p>
-        </w:tc>
-        <w:tc>
-          <w:tcPr>
-            <w:tcW w:w="2212" w:type="dxa"/>
-          </w:tcPr>
-          <w:p>
-            <w:pPr>
-              <w:pStyle w:val="af0"/>
-            </w:pPr>
-            <w:r>
-              <w:t>М1.К1</w:t>
-            </w:r>
-          </w:p>
-        </w:tc>
-        <w:tc>
-          <w:tcPr>
-            <w:tcW w:w="4914" w:type="dxa"/>
-          </w:tcPr>
-          <w:p>
-            <w:pPr>
-              <w:pStyle w:val="af0"/>
-              <w:jc w:val="left"/>
-            </w:pPr>
-            <w:r>
-              <w:t>ПС: Пуск</w:t>
             </w:r>
           </w:p>
         </w:tc>
@@ -17721,12 +16478,12 @@
       <w:pPr>
         <w:pStyle w:val="a"/>
       </w:pPr>
-      <w:bookmarkStart w:id="23" w:name="_Ref195516633"/>
+      <w:bookmarkStart w:id="23" w:name="_Ref195523153"/>
       <w:r>
         <w:t xml:space="preserve">Выходные реле ЮНИТ-М300 для проверки МТЗ </w:t>
       </w:r>
       <w:r>
-        <w:t>3</w:t>
+        <w:t>2</w:t>
       </w:r>
       <w:r>
         <w:t xml:space="preserve"> ступени</w:t>
@@ -17866,7 +16623,7 @@
               <w:jc w:val="left"/>
             </w:pPr>
             <w:r>
-              <w:t>МТЗ 3 ст: Пуск ф.А</w:t>
+              <w:t>МТЗ 2 ст: Пуск ф.А</w:t>
             </w:r>
           </w:p>
         </w:tc>
@@ -17927,7 +16684,7 @@
               <w:jc w:val="left"/>
             </w:pPr>
             <w:r>
-              <w:t>МТЗ 3 ст: Пуск ф.В</w:t>
+              <w:t>МТЗ 2 ст: Пуск ф.В</w:t>
             </w:r>
           </w:p>
         </w:tc>
@@ -18006,7 +16763,7 @@
               <w:jc w:val="left"/>
             </w:pPr>
             <w:r>
-              <w:t>МТЗ 3 ст: Пуск ф.С</w:t>
+              <w:t>МТЗ 2 ст: Пуск ф.С</w:t>
             </w:r>
           </w:p>
         </w:tc>
@@ -18024,6 +16781,7 @@
               </w:rPr>
             </w:pPr>
             <w:r>
+              <w:lastRenderedPageBreak/>
               <w:t>М9.</w:t>
             </w:r>
             <w:r>
@@ -18088,7 +16846,7 @@
               <w:jc w:val="left"/>
             </w:pPr>
             <w:r>
-              <w:t>МТЗ 3 ст: Пуск</w:t>
+              <w:t>МТЗ 2 ст: Пуск</w:t>
             </w:r>
           </w:p>
         </w:tc>
@@ -18161,6 +16919,1245 @@
               <w:jc w:val="left"/>
             </w:pPr>
             <w:r>
+              <w:t xml:space="preserve">МТЗ 2 ст: Срабатывание сигн </w:t>
+            </w:r>
+          </w:p>
+        </w:tc>
+      </w:tr>
+      <w:tr>
+        <w:tc>
+          <w:tcPr>
+            <w:tcW w:w="2479" w:type="dxa"/>
+          </w:tcPr>
+          <w:p>
+            <w:pPr>
+              <w:pStyle w:val="af0"/>
+              <w:rPr>
+                <w:lang w:val="en-US"/>
+              </w:rPr>
+            </w:pPr>
+            <w:r>
+              <w:t>М9</w:t>
+            </w:r>
+            <w:r>
+              <w:rPr>
+                <w:lang w:val="en-US"/>
+              </w:rPr>
+              <w:t>.X</w:t>
+            </w:r>
+            <w:r>
+              <w:t>В</w:t>
+            </w:r>
+            <w:r>
+              <w:rPr>
+                <w:lang w:val="en-US"/>
+              </w:rPr>
+              <w:t xml:space="preserve">:10 – </w:t>
+            </w:r>
+            <w:r>
+              <w:t>М9</w:t>
+            </w:r>
+            <w:r>
+              <w:rPr>
+                <w:lang w:val="en-US"/>
+              </w:rPr>
+              <w:t>.XB:9</w:t>
+            </w:r>
+          </w:p>
+        </w:tc>
+        <w:tc>
+          <w:tcPr>
+            <w:tcW w:w="2212" w:type="dxa"/>
+          </w:tcPr>
+          <w:p>
+            <w:pPr>
+              <w:pStyle w:val="af0"/>
+              <w:rPr>
+                <w:lang w:val="en-US"/>
+              </w:rPr>
+            </w:pPr>
+            <w:r>
+              <w:t>М9.К</w:t>
+            </w:r>
+            <w:r>
+              <w:rPr>
+                <w:lang w:val="en-US"/>
+              </w:rPr>
+              <w:t>6</w:t>
+            </w:r>
+          </w:p>
+        </w:tc>
+        <w:tc>
+          <w:tcPr>
+            <w:tcW w:w="4914" w:type="dxa"/>
+          </w:tcPr>
+          <w:p>
+            <w:pPr>
+              <w:pStyle w:val="af0"/>
+              <w:jc w:val="left"/>
+            </w:pPr>
+            <w:r>
+              <w:t>МТЗ 2 ст: Срабатывание</w:t>
+            </w:r>
+          </w:p>
+        </w:tc>
+      </w:tr>
+      <w:tr>
+        <w:tc>
+          <w:tcPr>
+            <w:tcW w:w="2479" w:type="dxa"/>
+          </w:tcPr>
+          <w:p>
+            <w:pPr>
+              <w:pStyle w:val="af0"/>
+              <w:rPr>
+                <w:lang w:val="en-US"/>
+              </w:rPr>
+            </w:pPr>
+            <w:r>
+              <w:t>М9</w:t>
+            </w:r>
+            <w:r>
+              <w:rPr>
+                <w:lang w:val="en-US"/>
+              </w:rPr>
+              <w:t>.X</w:t>
+            </w:r>
+            <w:r>
+              <w:t>В</w:t>
+            </w:r>
+            <w:r>
+              <w:rPr>
+                <w:lang w:val="en-US"/>
+              </w:rPr>
+              <w:t xml:space="preserve">:13 – </w:t>
+            </w:r>
+            <w:r>
+              <w:t>М9</w:t>
+            </w:r>
+            <w:r>
+              <w:rPr>
+                <w:lang w:val="en-US"/>
+              </w:rPr>
+              <w:t>.XB:12</w:t>
+            </w:r>
+          </w:p>
+        </w:tc>
+        <w:tc>
+          <w:tcPr>
+            <w:tcW w:w="2212" w:type="dxa"/>
+          </w:tcPr>
+          <w:p>
+            <w:pPr>
+              <w:pStyle w:val="af0"/>
+              <w:rPr>
+                <w:lang w:val="en-US"/>
+              </w:rPr>
+            </w:pPr>
+            <w:r>
+              <w:t>М9.К</w:t>
+            </w:r>
+            <w:r>
+              <w:rPr>
+                <w:lang w:val="en-US"/>
+              </w:rPr>
+              <w:t>7</w:t>
+            </w:r>
+          </w:p>
+        </w:tc>
+        <w:tc>
+          <w:tcPr>
+            <w:tcW w:w="4914" w:type="dxa"/>
+          </w:tcPr>
+          <w:p>
+            <w:pPr>
+              <w:pStyle w:val="af0"/>
+              <w:jc w:val="left"/>
+            </w:pPr>
+            <w:r>
+              <w:t>МТЗ 2 ст: ИО IА</w:t>
+            </w:r>
+          </w:p>
+        </w:tc>
+      </w:tr>
+      <w:tr>
+        <w:tc>
+          <w:tcPr>
+            <w:tcW w:w="2479" w:type="dxa"/>
+          </w:tcPr>
+          <w:p>
+            <w:pPr>
+              <w:pStyle w:val="af0"/>
+              <w:rPr>
+                <w:lang w:val="en-US"/>
+              </w:rPr>
+            </w:pPr>
+            <w:r>
+              <w:t>М9</w:t>
+            </w:r>
+            <w:r>
+              <w:rPr>
+                <w:lang w:val="en-US"/>
+              </w:rPr>
+              <w:t>.X</w:t>
+            </w:r>
+            <w:r>
+              <w:t>В</w:t>
+            </w:r>
+            <w:r>
+              <w:rPr>
+                <w:lang w:val="en-US"/>
+              </w:rPr>
+              <w:t xml:space="preserve">:16 – </w:t>
+            </w:r>
+            <w:r>
+              <w:t>М9</w:t>
+            </w:r>
+            <w:r>
+              <w:rPr>
+                <w:lang w:val="en-US"/>
+              </w:rPr>
+              <w:t>.XB:15</w:t>
+            </w:r>
+          </w:p>
+        </w:tc>
+        <w:tc>
+          <w:tcPr>
+            <w:tcW w:w="2212" w:type="dxa"/>
+          </w:tcPr>
+          <w:p>
+            <w:pPr>
+              <w:pStyle w:val="af0"/>
+              <w:rPr>
+                <w:lang w:val="en-US"/>
+              </w:rPr>
+            </w:pPr>
+            <w:r>
+              <w:t>М9.К8</w:t>
+            </w:r>
+          </w:p>
+        </w:tc>
+        <w:tc>
+          <w:tcPr>
+            <w:tcW w:w="4914" w:type="dxa"/>
+          </w:tcPr>
+          <w:p>
+            <w:pPr>
+              <w:pStyle w:val="af0"/>
+              <w:jc w:val="left"/>
+            </w:pPr>
+            <w:r>
+              <w:t>МТЗ 2 ст: ИО IВ</w:t>
+            </w:r>
+          </w:p>
+        </w:tc>
+      </w:tr>
+      <w:tr>
+        <w:tc>
+          <w:tcPr>
+            <w:tcW w:w="2479" w:type="dxa"/>
+          </w:tcPr>
+          <w:p>
+            <w:pPr>
+              <w:pStyle w:val="af0"/>
+            </w:pPr>
+            <w:r>
+              <w:t>М10.</w:t>
+            </w:r>
+            <w:r>
+              <w:rPr>
+                <w:lang w:val="en-US"/>
+              </w:rPr>
+              <w:t>X</w:t>
+            </w:r>
+            <w:r>
+              <w:t>В</w:t>
+            </w:r>
+            <w:r>
+              <w:rPr>
+                <w:lang w:val="en-US"/>
+              </w:rPr>
+              <w:t>:1</w:t>
+            </w:r>
+            <w:r>
+              <w:t xml:space="preserve"> – М10.</w:t>
+            </w:r>
+            <w:r>
+              <w:rPr>
+                <w:lang w:val="en-US"/>
+              </w:rPr>
+              <w:t>XB:2</w:t>
+            </w:r>
+          </w:p>
+        </w:tc>
+        <w:tc>
+          <w:tcPr>
+            <w:tcW w:w="2212" w:type="dxa"/>
+          </w:tcPr>
+          <w:p>
+            <w:pPr>
+              <w:pStyle w:val="af0"/>
+            </w:pPr>
+            <w:r>
+              <w:t>М10.К1</w:t>
+            </w:r>
+          </w:p>
+        </w:tc>
+        <w:tc>
+          <w:tcPr>
+            <w:tcW w:w="4914" w:type="dxa"/>
+          </w:tcPr>
+          <w:p>
+            <w:pPr>
+              <w:pStyle w:val="af0"/>
+              <w:jc w:val="left"/>
+            </w:pPr>
+            <w:r>
+              <w:t>МТЗ 2 ст: ИО IС</w:t>
+            </w:r>
+          </w:p>
+        </w:tc>
+      </w:tr>
+      <w:tr>
+        <w:tc>
+          <w:tcPr>
+            <w:tcW w:w="2479" w:type="dxa"/>
+          </w:tcPr>
+          <w:p>
+            <w:pPr>
+              <w:pStyle w:val="af0"/>
+            </w:pPr>
+            <w:r>
+              <w:t>М10.</w:t>
+            </w:r>
+            <w:r>
+              <w:rPr>
+                <w:lang w:val="en-US"/>
+              </w:rPr>
+              <w:t>X</w:t>
+            </w:r>
+            <w:r>
+              <w:t>В:3 – М10.</w:t>
+            </w:r>
+            <w:r>
+              <w:rPr>
+                <w:lang w:val="en-US"/>
+              </w:rPr>
+              <w:t>XB</w:t>
+            </w:r>
+            <w:r>
+              <w:t>:4</w:t>
+            </w:r>
+          </w:p>
+        </w:tc>
+        <w:tc>
+          <w:tcPr>
+            <w:tcW w:w="2212" w:type="dxa"/>
+          </w:tcPr>
+          <w:p>
+            <w:pPr>
+              <w:pStyle w:val="af0"/>
+            </w:pPr>
+            <w:r>
+              <w:t>М10.К2</w:t>
+            </w:r>
+          </w:p>
+        </w:tc>
+        <w:tc>
+          <w:tcPr>
+            <w:tcW w:w="4914" w:type="dxa"/>
+          </w:tcPr>
+          <w:p>
+            <w:pPr>
+              <w:pStyle w:val="af0"/>
+              <w:jc w:val="left"/>
+            </w:pPr>
+            <w:r>
+              <w:t>ЛО Т / ЛО: Срабатывание</w:t>
+            </w:r>
+          </w:p>
+        </w:tc>
+      </w:tr>
+      <w:tr>
+        <w:tc>
+          <w:tcPr>
+            <w:tcW w:w="2479" w:type="dxa"/>
+          </w:tcPr>
+          <w:p>
+            <w:pPr>
+              <w:pStyle w:val="af0"/>
+            </w:pPr>
+            <w:r>
+              <w:t>М10.</w:t>
+            </w:r>
+            <w:r>
+              <w:rPr>
+                <w:lang w:val="en-US"/>
+              </w:rPr>
+              <w:t>X</w:t>
+            </w:r>
+            <w:r>
+              <w:t>В:</w:t>
+            </w:r>
+            <w:r>
+              <w:rPr>
+                <w:lang w:val="en-US"/>
+              </w:rPr>
+              <w:t>7</w:t>
+            </w:r>
+            <w:r>
+              <w:t xml:space="preserve"> – М10.</w:t>
+            </w:r>
+            <w:r>
+              <w:rPr>
+                <w:lang w:val="en-US"/>
+              </w:rPr>
+              <w:t>XB</w:t>
+            </w:r>
+            <w:r>
+              <w:t>:</w:t>
+            </w:r>
+            <w:r>
+              <w:rPr>
+                <w:lang w:val="en-US"/>
+              </w:rPr>
+              <w:t>5</w:t>
+            </w:r>
+          </w:p>
+        </w:tc>
+        <w:tc>
+          <w:tcPr>
+            <w:tcW w:w="2212" w:type="dxa"/>
+          </w:tcPr>
+          <w:p>
+            <w:pPr>
+              <w:pStyle w:val="af0"/>
+            </w:pPr>
+            <w:r>
+              <w:t>М10.К3</w:t>
+            </w:r>
+          </w:p>
+        </w:tc>
+        <w:tc>
+          <w:tcPr>
+            <w:tcW w:w="4914" w:type="dxa"/>
+          </w:tcPr>
+          <w:p>
+            <w:pPr>
+              <w:pStyle w:val="af0"/>
+              <w:jc w:val="left"/>
+            </w:pPr>
+            <w:r>
+              <w:t>ЛО Т / ЗАПВ: Запрет АПВ</w:t>
+            </w:r>
+          </w:p>
+        </w:tc>
+      </w:tr>
+      <w:tr>
+        <w:tc>
+          <w:tcPr>
+            <w:tcW w:w="2479" w:type="dxa"/>
+          </w:tcPr>
+          <w:p>
+            <w:pPr>
+              <w:pStyle w:val="af0"/>
+            </w:pPr>
+            <w:r>
+              <w:t>М10.</w:t>
+            </w:r>
+            <w:r>
+              <w:rPr>
+                <w:lang w:val="en-US"/>
+              </w:rPr>
+              <w:t>X</w:t>
+            </w:r>
+            <w:r>
+              <w:t>В:</w:t>
+            </w:r>
+            <w:r>
+              <w:rPr>
+                <w:lang w:val="en-US"/>
+              </w:rPr>
+              <w:t>7</w:t>
+            </w:r>
+            <w:r>
+              <w:t xml:space="preserve"> – М10.</w:t>
+            </w:r>
+            <w:r>
+              <w:rPr>
+                <w:lang w:val="en-US"/>
+              </w:rPr>
+              <w:t>XB</w:t>
+            </w:r>
+            <w:r>
+              <w:t>:</w:t>
+            </w:r>
+            <w:r>
+              <w:rPr>
+                <w:lang w:val="en-US"/>
+              </w:rPr>
+              <w:t>6</w:t>
+            </w:r>
+          </w:p>
+        </w:tc>
+        <w:tc>
+          <w:tcPr>
+            <w:tcW w:w="2212" w:type="dxa"/>
+          </w:tcPr>
+          <w:p>
+            <w:pPr>
+              <w:pStyle w:val="af0"/>
+            </w:pPr>
+            <w:r>
+              <w:t>М10.К4</w:t>
+            </w:r>
+          </w:p>
+        </w:tc>
+        <w:tc>
+          <w:tcPr>
+            <w:tcW w:w="4914" w:type="dxa"/>
+          </w:tcPr>
+          <w:p>
+            <w:pPr>
+              <w:pStyle w:val="af0"/>
+              <w:jc w:val="left"/>
+            </w:pPr>
+            <w:r>
+              <w:t>ЛО Т / ЗАВР: Запрет АВР</w:t>
+            </w:r>
+          </w:p>
+        </w:tc>
+      </w:tr>
+      <w:tr>
+        <w:tc>
+          <w:tcPr>
+            <w:tcW w:w="2479" w:type="dxa"/>
+          </w:tcPr>
+          <w:p>
+            <w:pPr>
+              <w:pStyle w:val="af0"/>
+            </w:pPr>
+            <w:r>
+              <w:t>М10.</w:t>
+            </w:r>
+            <w:r>
+              <w:rPr>
+                <w:lang w:val="en-US"/>
+              </w:rPr>
+              <w:t>X</w:t>
+            </w:r>
+            <w:r>
+              <w:t>В</w:t>
+            </w:r>
+            <w:r>
+              <w:rPr>
+                <w:lang w:val="en-US"/>
+              </w:rPr>
+              <w:t>:10</w:t>
+            </w:r>
+            <w:r>
+              <w:t xml:space="preserve"> – М10.</w:t>
+            </w:r>
+            <w:r>
+              <w:rPr>
+                <w:lang w:val="en-US"/>
+              </w:rPr>
+              <w:t>XB:8</w:t>
+            </w:r>
+          </w:p>
+        </w:tc>
+        <w:tc>
+          <w:tcPr>
+            <w:tcW w:w="2212" w:type="dxa"/>
+          </w:tcPr>
+          <w:p>
+            <w:pPr>
+              <w:pStyle w:val="af0"/>
+            </w:pPr>
+            <w:r>
+              <w:t>М10.К5</w:t>
+            </w:r>
+          </w:p>
+        </w:tc>
+        <w:tc>
+          <w:tcPr>
+            <w:tcW w:w="4914" w:type="dxa"/>
+          </w:tcPr>
+          <w:p>
+            <w:pPr>
+              <w:pStyle w:val="af0"/>
+              <w:jc w:val="left"/>
+            </w:pPr>
+            <w:r>
+              <w:t>БЛЗШ</w:t>
+            </w:r>
+            <w:r>
+              <w:rPr>
+                <w:lang w:val="en-US"/>
+              </w:rPr>
+              <w:t xml:space="preserve">: </w:t>
+            </w:r>
+            <w:r>
+              <w:t>Блокировка</w:t>
+            </w:r>
+          </w:p>
+        </w:tc>
+      </w:tr>
+      <w:tr>
+        <w:tc>
+          <w:tcPr>
+            <w:tcW w:w="2479" w:type="dxa"/>
+          </w:tcPr>
+          <w:p>
+            <w:pPr>
+              <w:pStyle w:val="af0"/>
+            </w:pPr>
+            <w:r>
+              <w:t>М10</w:t>
+            </w:r>
+            <w:r>
+              <w:rPr>
+                <w:lang w:val="en-US"/>
+              </w:rPr>
+              <w:t>.X</w:t>
+            </w:r>
+            <w:r>
+              <w:t>В</w:t>
+            </w:r>
+            <w:r>
+              <w:rPr>
+                <w:lang w:val="en-US"/>
+              </w:rPr>
+              <w:t xml:space="preserve">:10 – </w:t>
+            </w:r>
+            <w:r>
+              <w:t>М10</w:t>
+            </w:r>
+            <w:r>
+              <w:rPr>
+                <w:lang w:val="en-US"/>
+              </w:rPr>
+              <w:t>.XB:9</w:t>
+            </w:r>
+          </w:p>
+        </w:tc>
+        <w:tc>
+          <w:tcPr>
+            <w:tcW w:w="2212" w:type="dxa"/>
+          </w:tcPr>
+          <w:p>
+            <w:pPr>
+              <w:pStyle w:val="af0"/>
+            </w:pPr>
+            <w:r>
+              <w:t>М10.К</w:t>
+            </w:r>
+            <w:r>
+              <w:rPr>
+                <w:lang w:val="en-US"/>
+              </w:rPr>
+              <w:t>6</w:t>
+            </w:r>
+          </w:p>
+        </w:tc>
+        <w:tc>
+          <w:tcPr>
+            <w:tcW w:w="4914" w:type="dxa"/>
+          </w:tcPr>
+          <w:p>
+            <w:pPr>
+              <w:pStyle w:val="af0"/>
+              <w:jc w:val="left"/>
+            </w:pPr>
+            <w:r>
+              <w:t>ПС: Пуск</w:t>
+            </w:r>
+          </w:p>
+        </w:tc>
+      </w:tr>
+      <w:tr>
+        <w:tc>
+          <w:tcPr>
+            <w:tcW w:w="2479" w:type="dxa"/>
+          </w:tcPr>
+          <w:p>
+            <w:pPr>
+              <w:pStyle w:val="af0"/>
+            </w:pPr>
+            <w:r>
+              <w:t>М10</w:t>
+            </w:r>
+            <w:r>
+              <w:rPr>
+                <w:lang w:val="en-US"/>
+              </w:rPr>
+              <w:t>.X</w:t>
+            </w:r>
+            <w:r>
+              <w:t>В</w:t>
+            </w:r>
+            <w:r>
+              <w:rPr>
+                <w:lang w:val="en-US"/>
+              </w:rPr>
+              <w:t xml:space="preserve">:13 – </w:t>
+            </w:r>
+            <w:r>
+              <w:t>М10</w:t>
+            </w:r>
+            <w:r>
+              <w:rPr>
+                <w:lang w:val="en-US"/>
+              </w:rPr>
+              <w:t>.XB:12</w:t>
+            </w:r>
+          </w:p>
+        </w:tc>
+        <w:tc>
+          <w:tcPr>
+            <w:tcW w:w="2212" w:type="dxa"/>
+          </w:tcPr>
+          <w:p>
+            <w:pPr>
+              <w:pStyle w:val="af0"/>
+            </w:pPr>
+            <w:r>
+              <w:t>М10.К</w:t>
+            </w:r>
+            <w:r>
+              <w:rPr>
+                <w:lang w:val="en-US"/>
+              </w:rPr>
+              <w:t>7</w:t>
+            </w:r>
+          </w:p>
+        </w:tc>
+        <w:tc>
+          <w:tcPr>
+            <w:tcW w:w="4914" w:type="dxa"/>
+          </w:tcPr>
+          <w:p>
+            <w:pPr>
+              <w:pStyle w:val="af0"/>
+              <w:jc w:val="left"/>
+            </w:pPr>
+            <w:r>
+              <w:t>Резерв</w:t>
+            </w:r>
+          </w:p>
+        </w:tc>
+      </w:tr>
+      <w:tr>
+        <w:tc>
+          <w:tcPr>
+            <w:tcW w:w="2479" w:type="dxa"/>
+          </w:tcPr>
+          <w:p>
+            <w:pPr>
+              <w:pStyle w:val="af0"/>
+            </w:pPr>
+            <w:r>
+              <w:t>М10</w:t>
+            </w:r>
+            <w:r>
+              <w:rPr>
+                <w:lang w:val="en-US"/>
+              </w:rPr>
+              <w:t>.X</w:t>
+            </w:r>
+            <w:r>
+              <w:t>В</w:t>
+            </w:r>
+            <w:r>
+              <w:rPr>
+                <w:lang w:val="en-US"/>
+              </w:rPr>
+              <w:t xml:space="preserve">:16 – </w:t>
+            </w:r>
+            <w:r>
+              <w:t>М10</w:t>
+            </w:r>
+            <w:r>
+              <w:rPr>
+                <w:lang w:val="en-US"/>
+              </w:rPr>
+              <w:t>.XB:15</w:t>
+            </w:r>
+          </w:p>
+        </w:tc>
+        <w:tc>
+          <w:tcPr>
+            <w:tcW w:w="2212" w:type="dxa"/>
+          </w:tcPr>
+          <w:p>
+            <w:pPr>
+              <w:pStyle w:val="af0"/>
+            </w:pPr>
+            <w:r>
+              <w:t>М10.К8</w:t>
+            </w:r>
+          </w:p>
+        </w:tc>
+        <w:tc>
+          <w:tcPr>
+            <w:tcW w:w="4914" w:type="dxa"/>
+          </w:tcPr>
+          <w:p>
+            <w:pPr>
+              <w:pStyle w:val="af0"/>
+              <w:jc w:val="left"/>
+            </w:pPr>
+            <w:r>
+              <w:t>Резерв</w:t>
+            </w:r>
+          </w:p>
+        </w:tc>
+      </w:tr>
+    </w:tbl>
+    <w:p>
+      <w:pPr>
+        <w:pStyle w:val="a"/>
+      </w:pPr>
+      <w:bookmarkStart w:id="24" w:name="_Ref195516633"/>
+      <w:r>
+        <w:t xml:space="preserve">Выходные реле ЮНИТ-М300 для проверки МТЗ </w:t>
+      </w:r>
+      <w:r>
+        <w:t>3</w:t>
+      </w:r>
+      <w:r>
+        <w:t xml:space="preserve"> ступени</w:t>
+      </w:r>
+      <w:bookmarkEnd w:id="24"/>
+    </w:p>
+    <w:tbl>
+      <w:tblPr>
+        <w:tblStyle w:val="21"/>
+        <w:tblW w:w="0" w:type="auto"/>
+        <w:tblLook w:val="04A0" w:firstRow="1" w:lastRow="0" w:firstColumn="1" w:lastColumn="0" w:noHBand="0" w:noVBand="1"/>
+      </w:tblPr>
+      <w:tblGrid>
+        <w:gridCol w:w="2479"/>
+        <w:gridCol w:w="2212"/>
+        <w:gridCol w:w="4914"/>
+      </w:tblGrid>
+      <w:tr>
+        <w:trPr>
+          <w:cnfStyle w:val="100000000000" w:firstRow="1" w:lastRow="0" w:firstColumn="0" w:lastColumn="0" w:oddVBand="0" w:evenVBand="0" w:oddHBand="0" w:evenHBand="0" w:firstRowFirstColumn="0" w:firstRowLastColumn="0" w:lastRowFirstColumn="0" w:lastRowLastColumn="0"/>
+          <w:tblHeader/>
+        </w:trPr>
+        <w:tc>
+          <w:tcPr>
+            <w:tcW w:w="2479" w:type="dxa"/>
+          </w:tcPr>
+          <w:p>
+            <w:pPr>
+              <w:rPr>
+                <w:b w:val="0"/>
+              </w:rPr>
+            </w:pPr>
+            <w:r>
+              <w:rPr>
+                <w:b w:val="0"/>
+              </w:rPr>
+              <w:t>Клеммы на устройстве</w:t>
+            </w:r>
+          </w:p>
+        </w:tc>
+        <w:tc>
+          <w:tcPr>
+            <w:tcW w:w="2212" w:type="dxa"/>
+          </w:tcPr>
+          <w:p>
+            <w:pPr>
+              <w:rPr>
+                <w:b w:val="0"/>
+              </w:rPr>
+            </w:pPr>
+            <w:r>
+              <w:rPr>
+                <w:b w:val="0"/>
+              </w:rPr>
+              <w:t>Номер выходного реле</w:t>
+            </w:r>
+          </w:p>
+        </w:tc>
+        <w:tc>
+          <w:tcPr>
+            <w:tcW w:w="4914" w:type="dxa"/>
+          </w:tcPr>
+          <w:p>
+            <w:pPr>
+              <w:rPr>
+                <w:b w:val="0"/>
+              </w:rPr>
+            </w:pPr>
+            <w:r>
+              <w:rPr>
+                <w:b w:val="0"/>
+              </w:rPr>
+              <w:t>Наименование сигнала на ФСУ</w:t>
+            </w:r>
+          </w:p>
+        </w:tc>
+      </w:tr>
+      <w:tr>
+        <w:tc>
+          <w:tcPr>
+            <w:tcW w:w="2479" w:type="dxa"/>
+          </w:tcPr>
+          <w:p>
+            <w:pPr>
+              <w:pStyle w:val="af0"/>
+            </w:pPr>
+            <w:r>
+              <w:t>М9.</w:t>
+            </w:r>
+            <w:r>
+              <w:rPr>
+                <w:lang w:val="en-US"/>
+              </w:rPr>
+              <w:t>X</w:t>
+            </w:r>
+            <w:r>
+              <w:t>В</w:t>
+            </w:r>
+            <w:r>
+              <w:rPr>
+                <w:lang w:val="en-US"/>
+              </w:rPr>
+              <w:t>:1</w:t>
+            </w:r>
+            <w:r>
+              <w:t xml:space="preserve"> – М9.</w:t>
+            </w:r>
+            <w:r>
+              <w:rPr>
+                <w:lang w:val="en-US"/>
+              </w:rPr>
+              <w:t>XB:2</w:t>
+            </w:r>
+          </w:p>
+        </w:tc>
+        <w:tc>
+          <w:tcPr>
+            <w:tcW w:w="2212" w:type="dxa"/>
+          </w:tcPr>
+          <w:p>
+            <w:pPr>
+              <w:pStyle w:val="af0"/>
+            </w:pPr>
+            <w:r>
+              <w:t>М9.К1</w:t>
+            </w:r>
+          </w:p>
+        </w:tc>
+        <w:tc>
+          <w:tcPr>
+            <w:tcW w:w="4914" w:type="dxa"/>
+            <w:shd w:val="clear" w:color="auto" w:fill="auto"/>
+          </w:tcPr>
+          <w:p>
+            <w:pPr>
+              <w:pStyle w:val="af0"/>
+              <w:jc w:val="left"/>
+            </w:pPr>
+            <w:r>
+              <w:t>МТЗ 3 ст: Пуск ф.А</w:t>
+            </w:r>
+          </w:p>
+        </w:tc>
+      </w:tr>
+      <w:tr>
+        <w:tc>
+          <w:tcPr>
+            <w:tcW w:w="2479" w:type="dxa"/>
+          </w:tcPr>
+          <w:p>
+            <w:pPr>
+              <w:pStyle w:val="af0"/>
+            </w:pPr>
+            <w:r>
+              <w:t>М9.</w:t>
+            </w:r>
+            <w:r>
+              <w:rPr>
+                <w:lang w:val="en-US"/>
+              </w:rPr>
+              <w:t>X</w:t>
+            </w:r>
+            <w:r>
+              <w:t>В:3 – М9.</w:t>
+            </w:r>
+            <w:r>
+              <w:rPr>
+                <w:lang w:val="en-US"/>
+              </w:rPr>
+              <w:t>XB</w:t>
+            </w:r>
+            <w:r>
+              <w:t>:4</w:t>
+            </w:r>
+          </w:p>
+        </w:tc>
+        <w:tc>
+          <w:tcPr>
+            <w:tcW w:w="2212" w:type="dxa"/>
+          </w:tcPr>
+          <w:p>
+            <w:pPr>
+              <w:pStyle w:val="af0"/>
+            </w:pPr>
+            <w:r>
+              <w:t>М9.К2</w:t>
+            </w:r>
+          </w:p>
+        </w:tc>
+        <w:tc>
+          <w:tcPr>
+            <w:tcW w:w="4914" w:type="dxa"/>
+            <w:shd w:val="clear" w:color="auto" w:fill="auto"/>
+          </w:tcPr>
+          <w:p>
+            <w:pPr>
+              <w:pStyle w:val="af0"/>
+              <w:jc w:val="left"/>
+            </w:pPr>
+            <w:r>
+              <w:t>МТЗ 3 ст: Пуск ф.В</w:t>
+            </w:r>
+          </w:p>
+        </w:tc>
+      </w:tr>
+      <w:tr>
+        <w:tc>
+          <w:tcPr>
+            <w:tcW w:w="2479" w:type="dxa"/>
+          </w:tcPr>
+          <w:p>
+            <w:pPr>
+              <w:pStyle w:val="af0"/>
+              <w:rPr>
+                <w:lang w:val="en-US"/>
+              </w:rPr>
+            </w:pPr>
+            <w:r>
+              <w:t>М9.</w:t>
+            </w:r>
+            <w:r>
+              <w:rPr>
+                <w:lang w:val="en-US"/>
+              </w:rPr>
+              <w:t>X</w:t>
+            </w:r>
+            <w:r>
+              <w:t>В:</w:t>
+            </w:r>
+            <w:r>
+              <w:rPr>
+                <w:lang w:val="en-US"/>
+              </w:rPr>
+              <w:t>7</w:t>
+            </w:r>
+            <w:r>
+              <w:t xml:space="preserve"> – М9.</w:t>
+            </w:r>
+            <w:r>
+              <w:rPr>
+                <w:lang w:val="en-US"/>
+              </w:rPr>
+              <w:t>XB</w:t>
+            </w:r>
+            <w:r>
+              <w:t>:</w:t>
+            </w:r>
+            <w:r>
+              <w:rPr>
+                <w:lang w:val="en-US"/>
+              </w:rPr>
+              <w:t>5</w:t>
+            </w:r>
+          </w:p>
+        </w:tc>
+        <w:tc>
+          <w:tcPr>
+            <w:tcW w:w="2212" w:type="dxa"/>
+          </w:tcPr>
+          <w:p>
+            <w:pPr>
+              <w:pStyle w:val="af0"/>
+            </w:pPr>
+            <w:r>
+              <w:t>М9.К3</w:t>
+            </w:r>
+          </w:p>
+        </w:tc>
+        <w:tc>
+          <w:tcPr>
+            <w:tcW w:w="4914" w:type="dxa"/>
+            <w:shd w:val="clear" w:color="auto" w:fill="auto"/>
+          </w:tcPr>
+          <w:p>
+            <w:pPr>
+              <w:pStyle w:val="af0"/>
+              <w:jc w:val="left"/>
+            </w:pPr>
+            <w:r>
+              <w:t>МТЗ 3 ст: Пуск ф.С</w:t>
+            </w:r>
+          </w:p>
+        </w:tc>
+      </w:tr>
+      <w:tr>
+        <w:tc>
+          <w:tcPr>
+            <w:tcW w:w="2479" w:type="dxa"/>
+          </w:tcPr>
+          <w:p>
+            <w:pPr>
+              <w:pStyle w:val="af0"/>
+              <w:rPr>
+                <w:lang w:val="en-US"/>
+              </w:rPr>
+            </w:pPr>
+            <w:r>
+              <w:t>М9.</w:t>
+            </w:r>
+            <w:r>
+              <w:rPr>
+                <w:lang w:val="en-US"/>
+              </w:rPr>
+              <w:t>X</w:t>
+            </w:r>
+            <w:r>
+              <w:t>В:</w:t>
+            </w:r>
+            <w:r>
+              <w:rPr>
+                <w:lang w:val="en-US"/>
+              </w:rPr>
+              <w:t>7</w:t>
+            </w:r>
+            <w:r>
+              <w:t xml:space="preserve"> – М9.</w:t>
+            </w:r>
+            <w:r>
+              <w:rPr>
+                <w:lang w:val="en-US"/>
+              </w:rPr>
+              <w:t>XB</w:t>
+            </w:r>
+            <w:r>
+              <w:t>:</w:t>
+            </w:r>
+            <w:r>
+              <w:rPr>
+                <w:lang w:val="en-US"/>
+              </w:rPr>
+              <w:t>6</w:t>
+            </w:r>
+          </w:p>
+        </w:tc>
+        <w:tc>
+          <w:tcPr>
+            <w:tcW w:w="2212" w:type="dxa"/>
+          </w:tcPr>
+          <w:p>
+            <w:pPr>
+              <w:pStyle w:val="af0"/>
+              <w:rPr>
+                <w:lang w:val="en-US"/>
+              </w:rPr>
+            </w:pPr>
+            <w:r>
+              <w:t>М9.К4</w:t>
+            </w:r>
+          </w:p>
+        </w:tc>
+        <w:tc>
+          <w:tcPr>
+            <w:tcW w:w="4914" w:type="dxa"/>
+            <w:shd w:val="clear" w:color="auto" w:fill="auto"/>
+          </w:tcPr>
+          <w:p>
+            <w:pPr>
+              <w:pStyle w:val="af0"/>
+              <w:jc w:val="left"/>
+            </w:pPr>
+            <w:r>
+              <w:t>МТЗ 3 ст: Пуск</w:t>
+            </w:r>
+          </w:p>
+        </w:tc>
+      </w:tr>
+      <w:tr>
+        <w:tc>
+          <w:tcPr>
+            <w:tcW w:w="2479" w:type="dxa"/>
+          </w:tcPr>
+          <w:p>
+            <w:pPr>
+              <w:pStyle w:val="af0"/>
+              <w:rPr>
+                <w:lang w:val="en-US"/>
+              </w:rPr>
+            </w:pPr>
+            <w:r>
+              <w:t>М9.</w:t>
+            </w:r>
+            <w:r>
+              <w:rPr>
+                <w:lang w:val="en-US"/>
+              </w:rPr>
+              <w:t>X</w:t>
+            </w:r>
+            <w:r>
+              <w:t>В</w:t>
+            </w:r>
+            <w:r>
+              <w:rPr>
+                <w:lang w:val="en-US"/>
+              </w:rPr>
+              <w:t>:10</w:t>
+            </w:r>
+            <w:r>
+              <w:t xml:space="preserve"> – М9.</w:t>
+            </w:r>
+            <w:r>
+              <w:rPr>
+                <w:lang w:val="en-US"/>
+              </w:rPr>
+              <w:t>XB:8</w:t>
+            </w:r>
+          </w:p>
+        </w:tc>
+        <w:tc>
+          <w:tcPr>
+            <w:tcW w:w="2212" w:type="dxa"/>
+          </w:tcPr>
+          <w:p>
+            <w:pPr>
+              <w:pStyle w:val="af0"/>
+              <w:rPr>
+                <w:lang w:val="en-US"/>
+              </w:rPr>
+            </w:pPr>
+            <w:r>
+              <w:t>М9.К5</w:t>
+            </w:r>
+          </w:p>
+        </w:tc>
+        <w:tc>
+          <w:tcPr>
+            <w:tcW w:w="4914" w:type="dxa"/>
+            <w:shd w:val="clear" w:color="auto" w:fill="auto"/>
+          </w:tcPr>
+          <w:p>
+            <w:pPr>
+              <w:pStyle w:val="af0"/>
+              <w:jc w:val="left"/>
+            </w:pPr>
+            <w:r>
               <w:t xml:space="preserve">МТЗ 3 ст: Срабатывание сигн </w:t>
             </w:r>
           </w:p>
@@ -18812,6 +18809,78 @@
               <w:jc w:val="left"/>
             </w:pPr>
             <w:r>
+              <w:t>ПС: Пуск</w:t>
+            </w:r>
+          </w:p>
+        </w:tc>
+      </w:tr>
+      <w:tr>
+        <w:tc>
+          <w:tcPr>
+            <w:tcW w:w="2479" w:type="dxa"/>
+          </w:tcPr>
+          <w:p>
+            <w:pPr>
+              <w:pStyle w:val="af0"/>
+            </w:pPr>
+            <w:r>
+              <w:t>М10</w:t>
+            </w:r>
+            <w:r>
+              <w:rPr>
+                <w:lang w:val="en-US"/>
+              </w:rPr>
+              <w:t>.X</w:t>
+            </w:r>
+            <w:r>
+              <w:t>В</w:t>
+            </w:r>
+            <w:r>
+              <w:rPr>
+                <w:lang w:val="en-US"/>
+              </w:rPr>
+              <w:t xml:space="preserve">:13 – </w:t>
+            </w:r>
+            <w:r>
+              <w:t>М10</w:t>
+            </w:r>
+            <w:r>
+              <w:rPr>
+                <w:lang w:val="en-US"/>
+              </w:rPr>
+              <w:t>.XB:12</w:t>
+            </w:r>
+          </w:p>
+        </w:tc>
+        <w:tc>
+          <w:tcPr>
+            <w:tcW w:w="2212" w:type="dxa"/>
+          </w:tcPr>
+          <w:p>
+            <w:pPr>
+              <w:pStyle w:val="af0"/>
+            </w:pPr>
+            <w:r>
+              <w:t>М10.К</w:t>
+            </w:r>
+            <w:r>
+              <w:rPr>
+                <w:lang w:val="en-US"/>
+              </w:rPr>
+              <w:t>7</w:t>
+            </w:r>
+          </w:p>
+        </w:tc>
+        <w:tc>
+          <w:tcPr>
+            <w:tcW w:w="4914" w:type="dxa"/>
+          </w:tcPr>
+          <w:p>
+            <w:pPr>
+              <w:pStyle w:val="af0"/>
+              <w:jc w:val="left"/>
+            </w:pPr>
+            <w:r>
               <w:t>Резерв</w:t>
             </w:r>
           </w:p>
@@ -18842,7 +18911,7 @@
               <w:rPr>
                 <w:lang w:val="en-US"/>
               </w:rPr>
-              <w:t xml:space="preserve">:13 – </w:t>
+              <w:t xml:space="preserve">:16 – </w:t>
             </w:r>
             <w:r>
               <w:t>М10</w:t>
@@ -18851,7 +18920,7 @@
               <w:rPr>
                 <w:lang w:val="en-US"/>
               </w:rPr>
-              <w:t>.XB:12</w:t>
+              <w:t>.XB:15</w:t>
             </w:r>
           </w:p>
         </w:tc>
@@ -18864,13 +18933,7 @@
               <w:pStyle w:val="af0"/>
             </w:pPr>
             <w:r>
-              <w:t>М10.К</w:t>
-            </w:r>
-            <w:r>
-              <w:rPr>
-                <w:lang w:val="en-US"/>
-              </w:rPr>
-              <w:t>7</w:t>
+              <w:t>М10.К8</w:t>
             </w:r>
           </w:p>
         </w:tc>
@@ -18885,129 +18948,6 @@
             </w:pPr>
             <w:r>
               <w:t>Резерв</w:t>
-            </w:r>
-          </w:p>
-        </w:tc>
-      </w:tr>
-      <w:tr>
-        <w:tc>
-          <w:tcPr>
-            <w:tcW w:w="2479" w:type="dxa"/>
-          </w:tcPr>
-          <w:p>
-            <w:pPr>
-              <w:pStyle w:val="af0"/>
-            </w:pPr>
-            <w:r>
-              <w:t>М10</w:t>
-            </w:r>
-            <w:r>
-              <w:rPr>
-                <w:lang w:val="en-US"/>
-              </w:rPr>
-              <w:t>.X</w:t>
-            </w:r>
-            <w:r>
-              <w:t>В</w:t>
-            </w:r>
-            <w:r>
-              <w:rPr>
-                <w:lang w:val="en-US"/>
-              </w:rPr>
-              <w:t xml:space="preserve">:16 – </w:t>
-            </w:r>
-            <w:r>
-              <w:t>М10</w:t>
-            </w:r>
-            <w:r>
-              <w:rPr>
-                <w:lang w:val="en-US"/>
-              </w:rPr>
-              <w:t>.XB:15</w:t>
-            </w:r>
-          </w:p>
-        </w:tc>
-        <w:tc>
-          <w:tcPr>
-            <w:tcW w:w="2212" w:type="dxa"/>
-          </w:tcPr>
-          <w:p>
-            <w:pPr>
-              <w:pStyle w:val="af0"/>
-            </w:pPr>
-            <w:r>
-              <w:t>М10.К8</w:t>
-            </w:r>
-          </w:p>
-        </w:tc>
-        <w:tc>
-          <w:tcPr>
-            <w:tcW w:w="4914" w:type="dxa"/>
-          </w:tcPr>
-          <w:p>
-            <w:pPr>
-              <w:pStyle w:val="af0"/>
-              <w:jc w:val="left"/>
-            </w:pPr>
-            <w:r>
-              <w:t>Резерв</w:t>
-            </w:r>
-          </w:p>
-        </w:tc>
-      </w:tr>
-      <w:tr>
-        <w:tc>
-          <w:tcPr>
-            <w:tcW w:w="2479" w:type="dxa"/>
-          </w:tcPr>
-          <w:p>
-            <w:pPr>
-              <w:pStyle w:val="af0"/>
-            </w:pPr>
-            <w:r>
-              <w:t>М</w:t>
-            </w:r>
-            <w:r>
-              <w:rPr>
-                <w:lang w:val="en-US"/>
-              </w:rPr>
-              <w:t xml:space="preserve">1.XP:2 - </w:t>
-            </w:r>
-            <w:r>
-              <w:t>М</w:t>
-            </w:r>
-            <w:r>
-              <w:rPr>
-                <w:lang w:val="en-US"/>
-              </w:rPr>
-              <w:t>1.XP:1</w:t>
-            </w:r>
-          </w:p>
-        </w:tc>
-        <w:tc>
-          <w:tcPr>
-            <w:tcW w:w="2212" w:type="dxa"/>
-          </w:tcPr>
-          <w:p>
-            <w:pPr>
-              <w:pStyle w:val="af0"/>
-            </w:pPr>
-            <w:r>
-              <w:t>М1.К1</w:t>
-            </w:r>
-          </w:p>
-        </w:tc>
-        <w:tc>
-          <w:tcPr>
-            <w:tcW w:w="4914" w:type="dxa"/>
-          </w:tcPr>
-          <w:p>
-            <w:pPr>
-              <w:pStyle w:val="af0"/>
-              <w:jc w:val="left"/>
-            </w:pPr>
-            <w:r>
-              <w:t>ПС: Пуск</w:t>
             </w:r>
           </w:p>
         </w:tc>
@@ -19022,12 +18962,12 @@
         </w:numPr>
         <w:ind w:left="709"/>
       </w:pPr>
-      <w:bookmarkStart w:id="24" w:name="_GoBack"/>
-      <w:bookmarkEnd w:id="24"/>
+      <w:bookmarkStart w:id="25" w:name="_GoBack"/>
+      <w:bookmarkEnd w:id="25"/>
     </w:p>
     <w:sectPr>
-      <w:headerReference w:type="default" r:id="rId14"/>
-      <w:footerReference w:type="default" r:id="rId15"/>
+      <w:headerReference w:type="default" r:id="rId16"/>
+      <w:footerReference w:type="default" r:id="rId17"/>
       <w:pgSz w:w="11906" w:h="16838"/>
       <w:pgMar w:top="720" w:right="720" w:bottom="720" w:left="720" w:header="709" w:footer="283" w:gutter="851"/>
       <w:cols w:space="708"/>
@@ -19469,14 +19409,27 @@
           <w:r>
             <w:t>/</w:t>
           </w:r>
-          <w:fldSimple w:instr=" NUMPAGES   \* MERGEFORMAT ">
-            <w:r>
-              <w:rPr>
-                <w:noProof/>
-              </w:rPr>
-              <w:t>11</w:t>
-            </w:r>
-          </w:fldSimple>
+          <w:r>
+            <w:fldChar w:fldCharType="begin"/>
+          </w:r>
+          <w:r>
+            <w:instrText xml:space="preserve"> NUMPAGES   \* MERGEFORMAT </w:instrText>
+          </w:r>
+          <w:r>
+            <w:fldChar w:fldCharType="separate"/>
+          </w:r>
+          <w:r>
+            <w:rPr>
+              <w:noProof/>
+            </w:rPr>
+            <w:t>12</w:t>
+          </w:r>
+          <w:r>
+            <w:rPr>
+              <w:noProof/>
+            </w:rPr>
+            <w:fldChar w:fldCharType="end"/>
+          </w:r>
         </w:p>
       </w:tc>
     </w:tr>
@@ -19553,7 +19506,7 @@
             <w:rPr>
               <w:noProof/>
             </w:rPr>
-            <w:t>11</w:t>
+            <w:t>12</w:t>
           </w:r>
           <w:r>
             <w:fldChar w:fldCharType="end"/>
@@ -19561,14 +19514,27 @@
           <w:r>
             <w:t xml:space="preserve"> из </w:t>
           </w:r>
-          <w:fldSimple w:instr=" NUMPAGES ">
-            <w:r>
-              <w:rPr>
-                <w:noProof/>
-              </w:rPr>
-              <w:t>11</w:t>
-            </w:r>
-          </w:fldSimple>
+          <w:r>
+            <w:fldChar w:fldCharType="begin"/>
+          </w:r>
+          <w:r>
+            <w:instrText xml:space="preserve"> NUMPAGES </w:instrText>
+          </w:r>
+          <w:r>
+            <w:fldChar w:fldCharType="separate"/>
+          </w:r>
+          <w:r>
+            <w:rPr>
+              <w:noProof/>
+            </w:rPr>
+            <w:t>12</w:t>
+          </w:r>
+          <w:r>
+            <w:rPr>
+              <w:noProof/>
+            </w:rPr>
+            <w:fldChar w:fldCharType="end"/>
+          </w:r>
           <w:r>
             <w:t xml:space="preserve"> </w:t>
           </w:r>
@@ -21696,7 +21662,7 @@
 </file>
 
 <file path=customXml/itemProps1.xml><?xml version="1.0" encoding="utf-8"?>
-<ds:datastoreItem xmlns:ds="http://schemas.openxmlformats.org/officeDocument/2006/customXml" ds:itemID="{509BA0FB-939E-4FA5-B0EE-74B246204580}">
+<ds:datastoreItem xmlns:ds="http://schemas.openxmlformats.org/officeDocument/2006/customXml" ds:itemID="{D489D825-B207-43A8-AA98-28C30380EB0A}">
   <ds:schemaRefs>
     <ds:schemaRef ds:uri="http://schemas.openxmlformats.org/officeDocument/2006/bibliography"/>
   </ds:schemaRefs>
